--- a/Звіт/Практика/практика2026.docx
+++ b/Звіт/Практика/практика2026.docx
@@ -5709,7 +5709,19 @@
       </w:r>
       <w:proofErr w:type="spellEnd"/>
       <w:r>
-        <w:t xml:space="preserve"> та транспортних коридорів, що їх з’єднують. З математичної точки зору таку структуру доцільно розглядати як мультимодальний зважений орієнтований граф G=(V,E,Φ,Ψ),</w:t>
+        <w:t xml:space="preserve"> та транспортних коридорів, що їх з’єднують. З математичної точки зору таку структуру доцільно розглядати як мультимодальний зважений орієнтований граф</w:t>
+      </w:r>
+      <w:r>
+        <w:t>. Визначення графу н</w:t>
+      </w:r>
+      <w:r>
+        <w:t>а</w:t>
+      </w:r>
+      <w:r>
+        <w:t>ведено в формулі (1.1)</w:t>
+      </w:r>
+      <w:r>
+        <w:t>:</w:t>
       </w:r>
     </w:p>
     <w:p>
@@ -5772,6 +5784,8 @@
                 <m:r>
                   <w:rPr>
                     <w:rFonts w:ascii="Cambria Math" w:hAnsi="Cambria Math"/>
+                    <w:sz w:val="28"/>
+                    <w:szCs w:val="28"/>
                   </w:rPr>
                   <m:t>G=</m:t>
                 </m:r>
@@ -5780,6 +5794,8 @@
                     <m:ctrlPr>
                       <w:rPr>
                         <w:rFonts w:ascii="Cambria Math" w:hAnsi="Cambria Math"/>
+                        <w:sz w:val="28"/>
+                        <w:szCs w:val="28"/>
                       </w:rPr>
                     </m:ctrlPr>
                   </m:dPr>
@@ -5787,8 +5803,10 @@
                     <m:r>
                       <w:rPr>
                         <w:rFonts w:ascii="Cambria Math" w:hAnsi="Cambria Math"/>
+                        <w:sz w:val="28"/>
+                        <w:szCs w:val="28"/>
                       </w:rPr>
-                      <m:t>V,E,Φ,Ψ</m:t>
+                      <m:t>V,E</m:t>
                     </m:r>
                   </m:e>
                 </m:d>
@@ -5892,10 +5910,7 @@
       </w:r>
       <w:proofErr w:type="spellEnd"/>
       <w:r>
-        <w:rPr>
-          <w:lang w:val="en-US"/>
-        </w:rPr>
-        <w:t>;</w:t>
+        <w:t>.</w:t>
       </w:r>
     </w:p>
     <w:p>
@@ -5903,32 +5918,6 @@
         <w:pStyle w:val="NormalText"/>
         <w:ind w:firstLine="340"/>
       </w:pPr>
-      <w:r>
-        <w:t>Φ – функція атрибутів вузлів;</w:t>
-      </w:r>
-    </w:p>
-    <w:p>
-      <w:pPr>
-        <w:pStyle w:val="NormalText"/>
-        <w:ind w:firstLine="340"/>
-      </w:pPr>
-      <w:r>
-        <w:t xml:space="preserve">Ψ – функція атрибутів </w:t>
-      </w:r>
-      <w:proofErr w:type="spellStart"/>
-      <w:r>
-        <w:t>ребер</w:t>
-      </w:r>
-      <w:proofErr w:type="spellEnd"/>
-      <w:r>
-        <w:t>.</w:t>
-      </w:r>
-    </w:p>
-    <w:p>
-      <w:pPr>
-        <w:pStyle w:val="NormalText"/>
-        <w:ind w:firstLine="340"/>
-      </w:pPr>
     </w:p>
     <w:p>
       <w:pPr>
@@ -5943,11 +5932,11 @@
         <w:pStyle w:val="NormalText"/>
       </w:pPr>
       <w:r>
-        <w:t xml:space="preserve">Функціональні особливості об’єкта полягають у динамічній взаємодії різних типів транспортних засобів (автомобілів, велосипедів, кур'єрів-пішоходів) для виконання завдань доставки. Кожна одиниця транспорту має обмежену вантажну місткість, а кожен маршрут повинен бути завершений у межах </w:t>
+        <w:t xml:space="preserve">Функціональні особливості об’єкта полягають у динамічній взаємодії різних типів транспортних засобів (автомобілів, велосипедів, кур'єрів-пішоходів) для виконання завдань доставки. Кожна одиниця транспорту має обмежену вантажну місткість, а кожен маршрут повинен бути завершений у межах визначеного часового вікна хабу. Особливе значення має функція «останньої милі», яка передбачає можливість долання частини шляху пішки, якщо прямий </w:t>
       </w:r>
       <w:r>
         <w:lastRenderedPageBreak/>
-        <w:t>визначеного часового вікна хабу. Особливе значення має функція «останньої милі», яка передбачає можливість долання частини шляху пішки, якщо прямий доступ транспорту до точки призначення обмежений або неможливий.</w:t>
+        <w:t>доступ транспорту до точки призначення обмежений або неможливий.</w:t>
       </w:r>
     </w:p>
     <w:p>
@@ -6744,67 +6733,67 @@
         <w:pStyle w:val="NormalText"/>
       </w:pPr>
       <w:r>
-        <w:t xml:space="preserve">Сучасні дослідження значно розширили можливості моделювання </w:t>
+        <w:t xml:space="preserve">Сучасні дослідження значно розширили можливості моделювання реальної інфраструктури. У фундаментальній монографії Паоло </w:t>
+      </w:r>
+      <w:proofErr w:type="spellStart"/>
+      <w:r>
+        <w:t>Тота</w:t>
+      </w:r>
+      <w:proofErr w:type="spellEnd"/>
+      <w:r>
+        <w:t xml:space="preserve"> та </w:t>
+      </w:r>
+      <w:proofErr w:type="spellStart"/>
+      <w:r>
+        <w:t>Даніеле</w:t>
+      </w:r>
+      <w:proofErr w:type="spellEnd"/>
+      <w:r>
+        <w:t xml:space="preserve"> </w:t>
+      </w:r>
+      <w:proofErr w:type="spellStart"/>
+      <w:r>
+        <w:t>Віго</w:t>
+      </w:r>
+      <w:proofErr w:type="spellEnd"/>
+      <w:r>
+        <w:t xml:space="preserve"> «</w:t>
+      </w:r>
+      <w:proofErr w:type="spellStart"/>
+      <w:r>
+        <w:t>The</w:t>
+      </w:r>
+      <w:proofErr w:type="spellEnd"/>
+      <w:r>
+        <w:t xml:space="preserve"> </w:t>
+      </w:r>
+      <w:proofErr w:type="spellStart"/>
+      <w:r>
+        <w:t>Vehicle</w:t>
+      </w:r>
+      <w:proofErr w:type="spellEnd"/>
+      <w:r>
+        <w:t xml:space="preserve"> </w:t>
+      </w:r>
+      <w:proofErr w:type="spellStart"/>
+      <w:r>
+        <w:t>Routing</w:t>
+      </w:r>
+      <w:proofErr w:type="spellEnd"/>
+      <w:r>
+        <w:t xml:space="preserve"> </w:t>
+      </w:r>
+      <w:proofErr w:type="spellStart"/>
+      <w:r>
+        <w:t>Problem</w:t>
+      </w:r>
+      <w:proofErr w:type="spellEnd"/>
+      <w:r>
+        <w:t xml:space="preserve">» проведено системний аналіз точних та </w:t>
       </w:r>
       <w:r>
         <w:lastRenderedPageBreak/>
-        <w:t xml:space="preserve">реальної інфраструктури. У фундаментальній монографії Паоло </w:t>
-      </w:r>
-      <w:proofErr w:type="spellStart"/>
-      <w:r>
-        <w:t>Тота</w:t>
-      </w:r>
-      <w:proofErr w:type="spellEnd"/>
-      <w:r>
-        <w:t xml:space="preserve"> та </w:t>
-      </w:r>
-      <w:proofErr w:type="spellStart"/>
-      <w:r>
-        <w:t>Даніеле</w:t>
-      </w:r>
-      <w:proofErr w:type="spellEnd"/>
-      <w:r>
-        <w:t xml:space="preserve"> </w:t>
-      </w:r>
-      <w:proofErr w:type="spellStart"/>
-      <w:r>
-        <w:t>Віго</w:t>
-      </w:r>
-      <w:proofErr w:type="spellEnd"/>
-      <w:r>
-        <w:t xml:space="preserve"> «</w:t>
-      </w:r>
-      <w:proofErr w:type="spellStart"/>
-      <w:r>
-        <w:t>The</w:t>
-      </w:r>
-      <w:proofErr w:type="spellEnd"/>
-      <w:r>
-        <w:t xml:space="preserve"> </w:t>
-      </w:r>
-      <w:proofErr w:type="spellStart"/>
-      <w:r>
-        <w:t>Vehicle</w:t>
-      </w:r>
-      <w:proofErr w:type="spellEnd"/>
-      <w:r>
-        <w:t xml:space="preserve"> </w:t>
-      </w:r>
-      <w:proofErr w:type="spellStart"/>
-      <w:r>
-        <w:t>Routing</w:t>
-      </w:r>
-      <w:proofErr w:type="spellEnd"/>
-      <w:r>
-        <w:t xml:space="preserve"> </w:t>
-      </w:r>
-      <w:proofErr w:type="spellStart"/>
-      <w:r>
-        <w:t>Problem</w:t>
-      </w:r>
-      <w:proofErr w:type="spellEnd"/>
-      <w:r>
-        <w:t>» проведено системний аналіз точних та наближених методів розв’язання VRP</w:t>
+        <w:t>наближених методів розв’язання VRP</w:t>
       </w:r>
       <w:r>
         <w:rPr>
@@ -6978,11 +6967,11 @@
         <w:pStyle w:val="NormalText"/>
       </w:pPr>
       <w:r>
-        <w:t xml:space="preserve">У результаті аналізу предметної області встановлено, що задача маршрутизації (VRP) у сучасних мультимодальних мережах є NP-складною, що </w:t>
+        <w:t xml:space="preserve">У результаті аналізу предметної області встановлено, що задача маршрутизації (VRP) у сучасних мультимодальних мережах є NP-складною, що унеможливлює використання виключно точних методів для реальних масштабів інфраструктури. Огляд літератури та існуючих підходів підтвердив, що класичні </w:t>
       </w:r>
       <w:r>
         <w:lastRenderedPageBreak/>
-        <w:t xml:space="preserve">унеможливлює використання виключно точних методів для реальних масштабів інфраструктури. Огляд літератури та існуючих підходів підтвердив, що класичні конструктивні евристики часто застрягають у локальних оптимумах, тому виникає гостра потреба у використанні </w:t>
+        <w:t xml:space="preserve">конструктивні евристики часто застрягають у локальних оптимумах, тому виникає гостра потреба у використанні </w:t>
       </w:r>
       <w:proofErr w:type="spellStart"/>
       <w:r>
@@ -7147,18 +7136,30 @@
         <w:pStyle w:val="NormalText"/>
       </w:pPr>
       <w:r>
-        <w:t>– Діаграми класів – відображає структуру об'єктів (Транспортний засіб, Вузол мережі, Замовлення, Маршрут) та їхні методи;</w:t>
-      </w:r>
-    </w:p>
-    <w:p>
-      <w:pPr>
-        <w:pStyle w:val="NormalText"/>
-        <w:rPr>
-          <w:lang w:val="en-US"/>
-        </w:rPr>
-      </w:pPr>
-      <w:r>
-        <w:t>– Діаграми послідовностей – описує взаємодію компонентів під час виконання генетичного алгоритму.</w:t>
+        <w:t>–</w:t>
+      </w:r>
+      <w:r>
+        <w:t> </w:t>
+      </w:r>
+      <w:r>
+        <w:t>Діаграми класів – відображає структуру об'єктів (Транспортний засіб, Вузол мережі, Замовлення, Маршрут) та їхні методи;</w:t>
+      </w:r>
+    </w:p>
+    <w:p>
+      <w:pPr>
+        <w:pStyle w:val="NormalText"/>
+        <w:rPr>
+          <w:lang w:val="en-US"/>
+        </w:rPr>
+      </w:pPr>
+      <w:r>
+        <w:t>–</w:t>
+      </w:r>
+      <w:r>
+        <w:t> </w:t>
+      </w:r>
+      <w:r>
+        <w:t>Діаграми послідовностей – описує взаємодію компонентів під час виконання генетичного алгоритму.</w:t>
       </w:r>
     </w:p>
     <w:p>
@@ -7624,10 +7625,10 @@
           <w:lang w:val="en-US"/>
         </w:rPr>
         <w:drawing>
-          <wp:inline distT="0" distB="0" distL="0" distR="0" wp14:anchorId="13AAFC64" wp14:editId="26439292">
+          <wp:inline distT="0" distB="0" distL="0" distR="0" wp14:anchorId="1223C534" wp14:editId="4A86836D">
             <wp:extent cx="6120130" cy="3205480"/>
             <wp:effectExtent l="0" t="0" r="1270" b="0"/>
-            <wp:docPr id="1841435895" name="Picture 1"/>
+            <wp:docPr id="960445825" name="Picture 3"/>
             <wp:cNvGraphicFramePr>
               <a:graphicFrameLocks xmlns:a="http://schemas.openxmlformats.org/drawingml/2006/main" noChangeAspect="1"/>
             </wp:cNvGraphicFramePr>
@@ -7635,7 +7636,7 @@
               <a:graphicData uri="http://schemas.openxmlformats.org/drawingml/2006/picture">
                 <pic:pic xmlns:pic="http://schemas.openxmlformats.org/drawingml/2006/picture">
                   <pic:nvPicPr>
-                    <pic:cNvPr id="1841435895" name="Picture 1841435895"/>
+                    <pic:cNvPr id="960445825" name="Picture 960445825"/>
                     <pic:cNvPicPr/>
                   </pic:nvPicPr>
                   <pic:blipFill>
@@ -7708,60 +7709,216 @@
     <w:p>
       <w:pPr>
         <w:pStyle w:val="NormalText"/>
-      </w:pPr>
-      <w:r>
-        <w:t xml:space="preserve">Діаграма послідовностей описує процес виконання алгоритму в часі. Вона ілюструє, як об'єкт-контролер </w:t>
-      </w:r>
-      <w:proofErr w:type="spellStart"/>
-      <w:r>
-        <w:t>ініціалізує</w:t>
-      </w:r>
-      <w:proofErr w:type="spellEnd"/>
-      <w:r>
-        <w:t xml:space="preserve"> початкову популяцію, звертається до </w:t>
+        <w:rPr>
+          <w:lang w:val="en-US"/>
+        </w:rPr>
+      </w:pPr>
+      <w:r>
+        <w:t>Діаграма послідовностей (рисунк</w:t>
+      </w:r>
+      <w:r>
+        <w:t>и</w:t>
+      </w:r>
+      <w:r>
+        <w:t xml:space="preserve"> 2.2</w:t>
+      </w:r>
+      <w:r>
+        <w:t>, 2.3</w:t>
+      </w:r>
+      <w:r>
+        <w:t xml:space="preserve">) описує життєвий цикл запиту на оптимізацію — від ініціалізації додатку до візуалізації результатів. Основні </w:t>
       </w:r>
       <w:r>
         <w:lastRenderedPageBreak/>
-        <w:t>методів оцінки придатності (</w:t>
-      </w:r>
-      <w:proofErr w:type="spellStart"/>
-      <w:r>
-        <w:t>Fitness</w:t>
-      </w:r>
-      <w:proofErr w:type="spellEnd"/>
-      <w:r>
-        <w:t xml:space="preserve"> </w:t>
-      </w:r>
-      <w:proofErr w:type="spellStart"/>
-      <w:r>
-        <w:t>Function</w:t>
-      </w:r>
-      <w:proofErr w:type="spellEnd"/>
-      <w:r>
-        <w:t xml:space="preserve">) для кожного маршруту та </w:t>
-      </w:r>
-      <w:proofErr w:type="spellStart"/>
-      <w:r>
-        <w:t>ітераційно</w:t>
-      </w:r>
-      <w:proofErr w:type="spellEnd"/>
-      <w:r>
-        <w:t xml:space="preserve"> виконує генетичні оператори до досягнення умови зупинки.</w:t>
-      </w:r>
-      <w:r>
-        <w:t xml:space="preserve"> Діаграма послідовност</w:t>
-      </w:r>
-      <w:r>
-        <w:t>ей</w:t>
-      </w:r>
-      <w:r>
-        <w:t xml:space="preserve"> зображена на рисунку 2.2.</w:t>
-      </w:r>
-    </w:p>
-    <w:p>
-      <w:pPr>
-        <w:pStyle w:val="NormalText"/>
-      </w:pPr>
+        <w:t>етапи взаємодії включають</w:t>
+      </w:r>
+      <w:r>
+        <w:rPr>
+          <w:lang w:val="en-US"/>
+        </w:rPr>
+        <w:t>:</w:t>
+      </w:r>
+    </w:p>
+    <w:p>
+      <w:pPr>
+        <w:pStyle w:val="NormalText"/>
+      </w:pPr>
+      <w:r>
+        <w:t>– </w:t>
+      </w:r>
+      <w:proofErr w:type="spellStart"/>
+      <w:r>
+        <w:t>Геокодування</w:t>
+      </w:r>
+      <w:proofErr w:type="spellEnd"/>
+      <w:r>
+        <w:t xml:space="preserve">: перетворення адрес у координати через сервіс </w:t>
+      </w:r>
+      <w:proofErr w:type="spellStart"/>
+      <w:r>
+        <w:t>Nominatim</w:t>
+      </w:r>
+      <w:proofErr w:type="spellEnd"/>
+      <w:r>
+        <w:t>.</w:t>
+      </w:r>
+    </w:p>
+    <w:p>
+      <w:pPr>
+        <w:pStyle w:val="NormalText"/>
+      </w:pPr>
+      <w:r>
+        <w:t>– </w:t>
+      </w:r>
+      <w:r>
+        <w:t>Підготовка графа: завантаження транспортної мережі навколо депо та прив’язка точок доставки до найближчих вузлів графа.</w:t>
+      </w:r>
+    </w:p>
+    <w:p>
+      <w:pPr>
+        <w:pStyle w:val="NormalText"/>
+      </w:pPr>
+      <w:r>
+        <w:t>– </w:t>
+      </w:r>
+      <w:r>
+        <w:t>Розрахунок матриць: формування матриць часових витрат для кожного режиму пересування.</w:t>
+      </w:r>
+    </w:p>
+    <w:p>
+      <w:pPr>
+        <w:pStyle w:val="NormalText"/>
+      </w:pPr>
+      <w:r>
+        <w:t>– </w:t>
+      </w:r>
+      <w:r>
+        <w:t xml:space="preserve">Оптимізація: виконання генетичного алгоритму, який включає оператори схрещування (OX </w:t>
+      </w:r>
+      <w:proofErr w:type="spellStart"/>
+      <w:r>
+        <w:t>crossover</w:t>
+      </w:r>
+      <w:proofErr w:type="spellEnd"/>
+      <w:r>
+        <w:t>) та мутації (</w:t>
+      </w:r>
+      <w:proofErr w:type="spellStart"/>
+      <w:r>
+        <w:t>swap</w:t>
+      </w:r>
+      <w:proofErr w:type="spellEnd"/>
+      <w:r>
+        <w:t xml:space="preserve"> </w:t>
+      </w:r>
+      <w:proofErr w:type="spellStart"/>
+      <w:r>
+        <w:t>mutation</w:t>
+      </w:r>
+      <w:proofErr w:type="spellEnd"/>
+      <w:r>
+        <w:t>) для мінімізації цільової функції часу та кількості машин.</w:t>
+      </w:r>
+    </w:p>
+    <w:p>
+      <w:pPr>
+        <w:pStyle w:val="NormalText"/>
+      </w:pPr>
+      <w:r>
+        <w:t>– </w:t>
+      </w:r>
+      <w:proofErr w:type="spellStart"/>
+      <w:r>
+        <w:t>Рендеринг</w:t>
+      </w:r>
+      <w:proofErr w:type="spellEnd"/>
+      <w:r>
+        <w:t xml:space="preserve">: побудова інтерактивної карти за допомогою модуля </w:t>
+      </w:r>
+      <w:proofErr w:type="spellStart"/>
+      <w:r>
+        <w:t>Visualizer</w:t>
+      </w:r>
+      <w:proofErr w:type="spellEnd"/>
+      <w:r>
+        <w:t xml:space="preserve"> та відображення метрик користувачу.</w:t>
+      </w:r>
+    </w:p>
+    <w:p>
+      <w:pPr>
+        <w:pStyle w:val="NormalText"/>
+      </w:pPr>
+    </w:p>
+    <w:p>
+      <w:pPr>
+        <w:pStyle w:val="NormalText"/>
+      </w:pPr>
+    </w:p>
+    <w:p>
+      <w:pPr>
+        <w:pStyle w:val="Heading2"/>
+      </w:pPr>
+      <w:r>
+        <w:t>2.2 Інформаційне забезпечення</w:t>
+      </w:r>
+    </w:p>
+    <w:p>
+      <w:pPr>
+        <w:pStyle w:val="NormalText"/>
+      </w:pPr>
+    </w:p>
+    <w:p>
+      <w:pPr>
+        <w:pStyle w:val="NormalText"/>
+      </w:pPr>
+    </w:p>
+    <w:p>
+      <w:pPr>
+        <w:pStyle w:val="NormalText"/>
+      </w:pPr>
+      <w:r>
+        <w:t>Інформаційне забезпечення системи включає сукупність даних, необхідних для функціонування алгоритмів маршрутизації. Структура інформаційних масивів організована наступним чином:</w:t>
+      </w:r>
+    </w:p>
+    <w:p>
+      <w:pPr>
+        <w:pStyle w:val="NormalText"/>
+      </w:pPr>
+      <w:r>
+        <w:t>– Вхідні дані про транспортну мережу: представлені у вигляді матриці відстаней та часових витрат між вузлами мультимодального графу;</w:t>
+      </w:r>
+    </w:p>
+    <w:p>
+      <w:pPr>
+        <w:pStyle w:val="NormalText"/>
+      </w:pPr>
+      <w:r>
+        <w:t>– Параметри транспортних засобів: вантажна місткість, швидкість пересування, графік роботи (часові вікна виходу на маршрут);</w:t>
+      </w:r>
+    </w:p>
+    <w:p>
+      <w:pPr>
+        <w:pStyle w:val="NormalText"/>
+      </w:pPr>
+      <w:r>
+        <w:t>– Дані про замовлення: координати пунктів доставки, обсяг вантажу та часові вікна (</w:t>
+      </w:r>
+      <w:proofErr w:type="spellStart"/>
+      <w:r>
+        <w:t>Time</w:t>
+      </w:r>
+      <w:proofErr w:type="spellEnd"/>
+      <w:r>
+        <w:t xml:space="preserve"> Windows), протягом яких клієнт може прийняти товар;</w:t>
+      </w:r>
+    </w:p>
+    <w:p>
+      <w:pPr>
+        <w:pStyle w:val="NormalText"/>
+      </w:pPr>
+      <w:r>
+        <w:t>– Зберігання даних: реалізовано з використанням структурованих файлів формату JSON/CSV для забезпечення швидкого доступу та можливості редагування параметрів мережі без зміни коду.</w:t>
+      </w:r>
     </w:p>
     <w:p>
       <w:pPr>
@@ -7775,10 +7932,10 @@
         </w:rPr>
         <w:lastRenderedPageBreak/>
         <w:drawing>
-          <wp:inline distT="0" distB="0" distL="0" distR="0" wp14:anchorId="403B4E1F" wp14:editId="65631C5A">
-            <wp:extent cx="3717670" cy="8329864"/>
-            <wp:effectExtent l="0" t="0" r="3810" b="1905"/>
-            <wp:docPr id="1791746630" name="Picture 2"/>
+          <wp:inline distT="0" distB="0" distL="0" distR="0" wp14:anchorId="40A501DD" wp14:editId="6FD7D069">
+            <wp:extent cx="4470037" cy="7900621"/>
+            <wp:effectExtent l="0" t="0" r="635" b="0"/>
+            <wp:docPr id="1722428680" name="Picture 4"/>
             <wp:cNvGraphicFramePr>
               <a:graphicFrameLocks xmlns:a="http://schemas.openxmlformats.org/drawingml/2006/main" noChangeAspect="1"/>
             </wp:cNvGraphicFramePr>
@@ -7786,7 +7943,7 @@
               <a:graphicData uri="http://schemas.openxmlformats.org/drawingml/2006/picture">
                 <pic:pic xmlns:pic="http://schemas.openxmlformats.org/drawingml/2006/picture">
                   <pic:nvPicPr>
-                    <pic:cNvPr id="1791746630" name="Picture 1791746630"/>
+                    <pic:cNvPr id="1722428680" name="Picture 1722428680"/>
                     <pic:cNvPicPr/>
                   </pic:nvPicPr>
                   <pic:blipFill>
@@ -7804,7 +7961,7 @@
                   <pic:spPr>
                     <a:xfrm>
                       <a:off x="0" y="0"/>
-                      <a:ext cx="3794205" cy="8501349"/>
+                      <a:ext cx="4490512" cy="7936810"/>
                     </a:xfrm>
                     <a:prstGeom prst="rect">
                       <a:avLst/>
@@ -7827,128 +7984,118 @@
       <w:r>
         <w:t>Діаграма послідовності процесу формування оптимального маршруту</w:t>
       </w:r>
+      <w:r>
+        <w:t>. Ініціалізація, отримання вхідних даних та запуск оптимізації</w:t>
+      </w:r>
+    </w:p>
+    <w:p>
+      <w:pPr>
+        <w:pStyle w:val="NormalText"/>
+      </w:pPr>
+    </w:p>
+    <w:p>
+      <w:pPr>
+        <w:pStyle w:val="NormalText"/>
+      </w:pPr>
+      <w:r>
+        <w:rPr>
+          <w:noProof/>
+        </w:rPr>
+        <w:lastRenderedPageBreak/>
+        <w:drawing>
+          <wp:inline distT="0" distB="0" distL="0" distR="0" wp14:anchorId="58349B4D" wp14:editId="1F03AC3F">
+            <wp:extent cx="4433673" cy="8308731"/>
+            <wp:effectExtent l="0" t="0" r="0" b="0"/>
+            <wp:docPr id="336972300" name="Picture 6"/>
+            <wp:cNvGraphicFramePr>
+              <a:graphicFrameLocks xmlns:a="http://schemas.openxmlformats.org/drawingml/2006/main" noChangeAspect="1"/>
+            </wp:cNvGraphicFramePr>
+            <a:graphic xmlns:a="http://schemas.openxmlformats.org/drawingml/2006/main">
+              <a:graphicData uri="http://schemas.openxmlformats.org/drawingml/2006/picture">
+                <pic:pic xmlns:pic="http://schemas.openxmlformats.org/drawingml/2006/picture">
+                  <pic:nvPicPr>
+                    <pic:cNvPr id="336972300" name="Picture 336972300"/>
+                    <pic:cNvPicPr/>
+                  </pic:nvPicPr>
+                  <pic:blipFill>
+                    <a:blip r:embed="rId9" cstate="print">
+                      <a:extLst>
+                        <a:ext uri="{28A0092B-C50C-407E-A947-70E740481C1C}">
+                          <a14:useLocalDpi xmlns:a14="http://schemas.microsoft.com/office/drawing/2010/main" val="0"/>
+                        </a:ext>
+                      </a:extLst>
+                    </a:blip>
+                    <a:stretch>
+                      <a:fillRect/>
+                    </a:stretch>
+                  </pic:blipFill>
+                  <pic:spPr>
+                    <a:xfrm>
+                      <a:off x="0" y="0"/>
+                      <a:ext cx="4445338" cy="8330591"/>
+                    </a:xfrm>
+                    <a:prstGeom prst="rect">
+                      <a:avLst/>
+                    </a:prstGeom>
+                  </pic:spPr>
+                </pic:pic>
+              </a:graphicData>
+            </a:graphic>
+          </wp:inline>
+        </w:drawing>
+      </w:r>
+    </w:p>
+    <w:p>
+      <w:pPr>
+        <w:pStyle w:val="NormalText"/>
+      </w:pPr>
+      <w:r>
+        <w:t xml:space="preserve">Рисунок 2.3 – </w:t>
+      </w:r>
+      <w:r>
+        <w:t>Діаграма послідовності процесу формування оптимального маршруту</w:t>
+      </w:r>
+      <w:r>
+        <w:t>. Оптимізація та виведення результатів</w:t>
+      </w:r>
     </w:p>
     <w:p>
       <w:pPr>
         <w:pStyle w:val="Heading2"/>
-      </w:pPr>
-      <w:bookmarkStart w:id="19" w:name="_Toc228625304"/>
-      <w:r>
+        <w:rPr>
+          <w:lang w:val="en-US"/>
+        </w:rPr>
+      </w:pPr>
+      <w:bookmarkStart w:id="19" w:name="_Toc228625305"/>
+      <w:r>
+        <w:rPr>
+          <w:lang w:val="en-US"/>
+        </w:rPr>
         <w:lastRenderedPageBreak/>
-        <w:t>2.2 Інформаційне забезпечення</w:t>
+        <w:t xml:space="preserve">2.3 </w:t>
+      </w:r>
+      <w:proofErr w:type="spellStart"/>
+      <w:r>
+        <w:rPr>
+          <w:lang w:val="en-US"/>
+        </w:rPr>
+        <w:t>Математичне</w:t>
+      </w:r>
+      <w:proofErr w:type="spellEnd"/>
+      <w:r>
+        <w:rPr>
+          <w:lang w:val="en-US"/>
+        </w:rPr>
+        <w:t xml:space="preserve"> </w:t>
+      </w:r>
+      <w:proofErr w:type="spellStart"/>
+      <w:r>
+        <w:rPr>
+          <w:lang w:val="en-US"/>
+        </w:rPr>
+        <w:t>забезпечення</w:t>
       </w:r>
       <w:bookmarkEnd w:id="19"/>
-    </w:p>
-    <w:p>
-      <w:pPr>
-        <w:pStyle w:val="NormalText"/>
-      </w:pPr>
-    </w:p>
-    <w:p>
-      <w:pPr>
-        <w:pStyle w:val="NormalText"/>
-      </w:pPr>
-    </w:p>
-    <w:p>
-      <w:pPr>
-        <w:pStyle w:val="NormalText"/>
-      </w:pPr>
-      <w:r>
-        <w:t>Інформаційне забезпечення системи включає сукупність даних, необхідних для функціонування алгоритмів маршрутизації. Структура інформаційних масивів організована наступним чином:</w:t>
-      </w:r>
-    </w:p>
-    <w:p>
-      <w:pPr>
-        <w:pStyle w:val="NormalText"/>
-      </w:pPr>
-      <w:r>
-        <w:t>– Вхідні дані про транспортну мережу: представлені у вигляді матриці відстаней та часових витрат між вузлами мультимодального графу;</w:t>
-      </w:r>
-    </w:p>
-    <w:p>
-      <w:pPr>
-        <w:pStyle w:val="NormalText"/>
-      </w:pPr>
-      <w:r>
-        <w:t>– Параметри транспортних засобів: вантажна місткість, швидкість пересування, графік роботи (часові вікна виходу на маршрут)</w:t>
-      </w:r>
-      <w:r>
-        <w:rPr>
-          <w:lang w:val="en-US"/>
-        </w:rPr>
-        <w:t>;</w:t>
-      </w:r>
-    </w:p>
-    <w:p>
-      <w:pPr>
-        <w:pStyle w:val="NormalText"/>
-      </w:pPr>
-      <w:r>
-        <w:t>– Дані про замовлення: координати пунктів доставки, обсяг вантажу та часові вікна (</w:t>
-      </w:r>
-      <w:proofErr w:type="spellStart"/>
-      <w:r>
-        <w:t>Time</w:t>
-      </w:r>
-      <w:proofErr w:type="spellEnd"/>
-      <w:r>
-        <w:t xml:space="preserve"> Windows), протягом яких клієнт може прийняти товар;</w:t>
-      </w:r>
-    </w:p>
-    <w:p>
-      <w:pPr>
-        <w:pStyle w:val="NormalText"/>
-      </w:pPr>
-      <w:r>
-        <w:t>– Зберігання даних: реалізовано з використанням структурованих файлів формату JSON/CSV для забезпечення швидкого доступу та можливості редагування параметрів мережі без зміни коду.</w:t>
-      </w:r>
-    </w:p>
-    <w:p>
-      <w:pPr>
-        <w:pStyle w:val="NormalText"/>
-      </w:pPr>
-    </w:p>
-    <w:p>
-      <w:pPr>
-        <w:pStyle w:val="NormalText"/>
-      </w:pPr>
-    </w:p>
-    <w:p>
-      <w:pPr>
-        <w:pStyle w:val="Heading2"/>
-        <w:rPr>
-          <w:lang w:val="en-US"/>
-        </w:rPr>
-      </w:pPr>
-      <w:bookmarkStart w:id="20" w:name="_Toc228625305"/>
-      <w:r>
-        <w:rPr>
-          <w:lang w:val="en-US"/>
-        </w:rPr>
-        <w:t xml:space="preserve">2.3 </w:t>
-      </w:r>
-      <w:proofErr w:type="spellStart"/>
-      <w:r>
-        <w:rPr>
-          <w:lang w:val="en-US"/>
-        </w:rPr>
-        <w:t>Математичне</w:t>
-      </w:r>
-      <w:proofErr w:type="spellEnd"/>
-      <w:r>
-        <w:rPr>
-          <w:lang w:val="en-US"/>
-        </w:rPr>
-        <w:t xml:space="preserve"> </w:t>
-      </w:r>
-      <w:proofErr w:type="spellStart"/>
-      <w:r>
-        <w:rPr>
-          <w:lang w:val="en-US"/>
-        </w:rPr>
-        <w:t>забезпечення</w:t>
-      </w:r>
-      <w:bookmarkEnd w:id="20"/>
       <w:proofErr w:type="spellEnd"/>
     </w:p>
     <w:p>
@@ -7982,15 +8129,22 @@
         <w:pStyle w:val="NormalText"/>
       </w:pPr>
       <w:r>
-        <w:t xml:space="preserve">Мережа формалізується як орієнтований граф G=(V, E), де V — множина вершин (хаби та клієнти), E — множина </w:t>
-      </w:r>
-      <w:proofErr w:type="spellStart"/>
-      <w:r>
-        <w:t>ребер</w:t>
-      </w:r>
-      <w:proofErr w:type="spellEnd"/>
-      <w:r>
-        <w:t xml:space="preserve"> (дороги).</w:t>
+        <w:t>За формулою (1.1)</w:t>
+      </w:r>
+      <w:r>
+        <w:t>,</w:t>
+      </w:r>
+      <w:r>
+        <w:t xml:space="preserve"> </w:t>
+      </w:r>
+      <w:r>
+        <w:t>м</w:t>
+      </w:r>
+      <w:r>
+        <w:t>ережа формалізується як орієнтований граф</w:t>
+      </w:r>
+      <w:r>
+        <w:t>.</w:t>
       </w:r>
     </w:p>
     <w:p>
@@ -8012,7 +8166,13 @@
       </w:r>
       <w:proofErr w:type="spellEnd"/>
       <w:r>
-        <w:t xml:space="preserve"> функція. Мінімізація сумарних витрат, що складаються з часу переїздів та кількості задіяних транспортних засобів.</w:t>
+        <w:t xml:space="preserve"> функція</w:t>
+      </w:r>
+      <w:r>
+        <w:t xml:space="preserve"> (2.1)</w:t>
+      </w:r>
+      <w:r>
+        <w:t>. Мінімізація сумарних витрат, що складаються з часу переїздів та кількості задіяних транспортних засобів.</w:t>
       </w:r>
     </w:p>
     <w:p>
@@ -8626,176 +8786,169 @@
     <w:p>
       <w:pPr>
         <w:pStyle w:val="NormalText"/>
-      </w:pPr>
-    </w:p>
-    <w:p>
-      <w:pPr>
-        <w:pStyle w:val="NormalText"/>
+        <w:ind w:firstLine="0"/>
       </w:pPr>
     </w:p>
     <w:p>
       <w:pPr>
         <w:pStyle w:val="Heading2"/>
       </w:pPr>
-      <w:bookmarkStart w:id="21" w:name="_Toc228625306"/>
+      <w:bookmarkStart w:id="20" w:name="_Toc228625306"/>
       <w:r>
         <w:t>2.4 Алгоритмічне забезпечення</w:t>
       </w:r>
+      <w:bookmarkEnd w:id="20"/>
+    </w:p>
+    <w:p>
+      <w:pPr>
+        <w:pStyle w:val="NormalText"/>
+      </w:pPr>
+    </w:p>
+    <w:p>
+      <w:pPr>
+        <w:pStyle w:val="NormalText"/>
+      </w:pPr>
+    </w:p>
+    <w:p>
+      <w:pPr>
+        <w:pStyle w:val="NormalText"/>
+      </w:pPr>
+      <w:r>
+        <w:t>Основним інструментом розв'язання задачі є генетичний алгоритм, який дозволяє знаходити ефективні маршрути для NP-складних задач великої розмірності.</w:t>
+      </w:r>
+    </w:p>
+    <w:p>
+      <w:pPr>
+        <w:pStyle w:val="NormalText"/>
+      </w:pPr>
+      <w:r>
+        <w:lastRenderedPageBreak/>
+        <w:t>Етапи роботи алгоритму:</w:t>
+      </w:r>
+    </w:p>
+    <w:p>
+      <w:pPr>
+        <w:pStyle w:val="NormalText"/>
+      </w:pPr>
+      <w:r>
+        <w:t xml:space="preserve">1) Кодування (Ініціалізація): Формування початкової популяції </w:t>
+      </w:r>
+      <w:proofErr w:type="spellStart"/>
+      <w:r>
+        <w:t>розв'язків</w:t>
+      </w:r>
+      <w:proofErr w:type="spellEnd"/>
+      <w:r>
+        <w:t xml:space="preserve"> у вигляді хромосом, де кожна хромосома — це послідовність відвідування вузлів клієнтів.</w:t>
+      </w:r>
+    </w:p>
+    <w:p>
+      <w:pPr>
+        <w:pStyle w:val="NormalText"/>
+      </w:pPr>
+      <w:r>
+        <w:t>2) Оцінка придатності (</w:t>
+      </w:r>
+      <w:proofErr w:type="spellStart"/>
+      <w:r>
+        <w:t>Fitness</w:t>
+      </w:r>
+      <w:proofErr w:type="spellEnd"/>
+      <w:r>
+        <w:t xml:space="preserve"> </w:t>
+      </w:r>
+      <w:proofErr w:type="spellStart"/>
+      <w:r>
+        <w:t>Function</w:t>
+      </w:r>
+      <w:proofErr w:type="spellEnd"/>
+      <w:r>
+        <w:t>): Розрахунок вартості кожного маршруту з урахуванням порушення обмежень (штраф за запізнення або перевантаження).</w:t>
+      </w:r>
+    </w:p>
+    <w:p>
+      <w:pPr>
+        <w:pStyle w:val="NormalText"/>
+      </w:pPr>
+      <w:r>
+        <w:t>3) Селекція: Вибір найкращих особин для створення наступного покоління.</w:t>
+      </w:r>
+    </w:p>
+    <w:p>
+      <w:pPr>
+        <w:pStyle w:val="NormalText"/>
+      </w:pPr>
+      <w:r>
+        <w:t>4) Схрещування (</w:t>
+      </w:r>
+      <w:proofErr w:type="spellStart"/>
+      <w:r>
+        <w:t>Crossover</w:t>
+      </w:r>
+      <w:proofErr w:type="spellEnd"/>
+      <w:r>
+        <w:t xml:space="preserve">): Комбінування частин двох маршрутів для отримання нових варіантів (використовується </w:t>
+      </w:r>
+      <w:proofErr w:type="spellStart"/>
+      <w:r>
+        <w:t>Ordered</w:t>
+      </w:r>
+      <w:proofErr w:type="spellEnd"/>
+      <w:r>
+        <w:t xml:space="preserve"> </w:t>
+      </w:r>
+      <w:proofErr w:type="spellStart"/>
+      <w:r>
+        <w:t>Crossover</w:t>
+      </w:r>
+      <w:proofErr w:type="spellEnd"/>
+      <w:r>
+        <w:t xml:space="preserve"> для збереження унікальності вузлів).</w:t>
+      </w:r>
+    </w:p>
+    <w:p>
+      <w:pPr>
+        <w:pStyle w:val="NormalText"/>
+      </w:pPr>
+      <w:r>
+        <w:t>5) Мутація: Випадкова зміна послідовності точок у маршруті для запобігання передчасній збіжності до локального оптимуму.</w:t>
+      </w:r>
+    </w:p>
+    <w:p>
+      <w:pPr>
+        <w:pStyle w:val="NormalText"/>
+      </w:pPr>
+      <w:r>
+        <w:t xml:space="preserve">6) </w:t>
+      </w:r>
+      <w:proofErr w:type="spellStart"/>
+      <w:r>
+        <w:t>Термінація</w:t>
+      </w:r>
+      <w:proofErr w:type="spellEnd"/>
+      <w:r>
+        <w:t>: Зупинка алгоритму при досягненні заданої кількості ітерацій або стабілізації цільової функції.</w:t>
+      </w:r>
+    </w:p>
+    <w:p>
+      <w:pPr>
+        <w:pStyle w:val="NormalText"/>
+      </w:pPr>
+    </w:p>
+    <w:p>
+      <w:pPr>
+        <w:pStyle w:val="NormalText"/>
+      </w:pPr>
+    </w:p>
+    <w:p>
+      <w:pPr>
+        <w:pStyle w:val="Heading2"/>
+      </w:pPr>
+      <w:bookmarkStart w:id="21" w:name="_Toc228625307"/>
+      <w:r>
+        <w:t>2.5 Висновки до розділу</w:t>
+      </w:r>
       <w:bookmarkEnd w:id="21"/>
-    </w:p>
-    <w:p>
-      <w:pPr>
-        <w:pStyle w:val="NormalText"/>
-      </w:pPr>
-    </w:p>
-    <w:p>
-      <w:pPr>
-        <w:pStyle w:val="NormalText"/>
-      </w:pPr>
-    </w:p>
-    <w:p>
-      <w:pPr>
-        <w:pStyle w:val="NormalText"/>
-      </w:pPr>
-      <w:r>
-        <w:t>Основним інструментом розв'язання задачі є генетичний алгоритм, який дозволяє знаходити ефективні маршрути для NP-складних задач великої розмірності.</w:t>
-      </w:r>
-    </w:p>
-    <w:p>
-      <w:pPr>
-        <w:pStyle w:val="NormalText"/>
-      </w:pPr>
-      <w:r>
-        <w:t>Етапи роботи алгоритму:</w:t>
-      </w:r>
-    </w:p>
-    <w:p>
-      <w:pPr>
-        <w:pStyle w:val="NormalText"/>
-      </w:pPr>
-      <w:r>
-        <w:t xml:space="preserve">1) Кодування (Ініціалізація): Формування початкової популяції </w:t>
-      </w:r>
-      <w:proofErr w:type="spellStart"/>
-      <w:r>
-        <w:t>розв'язків</w:t>
-      </w:r>
-      <w:proofErr w:type="spellEnd"/>
-      <w:r>
-        <w:t xml:space="preserve"> у вигляді хромосом, де кожна хромосома — це послідовність відвідування вузлів клієнтів.</w:t>
-      </w:r>
-    </w:p>
-    <w:p>
-      <w:pPr>
-        <w:pStyle w:val="NormalText"/>
-      </w:pPr>
-      <w:r>
-        <w:t>2) Оцінка придатності (</w:t>
-      </w:r>
-      <w:proofErr w:type="spellStart"/>
-      <w:r>
-        <w:t>Fitness</w:t>
-      </w:r>
-      <w:proofErr w:type="spellEnd"/>
-      <w:r>
-        <w:t xml:space="preserve"> </w:t>
-      </w:r>
-      <w:proofErr w:type="spellStart"/>
-      <w:r>
-        <w:t>Function</w:t>
-      </w:r>
-      <w:proofErr w:type="spellEnd"/>
-      <w:r>
-        <w:t>): Розрахунок вартості кожного маршруту з урахуванням порушення обмежень (штраф за запізнення або перевантаження).</w:t>
-      </w:r>
-    </w:p>
-    <w:p>
-      <w:pPr>
-        <w:pStyle w:val="NormalText"/>
-      </w:pPr>
-      <w:r>
-        <w:t>3) Селекція: Вибір найкращих особин для створення наступного покоління (наприклад, метод турніру).</w:t>
-      </w:r>
-    </w:p>
-    <w:p>
-      <w:pPr>
-        <w:pStyle w:val="NormalText"/>
-      </w:pPr>
-      <w:r>
-        <w:t>4) Схрещування (</w:t>
-      </w:r>
-      <w:proofErr w:type="spellStart"/>
-      <w:r>
-        <w:t>Crossover</w:t>
-      </w:r>
-      <w:proofErr w:type="spellEnd"/>
-      <w:r>
-        <w:t xml:space="preserve">): Комбінування частин двох маршрутів для </w:t>
-      </w:r>
-      <w:r>
-        <w:lastRenderedPageBreak/>
-        <w:t xml:space="preserve">отримання нових варіантів (використовується </w:t>
-      </w:r>
-      <w:proofErr w:type="spellStart"/>
-      <w:r>
-        <w:t>Ordered</w:t>
-      </w:r>
-      <w:proofErr w:type="spellEnd"/>
-      <w:r>
-        <w:t xml:space="preserve"> </w:t>
-      </w:r>
-      <w:proofErr w:type="spellStart"/>
-      <w:r>
-        <w:t>Crossover</w:t>
-      </w:r>
-      <w:proofErr w:type="spellEnd"/>
-      <w:r>
-        <w:t xml:space="preserve"> для збереження унікальності вузлів).</w:t>
-      </w:r>
-    </w:p>
-    <w:p>
-      <w:pPr>
-        <w:pStyle w:val="NormalText"/>
-      </w:pPr>
-      <w:r>
-        <w:t>5) Мутація: Випадкова зміна послідовності точок у маршруті для запобігання передчасній збіжності до локального оптимуму.</w:t>
-      </w:r>
-    </w:p>
-    <w:p>
-      <w:pPr>
-        <w:pStyle w:val="NormalText"/>
-      </w:pPr>
-      <w:r>
-        <w:t xml:space="preserve">6) </w:t>
-      </w:r>
-      <w:proofErr w:type="spellStart"/>
-      <w:r>
-        <w:t>Термінація</w:t>
-      </w:r>
-      <w:proofErr w:type="spellEnd"/>
-      <w:r>
-        <w:t>: Зупинка алгоритму при досягненні заданої кількості ітерацій або стабілізації цільової функції.</w:t>
-      </w:r>
-    </w:p>
-    <w:p>
-      <w:pPr>
-        <w:pStyle w:val="NormalText"/>
-      </w:pPr>
-    </w:p>
-    <w:p>
-      <w:pPr>
-        <w:pStyle w:val="NormalText"/>
-      </w:pPr>
-    </w:p>
-    <w:p>
-      <w:pPr>
-        <w:pStyle w:val="Heading2"/>
-      </w:pPr>
-      <w:bookmarkStart w:id="22" w:name="_Toc228625307"/>
-      <w:r>
-        <w:t>2.5 Висновки до розділу</w:t>
-      </w:r>
-      <w:bookmarkEnd w:id="22"/>
     </w:p>
     <w:p>
       <w:pPr>
@@ -8836,14 +8989,26 @@
         <w:pStyle w:val="Heading1"/>
         <w:pageBreakBefore/>
       </w:pPr>
-      <w:bookmarkStart w:id="23" w:name="__RefHeading___Toc1059_864477561"/>
-      <w:bookmarkStart w:id="24" w:name="_Toc228625308"/>
+      <w:bookmarkStart w:id="22" w:name="__RefHeading___Toc1059_864477561"/>
+      <w:bookmarkStart w:id="23" w:name="_Toc228625308"/>
       <w:r>
         <w:lastRenderedPageBreak/>
-        <w:t>ДЖЕРЕЛА (черновий варіант)</w:t>
-      </w:r>
+        <w:t>ДЖЕРЕЛА</w:t>
+      </w:r>
+      <w:bookmarkEnd w:id="22"/>
       <w:bookmarkEnd w:id="23"/>
-      <w:bookmarkEnd w:id="24"/>
+      <w:r>
+        <w:t xml:space="preserve"> </w:t>
+      </w:r>
+      <w:r>
+        <w:rPr>
+          <w:lang w:val="en-US"/>
+        </w:rPr>
+        <w:t>(</w:t>
+      </w:r>
+      <w:r>
+        <w:t>черновий варіант)</w:t>
+      </w:r>
     </w:p>
     <w:p>
       <w:pPr>
@@ -8944,7 +9109,7 @@
       </w:r>
     </w:p>
     <w:sectPr>
-      <w:footerReference w:type="default" r:id="rId9"/>
+      <w:footerReference w:type="default" r:id="rId10"/>
       <w:pgSz w:w="11906" w:h="16838"/>
       <w:pgMar w:top="1134" w:right="567" w:bottom="1559" w:left="1701" w:header="720" w:footer="1134" w:gutter="0"/>
       <w:cols w:space="720"/>

--- a/Звіт/Практика/практика2026.docx
+++ b/Звіт/Практика/практика2026.docx
@@ -1,6 +1,6 @@
 
 <file path=word/document.xml><?xml version="1.0" encoding="utf-8"?>
-<w:document xmlns:wpc="http://schemas.microsoft.com/office/word/2010/wordprocessingCanvas" xmlns:cx="http://schemas.microsoft.com/office/drawing/2014/chartex" xmlns:cx1="http://schemas.microsoft.com/office/drawing/2015/9/8/chartex" xmlns:cx2="http://schemas.microsoft.com/office/drawing/2015/10/21/chartex" xmlns:cx3="http://schemas.microsoft.com/office/drawing/2016/5/9/chartex" xmlns:cx4="http://schemas.microsoft.com/office/drawing/2016/5/10/chartex" xmlns:cx5="http://schemas.microsoft.com/office/drawing/2016/5/11/chartex" xmlns:cx6="http://schemas.microsoft.com/office/drawing/2016/5/12/chartex" xmlns:cx7="http://schemas.microsoft.com/office/drawing/2016/5/13/chartex" xmlns:cx8="http://schemas.microsoft.com/office/drawing/2016/5/14/chartex" xmlns:mc="http://schemas.openxmlformats.org/markup-compatibility/2006" xmlns:aink="http://schemas.microsoft.com/office/drawing/2016/ink" xmlns:am3d="http://schemas.microsoft.com/office/drawing/2017/model3d" xmlns:o="urn:schemas-microsoft-com:office:office" xmlns:oel="http://schemas.microsoft.com/office/2019/extlst" xmlns:r="http://schemas.openxmlformats.org/officeDocument/2006/relationships" xmlns:m="http://schemas.openxmlformats.org/officeDocument/2006/math" xmlns:v="urn:schemas-microsoft-com:vml" xmlns:wp14="http://schemas.microsoft.com/office/word/2010/wordprocessingDrawing" xmlns:wp="http://schemas.openxmlformats.org/drawingml/2006/wordprocessingDrawing" xmlns:w10="urn:schemas-microsoft-com:office:word" xmlns:w="http://schemas.openxmlformats.org/wordprocessingml/2006/main" xmlns:w14="http://schemas.microsoft.com/office/word/2010/wordml" xmlns:w15="http://schemas.microsoft.com/office/word/2012/wordml" xmlns:w16cex="http://schemas.microsoft.com/office/word/2018/wordml/cex" xmlns:w16cid="http://schemas.microsoft.com/office/word/2016/wordml/cid" xmlns:w16="http://schemas.microsoft.com/office/word/2018/wordml" xmlns:w16du="http://schemas.microsoft.com/office/word/2023/wordml/word16du" xmlns:w16sdtdh="http://schemas.microsoft.com/office/word/2020/wordml/sdtdatahash" xmlns:w16sdtfl="http://schemas.microsoft.com/office/word/2024/wordml/sdtformatlock" xmlns:w16se="http://schemas.microsoft.com/office/word/2015/wordml/symex" xmlns:wpg="http://schemas.microsoft.com/office/word/2010/wordprocessingGroup" xmlns:wpi="http://schemas.microsoft.com/office/word/2010/wordprocessingInk" xmlns:wne="http://schemas.microsoft.com/office/word/2006/wordml" xmlns:wps="http://schemas.microsoft.com/office/word/2010/wordprocessingShape" mc:Ignorable="w14 w15 w16se w16cid w16 w16cex w16sdtdh w16sdtfl w16du wp14">
+<w:document xmlns:wpc="http://schemas.microsoft.com/office/word/2010/wordprocessingCanvas" xmlns:cx="http://schemas.microsoft.com/office/drawing/2014/chartex" xmlns:cx1="http://schemas.microsoft.com/office/drawing/2015/9/8/chartex" xmlns:cx2="http://schemas.microsoft.com/office/drawing/2015/10/21/chartex" xmlns:cx3="http://schemas.microsoft.com/office/drawing/2016/5/9/chartex" xmlns:cx4="http://schemas.microsoft.com/office/drawing/2016/5/10/chartex" xmlns:cx5="http://schemas.microsoft.com/office/drawing/2016/5/11/chartex" xmlns:cx6="http://schemas.microsoft.com/office/drawing/2016/5/12/chartex" xmlns:cx7="http://schemas.microsoft.com/office/drawing/2016/5/13/chartex" xmlns:cx8="http://schemas.microsoft.com/office/drawing/2016/5/14/chartex" xmlns:mc="http://schemas.openxmlformats.org/markup-compatibility/2006" xmlns:aink="http://schemas.microsoft.com/office/drawing/2016/ink" xmlns:am3d="http://schemas.microsoft.com/office/drawing/2017/model3d" xmlns:o="urn:schemas-microsoft-com:office:office" xmlns:oel="http://schemas.microsoft.com/office/2019/extlst" xmlns:r="http://schemas.openxmlformats.org/officeDocument/2006/relationships" xmlns:m="http://schemas.openxmlformats.org/officeDocument/2006/math" xmlns:v="urn:schemas-microsoft-com:vml" xmlns:wp14="http://schemas.microsoft.com/office/word/2010/wordprocessingDrawing" xmlns:wp="http://schemas.openxmlformats.org/drawingml/2006/wordprocessingDrawing" xmlns:w10="urn:schemas-microsoft-com:office:word" xmlns:w="http://schemas.openxmlformats.org/wordprocessingml/2006/main" xmlns:w14="http://schemas.microsoft.com/office/word/2010/wordml" xmlns:w15="http://schemas.microsoft.com/office/word/2012/wordml" xmlns:w16cex="http://schemas.microsoft.com/office/word/2018/wordml/cex" xmlns:w16cid="http://schemas.microsoft.com/office/word/2016/wordml/cid" xmlns:w16="http://schemas.microsoft.com/office/word/2018/wordml" xmlns:w16sdtdh="http://schemas.microsoft.com/office/word/2020/wordml/sdtdatahash" xmlns:w16se="http://schemas.microsoft.com/office/word/2015/wordml/symex" xmlns:wpg="http://schemas.microsoft.com/office/word/2010/wordprocessingGroup" xmlns:wpi="http://schemas.microsoft.com/office/word/2010/wordprocessingInk" xmlns:wne="http://schemas.microsoft.com/office/word/2006/wordml" xmlns:wps="http://schemas.microsoft.com/office/word/2010/wordprocessingShape" mc:Ignorable="w14 w15 w16se w16cid w16 w16cex w16sdtdh wp14">
   <w:body>
     <w:tbl>
       <w:tblPr>
@@ -2300,163 +2300,15 @@
                             <w:pPr>
                               <w:spacing w:before="238" w:after="198"/>
                               <w:rPr>
-                                <w:rFonts w:ascii="Times New Roman" w:hAnsi="Times New Roman"/>
-                                <w:sz w:val="28"/>
                                 <w:szCs w:val="28"/>
                                 <w:lang w:val="uk-UA"/>
                               </w:rPr>
                             </w:pPr>
                             <w:r>
                               <w:rPr>
-                                <w:rFonts w:ascii="Times New Roman" w:hAnsi="Times New Roman"/>
-                                <w:sz w:val="28"/>
                                 <w:szCs w:val="28"/>
                               </w:rPr>
-                              <w:t>«</w:t>
-                            </w:r>
-                            <w:proofErr w:type="spellStart"/>
-                            <w:r>
-                              <w:rPr>
-                                <w:rFonts w:ascii="Times New Roman" w:hAnsi="Times New Roman"/>
-                                <w:sz w:val="28"/>
-                                <w:szCs w:val="28"/>
-                              </w:rPr>
-                              <w:t>Розробка</w:t>
-                            </w:r>
-                            <w:proofErr w:type="spellEnd"/>
-                            <w:r>
-                              <w:rPr>
-                                <w:rFonts w:ascii="Times New Roman" w:hAnsi="Times New Roman"/>
-                                <w:sz w:val="28"/>
-                                <w:szCs w:val="28"/>
-                              </w:rPr>
-                              <w:t xml:space="preserve"> та </w:t>
-                            </w:r>
-                            <w:proofErr w:type="spellStart"/>
-                            <w:r>
-                              <w:rPr>
-                                <w:rFonts w:ascii="Times New Roman" w:hAnsi="Times New Roman"/>
-                                <w:sz w:val="28"/>
-                                <w:szCs w:val="28"/>
-                              </w:rPr>
-                              <w:t>програмна</w:t>
-                            </w:r>
-                            <w:proofErr w:type="spellEnd"/>
-                            <w:r>
-                              <w:rPr>
-                                <w:rFonts w:ascii="Times New Roman" w:hAnsi="Times New Roman"/>
-                                <w:sz w:val="28"/>
-                                <w:szCs w:val="28"/>
-                              </w:rPr>
-                              <w:t xml:space="preserve"> </w:t>
-                            </w:r>
-                            <w:proofErr w:type="spellStart"/>
-                            <w:r>
-                              <w:rPr>
-                                <w:rFonts w:ascii="Times New Roman" w:hAnsi="Times New Roman"/>
-                                <w:sz w:val="28"/>
-                                <w:szCs w:val="28"/>
-                              </w:rPr>
-                              <w:t>реалізація</w:t>
-                            </w:r>
-                            <w:proofErr w:type="spellEnd"/>
-                            <w:r>
-                              <w:rPr>
-                                <w:rFonts w:ascii="Times New Roman" w:hAnsi="Times New Roman"/>
-                                <w:sz w:val="28"/>
-                                <w:szCs w:val="28"/>
-                              </w:rPr>
-                              <w:t xml:space="preserve"> алгоритму </w:t>
-                            </w:r>
-                            <w:proofErr w:type="spellStart"/>
-                            <w:r>
-                              <w:rPr>
-                                <w:rFonts w:ascii="Times New Roman" w:hAnsi="Times New Roman"/>
-                                <w:sz w:val="28"/>
-                                <w:szCs w:val="28"/>
-                              </w:rPr>
-                              <w:t>оптимізації</w:t>
-                            </w:r>
-                            <w:proofErr w:type="spellEnd"/>
-                            <w:r>
-                              <w:rPr>
-                                <w:rFonts w:ascii="Times New Roman" w:hAnsi="Times New Roman"/>
-                                <w:sz w:val="28"/>
-                                <w:szCs w:val="28"/>
-                              </w:rPr>
-                              <w:t xml:space="preserve"> </w:t>
-                            </w:r>
-                            <w:proofErr w:type="spellStart"/>
-                            <w:r>
-                              <w:rPr>
-                                <w:rFonts w:ascii="Times New Roman" w:hAnsi="Times New Roman"/>
-                                <w:sz w:val="28"/>
-                                <w:szCs w:val="28"/>
-                              </w:rPr>
-                              <w:t>розподілу</w:t>
-                            </w:r>
-                            <w:proofErr w:type="spellEnd"/>
-                            <w:r>
-                              <w:rPr>
-                                <w:rFonts w:ascii="Times New Roman" w:hAnsi="Times New Roman"/>
-                                <w:sz w:val="28"/>
-                                <w:szCs w:val="28"/>
-                              </w:rPr>
-                              <w:t xml:space="preserve"> </w:t>
-                            </w:r>
-                            <w:proofErr w:type="spellStart"/>
-                            <w:r>
-                              <w:rPr>
-                                <w:rFonts w:ascii="Times New Roman" w:hAnsi="Times New Roman"/>
-                                <w:sz w:val="28"/>
-                                <w:szCs w:val="28"/>
-                              </w:rPr>
-                              <w:t>вантажів</w:t>
-                            </w:r>
-                            <w:proofErr w:type="spellEnd"/>
-                            <w:r>
-                              <w:rPr>
-                                <w:rFonts w:ascii="Times New Roman" w:hAnsi="Times New Roman"/>
-                                <w:sz w:val="28"/>
-                                <w:szCs w:val="28"/>
-                              </w:rPr>
-                              <w:t xml:space="preserve"> у </w:t>
-                            </w:r>
-                            <w:proofErr w:type="spellStart"/>
-                            <w:r>
-                              <w:rPr>
-                                <w:rFonts w:ascii="Times New Roman" w:hAnsi="Times New Roman"/>
-                                <w:sz w:val="28"/>
-                                <w:szCs w:val="28"/>
-                              </w:rPr>
-                              <w:t>транспортній</w:t>
-                            </w:r>
-                            <w:proofErr w:type="spellEnd"/>
-                            <w:r>
-                              <w:rPr>
-                                <w:rFonts w:ascii="Times New Roman" w:hAnsi="Times New Roman"/>
-                                <w:sz w:val="28"/>
-                                <w:szCs w:val="28"/>
-                              </w:rPr>
-                              <w:t xml:space="preserve"> </w:t>
-                            </w:r>
-                            <w:proofErr w:type="spellStart"/>
-                            <w:r>
-                              <w:rPr>
-                                <w:rFonts w:ascii="Times New Roman" w:hAnsi="Times New Roman"/>
-                                <w:sz w:val="28"/>
-                                <w:szCs w:val="28"/>
-                              </w:rPr>
-                              <w:t>мережі</w:t>
-                            </w:r>
-                            <w:proofErr w:type="spellEnd"/>
-                            <w:r>
-                              <w:rPr>
-                                <w:rFonts w:ascii="Times New Roman" w:hAnsi="Times New Roman"/>
-                                <w:sz w:val="28"/>
-                                <w:szCs w:val="28"/>
-                              </w:rPr>
-                              <w:t>»</w:t>
+                              <w:t>«Розробка та програмна реалізація алгоритму оптимізації розподілу вантажів у транспортній мережі»</w:t>
                             </w:r>
                           </w:p>
                         </w:txbxContent>
@@ -2478,174 +2330,26 @@
           </mc:Choice>
           <mc:Fallback>
             <w:pict>
-              <v:shapetype id="_x0000_t202" coordsize="21600,21600" o:spt="202" path="m,l,21600r21600,l21600,xe">
+              <v:shapetype w14:anchorId="11CAAE52" id="_x0000_t202" coordsize="21600,21600" o:spt="202" path="m,l,21600r21600,l21600,xe">
                 <v:stroke joinstyle="miter"/>
                 <v:path gradientshapeok="t" o:connecttype="rect"/>
               </v:shapetype>
-              <v:shape id="Text Frame 1" o:spid="_x0000_s1026" type="#_x0000_t202" style="position:absolute;left:0;text-align:left;margin-left:40.55pt;margin-top:7.75pt;width:416.75pt;height:51.5pt;z-index:17;visibility:visible;mso-wrap-style:square;mso-width-percent:0;mso-height-percent:0;mso-wrap-distance-left:9pt;mso-wrap-distance-top:0;mso-wrap-distance-right:9pt;mso-wrap-distance-bottom:0;mso-position-horizontal:absolute;mso-position-horizontal-relative:text;mso-position-vertical:absolute;mso-position-vertical-relative:text;mso-width-percent:0;mso-height-percent:0;mso-width-relative:margin;mso-height-relative:margin;v-text-anchor:top" o:gfxdata="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" filled="f" stroked="f">
+              <v:shape id="Text Frame 1" o:spid="_x0000_s1026" type="#_x0000_t202" style="position:absolute;left:0;text-align:left;margin-left:40.55pt;margin-top:7.75pt;width:416.75pt;height:51.5pt;z-index:17;visibility:visible;mso-wrap-style:square;mso-width-percent:0;mso-height-percent:0;mso-wrap-distance-left:9pt;mso-wrap-distance-top:0;mso-wrap-distance-right:9pt;mso-wrap-distance-bottom:0;mso-position-horizontal:absolute;mso-position-horizontal-relative:text;mso-position-vertical:absolute;mso-position-vertical-relative:text;mso-width-percent:0;mso-height-percent:0;mso-width-relative:margin;mso-height-relative:margin;v-text-anchor:top" o:gfxdata="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" filled="f" stroked="f">
                 <v:textbox inset="0,0,0,0">
                   <w:txbxContent>
                     <w:p>
                       <w:pPr>
                         <w:spacing w:before="238" w:after="198"/>
                         <w:rPr>
-                          <w:rFonts w:ascii="Times New Roman" w:hAnsi="Times New Roman"/>
-                          <w:sz w:val="28"/>
                           <w:szCs w:val="28"/>
                           <w:lang w:val="uk-UA"/>
                         </w:rPr>
                       </w:pPr>
                       <w:r>
                         <w:rPr>
-                          <w:rFonts w:ascii="Times New Roman" w:hAnsi="Times New Roman"/>
-                          <w:sz w:val="28"/>
                           <w:szCs w:val="28"/>
                         </w:rPr>
-                        <w:t>«</w:t>
-                      </w:r>
-                      <w:proofErr w:type="spellStart"/>
-                      <w:r>
-                        <w:rPr>
-                          <w:rFonts w:ascii="Times New Roman" w:hAnsi="Times New Roman"/>
-                          <w:sz w:val="28"/>
-                          <w:szCs w:val="28"/>
-                        </w:rPr>
-                        <w:t>Розробка</w:t>
-                      </w:r>
-                      <w:proofErr w:type="spellEnd"/>
-                      <w:r>
-                        <w:rPr>
-                          <w:rFonts w:ascii="Times New Roman" w:hAnsi="Times New Roman"/>
-                          <w:sz w:val="28"/>
-                          <w:szCs w:val="28"/>
-                        </w:rPr>
-                        <w:t xml:space="preserve"> та </w:t>
-                      </w:r>
-                      <w:proofErr w:type="spellStart"/>
-                      <w:r>
-                        <w:rPr>
-                          <w:rFonts w:ascii="Times New Roman" w:hAnsi="Times New Roman"/>
-                          <w:sz w:val="28"/>
-                          <w:szCs w:val="28"/>
-                        </w:rPr>
-                        <w:t>програмна</w:t>
-                      </w:r>
-                      <w:proofErr w:type="spellEnd"/>
-                      <w:r>
-                        <w:rPr>
-                          <w:rFonts w:ascii="Times New Roman" w:hAnsi="Times New Roman"/>
-                          <w:sz w:val="28"/>
-                          <w:szCs w:val="28"/>
-                        </w:rPr>
-                        <w:t xml:space="preserve"> </w:t>
-                      </w:r>
-                      <w:proofErr w:type="spellStart"/>
-                      <w:r>
-                        <w:rPr>
-                          <w:rFonts w:ascii="Times New Roman" w:hAnsi="Times New Roman"/>
-                          <w:sz w:val="28"/>
-                          <w:szCs w:val="28"/>
-                        </w:rPr>
-                        <w:t>реалізація</w:t>
-                      </w:r>
-                      <w:proofErr w:type="spellEnd"/>
-                      <w:r>
-                        <w:rPr>
-                          <w:rFonts w:ascii="Times New Roman" w:hAnsi="Times New Roman"/>
-                          <w:sz w:val="28"/>
-                          <w:szCs w:val="28"/>
-                        </w:rPr>
-                        <w:t xml:space="preserve"> алгоритму </w:t>
-                      </w:r>
-                      <w:proofErr w:type="spellStart"/>
-                      <w:r>
-                        <w:rPr>
-                          <w:rFonts w:ascii="Times New Roman" w:hAnsi="Times New Roman"/>
-                          <w:sz w:val="28"/>
-                          <w:szCs w:val="28"/>
-                        </w:rPr>
-                        <w:t>оптимізації</w:t>
-                      </w:r>
-                      <w:proofErr w:type="spellEnd"/>
-                      <w:r>
-                        <w:rPr>
-                          <w:rFonts w:ascii="Times New Roman" w:hAnsi="Times New Roman"/>
-                          <w:sz w:val="28"/>
-                          <w:szCs w:val="28"/>
-                        </w:rPr>
-                        <w:t xml:space="preserve"> </w:t>
-                      </w:r>
-                      <w:proofErr w:type="spellStart"/>
-                      <w:r>
-                        <w:rPr>
-                          <w:rFonts w:ascii="Times New Roman" w:hAnsi="Times New Roman"/>
-                          <w:sz w:val="28"/>
-                          <w:szCs w:val="28"/>
-                        </w:rPr>
-                        <w:t>розподілу</w:t>
-                      </w:r>
-                      <w:proofErr w:type="spellEnd"/>
-                      <w:r>
-                        <w:rPr>
-                          <w:rFonts w:ascii="Times New Roman" w:hAnsi="Times New Roman"/>
-                          <w:sz w:val="28"/>
-                          <w:szCs w:val="28"/>
-                        </w:rPr>
-                        <w:t xml:space="preserve"> </w:t>
-                      </w:r>
-                      <w:proofErr w:type="spellStart"/>
-                      <w:r>
-                        <w:rPr>
-                          <w:rFonts w:ascii="Times New Roman" w:hAnsi="Times New Roman"/>
-                          <w:sz w:val="28"/>
-                          <w:szCs w:val="28"/>
-                        </w:rPr>
-                        <w:t>вантажів</w:t>
-                      </w:r>
-                      <w:proofErr w:type="spellEnd"/>
-                      <w:r>
-                        <w:rPr>
-                          <w:rFonts w:ascii="Times New Roman" w:hAnsi="Times New Roman"/>
-                          <w:sz w:val="28"/>
-                          <w:szCs w:val="28"/>
-                        </w:rPr>
-                        <w:t xml:space="preserve"> у </w:t>
-                      </w:r>
-                      <w:proofErr w:type="spellStart"/>
-                      <w:r>
-                        <w:rPr>
-                          <w:rFonts w:ascii="Times New Roman" w:hAnsi="Times New Roman"/>
-                          <w:sz w:val="28"/>
-                          <w:szCs w:val="28"/>
-                        </w:rPr>
-                        <w:t>транспортній</w:t>
-                      </w:r>
-                      <w:proofErr w:type="spellEnd"/>
-                      <w:r>
-                        <w:rPr>
-                          <w:rFonts w:ascii="Times New Roman" w:hAnsi="Times New Roman"/>
-                          <w:sz w:val="28"/>
-                          <w:szCs w:val="28"/>
-                        </w:rPr>
-                        <w:t xml:space="preserve"> </w:t>
-                      </w:r>
-                      <w:proofErr w:type="spellStart"/>
-                      <w:r>
-                        <w:rPr>
-                          <w:rFonts w:ascii="Times New Roman" w:hAnsi="Times New Roman"/>
-                          <w:sz w:val="28"/>
-                          <w:szCs w:val="28"/>
-                        </w:rPr>
-                        <w:t>мережі</w:t>
-                      </w:r>
-                      <w:proofErr w:type="spellEnd"/>
-                      <w:r>
-                        <w:rPr>
-                          <w:rFonts w:ascii="Times New Roman" w:hAnsi="Times New Roman"/>
-                          <w:sz w:val="28"/>
-                          <w:szCs w:val="28"/>
-                        </w:rPr>
-                        <w:t>»</w:t>
+                        <w:t>«Розробка та програмна реалізація алгоритму оптимізації розподілу вантажів у транспортній мережі»</w:t>
                       </w:r>
                     </w:p>
                   </w:txbxContent>
@@ -2880,228 +2584,219 @@
         <w:rPr>
           <w:lang w:val="en-US"/>
         </w:rPr>
-        <w:t xml:space="preserve">X с., X </w:t>
-      </w:r>
-      <w:proofErr w:type="spellStart"/>
+        <w:t>X</w:t>
+      </w:r>
+      <w:r>
+        <w:rPr>
+          <w:lang w:val="ru-RU"/>
+        </w:rPr>
+        <w:t xml:space="preserve"> с., </w:t>
+      </w:r>
       <w:r>
         <w:rPr>
           <w:lang w:val="en-US"/>
         </w:rPr>
-        <w:t>табл</w:t>
-      </w:r>
-      <w:proofErr w:type="spellEnd"/>
+        <w:t>X</w:t>
+      </w:r>
+      <w:r>
+        <w:rPr>
+          <w:lang w:val="ru-RU"/>
+        </w:rPr>
+        <w:t xml:space="preserve"> табл., </w:t>
+      </w:r>
       <w:r>
         <w:rPr>
           <w:lang w:val="en-US"/>
         </w:rPr>
-        <w:t xml:space="preserve">., X </w:t>
-      </w:r>
-      <w:proofErr w:type="spellStart"/>
+        <w:t>X</w:t>
+      </w:r>
+      <w:r>
+        <w:rPr>
+          <w:lang w:val="ru-RU"/>
+        </w:rPr>
+        <w:t xml:space="preserve"> рис., </w:t>
+      </w:r>
       <w:r>
         <w:rPr>
           <w:lang w:val="en-US"/>
         </w:rPr>
-        <w:t>рис</w:t>
-      </w:r>
-      <w:proofErr w:type="spellEnd"/>
+        <w:t>X</w:t>
+      </w:r>
+      <w:r>
+        <w:rPr>
+          <w:lang w:val="ru-RU"/>
+        </w:rPr>
+        <w:t xml:space="preserve"> дод., </w:t>
+      </w:r>
       <w:r>
         <w:rPr>
           <w:lang w:val="en-US"/>
         </w:rPr>
-        <w:t xml:space="preserve">., X </w:t>
-      </w:r>
-      <w:proofErr w:type="spellStart"/>
+        <w:t>X</w:t>
+      </w:r>
+      <w:r>
+        <w:rPr>
+          <w:lang w:val="ru-RU"/>
+        </w:rPr>
+        <w:t xml:space="preserve"> джерел.</w:t>
+      </w:r>
+    </w:p>
+    <w:p>
+      <w:pPr>
+        <w:pStyle w:val="NormalText"/>
+        <w:rPr>
+          <w:lang w:val="ru-RU"/>
+        </w:rPr>
+      </w:pPr>
+    </w:p>
+    <w:p>
+      <w:pPr>
+        <w:pStyle w:val="NormalText"/>
+        <w:rPr>
+          <w:lang w:val="ru-RU"/>
+        </w:rPr>
+      </w:pPr>
+      <w:r>
+        <w:rPr>
+          <w:lang w:val="ru-RU"/>
+        </w:rPr>
+        <w:t xml:space="preserve">ТРАНСПОРТНА МЕРЕЖА, МУЛЬТИМОДАЛЬНИЙ ГРАФ, МАРШРУТИЗАЦІЯ ВАНТАЖІВ, </w:t>
+      </w:r>
+      <w:r>
+        <w:t>ГЕНЕТИЧНІ АЛГОРИТМИ</w:t>
+      </w:r>
+      <w:r>
+        <w:rPr>
+          <w:lang w:val="ru-RU"/>
+        </w:rPr>
+        <w:t>, ЧАСОВІ ВІКНА, ОСТАННЯ МИЛЯ, ЦІЛОЧИСЕЛЬНЕ ПРОГРАМУВАННЯ.</w:t>
+      </w:r>
+    </w:p>
+    <w:p>
+      <w:pPr>
+        <w:pStyle w:val="NormalText"/>
+        <w:rPr>
+          <w:lang w:val="ru-RU"/>
+        </w:rPr>
+      </w:pPr>
+    </w:p>
+    <w:p>
+      <w:pPr>
+        <w:pStyle w:val="NormalText"/>
+      </w:pPr>
+      <w:r>
+        <w:t>Об’єкт роботи – пр</w:t>
+      </w:r>
+      <w:r>
+        <w:t>облема</w:t>
+      </w:r>
+      <w:r>
+        <w:t xml:space="preserve"> розподілу та доставки вантажів у мультимодальній транспортній мережі.</w:t>
+      </w:r>
+    </w:p>
+    <w:p>
+      <w:pPr>
+        <w:pStyle w:val="NormalText"/>
+      </w:pPr>
+      <w:r>
+        <w:t>Предмет роботи – математичні моделі та еволюційні алгоритми маршрутизації транспортних засобів.</w:t>
+      </w:r>
+    </w:p>
+    <w:p>
+      <w:pPr>
+        <w:pStyle w:val="NormalText"/>
+      </w:pPr>
+      <w:r>
+        <w:t>Мета роботи – розробка та програмна реалізація алгоритму оптимізації маршрутів доставки для мінімізації сумарного часу переїздів та кількості задіяних транспортних засобів.</w:t>
+      </w:r>
+    </w:p>
+    <w:p>
+      <w:pPr>
+        <w:pStyle w:val="NormalText"/>
+      </w:pPr>
+      <w:r>
+        <w:t>Методи дослідження: теорія графів, математичне моделювання, еволюційні методи.</w:t>
+      </w:r>
+    </w:p>
+    <w:p>
+      <w:pPr>
+        <w:pStyle w:val="NormalText"/>
+      </w:pPr>
+      <w:r>
+        <w:t>За</w:t>
+      </w:r>
+      <w:r>
+        <w:t xml:space="preserve">соби розробки – середовище розробки </w:t>
+      </w:r>
       <w:r>
         <w:rPr>
           <w:lang w:val="en-US"/>
         </w:rPr>
-        <w:t>дод</w:t>
-      </w:r>
-      <w:proofErr w:type="spellEnd"/>
+        <w:t>Visual</w:t>
+      </w:r>
+      <w:r>
+        <w:t xml:space="preserve"> </w:t>
+      </w:r>
       <w:r>
         <w:rPr>
           <w:lang w:val="en-US"/>
         </w:rPr>
-        <w:t xml:space="preserve">., X </w:t>
-      </w:r>
-      <w:proofErr w:type="spellStart"/>
+        <w:t>Studio</w:t>
+      </w:r>
+      <w:r>
+        <w:t xml:space="preserve"> </w:t>
+      </w:r>
       <w:r>
         <w:rPr>
           <w:lang w:val="en-US"/>
         </w:rPr>
-        <w:t>джерел</w:t>
-      </w:r>
-      <w:proofErr w:type="spellEnd"/>
+        <w:t>Code</w:t>
+      </w:r>
+      <w:r>
+        <w:t xml:space="preserve"> та </w:t>
+      </w:r>
+      <w:r>
+        <w:t xml:space="preserve">мова програмування </w:t>
+      </w:r>
       <w:r>
         <w:rPr>
           <w:lang w:val="en-US"/>
         </w:rPr>
+        <w:t>Python</w:t>
+      </w:r>
+      <w:r>
         <w:t>.</w:t>
       </w:r>
     </w:p>
     <w:p>
       <w:pPr>
         <w:pStyle w:val="NormalText"/>
-        <w:rPr>
-          <w:lang w:val="en-US"/>
-        </w:rPr>
-      </w:pPr>
-    </w:p>
-    <w:p>
-      <w:pPr>
-        <w:pStyle w:val="NormalText"/>
-        <w:rPr>
-          <w:lang w:val="en-US"/>
-        </w:rPr>
-      </w:pPr>
-      <w:r>
-        <w:rPr>
-          <w:lang w:val="en-US"/>
-        </w:rPr>
-        <w:t xml:space="preserve">ТРАНСПОРТНА МЕРЕЖА, МУЛЬТИМОДАЛЬНИЙ ГРАФ, МАРШРУТИЗАЦІЯ ВАНТАЖІВ, </w:t>
-      </w:r>
-      <w:r>
-        <w:t>ГЕНЕТИЧНІ АЛГОРИТМИ</w:t>
-      </w:r>
-      <w:r>
-        <w:rPr>
-          <w:lang w:val="en-US"/>
-        </w:rPr>
-        <w:t>, ЧАСОВІ ВІКНА, ОСТАННЯ МИЛЯ, ЦІЛОЧИСЕЛЬНЕ ПРОГРАМУВАННЯ.</w:t>
-      </w:r>
-    </w:p>
-    <w:p>
-      <w:pPr>
-        <w:pStyle w:val="NormalText"/>
-        <w:rPr>
-          <w:lang w:val="en-US"/>
-        </w:rPr>
-      </w:pPr>
-    </w:p>
-    <w:p>
-      <w:pPr>
-        <w:pStyle w:val="NormalText"/>
-      </w:pPr>
-      <w:r>
-        <w:t>Об’єкт роботи – процес розподілу та доставки вантажів у мультимодальній транспортній мережі.</w:t>
-      </w:r>
-    </w:p>
-    <w:p>
-      <w:pPr>
-        <w:pStyle w:val="NormalText"/>
-      </w:pPr>
-      <w:r>
-        <w:t>Предмет роботи – математичні моделі та еволюційні алгоритми маршрутизації транспортних засобів.</w:t>
-      </w:r>
-    </w:p>
-    <w:p>
-      <w:pPr>
-        <w:pStyle w:val="NormalText"/>
-      </w:pPr>
-      <w:r>
-        <w:t>Мета роботи – розробка та програмна реалізація алгоритму оптимізації маршрутів доставки для мінімізації сумарного часу переїздів та кількості задіяних транспортних засобів.</w:t>
-      </w:r>
-    </w:p>
-    <w:p>
-      <w:pPr>
-        <w:pStyle w:val="NormalText"/>
-      </w:pPr>
-      <w:r>
-        <w:t>Методи дослідження: теорія графів, математичне моделювання, еволюційні методи.</w:t>
-      </w:r>
-    </w:p>
-    <w:p>
-      <w:pPr>
-        <w:pStyle w:val="NormalText"/>
-        <w:rPr>
-          <w:lang w:val="en-US"/>
-        </w:rPr>
-      </w:pPr>
-      <w:proofErr w:type="spellStart"/>
-      <w:r>
-        <w:rPr>
-          <w:lang w:val="en-US"/>
-        </w:rPr>
-        <w:t>За</w:t>
-      </w:r>
-      <w:r>
-        <w:t>соби</w:t>
-      </w:r>
-      <w:proofErr w:type="spellEnd"/>
-      <w:r>
-        <w:t xml:space="preserve"> розробки – середовище розробки </w:t>
-      </w:r>
-      <w:r>
-        <w:rPr>
-          <w:lang w:val="en-US"/>
-        </w:rPr>
-        <w:t xml:space="preserve">Visual Studio Code </w:t>
-      </w:r>
-      <w:proofErr w:type="spellStart"/>
-      <w:r>
-        <w:rPr>
-          <w:lang w:val="en-US"/>
-        </w:rPr>
+      </w:pPr>
+      <w:r>
+        <w:t>Структура роботи включає два розділи. Загальний розділ звіту містить обґрунтування актуальності розробки для автоматизації логістичних процесів, аналіз сучасних підходів до маршрутизації в умовах міста, опис структури транспортної мережі, аналіз аналогів програмних продуктів,</w:t>
+      </w:r>
+      <w:r>
+        <w:t xml:space="preserve"> </w:t>
+      </w:r>
+      <w:r>
+        <w:t>аналіз літератури</w:t>
+      </w:r>
+      <w:r>
+        <w:t xml:space="preserve"> </w:t>
+      </w:r>
+      <w:r>
         <w:t>та</w:t>
       </w:r>
-      <w:proofErr w:type="spellEnd"/>
-      <w:r>
-        <w:rPr>
-          <w:lang w:val="en-US"/>
-        </w:rPr>
+      <w:r>
         <w:t xml:space="preserve"> </w:t>
       </w:r>
       <w:r>
-        <w:t xml:space="preserve">мова програмування </w:t>
-      </w:r>
-      <w:r>
-        <w:rPr>
-          <w:lang w:val="en-US"/>
-        </w:rPr>
-        <w:t>Python.</w:t>
-      </w:r>
-    </w:p>
-    <w:p>
-      <w:pPr>
-        <w:pStyle w:val="NormalText"/>
-      </w:pPr>
-      <w:r>
-        <w:t>Структура роботи включає два розділи. Загальний розділ звіту містить обґрунтування актуальності розробки для автоматизації логістичних процесів, аналіз сучасних підходів до маршрутизації в умовах міста, опис структури транспортної мережі, аналіз аналогів програмних продуктів,</w:t>
-      </w:r>
-      <w:r>
-        <w:rPr>
-          <w:lang w:val="en-US"/>
-        </w:rPr>
+        <w:t>постановку</w:t>
+      </w:r>
+      <w:r>
         <w:t xml:space="preserve"> </w:t>
       </w:r>
       <w:r>
-        <w:t>аналіз літератури</w:t>
-      </w:r>
-      <w:r>
-        <w:rPr>
-          <w:lang w:val="en-US"/>
-        </w:rPr>
-        <w:t xml:space="preserve"> </w:t>
-      </w:r>
-      <w:r>
-        <w:t>та</w:t>
-      </w:r>
-      <w:r>
-        <w:rPr>
-          <w:lang w:val="en-US"/>
-        </w:rPr>
-        <w:t xml:space="preserve"> </w:t>
-      </w:r>
-      <w:r>
-        <w:t>постановку</w:t>
-      </w:r>
-      <w:r>
-        <w:rPr>
-          <w:lang w:val="en-US"/>
-        </w:rPr>
-        <w:t xml:space="preserve"> </w:t>
-      </w:r>
-      <w:r>
         <w:t>задачі.</w:t>
       </w:r>
     </w:p>
@@ -3110,29 +2805,16 @@
         <w:pStyle w:val="NormalText"/>
       </w:pPr>
       <w:r>
-        <w:t xml:space="preserve">У спеціальному розділі виконано математичну постановку задачі: мережу формалізовано у вигляді графу з атрибутами вузлів та </w:t>
-      </w:r>
-      <w:proofErr w:type="spellStart"/>
-      <w:r>
-        <w:t>ребер</w:t>
-      </w:r>
-      <w:proofErr w:type="spellEnd"/>
-      <w:r>
-        <w:t xml:space="preserve">, враховано обмеження за вантажною місткістю й часовими вікнами роботи хабів; </w:t>
-      </w:r>
-      <w:r>
-        <w:rPr>
-          <w:lang w:val="en-US"/>
+        <w:t xml:space="preserve">У спеціальному розділі виконано математичну постановку задачі: мережу формалізовано у вигляді графу з атрибутами вузлів та ребер, враховано обмеження за вантажною місткістю й часовими вікнами роботи хабів; </w:t>
+      </w:r>
+      <w:r>
+        <w:rPr>
+          <w:lang w:val="ru-RU"/>
         </w:rPr>
         <w:t>д</w:t>
       </w:r>
-      <w:proofErr w:type="spellStart"/>
-      <w:r>
-        <w:t>етально</w:t>
-      </w:r>
-      <w:proofErr w:type="spellEnd"/>
-      <w:r>
-        <w:t xml:space="preserve"> описано генетичний алгоритм, який дозволяє знаходити наближені до оптимальних розв’язки для задач великої розмірності.</w:t>
+      <w:r>
+        <w:t>етально описано генетичний алгоритм, який дозволяє знаходити наближені до оптимальних розв’язки для задач великої розмірності.</w:t>
       </w:r>
     </w:p>
     <w:p>
@@ -3168,93 +2850,106 @@
     <w:p>
       <w:pPr>
         <w:pStyle w:val="NormalText"/>
+        <w:rPr>
+          <w:szCs w:val="28"/>
+        </w:rPr>
       </w:pPr>
     </w:p>
     <w:p>
       <w:pPr>
         <w:pStyle w:val="TOC1"/>
         <w:rPr>
-          <w:rFonts w:ascii="Times New Roman" w:eastAsiaTheme="minorEastAsia" w:hAnsi="Times New Roman" w:cs="Times New Roman"/>
+          <w:rFonts w:eastAsiaTheme="minorEastAsia" w:cs="Times New Roman"/>
           <w:noProof/>
           <w:kern w:val="2"/>
-          <w:sz w:val="24"/>
-          <w:szCs w:val="24"/>
-          <w:lang w:val="en-UA"/>
+          <w:szCs w:val="28"/>
+          <w:lang w:val="en-US"/>
           <w14:ligatures w14:val="standardContextual"/>
         </w:rPr>
       </w:pPr>
       <w:r>
         <w:rPr>
-          <w:rFonts w:ascii="Times New Roman" w:hAnsi="Times New Roman" w:cs="Times New Roman"/>
+          <w:rFonts w:cs="Times New Roman"/>
+          <w:szCs w:val="28"/>
         </w:rPr>
         <w:fldChar w:fldCharType="begin"/>
       </w:r>
       <w:r>
         <w:rPr>
-          <w:rFonts w:ascii="Times New Roman" w:hAnsi="Times New Roman" w:cs="Times New Roman"/>
+          <w:rFonts w:cs="Times New Roman"/>
+          <w:szCs w:val="28"/>
         </w:rPr>
         <w:instrText xml:space="preserve"> TOC \o "1-9" \u \l 1-9 \h </w:instrText>
       </w:r>
       <w:r>
         <w:rPr>
-          <w:rFonts w:ascii="Times New Roman" w:hAnsi="Times New Roman" w:cs="Times New Roman"/>
+          <w:rFonts w:cs="Times New Roman"/>
+          <w:szCs w:val="28"/>
         </w:rPr>
         <w:fldChar w:fldCharType="separate"/>
       </w:r>
-      <w:hyperlink w:anchor="_Toc228625296" w:history="1">
+      <w:hyperlink w:anchor="_Toc228840118" w:history="1">
         <w:r>
           <w:rPr>
             <w:rStyle w:val="Hyperlink"/>
-            <w:rFonts w:ascii="Times New Roman" w:hAnsi="Times New Roman" w:cs="Times New Roman"/>
-            <w:noProof/>
+            <w:rFonts w:cs="Times New Roman"/>
+            <w:noProof/>
+            <w:szCs w:val="28"/>
           </w:rPr>
           <w:t>ВСТУП</w:t>
         </w:r>
         <w:r>
           <w:rPr>
-            <w:rFonts w:ascii="Times New Roman" w:hAnsi="Times New Roman" w:cs="Times New Roman"/>
-            <w:noProof/>
+            <w:rFonts w:cs="Times New Roman"/>
+            <w:noProof/>
+            <w:szCs w:val="28"/>
           </w:rPr>
           <w:tab/>
         </w:r>
         <w:r>
           <w:rPr>
-            <w:rFonts w:ascii="Times New Roman" w:hAnsi="Times New Roman" w:cs="Times New Roman"/>
-            <w:noProof/>
+            <w:rFonts w:cs="Times New Roman"/>
+            <w:noProof/>
+            <w:szCs w:val="28"/>
           </w:rPr>
           <w:fldChar w:fldCharType="begin"/>
         </w:r>
         <w:r>
           <w:rPr>
-            <w:rFonts w:ascii="Times New Roman" w:hAnsi="Times New Roman" w:cs="Times New Roman"/>
-            <w:noProof/>
-          </w:rPr>
-          <w:instrText xml:space="preserve"> PAGEREF _Toc228625296 \h </w:instrText>
-        </w:r>
-        <w:r>
-          <w:rPr>
-            <w:rFonts w:ascii="Times New Roman" w:hAnsi="Times New Roman" w:cs="Times New Roman"/>
-            <w:noProof/>
-          </w:rPr>
-        </w:r>
-        <w:r>
-          <w:rPr>
-            <w:rFonts w:ascii="Times New Roman" w:hAnsi="Times New Roman" w:cs="Times New Roman"/>
-            <w:noProof/>
+            <w:rFonts w:cs="Times New Roman"/>
+            <w:noProof/>
+            <w:szCs w:val="28"/>
+          </w:rPr>
+          <w:instrText xml:space="preserve"> PAGEREF _Toc228840118 \h </w:instrText>
+        </w:r>
+        <w:r>
+          <w:rPr>
+            <w:rFonts w:cs="Times New Roman"/>
+            <w:noProof/>
+            <w:szCs w:val="28"/>
+          </w:rPr>
+        </w:r>
+        <w:r>
+          <w:rPr>
+            <w:rFonts w:cs="Times New Roman"/>
+            <w:noProof/>
+            <w:szCs w:val="28"/>
           </w:rPr>
           <w:fldChar w:fldCharType="separate"/>
         </w:r>
         <w:r>
           <w:rPr>
-            <w:rFonts w:ascii="Times New Roman" w:hAnsi="Times New Roman" w:cs="Times New Roman"/>
-            <w:noProof/>
+            <w:rFonts w:cs="Times New Roman"/>
+            <w:noProof/>
+            <w:szCs w:val="28"/>
           </w:rPr>
           <w:t>5</w:t>
         </w:r>
         <w:r>
           <w:rPr>
-            <w:rFonts w:ascii="Times New Roman" w:hAnsi="Times New Roman" w:cs="Times New Roman"/>
-            <w:noProof/>
+            <w:rFonts w:cs="Times New Roman"/>
+            <w:noProof/>
+            <w:szCs w:val="28"/>
           </w:rPr>
           <w:fldChar w:fldCharType="end"/>
         </w:r>
@@ -3264,69 +2959,76 @@
       <w:pPr>
         <w:pStyle w:val="TOC1"/>
         <w:rPr>
-          <w:rFonts w:ascii="Times New Roman" w:eastAsiaTheme="minorEastAsia" w:hAnsi="Times New Roman" w:cs="Times New Roman"/>
+          <w:rFonts w:eastAsiaTheme="minorEastAsia" w:cs="Times New Roman"/>
           <w:noProof/>
           <w:kern w:val="2"/>
-          <w:sz w:val="24"/>
-          <w:szCs w:val="24"/>
-          <w:lang w:val="en-UA"/>
+          <w:szCs w:val="28"/>
+          <w:lang w:val="en-US"/>
           <w14:ligatures w14:val="standardContextual"/>
         </w:rPr>
       </w:pPr>
-      <w:hyperlink w:anchor="_Toc228625297" w:history="1">
+      <w:hyperlink w:anchor="_Toc228840119" w:history="1">
         <w:r>
           <w:rPr>
             <w:rStyle w:val="Hyperlink"/>
-            <w:rFonts w:ascii="Times New Roman" w:hAnsi="Times New Roman" w:cs="Times New Roman"/>
-            <w:noProof/>
+            <w:rFonts w:cs="Times New Roman"/>
+            <w:noProof/>
+            <w:szCs w:val="28"/>
           </w:rPr>
           <w:t>1 ЗАГАЛЬНИЙ РОЗДІЛ</w:t>
         </w:r>
         <w:r>
           <w:rPr>
-            <w:rFonts w:ascii="Times New Roman" w:hAnsi="Times New Roman" w:cs="Times New Roman"/>
-            <w:noProof/>
+            <w:rFonts w:cs="Times New Roman"/>
+            <w:noProof/>
+            <w:szCs w:val="28"/>
           </w:rPr>
           <w:tab/>
         </w:r>
         <w:r>
           <w:rPr>
-            <w:rFonts w:ascii="Times New Roman" w:hAnsi="Times New Roman" w:cs="Times New Roman"/>
-            <w:noProof/>
+            <w:rFonts w:cs="Times New Roman"/>
+            <w:noProof/>
+            <w:szCs w:val="28"/>
           </w:rPr>
           <w:fldChar w:fldCharType="begin"/>
         </w:r>
         <w:r>
           <w:rPr>
-            <w:rFonts w:ascii="Times New Roman" w:hAnsi="Times New Roman" w:cs="Times New Roman"/>
-            <w:noProof/>
-          </w:rPr>
-          <w:instrText xml:space="preserve"> PAGEREF _Toc228625297 \h </w:instrText>
-        </w:r>
-        <w:r>
-          <w:rPr>
-            <w:rFonts w:ascii="Times New Roman" w:hAnsi="Times New Roman" w:cs="Times New Roman"/>
-            <w:noProof/>
-          </w:rPr>
-        </w:r>
-        <w:r>
-          <w:rPr>
-            <w:rFonts w:ascii="Times New Roman" w:hAnsi="Times New Roman" w:cs="Times New Roman"/>
-            <w:noProof/>
+            <w:rFonts w:cs="Times New Roman"/>
+            <w:noProof/>
+            <w:szCs w:val="28"/>
+          </w:rPr>
+          <w:instrText xml:space="preserve"> PAGEREF _Toc228840119 \h </w:instrText>
+        </w:r>
+        <w:r>
+          <w:rPr>
+            <w:rFonts w:cs="Times New Roman"/>
+            <w:noProof/>
+            <w:szCs w:val="28"/>
+          </w:rPr>
+        </w:r>
+        <w:r>
+          <w:rPr>
+            <w:rFonts w:cs="Times New Roman"/>
+            <w:noProof/>
+            <w:szCs w:val="28"/>
           </w:rPr>
           <w:fldChar w:fldCharType="separate"/>
         </w:r>
         <w:r>
           <w:rPr>
-            <w:rFonts w:ascii="Times New Roman" w:hAnsi="Times New Roman" w:cs="Times New Roman"/>
-            <w:noProof/>
+            <w:rFonts w:cs="Times New Roman"/>
+            <w:noProof/>
+            <w:szCs w:val="28"/>
           </w:rPr>
           <w:t>7</w:t>
         </w:r>
         <w:r>
           <w:rPr>
-            <w:rFonts w:ascii="Times New Roman" w:hAnsi="Times New Roman" w:cs="Times New Roman"/>
-            <w:noProof/>
+            <w:rFonts w:cs="Times New Roman"/>
+            <w:noProof/>
+            <w:szCs w:val="28"/>
           </w:rPr>
           <w:fldChar w:fldCharType="end"/>
         </w:r>
@@ -3339,86 +3041,76 @@
           <w:tab w:val="right" w:leader="dot" w:pos="9628"/>
         </w:tabs>
         <w:rPr>
-          <w:rFonts w:ascii="Times New Roman" w:eastAsiaTheme="minorEastAsia" w:hAnsi="Times New Roman" w:cs="Times New Roman"/>
+          <w:rFonts w:eastAsiaTheme="minorEastAsia" w:cs="Times New Roman"/>
           <w:noProof/>
           <w:kern w:val="2"/>
-          <w:sz w:val="24"/>
-          <w:szCs w:val="24"/>
-          <w:lang w:val="en-UA"/>
+          <w:szCs w:val="28"/>
+          <w:lang w:val="en-US"/>
           <w14:ligatures w14:val="standardContextual"/>
         </w:rPr>
       </w:pPr>
-      <w:hyperlink w:anchor="_Toc228625298" w:history="1">
+      <w:hyperlink w:anchor="_Toc228840120" w:history="1">
         <w:r>
           <w:rPr>
             <w:rStyle w:val="Hyperlink"/>
-            <w:rFonts w:ascii="Times New Roman" w:hAnsi="Times New Roman" w:cs="Times New Roman"/>
-            <w:noProof/>
-          </w:rPr>
-          <w:t>1.</w:t>
-        </w:r>
-        <w:r>
-          <w:rPr>
-            <w:rStyle w:val="Hyperlink"/>
-            <w:rFonts w:ascii="Times New Roman" w:hAnsi="Times New Roman" w:cs="Times New Roman"/>
-            <w:noProof/>
-            <w:lang w:val="en-US"/>
-          </w:rPr>
-          <w:t>1</w:t>
-        </w:r>
-        <w:r>
-          <w:rPr>
-            <w:rStyle w:val="Hyperlink"/>
-            <w:rFonts w:ascii="Times New Roman" w:hAnsi="Times New Roman" w:cs="Times New Roman"/>
-            <w:noProof/>
-          </w:rPr>
-          <w:t xml:space="preserve"> Обґрунтування актуальності дослідження</w:t>
-        </w:r>
-        <w:r>
-          <w:rPr>
-            <w:rFonts w:ascii="Times New Roman" w:hAnsi="Times New Roman" w:cs="Times New Roman"/>
-            <w:noProof/>
+            <w:rFonts w:cs="Times New Roman"/>
+            <w:noProof/>
+            <w:szCs w:val="28"/>
+          </w:rPr>
+          <w:t>1.1 Обґрунтування актуальності дослідження</w:t>
+        </w:r>
+        <w:r>
+          <w:rPr>
+            <w:rFonts w:cs="Times New Roman"/>
+            <w:noProof/>
+            <w:szCs w:val="28"/>
           </w:rPr>
           <w:tab/>
         </w:r>
         <w:r>
           <w:rPr>
-            <w:rFonts w:ascii="Times New Roman" w:hAnsi="Times New Roman" w:cs="Times New Roman"/>
-            <w:noProof/>
+            <w:rFonts w:cs="Times New Roman"/>
+            <w:noProof/>
+            <w:szCs w:val="28"/>
           </w:rPr>
           <w:fldChar w:fldCharType="begin"/>
         </w:r>
         <w:r>
           <w:rPr>
-            <w:rFonts w:ascii="Times New Roman" w:hAnsi="Times New Roman" w:cs="Times New Roman"/>
-            <w:noProof/>
-          </w:rPr>
-          <w:instrText xml:space="preserve"> PAGEREF _Toc228625298 \h </w:instrText>
-        </w:r>
-        <w:r>
-          <w:rPr>
-            <w:rFonts w:ascii="Times New Roman" w:hAnsi="Times New Roman" w:cs="Times New Roman"/>
-            <w:noProof/>
-          </w:rPr>
-        </w:r>
-        <w:r>
-          <w:rPr>
-            <w:rFonts w:ascii="Times New Roman" w:hAnsi="Times New Roman" w:cs="Times New Roman"/>
-            <w:noProof/>
+            <w:rFonts w:cs="Times New Roman"/>
+            <w:noProof/>
+            <w:szCs w:val="28"/>
+          </w:rPr>
+          <w:instrText xml:space="preserve"> PAGEREF _Toc228840120 \h </w:instrText>
+        </w:r>
+        <w:r>
+          <w:rPr>
+            <w:rFonts w:cs="Times New Roman"/>
+            <w:noProof/>
+            <w:szCs w:val="28"/>
+          </w:rPr>
+        </w:r>
+        <w:r>
+          <w:rPr>
+            <w:rFonts w:cs="Times New Roman"/>
+            <w:noProof/>
+            <w:szCs w:val="28"/>
           </w:rPr>
           <w:fldChar w:fldCharType="separate"/>
         </w:r>
         <w:r>
           <w:rPr>
-            <w:rFonts w:ascii="Times New Roman" w:hAnsi="Times New Roman" w:cs="Times New Roman"/>
-            <w:noProof/>
+            <w:rFonts w:cs="Times New Roman"/>
+            <w:noProof/>
+            <w:szCs w:val="28"/>
           </w:rPr>
           <w:t>7</w:t>
         </w:r>
         <w:r>
           <w:rPr>
-            <w:rFonts w:ascii="Times New Roman" w:hAnsi="Times New Roman" w:cs="Times New Roman"/>
-            <w:noProof/>
+            <w:rFonts w:cs="Times New Roman"/>
+            <w:noProof/>
+            <w:szCs w:val="28"/>
           </w:rPr>
           <w:fldChar w:fldCharType="end"/>
         </w:r>
@@ -3431,86 +3123,76 @@
           <w:tab w:val="right" w:leader="dot" w:pos="9628"/>
         </w:tabs>
         <w:rPr>
-          <w:rFonts w:ascii="Times New Roman" w:eastAsiaTheme="minorEastAsia" w:hAnsi="Times New Roman" w:cs="Times New Roman"/>
+          <w:rFonts w:eastAsiaTheme="minorEastAsia" w:cs="Times New Roman"/>
           <w:noProof/>
           <w:kern w:val="2"/>
-          <w:sz w:val="24"/>
-          <w:szCs w:val="24"/>
-          <w:lang w:val="en-UA"/>
+          <w:szCs w:val="28"/>
+          <w:lang w:val="en-US"/>
           <w14:ligatures w14:val="standardContextual"/>
         </w:rPr>
       </w:pPr>
-      <w:hyperlink w:anchor="_Toc228625299" w:history="1">
+      <w:hyperlink w:anchor="_Toc228840121" w:history="1">
         <w:r>
           <w:rPr>
             <w:rStyle w:val="Hyperlink"/>
-            <w:rFonts w:ascii="Times New Roman" w:hAnsi="Times New Roman" w:cs="Times New Roman"/>
-            <w:noProof/>
-          </w:rPr>
-          <w:t>1.</w:t>
-        </w:r>
-        <w:r>
-          <w:rPr>
-            <w:rStyle w:val="Hyperlink"/>
-            <w:rFonts w:ascii="Times New Roman" w:hAnsi="Times New Roman" w:cs="Times New Roman"/>
-            <w:noProof/>
-            <w:lang w:val="en-US"/>
-          </w:rPr>
-          <w:t>2</w:t>
-        </w:r>
-        <w:r>
-          <w:rPr>
-            <w:rStyle w:val="Hyperlink"/>
-            <w:rFonts w:ascii="Times New Roman" w:hAnsi="Times New Roman" w:cs="Times New Roman"/>
-            <w:noProof/>
-          </w:rPr>
-          <w:t xml:space="preserve"> Опис предметної області та аналіз об’єкта дослідження</w:t>
-        </w:r>
-        <w:r>
-          <w:rPr>
-            <w:rFonts w:ascii="Times New Roman" w:hAnsi="Times New Roman" w:cs="Times New Roman"/>
-            <w:noProof/>
+            <w:rFonts w:cs="Times New Roman"/>
+            <w:noProof/>
+            <w:szCs w:val="28"/>
+          </w:rPr>
+          <w:t>1.2 Опис предметної області та аналіз об’єкта дослідження</w:t>
+        </w:r>
+        <w:r>
+          <w:rPr>
+            <w:rFonts w:cs="Times New Roman"/>
+            <w:noProof/>
+            <w:szCs w:val="28"/>
           </w:rPr>
           <w:tab/>
         </w:r>
         <w:r>
           <w:rPr>
-            <w:rFonts w:ascii="Times New Roman" w:hAnsi="Times New Roman" w:cs="Times New Roman"/>
-            <w:noProof/>
+            <w:rFonts w:cs="Times New Roman"/>
+            <w:noProof/>
+            <w:szCs w:val="28"/>
           </w:rPr>
           <w:fldChar w:fldCharType="begin"/>
         </w:r>
         <w:r>
           <w:rPr>
-            <w:rFonts w:ascii="Times New Roman" w:hAnsi="Times New Roman" w:cs="Times New Roman"/>
-            <w:noProof/>
-          </w:rPr>
-          <w:instrText xml:space="preserve"> PAGEREF _Toc228625299 \h </w:instrText>
-        </w:r>
-        <w:r>
-          <w:rPr>
-            <w:rFonts w:ascii="Times New Roman" w:hAnsi="Times New Roman" w:cs="Times New Roman"/>
-            <w:noProof/>
-          </w:rPr>
-        </w:r>
-        <w:r>
-          <w:rPr>
-            <w:rFonts w:ascii="Times New Roman" w:hAnsi="Times New Roman" w:cs="Times New Roman"/>
-            <w:noProof/>
+            <w:rFonts w:cs="Times New Roman"/>
+            <w:noProof/>
+            <w:szCs w:val="28"/>
+          </w:rPr>
+          <w:instrText xml:space="preserve"> PAGEREF _Toc228840121 \h </w:instrText>
+        </w:r>
+        <w:r>
+          <w:rPr>
+            <w:rFonts w:cs="Times New Roman"/>
+            <w:noProof/>
+            <w:szCs w:val="28"/>
+          </w:rPr>
+        </w:r>
+        <w:r>
+          <w:rPr>
+            <w:rFonts w:cs="Times New Roman"/>
+            <w:noProof/>
+            <w:szCs w:val="28"/>
           </w:rPr>
           <w:fldChar w:fldCharType="separate"/>
         </w:r>
         <w:r>
           <w:rPr>
-            <w:rFonts w:ascii="Times New Roman" w:hAnsi="Times New Roman" w:cs="Times New Roman"/>
-            <w:noProof/>
+            <w:rFonts w:cs="Times New Roman"/>
+            <w:noProof/>
+            <w:szCs w:val="28"/>
           </w:rPr>
           <w:t>7</w:t>
         </w:r>
         <w:r>
           <w:rPr>
-            <w:rFonts w:ascii="Times New Roman" w:hAnsi="Times New Roman" w:cs="Times New Roman"/>
-            <w:noProof/>
+            <w:rFonts w:cs="Times New Roman"/>
+            <w:noProof/>
+            <w:szCs w:val="28"/>
           </w:rPr>
           <w:fldChar w:fldCharType="end"/>
         </w:r>
@@ -3523,86 +3205,76 @@
           <w:tab w:val="right" w:leader="dot" w:pos="9628"/>
         </w:tabs>
         <w:rPr>
-          <w:rFonts w:ascii="Times New Roman" w:eastAsiaTheme="minorEastAsia" w:hAnsi="Times New Roman" w:cs="Times New Roman"/>
+          <w:rFonts w:eastAsiaTheme="minorEastAsia" w:cs="Times New Roman"/>
           <w:noProof/>
           <w:kern w:val="2"/>
-          <w:sz w:val="24"/>
-          <w:szCs w:val="24"/>
-          <w:lang w:val="en-UA"/>
+          <w:szCs w:val="28"/>
+          <w:lang w:val="en-US"/>
           <w14:ligatures w14:val="standardContextual"/>
         </w:rPr>
       </w:pPr>
-      <w:hyperlink w:anchor="_Toc228625300" w:history="1">
+      <w:hyperlink w:anchor="_Toc228840122" w:history="1">
         <w:r>
           <w:rPr>
             <w:rStyle w:val="Hyperlink"/>
-            <w:rFonts w:ascii="Times New Roman" w:hAnsi="Times New Roman" w:cs="Times New Roman"/>
-            <w:noProof/>
-          </w:rPr>
-          <w:t>1.</w:t>
-        </w:r>
-        <w:r>
-          <w:rPr>
-            <w:rStyle w:val="Hyperlink"/>
-            <w:rFonts w:ascii="Times New Roman" w:hAnsi="Times New Roman" w:cs="Times New Roman"/>
-            <w:noProof/>
-            <w:lang w:val="en-US"/>
-          </w:rPr>
-          <w:t>3</w:t>
-        </w:r>
-        <w:r>
-          <w:rPr>
-            <w:rStyle w:val="Hyperlink"/>
-            <w:rFonts w:ascii="Times New Roman" w:hAnsi="Times New Roman" w:cs="Times New Roman"/>
-            <w:noProof/>
-          </w:rPr>
-          <w:t xml:space="preserve"> Огляд і аналіз літератури за темою роботи</w:t>
-        </w:r>
-        <w:r>
-          <w:rPr>
-            <w:rFonts w:ascii="Times New Roman" w:hAnsi="Times New Roman" w:cs="Times New Roman"/>
-            <w:noProof/>
+            <w:rFonts w:cs="Times New Roman"/>
+            <w:noProof/>
+            <w:szCs w:val="28"/>
+          </w:rPr>
+          <w:t>1.3 Огляд і аналіз літератури за темою роботи</w:t>
+        </w:r>
+        <w:r>
+          <w:rPr>
+            <w:rFonts w:cs="Times New Roman"/>
+            <w:noProof/>
+            <w:szCs w:val="28"/>
           </w:rPr>
           <w:tab/>
         </w:r>
         <w:r>
           <w:rPr>
-            <w:rFonts w:ascii="Times New Roman" w:hAnsi="Times New Roman" w:cs="Times New Roman"/>
-            <w:noProof/>
+            <w:rFonts w:cs="Times New Roman"/>
+            <w:noProof/>
+            <w:szCs w:val="28"/>
           </w:rPr>
           <w:fldChar w:fldCharType="begin"/>
         </w:r>
         <w:r>
           <w:rPr>
-            <w:rFonts w:ascii="Times New Roman" w:hAnsi="Times New Roman" w:cs="Times New Roman"/>
-            <w:noProof/>
-          </w:rPr>
-          <w:instrText xml:space="preserve"> PAGEREF _Toc228625300 \h </w:instrText>
-        </w:r>
-        <w:r>
-          <w:rPr>
-            <w:rFonts w:ascii="Times New Roman" w:hAnsi="Times New Roman" w:cs="Times New Roman"/>
-            <w:noProof/>
-          </w:rPr>
-        </w:r>
-        <w:r>
-          <w:rPr>
-            <w:rFonts w:ascii="Times New Roman" w:hAnsi="Times New Roman" w:cs="Times New Roman"/>
-            <w:noProof/>
+            <w:rFonts w:cs="Times New Roman"/>
+            <w:noProof/>
+            <w:szCs w:val="28"/>
+          </w:rPr>
+          <w:instrText xml:space="preserve"> PAGEREF _Toc228840122 \h </w:instrText>
+        </w:r>
+        <w:r>
+          <w:rPr>
+            <w:rFonts w:cs="Times New Roman"/>
+            <w:noProof/>
+            <w:szCs w:val="28"/>
+          </w:rPr>
+        </w:r>
+        <w:r>
+          <w:rPr>
+            <w:rFonts w:cs="Times New Roman"/>
+            <w:noProof/>
+            <w:szCs w:val="28"/>
           </w:rPr>
           <w:fldChar w:fldCharType="separate"/>
         </w:r>
         <w:r>
           <w:rPr>
-            <w:rFonts w:ascii="Times New Roman" w:hAnsi="Times New Roman" w:cs="Times New Roman"/>
-            <w:noProof/>
+            <w:rFonts w:cs="Times New Roman"/>
+            <w:noProof/>
+            <w:szCs w:val="28"/>
           </w:rPr>
           <w:t>9</w:t>
         </w:r>
         <w:r>
           <w:rPr>
-            <w:rFonts w:ascii="Times New Roman" w:hAnsi="Times New Roman" w:cs="Times New Roman"/>
-            <w:noProof/>
+            <w:rFonts w:cs="Times New Roman"/>
+            <w:noProof/>
+            <w:szCs w:val="28"/>
           </w:rPr>
           <w:fldChar w:fldCharType="end"/>
         </w:r>
@@ -3615,69 +3287,76 @@
           <w:tab w:val="right" w:leader="dot" w:pos="9628"/>
         </w:tabs>
         <w:rPr>
-          <w:rFonts w:ascii="Times New Roman" w:eastAsiaTheme="minorEastAsia" w:hAnsi="Times New Roman" w:cs="Times New Roman"/>
+          <w:rFonts w:eastAsiaTheme="minorEastAsia" w:cs="Times New Roman"/>
           <w:noProof/>
           <w:kern w:val="2"/>
-          <w:sz w:val="24"/>
-          <w:szCs w:val="24"/>
-          <w:lang w:val="en-UA"/>
+          <w:szCs w:val="28"/>
+          <w:lang w:val="en-US"/>
           <w14:ligatures w14:val="standardContextual"/>
         </w:rPr>
       </w:pPr>
-      <w:hyperlink w:anchor="_Toc228625301" w:history="1">
+      <w:hyperlink w:anchor="_Toc228840123" w:history="1">
         <w:r>
           <w:rPr>
             <w:rStyle w:val="Hyperlink"/>
-            <w:rFonts w:ascii="Times New Roman" w:hAnsi="Times New Roman" w:cs="Times New Roman"/>
-            <w:noProof/>
+            <w:rFonts w:cs="Times New Roman"/>
+            <w:noProof/>
+            <w:szCs w:val="28"/>
           </w:rPr>
           <w:t>1.4 Висновки до розділу</w:t>
         </w:r>
         <w:r>
           <w:rPr>
-            <w:rFonts w:ascii="Times New Roman" w:hAnsi="Times New Roman" w:cs="Times New Roman"/>
-            <w:noProof/>
+            <w:rFonts w:cs="Times New Roman"/>
+            <w:noProof/>
+            <w:szCs w:val="28"/>
           </w:rPr>
           <w:tab/>
         </w:r>
         <w:r>
           <w:rPr>
-            <w:rFonts w:ascii="Times New Roman" w:hAnsi="Times New Roman" w:cs="Times New Roman"/>
-            <w:noProof/>
+            <w:rFonts w:cs="Times New Roman"/>
+            <w:noProof/>
+            <w:szCs w:val="28"/>
           </w:rPr>
           <w:fldChar w:fldCharType="begin"/>
         </w:r>
         <w:r>
           <w:rPr>
-            <w:rFonts w:ascii="Times New Roman" w:hAnsi="Times New Roman" w:cs="Times New Roman"/>
-            <w:noProof/>
-          </w:rPr>
-          <w:instrText xml:space="preserve"> PAGEREF _Toc228625301 \h </w:instrText>
-        </w:r>
-        <w:r>
-          <w:rPr>
-            <w:rFonts w:ascii="Times New Roman" w:hAnsi="Times New Roman" w:cs="Times New Roman"/>
-            <w:noProof/>
-          </w:rPr>
-        </w:r>
-        <w:r>
-          <w:rPr>
-            <w:rFonts w:ascii="Times New Roman" w:hAnsi="Times New Roman" w:cs="Times New Roman"/>
-            <w:noProof/>
+            <w:rFonts w:cs="Times New Roman"/>
+            <w:noProof/>
+            <w:szCs w:val="28"/>
+          </w:rPr>
+          <w:instrText xml:space="preserve"> PAGEREF _Toc228840123 \h </w:instrText>
+        </w:r>
+        <w:r>
+          <w:rPr>
+            <w:rFonts w:cs="Times New Roman"/>
+            <w:noProof/>
+            <w:szCs w:val="28"/>
+          </w:rPr>
+        </w:r>
+        <w:r>
+          <w:rPr>
+            <w:rFonts w:cs="Times New Roman"/>
+            <w:noProof/>
+            <w:szCs w:val="28"/>
           </w:rPr>
           <w:fldChar w:fldCharType="separate"/>
         </w:r>
         <w:r>
           <w:rPr>
-            <w:rFonts w:ascii="Times New Roman" w:hAnsi="Times New Roman" w:cs="Times New Roman"/>
-            <w:noProof/>
+            <w:rFonts w:cs="Times New Roman"/>
+            <w:noProof/>
+            <w:szCs w:val="28"/>
           </w:rPr>
           <w:t>10</w:t>
         </w:r>
         <w:r>
           <w:rPr>
-            <w:rFonts w:ascii="Times New Roman" w:hAnsi="Times New Roman" w:cs="Times New Roman"/>
-            <w:noProof/>
+            <w:rFonts w:cs="Times New Roman"/>
+            <w:noProof/>
+            <w:szCs w:val="28"/>
           </w:rPr>
           <w:fldChar w:fldCharType="end"/>
         </w:r>
@@ -3687,86 +3366,76 @@
       <w:pPr>
         <w:pStyle w:val="TOC1"/>
         <w:rPr>
-          <w:rFonts w:ascii="Times New Roman" w:eastAsiaTheme="minorEastAsia" w:hAnsi="Times New Roman" w:cs="Times New Roman"/>
+          <w:rFonts w:eastAsiaTheme="minorEastAsia" w:cs="Times New Roman"/>
           <w:noProof/>
           <w:kern w:val="2"/>
-          <w:sz w:val="24"/>
-          <w:szCs w:val="24"/>
-          <w:lang w:val="en-UA"/>
+          <w:szCs w:val="28"/>
+          <w:lang w:val="en-US"/>
           <w14:ligatures w14:val="standardContextual"/>
         </w:rPr>
       </w:pPr>
-      <w:hyperlink w:anchor="_Toc228625302" w:history="1">
+      <w:hyperlink w:anchor="_Toc228840124" w:history="1">
         <w:r>
           <w:rPr>
             <w:rStyle w:val="Hyperlink"/>
-            <w:rFonts w:ascii="Times New Roman" w:hAnsi="Times New Roman" w:cs="Times New Roman"/>
-            <w:noProof/>
-          </w:rPr>
-          <w:t>2</w:t>
-        </w:r>
-        <w:r>
-          <w:rPr>
-            <w:rStyle w:val="Hyperlink"/>
-            <w:rFonts w:ascii="Times New Roman" w:hAnsi="Times New Roman" w:cs="Times New Roman"/>
-            <w:noProof/>
-            <w:lang w:val="en-US"/>
-          </w:rPr>
-          <w:t xml:space="preserve"> </w:t>
-        </w:r>
-        <w:r>
-          <w:rPr>
-            <w:rStyle w:val="Hyperlink"/>
-            <w:rFonts w:ascii="Times New Roman" w:hAnsi="Times New Roman" w:cs="Times New Roman"/>
-            <w:noProof/>
-          </w:rPr>
-          <w:t>СПЕЦІАЛЬНИЙ РОЗДІЛ</w:t>
-        </w:r>
-        <w:r>
-          <w:rPr>
-            <w:rFonts w:ascii="Times New Roman" w:hAnsi="Times New Roman" w:cs="Times New Roman"/>
-            <w:noProof/>
+            <w:rFonts w:cs="Times New Roman"/>
+            <w:noProof/>
+            <w:szCs w:val="28"/>
+          </w:rPr>
+          <w:t>2 СПЕЦІАЛЬНИЙ РОЗДІЛ</w:t>
+        </w:r>
+        <w:r>
+          <w:rPr>
+            <w:rFonts w:cs="Times New Roman"/>
+            <w:noProof/>
+            <w:szCs w:val="28"/>
           </w:rPr>
           <w:tab/>
         </w:r>
         <w:r>
           <w:rPr>
-            <w:rFonts w:ascii="Times New Roman" w:hAnsi="Times New Roman" w:cs="Times New Roman"/>
-            <w:noProof/>
+            <w:rFonts w:cs="Times New Roman"/>
+            <w:noProof/>
+            <w:szCs w:val="28"/>
           </w:rPr>
           <w:fldChar w:fldCharType="begin"/>
         </w:r>
         <w:r>
           <w:rPr>
-            <w:rFonts w:ascii="Times New Roman" w:hAnsi="Times New Roman" w:cs="Times New Roman"/>
-            <w:noProof/>
-          </w:rPr>
-          <w:instrText xml:space="preserve"> PAGEREF _Toc228625302 \h </w:instrText>
-        </w:r>
-        <w:r>
-          <w:rPr>
-            <w:rFonts w:ascii="Times New Roman" w:hAnsi="Times New Roman" w:cs="Times New Roman"/>
-            <w:noProof/>
-          </w:rPr>
-        </w:r>
-        <w:r>
-          <w:rPr>
-            <w:rFonts w:ascii="Times New Roman" w:hAnsi="Times New Roman" w:cs="Times New Roman"/>
-            <w:noProof/>
+            <w:rFonts w:cs="Times New Roman"/>
+            <w:noProof/>
+            <w:szCs w:val="28"/>
+          </w:rPr>
+          <w:instrText xml:space="preserve"> PAGEREF _Toc228840124 \h </w:instrText>
+        </w:r>
+        <w:r>
+          <w:rPr>
+            <w:rFonts w:cs="Times New Roman"/>
+            <w:noProof/>
+            <w:szCs w:val="28"/>
+          </w:rPr>
+        </w:r>
+        <w:r>
+          <w:rPr>
+            <w:rFonts w:cs="Times New Roman"/>
+            <w:noProof/>
+            <w:szCs w:val="28"/>
           </w:rPr>
           <w:fldChar w:fldCharType="separate"/>
         </w:r>
         <w:r>
           <w:rPr>
-            <w:rFonts w:ascii="Times New Roman" w:hAnsi="Times New Roman" w:cs="Times New Roman"/>
-            <w:noProof/>
+            <w:rFonts w:cs="Times New Roman"/>
+            <w:noProof/>
+            <w:szCs w:val="28"/>
           </w:rPr>
           <w:t>12</w:t>
         </w:r>
         <w:r>
           <w:rPr>
-            <w:rFonts w:ascii="Times New Roman" w:hAnsi="Times New Roman" w:cs="Times New Roman"/>
-            <w:noProof/>
+            <w:rFonts w:cs="Times New Roman"/>
+            <w:noProof/>
+            <w:szCs w:val="28"/>
           </w:rPr>
           <w:fldChar w:fldCharType="end"/>
         </w:r>
@@ -3779,70 +3448,76 @@
           <w:tab w:val="right" w:leader="dot" w:pos="9628"/>
         </w:tabs>
         <w:rPr>
-          <w:rFonts w:ascii="Times New Roman" w:eastAsiaTheme="minorEastAsia" w:hAnsi="Times New Roman" w:cs="Times New Roman"/>
+          <w:rFonts w:eastAsiaTheme="minorEastAsia" w:cs="Times New Roman"/>
           <w:noProof/>
           <w:kern w:val="2"/>
-          <w:sz w:val="24"/>
-          <w:szCs w:val="24"/>
-          <w:lang w:val="en-UA"/>
+          <w:szCs w:val="28"/>
+          <w:lang w:val="en-US"/>
           <w14:ligatures w14:val="standardContextual"/>
         </w:rPr>
       </w:pPr>
-      <w:hyperlink w:anchor="_Toc228625303" w:history="1">
+      <w:hyperlink w:anchor="_Toc228840125" w:history="1">
         <w:r>
           <w:rPr>
             <w:rStyle w:val="Hyperlink"/>
-            <w:rFonts w:ascii="Times New Roman" w:hAnsi="Times New Roman" w:cs="Times New Roman"/>
-            <w:noProof/>
-            <w:lang w:val="en-US"/>
+            <w:rFonts w:cs="Times New Roman"/>
+            <w:noProof/>
+            <w:szCs w:val="28"/>
           </w:rPr>
           <w:t>2.1 Проєктування розроблюваної інформаційної системи</w:t>
         </w:r>
         <w:r>
           <w:rPr>
-            <w:rFonts w:ascii="Times New Roman" w:hAnsi="Times New Roman" w:cs="Times New Roman"/>
-            <w:noProof/>
+            <w:rFonts w:cs="Times New Roman"/>
+            <w:noProof/>
+            <w:szCs w:val="28"/>
           </w:rPr>
           <w:tab/>
         </w:r>
         <w:r>
           <w:rPr>
-            <w:rFonts w:ascii="Times New Roman" w:hAnsi="Times New Roman" w:cs="Times New Roman"/>
-            <w:noProof/>
+            <w:rFonts w:cs="Times New Roman"/>
+            <w:noProof/>
+            <w:szCs w:val="28"/>
           </w:rPr>
           <w:fldChar w:fldCharType="begin"/>
         </w:r>
         <w:r>
           <w:rPr>
-            <w:rFonts w:ascii="Times New Roman" w:hAnsi="Times New Roman" w:cs="Times New Roman"/>
-            <w:noProof/>
-          </w:rPr>
-          <w:instrText xml:space="preserve"> PAGEREF _Toc228625303 \h </w:instrText>
-        </w:r>
-        <w:r>
-          <w:rPr>
-            <w:rFonts w:ascii="Times New Roman" w:hAnsi="Times New Roman" w:cs="Times New Roman"/>
-            <w:noProof/>
-          </w:rPr>
-        </w:r>
-        <w:r>
-          <w:rPr>
-            <w:rFonts w:ascii="Times New Roman" w:hAnsi="Times New Roman" w:cs="Times New Roman"/>
-            <w:noProof/>
+            <w:rFonts w:cs="Times New Roman"/>
+            <w:noProof/>
+            <w:szCs w:val="28"/>
+          </w:rPr>
+          <w:instrText xml:space="preserve"> PAGEREF _Toc228840125 \h </w:instrText>
+        </w:r>
+        <w:r>
+          <w:rPr>
+            <w:rFonts w:cs="Times New Roman"/>
+            <w:noProof/>
+            <w:szCs w:val="28"/>
+          </w:rPr>
+        </w:r>
+        <w:r>
+          <w:rPr>
+            <w:rFonts w:cs="Times New Roman"/>
+            <w:noProof/>
+            <w:szCs w:val="28"/>
           </w:rPr>
           <w:fldChar w:fldCharType="separate"/>
         </w:r>
         <w:r>
           <w:rPr>
-            <w:rFonts w:ascii="Times New Roman" w:hAnsi="Times New Roman" w:cs="Times New Roman"/>
-            <w:noProof/>
+            <w:rFonts w:cs="Times New Roman"/>
+            <w:noProof/>
+            <w:szCs w:val="28"/>
           </w:rPr>
           <w:t>12</w:t>
         </w:r>
         <w:r>
           <w:rPr>
-            <w:rFonts w:ascii="Times New Roman" w:hAnsi="Times New Roman" w:cs="Times New Roman"/>
-            <w:noProof/>
+            <w:rFonts w:cs="Times New Roman"/>
+            <w:noProof/>
+            <w:szCs w:val="28"/>
           </w:rPr>
           <w:fldChar w:fldCharType="end"/>
         </w:r>
@@ -3855,69 +3530,76 @@
           <w:tab w:val="right" w:leader="dot" w:pos="9628"/>
         </w:tabs>
         <w:rPr>
-          <w:rFonts w:ascii="Times New Roman" w:eastAsiaTheme="minorEastAsia" w:hAnsi="Times New Roman" w:cs="Times New Roman"/>
+          <w:rFonts w:eastAsiaTheme="minorEastAsia" w:cs="Times New Roman"/>
           <w:noProof/>
           <w:kern w:val="2"/>
-          <w:sz w:val="24"/>
-          <w:szCs w:val="24"/>
-          <w:lang w:val="en-UA"/>
+          <w:szCs w:val="28"/>
+          <w:lang w:val="en-US"/>
           <w14:ligatures w14:val="standardContextual"/>
         </w:rPr>
       </w:pPr>
-      <w:hyperlink w:anchor="_Toc228625304" w:history="1">
+      <w:hyperlink w:anchor="_Toc228840126" w:history="1">
         <w:r>
           <w:rPr>
             <w:rStyle w:val="Hyperlink"/>
-            <w:rFonts w:ascii="Times New Roman" w:hAnsi="Times New Roman" w:cs="Times New Roman"/>
-            <w:noProof/>
-          </w:rPr>
-          <w:t>2.2 Інформаційне забезпечення</w:t>
-        </w:r>
-        <w:r>
-          <w:rPr>
-            <w:rFonts w:ascii="Times New Roman" w:hAnsi="Times New Roman" w:cs="Times New Roman"/>
-            <w:noProof/>
+            <w:rFonts w:cs="Times New Roman"/>
+            <w:noProof/>
+            <w:szCs w:val="28"/>
+          </w:rPr>
+          <w:t>2.1.1 Статична структура системи (Діаграма класів)</w:t>
+        </w:r>
+        <w:r>
+          <w:rPr>
+            <w:rFonts w:cs="Times New Roman"/>
+            <w:noProof/>
+            <w:szCs w:val="28"/>
           </w:rPr>
           <w:tab/>
         </w:r>
         <w:r>
           <w:rPr>
-            <w:rFonts w:ascii="Times New Roman" w:hAnsi="Times New Roman" w:cs="Times New Roman"/>
-            <w:noProof/>
+            <w:rFonts w:cs="Times New Roman"/>
+            <w:noProof/>
+            <w:szCs w:val="28"/>
           </w:rPr>
           <w:fldChar w:fldCharType="begin"/>
         </w:r>
         <w:r>
           <w:rPr>
-            <w:rFonts w:ascii="Times New Roman" w:hAnsi="Times New Roman" w:cs="Times New Roman"/>
-            <w:noProof/>
-          </w:rPr>
-          <w:instrText xml:space="preserve"> PAGEREF _Toc228625304 \h </w:instrText>
-        </w:r>
-        <w:r>
-          <w:rPr>
-            <w:rFonts w:ascii="Times New Roman" w:hAnsi="Times New Roman" w:cs="Times New Roman"/>
-            <w:noProof/>
-          </w:rPr>
-        </w:r>
-        <w:r>
-          <w:rPr>
-            <w:rFonts w:ascii="Times New Roman" w:hAnsi="Times New Roman" w:cs="Times New Roman"/>
-            <w:noProof/>
+            <w:rFonts w:cs="Times New Roman"/>
+            <w:noProof/>
+            <w:szCs w:val="28"/>
+          </w:rPr>
+          <w:instrText xml:space="preserve"> PAGEREF _Toc228840126 \h </w:instrText>
+        </w:r>
+        <w:r>
+          <w:rPr>
+            <w:rFonts w:cs="Times New Roman"/>
+            <w:noProof/>
+            <w:szCs w:val="28"/>
+          </w:rPr>
+        </w:r>
+        <w:r>
+          <w:rPr>
+            <w:rFonts w:cs="Times New Roman"/>
+            <w:noProof/>
+            <w:szCs w:val="28"/>
           </w:rPr>
           <w:fldChar w:fldCharType="separate"/>
         </w:r>
         <w:r>
           <w:rPr>
-            <w:rFonts w:ascii="Times New Roman" w:hAnsi="Times New Roman" w:cs="Times New Roman"/>
-            <w:noProof/>
+            <w:rFonts w:cs="Times New Roman"/>
+            <w:noProof/>
+            <w:szCs w:val="28"/>
           </w:rPr>
           <w:t>12</w:t>
         </w:r>
         <w:r>
           <w:rPr>
-            <w:rFonts w:ascii="Times New Roman" w:hAnsi="Times New Roman" w:cs="Times New Roman"/>
-            <w:noProof/>
+            <w:rFonts w:cs="Times New Roman"/>
+            <w:noProof/>
+            <w:szCs w:val="28"/>
           </w:rPr>
           <w:fldChar w:fldCharType="end"/>
         </w:r>
@@ -3930,70 +3612,76 @@
           <w:tab w:val="right" w:leader="dot" w:pos="9628"/>
         </w:tabs>
         <w:rPr>
-          <w:rFonts w:ascii="Times New Roman" w:eastAsiaTheme="minorEastAsia" w:hAnsi="Times New Roman" w:cs="Times New Roman"/>
+          <w:rFonts w:eastAsiaTheme="minorEastAsia" w:cs="Times New Roman"/>
           <w:noProof/>
           <w:kern w:val="2"/>
-          <w:sz w:val="24"/>
-          <w:szCs w:val="24"/>
-          <w:lang w:val="en-UA"/>
+          <w:szCs w:val="28"/>
+          <w:lang w:val="en-US"/>
           <w14:ligatures w14:val="standardContextual"/>
         </w:rPr>
       </w:pPr>
-      <w:hyperlink w:anchor="_Toc228625305" w:history="1">
+      <w:hyperlink w:anchor="_Toc228840127" w:history="1">
         <w:r>
           <w:rPr>
             <w:rStyle w:val="Hyperlink"/>
-            <w:rFonts w:ascii="Times New Roman" w:hAnsi="Times New Roman" w:cs="Times New Roman"/>
-            <w:noProof/>
-            <w:lang w:val="en-US"/>
-          </w:rPr>
-          <w:t>2.3 Математичне забезпечення</w:t>
-        </w:r>
-        <w:r>
-          <w:rPr>
-            <w:rFonts w:ascii="Times New Roman" w:hAnsi="Times New Roman" w:cs="Times New Roman"/>
-            <w:noProof/>
+            <w:rFonts w:cs="Times New Roman"/>
+            <w:noProof/>
+            <w:szCs w:val="28"/>
+          </w:rPr>
+          <w:t>2.1.2 Динамічна модель взаємодії (Діаграма послідовностей)</w:t>
+        </w:r>
+        <w:r>
+          <w:rPr>
+            <w:rFonts w:cs="Times New Roman"/>
+            <w:noProof/>
+            <w:szCs w:val="28"/>
           </w:rPr>
           <w:tab/>
         </w:r>
         <w:r>
           <w:rPr>
-            <w:rFonts w:ascii="Times New Roman" w:hAnsi="Times New Roman" w:cs="Times New Roman"/>
-            <w:noProof/>
+            <w:rFonts w:cs="Times New Roman"/>
+            <w:noProof/>
+            <w:szCs w:val="28"/>
           </w:rPr>
           <w:fldChar w:fldCharType="begin"/>
         </w:r>
         <w:r>
           <w:rPr>
-            <w:rFonts w:ascii="Times New Roman" w:hAnsi="Times New Roman" w:cs="Times New Roman"/>
-            <w:noProof/>
-          </w:rPr>
-          <w:instrText xml:space="preserve"> PAGEREF _Toc228625305 \h </w:instrText>
-        </w:r>
-        <w:r>
-          <w:rPr>
-            <w:rFonts w:ascii="Times New Roman" w:hAnsi="Times New Roman" w:cs="Times New Roman"/>
-            <w:noProof/>
-          </w:rPr>
-        </w:r>
-        <w:r>
-          <w:rPr>
-            <w:rFonts w:ascii="Times New Roman" w:hAnsi="Times New Roman" w:cs="Times New Roman"/>
-            <w:noProof/>
+            <w:rFonts w:cs="Times New Roman"/>
+            <w:noProof/>
+            <w:szCs w:val="28"/>
+          </w:rPr>
+          <w:instrText xml:space="preserve"> PAGEREF _Toc228840127 \h </w:instrText>
+        </w:r>
+        <w:r>
+          <w:rPr>
+            <w:rFonts w:cs="Times New Roman"/>
+            <w:noProof/>
+            <w:szCs w:val="28"/>
+          </w:rPr>
+        </w:r>
+        <w:r>
+          <w:rPr>
+            <w:rFonts w:cs="Times New Roman"/>
+            <w:noProof/>
+            <w:szCs w:val="28"/>
           </w:rPr>
           <w:fldChar w:fldCharType="separate"/>
         </w:r>
         <w:r>
           <w:rPr>
-            <w:rFonts w:ascii="Times New Roman" w:hAnsi="Times New Roman" w:cs="Times New Roman"/>
-            <w:noProof/>
+            <w:rFonts w:cs="Times New Roman"/>
+            <w:noProof/>
+            <w:szCs w:val="28"/>
           </w:rPr>
           <w:t>13</w:t>
         </w:r>
         <w:r>
           <w:rPr>
-            <w:rFonts w:ascii="Times New Roman" w:hAnsi="Times New Roman" w:cs="Times New Roman"/>
-            <w:noProof/>
+            <w:rFonts w:cs="Times New Roman"/>
+            <w:noProof/>
+            <w:szCs w:val="28"/>
           </w:rPr>
           <w:fldChar w:fldCharType="end"/>
         </w:r>
@@ -4006,69 +3694,76 @@
           <w:tab w:val="right" w:leader="dot" w:pos="9628"/>
         </w:tabs>
         <w:rPr>
-          <w:rFonts w:ascii="Times New Roman" w:eastAsiaTheme="minorEastAsia" w:hAnsi="Times New Roman" w:cs="Times New Roman"/>
+          <w:rFonts w:eastAsiaTheme="minorEastAsia" w:cs="Times New Roman"/>
           <w:noProof/>
           <w:kern w:val="2"/>
-          <w:sz w:val="24"/>
-          <w:szCs w:val="24"/>
-          <w:lang w:val="en-UA"/>
+          <w:szCs w:val="28"/>
+          <w:lang w:val="en-US"/>
           <w14:ligatures w14:val="standardContextual"/>
         </w:rPr>
       </w:pPr>
-      <w:hyperlink w:anchor="_Toc228625306" w:history="1">
+      <w:hyperlink w:anchor="_Toc228840128" w:history="1">
         <w:r>
           <w:rPr>
             <w:rStyle w:val="Hyperlink"/>
-            <w:rFonts w:ascii="Times New Roman" w:hAnsi="Times New Roman" w:cs="Times New Roman"/>
-            <w:noProof/>
-          </w:rPr>
-          <w:t>2.4 Алгоритмічне забезпечення</w:t>
-        </w:r>
-        <w:r>
-          <w:rPr>
-            <w:rFonts w:ascii="Times New Roman" w:hAnsi="Times New Roman" w:cs="Times New Roman"/>
-            <w:noProof/>
+            <w:rFonts w:cs="Times New Roman"/>
+            <w:noProof/>
+            <w:szCs w:val="28"/>
+          </w:rPr>
+          <w:t>2.2 Інформаційне забезпечення</w:t>
+        </w:r>
+        <w:r>
+          <w:rPr>
+            <w:rFonts w:cs="Times New Roman"/>
+            <w:noProof/>
+            <w:szCs w:val="28"/>
           </w:rPr>
           <w:tab/>
         </w:r>
         <w:r>
           <w:rPr>
-            <w:rFonts w:ascii="Times New Roman" w:hAnsi="Times New Roman" w:cs="Times New Roman"/>
-            <w:noProof/>
+            <w:rFonts w:cs="Times New Roman"/>
+            <w:noProof/>
+            <w:szCs w:val="28"/>
           </w:rPr>
           <w:fldChar w:fldCharType="begin"/>
         </w:r>
         <w:r>
           <w:rPr>
-            <w:rFonts w:ascii="Times New Roman" w:hAnsi="Times New Roman" w:cs="Times New Roman"/>
-            <w:noProof/>
-          </w:rPr>
-          <w:instrText xml:space="preserve"> PAGEREF _Toc228625306 \h </w:instrText>
-        </w:r>
-        <w:r>
-          <w:rPr>
-            <w:rFonts w:ascii="Times New Roman" w:hAnsi="Times New Roman" w:cs="Times New Roman"/>
-            <w:noProof/>
-          </w:rPr>
-        </w:r>
-        <w:r>
-          <w:rPr>
-            <w:rFonts w:ascii="Times New Roman" w:hAnsi="Times New Roman" w:cs="Times New Roman"/>
-            <w:noProof/>
+            <w:rFonts w:cs="Times New Roman"/>
+            <w:noProof/>
+            <w:szCs w:val="28"/>
+          </w:rPr>
+          <w:instrText xml:space="preserve"> PAGEREF _Toc228840128 \h </w:instrText>
+        </w:r>
+        <w:r>
+          <w:rPr>
+            <w:rFonts w:cs="Times New Roman"/>
+            <w:noProof/>
+            <w:szCs w:val="28"/>
+          </w:rPr>
+        </w:r>
+        <w:r>
+          <w:rPr>
+            <w:rFonts w:cs="Times New Roman"/>
+            <w:noProof/>
+            <w:szCs w:val="28"/>
           </w:rPr>
           <w:fldChar w:fldCharType="separate"/>
         </w:r>
         <w:r>
           <w:rPr>
-            <w:rFonts w:ascii="Times New Roman" w:hAnsi="Times New Roman" w:cs="Times New Roman"/>
-            <w:noProof/>
+            <w:rFonts w:cs="Times New Roman"/>
+            <w:noProof/>
+            <w:szCs w:val="28"/>
           </w:rPr>
           <w:t>14</w:t>
         </w:r>
         <w:r>
           <w:rPr>
-            <w:rFonts w:ascii="Times New Roman" w:hAnsi="Times New Roman" w:cs="Times New Roman"/>
-            <w:noProof/>
+            <w:rFonts w:cs="Times New Roman"/>
+            <w:noProof/>
+            <w:szCs w:val="28"/>
           </w:rPr>
           <w:fldChar w:fldCharType="end"/>
         </w:r>
@@ -4081,69 +3776,76 @@
           <w:tab w:val="right" w:leader="dot" w:pos="9628"/>
         </w:tabs>
         <w:rPr>
-          <w:rFonts w:ascii="Times New Roman" w:eastAsiaTheme="minorEastAsia" w:hAnsi="Times New Roman" w:cs="Times New Roman"/>
+          <w:rFonts w:eastAsiaTheme="minorEastAsia" w:cs="Times New Roman"/>
           <w:noProof/>
           <w:kern w:val="2"/>
-          <w:sz w:val="24"/>
-          <w:szCs w:val="24"/>
-          <w:lang w:val="en-UA"/>
+          <w:szCs w:val="28"/>
+          <w:lang w:val="en-US"/>
           <w14:ligatures w14:val="standardContextual"/>
         </w:rPr>
       </w:pPr>
-      <w:hyperlink w:anchor="_Toc228625307" w:history="1">
+      <w:hyperlink w:anchor="_Toc228840129" w:history="1">
         <w:r>
           <w:rPr>
             <w:rStyle w:val="Hyperlink"/>
-            <w:rFonts w:ascii="Times New Roman" w:hAnsi="Times New Roman" w:cs="Times New Roman"/>
-            <w:noProof/>
-          </w:rPr>
-          <w:t>2.5 Висновки до розділу</w:t>
-        </w:r>
-        <w:r>
-          <w:rPr>
-            <w:rFonts w:ascii="Times New Roman" w:hAnsi="Times New Roman" w:cs="Times New Roman"/>
-            <w:noProof/>
+            <w:rFonts w:cs="Times New Roman"/>
+            <w:noProof/>
+            <w:szCs w:val="28"/>
+          </w:rPr>
+          <w:t>2.3 Математичне забезпечення</w:t>
+        </w:r>
+        <w:r>
+          <w:rPr>
+            <w:rFonts w:cs="Times New Roman"/>
+            <w:noProof/>
+            <w:szCs w:val="28"/>
           </w:rPr>
           <w:tab/>
         </w:r>
         <w:r>
           <w:rPr>
-            <w:rFonts w:ascii="Times New Roman" w:hAnsi="Times New Roman" w:cs="Times New Roman"/>
-            <w:noProof/>
+            <w:rFonts w:cs="Times New Roman"/>
+            <w:noProof/>
+            <w:szCs w:val="28"/>
           </w:rPr>
           <w:fldChar w:fldCharType="begin"/>
         </w:r>
         <w:r>
           <w:rPr>
-            <w:rFonts w:ascii="Times New Roman" w:hAnsi="Times New Roman" w:cs="Times New Roman"/>
-            <w:noProof/>
-          </w:rPr>
-          <w:instrText xml:space="preserve"> PAGEREF _Toc228625307 \h </w:instrText>
-        </w:r>
-        <w:r>
-          <w:rPr>
-            <w:rFonts w:ascii="Times New Roman" w:hAnsi="Times New Roman" w:cs="Times New Roman"/>
-            <w:noProof/>
-          </w:rPr>
-        </w:r>
-        <w:r>
-          <w:rPr>
-            <w:rFonts w:ascii="Times New Roman" w:hAnsi="Times New Roman" w:cs="Times New Roman"/>
-            <w:noProof/>
+            <w:rFonts w:cs="Times New Roman"/>
+            <w:noProof/>
+            <w:szCs w:val="28"/>
+          </w:rPr>
+          <w:instrText xml:space="preserve"> PAGEREF _Toc228840129 \h </w:instrText>
+        </w:r>
+        <w:r>
+          <w:rPr>
+            <w:rFonts w:cs="Times New Roman"/>
+            <w:noProof/>
+            <w:szCs w:val="28"/>
+          </w:rPr>
+        </w:r>
+        <w:r>
+          <w:rPr>
+            <w:rFonts w:cs="Times New Roman"/>
+            <w:noProof/>
+            <w:szCs w:val="28"/>
           </w:rPr>
           <w:fldChar w:fldCharType="separate"/>
         </w:r>
         <w:r>
           <w:rPr>
-            <w:rFonts w:ascii="Times New Roman" w:hAnsi="Times New Roman" w:cs="Times New Roman"/>
-            <w:noProof/>
-          </w:rPr>
-          <w:t>14</w:t>
-        </w:r>
-        <w:r>
-          <w:rPr>
-            <w:rFonts w:ascii="Times New Roman" w:hAnsi="Times New Roman" w:cs="Times New Roman"/>
-            <w:noProof/>
+            <w:rFonts w:cs="Times New Roman"/>
+            <w:noProof/>
+            <w:szCs w:val="28"/>
+          </w:rPr>
+          <w:t>17</w:t>
+        </w:r>
+        <w:r>
+          <w:rPr>
+            <w:rFonts w:cs="Times New Roman"/>
+            <w:noProof/>
+            <w:szCs w:val="28"/>
           </w:rPr>
           <w:fldChar w:fldCharType="end"/>
         </w:r>
@@ -4151,71 +3853,81 @@
     </w:p>
     <w:p>
       <w:pPr>
-        <w:pStyle w:val="TOC1"/>
-        <w:rPr>
-          <w:rFonts w:ascii="Times New Roman" w:eastAsiaTheme="minorEastAsia" w:hAnsi="Times New Roman" w:cs="Times New Roman"/>
+        <w:pStyle w:val="TOC2"/>
+        <w:tabs>
+          <w:tab w:val="right" w:leader="dot" w:pos="9628"/>
+        </w:tabs>
+        <w:rPr>
+          <w:rFonts w:eastAsiaTheme="minorEastAsia" w:cs="Times New Roman"/>
           <w:noProof/>
           <w:kern w:val="2"/>
-          <w:sz w:val="24"/>
-          <w:szCs w:val="24"/>
-          <w:lang w:val="en-UA"/>
+          <w:szCs w:val="28"/>
+          <w:lang w:val="en-US"/>
           <w14:ligatures w14:val="standardContextual"/>
         </w:rPr>
       </w:pPr>
-      <w:hyperlink w:anchor="_Toc228625308" w:history="1">
+      <w:hyperlink w:anchor="_Toc228840130" w:history="1">
         <w:r>
           <w:rPr>
             <w:rStyle w:val="Hyperlink"/>
-            <w:rFonts w:ascii="Times New Roman" w:hAnsi="Times New Roman" w:cs="Times New Roman"/>
-            <w:noProof/>
-          </w:rPr>
-          <w:t>ДЖЕРЕЛА (черновий варіант)</w:t>
-        </w:r>
-        <w:r>
-          <w:rPr>
-            <w:rFonts w:ascii="Times New Roman" w:hAnsi="Times New Roman" w:cs="Times New Roman"/>
-            <w:noProof/>
+            <w:rFonts w:cs="Times New Roman"/>
+            <w:noProof/>
+            <w:szCs w:val="28"/>
+          </w:rPr>
+          <w:t>2.4 Алгоритмічне забезпечення</w:t>
+        </w:r>
+        <w:r>
+          <w:rPr>
+            <w:rFonts w:cs="Times New Roman"/>
+            <w:noProof/>
+            <w:szCs w:val="28"/>
           </w:rPr>
           <w:tab/>
         </w:r>
         <w:r>
           <w:rPr>
-            <w:rFonts w:ascii="Times New Roman" w:hAnsi="Times New Roman" w:cs="Times New Roman"/>
-            <w:noProof/>
+            <w:rFonts w:cs="Times New Roman"/>
+            <w:noProof/>
+            <w:szCs w:val="28"/>
           </w:rPr>
           <w:fldChar w:fldCharType="begin"/>
         </w:r>
         <w:r>
           <w:rPr>
-            <w:rFonts w:ascii="Times New Roman" w:hAnsi="Times New Roman" w:cs="Times New Roman"/>
-            <w:noProof/>
-          </w:rPr>
-          <w:instrText xml:space="preserve"> PAGEREF _Toc228625308 \h </w:instrText>
-        </w:r>
-        <w:r>
-          <w:rPr>
-            <w:rFonts w:ascii="Times New Roman" w:hAnsi="Times New Roman" w:cs="Times New Roman"/>
-            <w:noProof/>
-          </w:rPr>
-        </w:r>
-        <w:r>
-          <w:rPr>
-            <w:rFonts w:ascii="Times New Roman" w:hAnsi="Times New Roman" w:cs="Times New Roman"/>
-            <w:noProof/>
+            <w:rFonts w:cs="Times New Roman"/>
+            <w:noProof/>
+            <w:szCs w:val="28"/>
+          </w:rPr>
+          <w:instrText xml:space="preserve"> PAGEREF _Toc228840130 \h </w:instrText>
+        </w:r>
+        <w:r>
+          <w:rPr>
+            <w:rFonts w:cs="Times New Roman"/>
+            <w:noProof/>
+            <w:szCs w:val="28"/>
+          </w:rPr>
+        </w:r>
+        <w:r>
+          <w:rPr>
+            <w:rFonts w:cs="Times New Roman"/>
+            <w:noProof/>
+            <w:szCs w:val="28"/>
           </w:rPr>
           <w:fldChar w:fldCharType="separate"/>
         </w:r>
         <w:r>
           <w:rPr>
-            <w:rFonts w:ascii="Times New Roman" w:hAnsi="Times New Roman" w:cs="Times New Roman"/>
-            <w:noProof/>
-          </w:rPr>
-          <w:t>16</w:t>
-        </w:r>
-        <w:r>
-          <w:rPr>
-            <w:rFonts w:ascii="Times New Roman" w:hAnsi="Times New Roman" w:cs="Times New Roman"/>
-            <w:noProof/>
+            <w:rFonts w:cs="Times New Roman"/>
+            <w:noProof/>
+            <w:szCs w:val="28"/>
+          </w:rPr>
+          <w:t>17</w:t>
+        </w:r>
+        <w:r>
+          <w:rPr>
+            <w:rFonts w:cs="Times New Roman"/>
+            <w:noProof/>
+            <w:szCs w:val="28"/>
           </w:rPr>
           <w:fldChar w:fldCharType="end"/>
         </w:r>
@@ -4223,6 +3935,167 @@
     </w:p>
     <w:p>
       <w:pPr>
+        <w:pStyle w:val="TOC2"/>
+        <w:tabs>
+          <w:tab w:val="right" w:leader="dot" w:pos="9628"/>
+        </w:tabs>
+        <w:rPr>
+          <w:rFonts w:eastAsiaTheme="minorEastAsia" w:cs="Times New Roman"/>
+          <w:noProof/>
+          <w:kern w:val="2"/>
+          <w:szCs w:val="28"/>
+          <w:lang w:val="en-US"/>
+          <w14:ligatures w14:val="standardContextual"/>
+        </w:rPr>
+      </w:pPr>
+      <w:hyperlink w:anchor="_Toc228840131" w:history="1">
+        <w:r>
+          <w:rPr>
+            <w:rStyle w:val="Hyperlink"/>
+            <w:rFonts w:cs="Times New Roman"/>
+            <w:noProof/>
+            <w:szCs w:val="28"/>
+          </w:rPr>
+          <w:t>2.5 Висновки до розділу</w:t>
+        </w:r>
+        <w:r>
+          <w:rPr>
+            <w:rFonts w:cs="Times New Roman"/>
+            <w:noProof/>
+            <w:szCs w:val="28"/>
+          </w:rPr>
+          <w:tab/>
+        </w:r>
+        <w:r>
+          <w:rPr>
+            <w:rFonts w:cs="Times New Roman"/>
+            <w:noProof/>
+            <w:szCs w:val="28"/>
+          </w:rPr>
+          <w:fldChar w:fldCharType="begin"/>
+        </w:r>
+        <w:r>
+          <w:rPr>
+            <w:rFonts w:cs="Times New Roman"/>
+            <w:noProof/>
+            <w:szCs w:val="28"/>
+          </w:rPr>
+          <w:instrText xml:space="preserve"> PAGEREF _Toc228840131 \h </w:instrText>
+        </w:r>
+        <w:r>
+          <w:rPr>
+            <w:rFonts w:cs="Times New Roman"/>
+            <w:noProof/>
+            <w:szCs w:val="28"/>
+          </w:rPr>
+        </w:r>
+        <w:r>
+          <w:rPr>
+            <w:rFonts w:cs="Times New Roman"/>
+            <w:noProof/>
+            <w:szCs w:val="28"/>
+          </w:rPr>
+          <w:fldChar w:fldCharType="separate"/>
+        </w:r>
+        <w:r>
+          <w:rPr>
+            <w:rFonts w:cs="Times New Roman"/>
+            <w:noProof/>
+            <w:szCs w:val="28"/>
+          </w:rPr>
+          <w:t>18</w:t>
+        </w:r>
+        <w:r>
+          <w:rPr>
+            <w:rFonts w:cs="Times New Roman"/>
+            <w:noProof/>
+            <w:szCs w:val="28"/>
+          </w:rPr>
+          <w:fldChar w:fldCharType="end"/>
+        </w:r>
+      </w:hyperlink>
+    </w:p>
+    <w:p>
+      <w:pPr>
+        <w:pStyle w:val="TOC1"/>
+        <w:rPr>
+          <w:rFonts w:eastAsiaTheme="minorEastAsia" w:cs="Times New Roman"/>
+          <w:noProof/>
+          <w:kern w:val="2"/>
+          <w:szCs w:val="28"/>
+          <w:lang w:val="en-US"/>
+          <w14:ligatures w14:val="standardContextual"/>
+        </w:rPr>
+      </w:pPr>
+      <w:hyperlink w:anchor="_Toc228840132" w:history="1">
+        <w:r>
+          <w:rPr>
+            <w:rStyle w:val="Hyperlink"/>
+            <w:rFonts w:cs="Times New Roman"/>
+            <w:noProof/>
+            <w:szCs w:val="28"/>
+          </w:rPr>
+          <w:t>ДЖЕРЕЛА ПОСИЛАНЬ</w:t>
+        </w:r>
+        <w:r>
+          <w:rPr>
+            <w:rFonts w:cs="Times New Roman"/>
+            <w:noProof/>
+            <w:szCs w:val="28"/>
+          </w:rPr>
+          <w:tab/>
+        </w:r>
+        <w:r>
+          <w:rPr>
+            <w:rFonts w:cs="Times New Roman"/>
+            <w:noProof/>
+            <w:szCs w:val="28"/>
+          </w:rPr>
+          <w:fldChar w:fldCharType="begin"/>
+        </w:r>
+        <w:r>
+          <w:rPr>
+            <w:rFonts w:cs="Times New Roman"/>
+            <w:noProof/>
+            <w:szCs w:val="28"/>
+          </w:rPr>
+          <w:instrText xml:space="preserve"> PAGEREF _Toc228840132 \h </w:instrText>
+        </w:r>
+        <w:r>
+          <w:rPr>
+            <w:rFonts w:cs="Times New Roman"/>
+            <w:noProof/>
+            <w:szCs w:val="28"/>
+          </w:rPr>
+        </w:r>
+        <w:r>
+          <w:rPr>
+            <w:rFonts w:cs="Times New Roman"/>
+            <w:noProof/>
+            <w:szCs w:val="28"/>
+          </w:rPr>
+          <w:fldChar w:fldCharType="separate"/>
+        </w:r>
+        <w:r>
+          <w:rPr>
+            <w:rFonts w:cs="Times New Roman"/>
+            <w:noProof/>
+            <w:szCs w:val="28"/>
+          </w:rPr>
+          <w:t>19</w:t>
+        </w:r>
+        <w:r>
+          <w:rPr>
+            <w:rFonts w:cs="Times New Roman"/>
+            <w:noProof/>
+            <w:szCs w:val="28"/>
+          </w:rPr>
+          <w:fldChar w:fldCharType="end"/>
+        </w:r>
+      </w:hyperlink>
+    </w:p>
+    <w:p>
+      <w:pPr>
         <w:pStyle w:val="NormalText"/>
         <w:ind w:left="708" w:firstLine="1"/>
         <w:rPr>
@@ -4230,6 +4103,9 @@
         </w:rPr>
       </w:pPr>
       <w:r>
+        <w:rPr>
+          <w:szCs w:val="28"/>
+        </w:rPr>
         <w:fldChar w:fldCharType="end"/>
       </w:r>
     </w:p>
@@ -4240,7 +4116,7 @@
         <w:spacing w:line="240" w:lineRule="auto"/>
       </w:pPr>
       <w:bookmarkStart w:id="5" w:name="__RefHeading___Toc3107_3140409300"/>
-      <w:bookmarkStart w:id="6" w:name="_Toc228625296"/>
+      <w:bookmarkStart w:id="6" w:name="_Toc228840118"/>
       <w:r>
         <w:lastRenderedPageBreak/>
         <w:t>ВСТУП</w:t>
@@ -4279,39 +4155,21 @@
         <w:pStyle w:val="NormalText"/>
       </w:pPr>
       <w:r>
-        <w:t xml:space="preserve">Традиційні конструктивні методи планування маршрутів часто не забезпечують знаходження глобального оптимуму в динамічному логістичному середовищі через схильність до </w:t>
-      </w:r>
-      <w:proofErr w:type="spellStart"/>
-      <w:r>
-        <w:t>застрягання</w:t>
-      </w:r>
-      <w:proofErr w:type="spellEnd"/>
-      <w:r>
-        <w:t xml:space="preserve"> в локальних екстремумах. Це зумовлює актуальність розробки та програмної реалізації спеціалізованих систем на основі генетичних алгоритмів – популяційних </w:t>
-      </w:r>
-      <w:proofErr w:type="spellStart"/>
-      <w:r>
-        <w:t>метаевристик</w:t>
-      </w:r>
-      <w:proofErr w:type="spellEnd"/>
-      <w:r>
-        <w:t xml:space="preserve">, які дозволяють ефективно досліджувати простір </w:t>
-      </w:r>
-      <w:proofErr w:type="spellStart"/>
-      <w:r>
-        <w:t>розв’язків</w:t>
-      </w:r>
-      <w:proofErr w:type="spellEnd"/>
-      <w:r>
-        <w:t xml:space="preserve"> NP-складної задачі маршрутизації та знаходити якісні результати для автоматизації процесів розподілу вантажів.</w:t>
-      </w:r>
-    </w:p>
-    <w:p>
-      <w:pPr>
-        <w:pStyle w:val="NormalText"/>
-      </w:pPr>
-      <w:r>
-        <w:t>Об’єкт роботи – процес розподілу та доставки вантажів у мультимодальній транспортній мережі.</w:t>
+        <w:t>Традиційні конструктивні методи планування маршрутів часто не забезпечують знаходження глобального оптимуму в динамічному логістичному середовищі через схильність до застрягання в локальних екстремумах. Це зумовлює актуальність розробки та програмної реалізації спеціалізованих систем на основі генетичних алгоритмів – популяційних метаевристик, які дозволяють ефективно досліджувати простір розв’язків NP-складної задачі маршрутизації та знаходити якісні результати для автоматизації процесів розподілу вантажів.</w:t>
+      </w:r>
+    </w:p>
+    <w:p>
+      <w:pPr>
+        <w:pStyle w:val="NormalText"/>
+      </w:pPr>
+      <w:r>
+        <w:t>Об’єкт роботи – про</w:t>
+      </w:r>
+      <w:r>
+        <w:t>блема</w:t>
+      </w:r>
+      <w:r>
+        <w:t xml:space="preserve"> розподілу та доставки вантажів у мультимодальній транспортній мережі.</w:t>
       </w:r>
     </w:p>
     <w:p>
@@ -4335,29 +4193,15 @@
         <w:pStyle w:val="NormalText"/>
       </w:pPr>
       <w:r>
-        <w:t xml:space="preserve">Методи дослідження. Для досягнення поставленої мети використано методи теорії графів для формалізації транспортної мережі, методи математичного моделювання для побудови моделі задачі змішаного </w:t>
-      </w:r>
-      <w:proofErr w:type="spellStart"/>
-      <w:r>
-        <w:t>цілочисельного</w:t>
-      </w:r>
-      <w:proofErr w:type="spellEnd"/>
-      <w:r>
-        <w:t xml:space="preserve"> програмування з урахуванням обмежень вантажної місткості та часових вікон</w:t>
-      </w:r>
-      <w:r>
-        <w:rPr>
-          <w:lang w:val="en-US"/>
-        </w:rPr>
+        <w:t>Методи дослідження. Для досягнення поставленої мети використано методи теорії графів для формалізації транспортної мережі, методи математичного моделювання для побудови моделі задачі змішаного цілочисельного програмування з урахуванням обмежень вантажної місткості та часових вікон</w:t>
+      </w:r>
+      <w:r>
         <w:t xml:space="preserve"> </w:t>
       </w:r>
       <w:r>
         <w:t>т</w:t>
       </w:r>
       <w:r>
-        <w:rPr>
-          <w:lang w:val="en-US"/>
-        </w:rPr>
         <w:t xml:space="preserve">а </w:t>
       </w:r>
       <w:r>
@@ -4365,15 +4209,7 @@
       </w:r>
       <w:r>
         <w:lastRenderedPageBreak/>
-        <w:t xml:space="preserve">оптимальних </w:t>
-      </w:r>
-      <w:proofErr w:type="spellStart"/>
-      <w:r>
-        <w:t>розв’язків</w:t>
-      </w:r>
-      <w:proofErr w:type="spellEnd"/>
-      <w:r>
-        <w:t xml:space="preserve"> шляхом еволюційного моделювання процесів селекції, схрещування та мутації.</w:t>
+        <w:t>оптимальних розв’язків шляхом еволюційного моделювання процесів селекції, схрещування та мутації.</w:t>
       </w:r>
     </w:p>
     <w:p>
@@ -4438,7 +4274,7 @@
         <w:pageBreakBefore/>
       </w:pPr>
       <w:bookmarkStart w:id="7" w:name="__RefHeading___Toc1051_864477561"/>
-      <w:bookmarkStart w:id="8" w:name="_Toc228625297"/>
+      <w:bookmarkStart w:id="8" w:name="_Toc228840119"/>
       <w:r>
         <w:lastRenderedPageBreak/>
         <w:t xml:space="preserve">1 </w:t>
@@ -4454,14 +4290,11 @@
         <w:pStyle w:val="Heading2"/>
       </w:pPr>
       <w:bookmarkStart w:id="9" w:name="__RefHeading___Toc1053_864477561"/>
-      <w:bookmarkStart w:id="10" w:name="_Toc228625298"/>
+      <w:bookmarkStart w:id="10" w:name="_Toc228840120"/>
       <w:r>
         <w:t>1.</w:t>
       </w:r>
       <w:r>
-        <w:rPr>
-          <w:lang w:val="en-US"/>
-        </w:rPr>
         <w:t>1</w:t>
       </w:r>
       <w:r>
@@ -4485,39 +4318,7 @@
         <w:pStyle w:val="NormalText"/>
       </w:pPr>
       <w:r>
-        <w:t xml:space="preserve">В умовах глобальної </w:t>
-      </w:r>
-      <w:proofErr w:type="spellStart"/>
-      <w:r>
-        <w:t>цифровізації</w:t>
-      </w:r>
-      <w:proofErr w:type="spellEnd"/>
-      <w:r>
-        <w:t xml:space="preserve"> економіки та стрімкого зростання ринку електронної комерції, оптимізація логістичних процесів стає критичним фактором конкурентоспроможності підприємств. Задача маршрутизації транспортних засобів (</w:t>
-      </w:r>
-      <w:proofErr w:type="spellStart"/>
-      <w:r>
-        <w:t>Vehicle</w:t>
-      </w:r>
-      <w:proofErr w:type="spellEnd"/>
-      <w:r>
-        <w:t xml:space="preserve"> </w:t>
-      </w:r>
-      <w:proofErr w:type="spellStart"/>
-      <w:r>
-        <w:t>Routing</w:t>
-      </w:r>
-      <w:proofErr w:type="spellEnd"/>
-      <w:r>
-        <w:t xml:space="preserve"> </w:t>
-      </w:r>
-      <w:proofErr w:type="spellStart"/>
-      <w:r>
-        <w:t>Problem</w:t>
-      </w:r>
-      <w:proofErr w:type="spellEnd"/>
-      <w:r>
-        <w:t>, VRP) належить до класу NP-складних задач комбінаторної оптимізації, що означає неможливість отримання точного розв'язку за прийнятний час для реальних масштабів міської інфраструктури.</w:t>
+        <w:t>В умовах глобальної цифровізації економіки та стрімкого зростання ринку електронної комерції, оптимізація логістичних процесів стає критичним фактором конкурентоспроможності підприємств. Задача маршрутизації транспортних засобів (Vehicle Routing Problem, VRP) належить до класу NP-складних задач комбінаторної оптимізації, що означає неможливість отримання точного розв'язку за прийнятний час для реальних масштабів міської інфраструктури.</w:t>
       </w:r>
     </w:p>
     <w:p>
@@ -4529,1112 +4330,116 @@
       </w:r>
       <w:r>
         <w:rPr>
+          <w:lang w:val="ru-RU"/>
+        </w:rPr>
+        <w:t>:</w:t>
+      </w:r>
+    </w:p>
+    <w:p>
+      <w:pPr>
+        <w:pStyle w:val="NormalText"/>
+        <w:rPr>
+          <w:lang w:val="ru-RU"/>
+        </w:rPr>
+      </w:pPr>
+      <w:r>
+        <w:rPr>
+          <w:lang w:val="ru-RU"/>
+        </w:rPr>
+        <w:t xml:space="preserve">– Економічна ефективність: витрати на логістику можуть складати до </w:t>
+      </w:r>
+      <w:r>
+        <w:t>17</w:t>
+      </w:r>
+      <w:r>
+        <w:rPr>
+          <w:lang w:val="ru-RU"/>
+        </w:rPr>
+        <w:t>% від загальної вартості доставки[6]. Навіть мінімальне скорочення маршруту призводить до значної економії палива та людських ресурсів.</w:t>
+      </w:r>
+    </w:p>
+    <w:p>
+      <w:pPr>
+        <w:pStyle w:val="NormalText"/>
+        <w:rPr>
+          <w:lang w:val="ru-RU"/>
+        </w:rPr>
+      </w:pPr>
+      <w:r>
+        <w:rPr>
+          <w:lang w:val="ru-RU"/>
+        </w:rPr>
+        <w:t>– Динамічність середовища: сучасні системи повинні враховувати часові вікна (</w:t>
+      </w:r>
+      <w:r>
+        <w:rPr>
           <w:lang w:val="en-US"/>
         </w:rPr>
-        <w:t>:</w:t>
-      </w:r>
-    </w:p>
-    <w:p>
-      <w:pPr>
-        <w:pStyle w:val="NormalText"/>
+        <w:t>VRPTW</w:t>
+      </w:r>
+      <w:r>
+        <w:rPr>
+          <w:lang w:val="ru-RU"/>
+        </w:rPr>
+        <w:t>), затори та обмеження вантажності в режимі реального часу.</w:t>
+      </w:r>
+    </w:p>
+    <w:p>
+      <w:pPr>
+        <w:pStyle w:val="NormalText"/>
+        <w:rPr>
+          <w:lang w:val="ru-RU"/>
+        </w:rPr>
+      </w:pPr>
+      <w:r>
+        <w:rPr>
+          <w:lang w:val="ru-RU"/>
+        </w:rPr>
+        <w:t>– Технологічн</w:t>
+      </w:r>
+      <w:r>
+        <w:t>е покращення</w:t>
+      </w:r>
+      <w:r>
+        <w:rPr>
+          <w:lang w:val="ru-RU"/>
+        </w:rPr>
+        <w:t xml:space="preserve">: класичні евристики (наприклад, алгоритм Кларка-Райта) часто «застрягають» у локальних оптимумах. Використання </w:t>
+      </w:r>
+      <w:r>
+        <w:t>методів штучного інтелекту</w:t>
+      </w:r>
+      <w:r>
+        <w:rPr>
+          <w:lang w:val="ru-RU"/>
+        </w:rPr>
+        <w:t>, зокрема генетичних алгоритмів, дозволяє ефективно досліджувати простір розв’язків та знаходити результати, близькі до глобального оптимуму, що є пріоритетним завданням для розробки сучасного логістичного ПЗ.</w:t>
+      </w:r>
+    </w:p>
+    <w:p>
+      <w:pPr>
         <w:rPr>
           <w:lang w:val="en-US"/>
         </w:rPr>
       </w:pPr>
-      <w:r>
-        <w:rPr>
-          <w:lang w:val="en-US"/>
-        </w:rPr>
-        <w:t xml:space="preserve">– </w:t>
-      </w:r>
-      <w:proofErr w:type="spellStart"/>
-      <w:r>
-        <w:rPr>
-          <w:lang w:val="en-US"/>
-        </w:rPr>
-        <w:t>Економічна</w:t>
-      </w:r>
-      <w:proofErr w:type="spellEnd"/>
-      <w:r>
-        <w:rPr>
-          <w:lang w:val="en-US"/>
-        </w:rPr>
-        <w:t xml:space="preserve"> </w:t>
-      </w:r>
-      <w:proofErr w:type="spellStart"/>
-      <w:r>
-        <w:rPr>
-          <w:lang w:val="en-US"/>
-        </w:rPr>
-        <w:t>ефективність</w:t>
-      </w:r>
-      <w:proofErr w:type="spellEnd"/>
-      <w:r>
-        <w:rPr>
-          <w:lang w:val="en-US"/>
-        </w:rPr>
-        <w:t xml:space="preserve">: </w:t>
-      </w:r>
-      <w:proofErr w:type="spellStart"/>
-      <w:r>
-        <w:rPr>
-          <w:lang w:val="en-US"/>
-        </w:rPr>
-        <w:t>витрати</w:t>
-      </w:r>
-      <w:proofErr w:type="spellEnd"/>
-      <w:r>
-        <w:rPr>
-          <w:lang w:val="en-US"/>
-        </w:rPr>
-        <w:t xml:space="preserve"> </w:t>
-      </w:r>
-      <w:proofErr w:type="spellStart"/>
-      <w:r>
-        <w:rPr>
-          <w:lang w:val="en-US"/>
-        </w:rPr>
-        <w:t>на</w:t>
-      </w:r>
-      <w:proofErr w:type="spellEnd"/>
-      <w:r>
-        <w:rPr>
-          <w:lang w:val="en-US"/>
-        </w:rPr>
-        <w:t xml:space="preserve"> </w:t>
-      </w:r>
-      <w:proofErr w:type="spellStart"/>
-      <w:r>
-        <w:rPr>
-          <w:lang w:val="en-US"/>
-        </w:rPr>
-        <w:t>логістику</w:t>
-      </w:r>
-      <w:proofErr w:type="spellEnd"/>
-      <w:r>
-        <w:rPr>
-          <w:lang w:val="en-US"/>
-        </w:rPr>
-        <w:t xml:space="preserve"> </w:t>
-      </w:r>
-      <w:proofErr w:type="spellStart"/>
-      <w:r>
-        <w:rPr>
-          <w:lang w:val="en-US"/>
-        </w:rPr>
-        <w:t>можуть</w:t>
-      </w:r>
-      <w:proofErr w:type="spellEnd"/>
-      <w:r>
-        <w:rPr>
-          <w:lang w:val="en-US"/>
-        </w:rPr>
-        <w:t xml:space="preserve"> </w:t>
-      </w:r>
-      <w:proofErr w:type="spellStart"/>
-      <w:r>
-        <w:rPr>
-          <w:lang w:val="en-US"/>
-        </w:rPr>
-        <w:t>складати</w:t>
-      </w:r>
-      <w:proofErr w:type="spellEnd"/>
-      <w:r>
-        <w:rPr>
-          <w:lang w:val="en-US"/>
-        </w:rPr>
-        <w:t xml:space="preserve"> </w:t>
-      </w:r>
-      <w:proofErr w:type="spellStart"/>
-      <w:r>
-        <w:rPr>
-          <w:lang w:val="en-US"/>
-        </w:rPr>
-        <w:t>до</w:t>
-      </w:r>
-      <w:proofErr w:type="spellEnd"/>
-      <w:r>
-        <w:rPr>
-          <w:lang w:val="en-US"/>
-        </w:rPr>
-        <w:t xml:space="preserve"> </w:t>
-      </w:r>
-      <w:r>
-        <w:t>17</w:t>
-      </w:r>
-      <w:r>
-        <w:rPr>
-          <w:lang w:val="en-US"/>
-        </w:rPr>
-        <w:t xml:space="preserve">% </w:t>
-      </w:r>
-      <w:proofErr w:type="spellStart"/>
-      <w:r>
-        <w:rPr>
-          <w:lang w:val="en-US"/>
-        </w:rPr>
-        <w:t>від</w:t>
-      </w:r>
-      <w:proofErr w:type="spellEnd"/>
-      <w:r>
-        <w:rPr>
-          <w:lang w:val="en-US"/>
-        </w:rPr>
-        <w:t xml:space="preserve"> </w:t>
-      </w:r>
-      <w:proofErr w:type="spellStart"/>
-      <w:r>
-        <w:rPr>
-          <w:lang w:val="en-US"/>
-        </w:rPr>
-        <w:t>загальної</w:t>
-      </w:r>
-      <w:proofErr w:type="spellEnd"/>
-      <w:r>
-        <w:rPr>
-          <w:lang w:val="en-US"/>
-        </w:rPr>
-        <w:t xml:space="preserve"> </w:t>
-      </w:r>
-      <w:proofErr w:type="spellStart"/>
-      <w:r>
-        <w:rPr>
-          <w:lang w:val="en-US"/>
-        </w:rPr>
-        <w:t>вартості</w:t>
-      </w:r>
-      <w:proofErr w:type="spellEnd"/>
-      <w:r>
-        <w:rPr>
-          <w:lang w:val="en-US"/>
-        </w:rPr>
-        <w:t xml:space="preserve"> </w:t>
-      </w:r>
-      <w:proofErr w:type="spellStart"/>
-      <w:proofErr w:type="gramStart"/>
-      <w:r>
-        <w:rPr>
-          <w:lang w:val="en-US"/>
-        </w:rPr>
-        <w:t>доставки</w:t>
-      </w:r>
-      <w:proofErr w:type="spellEnd"/>
-      <w:r>
-        <w:rPr>
-          <w:lang w:val="en-US"/>
-        </w:rPr>
-        <w:t>[</w:t>
-      </w:r>
-      <w:proofErr w:type="gramEnd"/>
-      <w:r>
-        <w:rPr>
-          <w:lang w:val="en-US"/>
-        </w:rPr>
-        <w:t xml:space="preserve">6]. </w:t>
-      </w:r>
-      <w:proofErr w:type="spellStart"/>
-      <w:r>
-        <w:rPr>
-          <w:lang w:val="en-US"/>
-        </w:rPr>
-        <w:t>Навіть</w:t>
-      </w:r>
-      <w:proofErr w:type="spellEnd"/>
-      <w:r>
-        <w:rPr>
-          <w:lang w:val="en-US"/>
-        </w:rPr>
-        <w:t xml:space="preserve"> </w:t>
-      </w:r>
-      <w:proofErr w:type="spellStart"/>
-      <w:r>
-        <w:rPr>
-          <w:lang w:val="en-US"/>
-        </w:rPr>
-        <w:t>мінімальне</w:t>
-      </w:r>
-      <w:proofErr w:type="spellEnd"/>
-      <w:r>
-        <w:rPr>
-          <w:lang w:val="en-US"/>
-        </w:rPr>
-        <w:t xml:space="preserve"> </w:t>
-      </w:r>
-      <w:proofErr w:type="spellStart"/>
-      <w:r>
-        <w:rPr>
-          <w:lang w:val="en-US"/>
-        </w:rPr>
-        <w:t>скорочення</w:t>
-      </w:r>
-      <w:proofErr w:type="spellEnd"/>
-      <w:r>
-        <w:rPr>
-          <w:lang w:val="en-US"/>
-        </w:rPr>
-        <w:t xml:space="preserve"> </w:t>
-      </w:r>
-      <w:proofErr w:type="spellStart"/>
-      <w:r>
-        <w:rPr>
-          <w:lang w:val="en-US"/>
-        </w:rPr>
-        <w:t>маршруту</w:t>
-      </w:r>
-      <w:proofErr w:type="spellEnd"/>
-      <w:r>
-        <w:rPr>
-          <w:lang w:val="en-US"/>
-        </w:rPr>
-        <w:t xml:space="preserve"> </w:t>
-      </w:r>
-      <w:proofErr w:type="spellStart"/>
-      <w:r>
-        <w:rPr>
-          <w:lang w:val="en-US"/>
-        </w:rPr>
-        <w:t>призводить</w:t>
-      </w:r>
-      <w:proofErr w:type="spellEnd"/>
-      <w:r>
-        <w:rPr>
-          <w:lang w:val="en-US"/>
-        </w:rPr>
-        <w:t xml:space="preserve"> </w:t>
-      </w:r>
-      <w:proofErr w:type="spellStart"/>
-      <w:r>
-        <w:rPr>
-          <w:lang w:val="en-US"/>
-        </w:rPr>
-        <w:t>до</w:t>
-      </w:r>
-      <w:proofErr w:type="spellEnd"/>
-      <w:r>
-        <w:rPr>
-          <w:lang w:val="en-US"/>
-        </w:rPr>
-        <w:t xml:space="preserve"> </w:t>
-      </w:r>
-      <w:proofErr w:type="spellStart"/>
-      <w:r>
-        <w:rPr>
-          <w:lang w:val="en-US"/>
-        </w:rPr>
-        <w:t>значної</w:t>
-      </w:r>
-      <w:proofErr w:type="spellEnd"/>
-      <w:r>
-        <w:rPr>
-          <w:lang w:val="en-US"/>
-        </w:rPr>
-        <w:t xml:space="preserve"> </w:t>
-      </w:r>
-      <w:proofErr w:type="spellStart"/>
-      <w:r>
-        <w:rPr>
-          <w:lang w:val="en-US"/>
-        </w:rPr>
-        <w:t>економії</w:t>
-      </w:r>
-      <w:proofErr w:type="spellEnd"/>
-      <w:r>
-        <w:rPr>
-          <w:lang w:val="en-US"/>
-        </w:rPr>
-        <w:t xml:space="preserve"> </w:t>
-      </w:r>
-      <w:proofErr w:type="spellStart"/>
-      <w:r>
-        <w:rPr>
-          <w:lang w:val="en-US"/>
-        </w:rPr>
-        <w:t>палива</w:t>
-      </w:r>
-      <w:proofErr w:type="spellEnd"/>
-      <w:r>
-        <w:rPr>
-          <w:lang w:val="en-US"/>
-        </w:rPr>
-        <w:t xml:space="preserve"> </w:t>
-      </w:r>
-      <w:proofErr w:type="spellStart"/>
-      <w:r>
-        <w:rPr>
-          <w:lang w:val="en-US"/>
-        </w:rPr>
-        <w:t>та</w:t>
-      </w:r>
-      <w:proofErr w:type="spellEnd"/>
-      <w:r>
-        <w:rPr>
-          <w:lang w:val="en-US"/>
-        </w:rPr>
-        <w:t xml:space="preserve"> </w:t>
-      </w:r>
-      <w:proofErr w:type="spellStart"/>
-      <w:r>
-        <w:rPr>
-          <w:lang w:val="en-US"/>
-        </w:rPr>
-        <w:t>людських</w:t>
-      </w:r>
-      <w:proofErr w:type="spellEnd"/>
-      <w:r>
-        <w:rPr>
-          <w:lang w:val="en-US"/>
-        </w:rPr>
-        <w:t xml:space="preserve"> </w:t>
-      </w:r>
-      <w:proofErr w:type="spellStart"/>
-      <w:r>
-        <w:rPr>
-          <w:lang w:val="en-US"/>
-        </w:rPr>
-        <w:t>ресурсів</w:t>
-      </w:r>
-      <w:proofErr w:type="spellEnd"/>
-      <w:r>
-        <w:rPr>
-          <w:lang w:val="en-US"/>
-        </w:rPr>
-        <w:t>.</w:t>
-      </w:r>
-    </w:p>
-    <w:p>
-      <w:pPr>
-        <w:pStyle w:val="NormalText"/>
-        <w:rPr>
-          <w:lang w:val="en-US"/>
-        </w:rPr>
-      </w:pPr>
-      <w:r>
-        <w:rPr>
-          <w:lang w:val="en-US"/>
-        </w:rPr>
-        <w:t xml:space="preserve">– </w:t>
-      </w:r>
-      <w:proofErr w:type="spellStart"/>
-      <w:r>
-        <w:rPr>
-          <w:lang w:val="en-US"/>
-        </w:rPr>
-        <w:t>Динамічність</w:t>
-      </w:r>
-      <w:proofErr w:type="spellEnd"/>
-      <w:r>
-        <w:rPr>
-          <w:lang w:val="en-US"/>
-        </w:rPr>
-        <w:t xml:space="preserve"> </w:t>
-      </w:r>
-      <w:proofErr w:type="spellStart"/>
-      <w:r>
-        <w:rPr>
-          <w:lang w:val="en-US"/>
-        </w:rPr>
-        <w:t>середовища</w:t>
-      </w:r>
-      <w:proofErr w:type="spellEnd"/>
-      <w:r>
-        <w:rPr>
-          <w:lang w:val="en-US"/>
-        </w:rPr>
-        <w:t xml:space="preserve">: </w:t>
-      </w:r>
-      <w:proofErr w:type="spellStart"/>
-      <w:r>
-        <w:rPr>
-          <w:lang w:val="en-US"/>
-        </w:rPr>
-        <w:t>сучасні</w:t>
-      </w:r>
-      <w:proofErr w:type="spellEnd"/>
-      <w:r>
-        <w:rPr>
-          <w:lang w:val="en-US"/>
-        </w:rPr>
-        <w:t xml:space="preserve"> </w:t>
-      </w:r>
-      <w:proofErr w:type="spellStart"/>
-      <w:r>
-        <w:rPr>
-          <w:lang w:val="en-US"/>
-        </w:rPr>
-        <w:t>системи</w:t>
-      </w:r>
-      <w:proofErr w:type="spellEnd"/>
-      <w:r>
-        <w:rPr>
-          <w:lang w:val="en-US"/>
-        </w:rPr>
-        <w:t xml:space="preserve"> </w:t>
-      </w:r>
-      <w:proofErr w:type="spellStart"/>
-      <w:r>
-        <w:rPr>
-          <w:lang w:val="en-US"/>
-        </w:rPr>
-        <w:t>повинні</w:t>
-      </w:r>
-      <w:proofErr w:type="spellEnd"/>
-      <w:r>
-        <w:rPr>
-          <w:lang w:val="en-US"/>
-        </w:rPr>
-        <w:t xml:space="preserve"> </w:t>
-      </w:r>
-      <w:proofErr w:type="spellStart"/>
-      <w:r>
-        <w:rPr>
-          <w:lang w:val="en-US"/>
-        </w:rPr>
-        <w:t>враховувати</w:t>
-      </w:r>
-      <w:proofErr w:type="spellEnd"/>
-      <w:r>
-        <w:rPr>
-          <w:lang w:val="en-US"/>
-        </w:rPr>
-        <w:t xml:space="preserve"> </w:t>
-      </w:r>
-      <w:proofErr w:type="spellStart"/>
-      <w:r>
-        <w:rPr>
-          <w:lang w:val="en-US"/>
-        </w:rPr>
-        <w:t>часові</w:t>
-      </w:r>
-      <w:proofErr w:type="spellEnd"/>
-      <w:r>
-        <w:rPr>
-          <w:lang w:val="en-US"/>
-        </w:rPr>
-        <w:t xml:space="preserve"> </w:t>
-      </w:r>
-      <w:proofErr w:type="spellStart"/>
-      <w:r>
-        <w:rPr>
-          <w:lang w:val="en-US"/>
-        </w:rPr>
-        <w:t>вікна</w:t>
-      </w:r>
-      <w:proofErr w:type="spellEnd"/>
-      <w:r>
-        <w:rPr>
-          <w:lang w:val="en-US"/>
-        </w:rPr>
-        <w:t xml:space="preserve"> (VRPTW), </w:t>
-      </w:r>
-      <w:proofErr w:type="spellStart"/>
-      <w:r>
-        <w:rPr>
-          <w:lang w:val="en-US"/>
-        </w:rPr>
-        <w:t>затори</w:t>
-      </w:r>
-      <w:proofErr w:type="spellEnd"/>
-      <w:r>
-        <w:rPr>
-          <w:lang w:val="en-US"/>
-        </w:rPr>
-        <w:t xml:space="preserve"> </w:t>
-      </w:r>
-      <w:proofErr w:type="spellStart"/>
-      <w:r>
-        <w:rPr>
-          <w:lang w:val="en-US"/>
-        </w:rPr>
-        <w:t>та</w:t>
-      </w:r>
-      <w:proofErr w:type="spellEnd"/>
-      <w:r>
-        <w:rPr>
-          <w:lang w:val="en-US"/>
-        </w:rPr>
-        <w:t xml:space="preserve"> </w:t>
-      </w:r>
-      <w:proofErr w:type="spellStart"/>
-      <w:r>
-        <w:rPr>
-          <w:lang w:val="en-US"/>
-        </w:rPr>
-        <w:t>обмеження</w:t>
-      </w:r>
-      <w:proofErr w:type="spellEnd"/>
-      <w:r>
-        <w:rPr>
-          <w:lang w:val="en-US"/>
-        </w:rPr>
-        <w:t xml:space="preserve"> </w:t>
-      </w:r>
-      <w:proofErr w:type="spellStart"/>
-      <w:r>
-        <w:rPr>
-          <w:lang w:val="en-US"/>
-        </w:rPr>
-        <w:t>вантажності</w:t>
-      </w:r>
-      <w:proofErr w:type="spellEnd"/>
-      <w:r>
-        <w:rPr>
-          <w:lang w:val="en-US"/>
-        </w:rPr>
-        <w:t xml:space="preserve"> в </w:t>
-      </w:r>
-      <w:proofErr w:type="spellStart"/>
-      <w:r>
-        <w:rPr>
-          <w:lang w:val="en-US"/>
-        </w:rPr>
-        <w:t>режимі</w:t>
-      </w:r>
-      <w:proofErr w:type="spellEnd"/>
-      <w:r>
-        <w:rPr>
-          <w:lang w:val="en-US"/>
-        </w:rPr>
-        <w:t xml:space="preserve"> </w:t>
-      </w:r>
-      <w:proofErr w:type="spellStart"/>
-      <w:r>
-        <w:rPr>
-          <w:lang w:val="en-US"/>
-        </w:rPr>
-        <w:t>реального</w:t>
-      </w:r>
-      <w:proofErr w:type="spellEnd"/>
-      <w:r>
-        <w:rPr>
-          <w:lang w:val="en-US"/>
-        </w:rPr>
-        <w:t xml:space="preserve"> </w:t>
-      </w:r>
-      <w:proofErr w:type="spellStart"/>
-      <w:r>
-        <w:rPr>
-          <w:lang w:val="en-US"/>
-        </w:rPr>
-        <w:t>часу</w:t>
-      </w:r>
-      <w:proofErr w:type="spellEnd"/>
-      <w:r>
-        <w:rPr>
-          <w:lang w:val="en-US"/>
-        </w:rPr>
-        <w:t>.</w:t>
-      </w:r>
-    </w:p>
-    <w:p>
-      <w:pPr>
-        <w:pStyle w:val="NormalText"/>
-        <w:rPr>
-          <w:lang w:val="en-US"/>
-        </w:rPr>
-      </w:pPr>
-      <w:r>
-        <w:rPr>
-          <w:lang w:val="en-US"/>
-        </w:rPr>
-        <w:t xml:space="preserve">– </w:t>
-      </w:r>
-      <w:proofErr w:type="spellStart"/>
-      <w:r>
-        <w:rPr>
-          <w:lang w:val="en-US"/>
-        </w:rPr>
-        <w:t>Технологічн</w:t>
-      </w:r>
-      <w:proofErr w:type="spellEnd"/>
-      <w:r>
-        <w:t>е покращення</w:t>
-      </w:r>
-      <w:r>
-        <w:rPr>
-          <w:lang w:val="en-US"/>
-        </w:rPr>
-        <w:t xml:space="preserve">: </w:t>
-      </w:r>
-      <w:proofErr w:type="spellStart"/>
-      <w:r>
-        <w:rPr>
-          <w:lang w:val="en-US"/>
-        </w:rPr>
-        <w:t>класичні</w:t>
-      </w:r>
-      <w:proofErr w:type="spellEnd"/>
-      <w:r>
-        <w:rPr>
-          <w:lang w:val="en-US"/>
-        </w:rPr>
-        <w:t xml:space="preserve"> </w:t>
-      </w:r>
-      <w:proofErr w:type="spellStart"/>
-      <w:r>
-        <w:rPr>
-          <w:lang w:val="en-US"/>
-        </w:rPr>
-        <w:t>евристики</w:t>
-      </w:r>
-      <w:proofErr w:type="spellEnd"/>
-      <w:r>
-        <w:rPr>
-          <w:lang w:val="en-US"/>
-        </w:rPr>
-        <w:t xml:space="preserve"> (</w:t>
-      </w:r>
-      <w:proofErr w:type="spellStart"/>
-      <w:r>
-        <w:rPr>
-          <w:lang w:val="en-US"/>
-        </w:rPr>
-        <w:t>наприклад</w:t>
-      </w:r>
-      <w:proofErr w:type="spellEnd"/>
-      <w:r>
-        <w:rPr>
-          <w:lang w:val="en-US"/>
-        </w:rPr>
-        <w:t xml:space="preserve">, </w:t>
-      </w:r>
-      <w:proofErr w:type="spellStart"/>
-      <w:r>
-        <w:rPr>
-          <w:lang w:val="en-US"/>
-        </w:rPr>
-        <w:t>алгоритм</w:t>
-      </w:r>
-      <w:proofErr w:type="spellEnd"/>
-      <w:r>
-        <w:rPr>
-          <w:lang w:val="en-US"/>
-        </w:rPr>
-        <w:t xml:space="preserve"> </w:t>
-      </w:r>
-      <w:proofErr w:type="spellStart"/>
-      <w:r>
-        <w:rPr>
-          <w:lang w:val="en-US"/>
-        </w:rPr>
-        <w:t>Кларка-Райта</w:t>
-      </w:r>
-      <w:proofErr w:type="spellEnd"/>
-      <w:r>
-        <w:rPr>
-          <w:lang w:val="en-US"/>
-        </w:rPr>
-        <w:t xml:space="preserve">) </w:t>
-      </w:r>
-      <w:proofErr w:type="spellStart"/>
-      <w:r>
-        <w:rPr>
-          <w:lang w:val="en-US"/>
-        </w:rPr>
-        <w:t>часто</w:t>
-      </w:r>
-      <w:proofErr w:type="spellEnd"/>
-      <w:r>
-        <w:rPr>
-          <w:lang w:val="en-US"/>
-        </w:rPr>
-        <w:t xml:space="preserve"> «</w:t>
-      </w:r>
-      <w:proofErr w:type="spellStart"/>
-      <w:r>
-        <w:rPr>
-          <w:lang w:val="en-US"/>
-        </w:rPr>
-        <w:t>застрягають</w:t>
-      </w:r>
-      <w:proofErr w:type="spellEnd"/>
-      <w:r>
-        <w:rPr>
-          <w:lang w:val="en-US"/>
-        </w:rPr>
-        <w:t xml:space="preserve">» у </w:t>
-      </w:r>
-      <w:proofErr w:type="spellStart"/>
-      <w:r>
-        <w:rPr>
-          <w:lang w:val="en-US"/>
-        </w:rPr>
-        <w:t>локальних</w:t>
-      </w:r>
-      <w:proofErr w:type="spellEnd"/>
-      <w:r>
-        <w:rPr>
-          <w:lang w:val="en-US"/>
-        </w:rPr>
-        <w:t xml:space="preserve"> </w:t>
-      </w:r>
-      <w:proofErr w:type="spellStart"/>
-      <w:r>
-        <w:rPr>
-          <w:lang w:val="en-US"/>
-        </w:rPr>
-        <w:t>оптимумах</w:t>
-      </w:r>
-      <w:proofErr w:type="spellEnd"/>
-      <w:r>
-        <w:rPr>
-          <w:lang w:val="en-US"/>
-        </w:rPr>
-        <w:t xml:space="preserve">. </w:t>
-      </w:r>
-      <w:proofErr w:type="spellStart"/>
-      <w:r>
-        <w:rPr>
-          <w:lang w:val="en-US"/>
-        </w:rPr>
-        <w:t>Використання</w:t>
-      </w:r>
-      <w:proofErr w:type="spellEnd"/>
-      <w:r>
-        <w:rPr>
-          <w:lang w:val="en-US"/>
-        </w:rPr>
-        <w:t xml:space="preserve"> </w:t>
-      </w:r>
-      <w:r>
-        <w:t>методів штучного інтелекту</w:t>
-      </w:r>
-      <w:r>
-        <w:rPr>
-          <w:lang w:val="en-US"/>
-        </w:rPr>
-        <w:t xml:space="preserve">, </w:t>
-      </w:r>
-      <w:proofErr w:type="spellStart"/>
-      <w:r>
-        <w:rPr>
-          <w:lang w:val="en-US"/>
-        </w:rPr>
-        <w:t>зокрема</w:t>
-      </w:r>
-      <w:proofErr w:type="spellEnd"/>
-      <w:r>
-        <w:rPr>
-          <w:lang w:val="en-US"/>
-        </w:rPr>
-        <w:t xml:space="preserve"> </w:t>
-      </w:r>
-      <w:proofErr w:type="spellStart"/>
-      <w:r>
-        <w:rPr>
-          <w:lang w:val="en-US"/>
-        </w:rPr>
-        <w:t>генетичних</w:t>
-      </w:r>
-      <w:proofErr w:type="spellEnd"/>
-      <w:r>
-        <w:rPr>
-          <w:lang w:val="en-US"/>
-        </w:rPr>
-        <w:t xml:space="preserve"> </w:t>
-      </w:r>
-      <w:proofErr w:type="spellStart"/>
-      <w:r>
-        <w:rPr>
-          <w:lang w:val="en-US"/>
-        </w:rPr>
-        <w:t>алгоритмів</w:t>
-      </w:r>
-      <w:proofErr w:type="spellEnd"/>
-      <w:r>
-        <w:rPr>
-          <w:lang w:val="en-US"/>
-        </w:rPr>
-        <w:t xml:space="preserve">, </w:t>
-      </w:r>
-      <w:proofErr w:type="spellStart"/>
-      <w:r>
-        <w:rPr>
-          <w:lang w:val="en-US"/>
-        </w:rPr>
-        <w:t>дозволяє</w:t>
-      </w:r>
-      <w:proofErr w:type="spellEnd"/>
-      <w:r>
-        <w:rPr>
-          <w:lang w:val="en-US"/>
-        </w:rPr>
-        <w:t xml:space="preserve"> </w:t>
-      </w:r>
-      <w:proofErr w:type="spellStart"/>
-      <w:r>
-        <w:rPr>
-          <w:lang w:val="en-US"/>
-        </w:rPr>
-        <w:t>ефективно</w:t>
-      </w:r>
-      <w:proofErr w:type="spellEnd"/>
-      <w:r>
-        <w:rPr>
-          <w:lang w:val="en-US"/>
-        </w:rPr>
-        <w:t xml:space="preserve"> </w:t>
-      </w:r>
-      <w:proofErr w:type="spellStart"/>
-      <w:r>
-        <w:rPr>
-          <w:lang w:val="en-US"/>
-        </w:rPr>
-        <w:t>досліджувати</w:t>
-      </w:r>
-      <w:proofErr w:type="spellEnd"/>
-      <w:r>
-        <w:rPr>
-          <w:lang w:val="en-US"/>
-        </w:rPr>
-        <w:t xml:space="preserve"> </w:t>
-      </w:r>
-      <w:proofErr w:type="spellStart"/>
-      <w:r>
-        <w:rPr>
-          <w:lang w:val="en-US"/>
-        </w:rPr>
-        <w:t>простір</w:t>
-      </w:r>
-      <w:proofErr w:type="spellEnd"/>
-      <w:r>
-        <w:rPr>
-          <w:lang w:val="en-US"/>
-        </w:rPr>
-        <w:t xml:space="preserve"> </w:t>
-      </w:r>
-      <w:proofErr w:type="spellStart"/>
-      <w:r>
-        <w:rPr>
-          <w:lang w:val="en-US"/>
-        </w:rPr>
-        <w:t>розв’язків</w:t>
-      </w:r>
-      <w:proofErr w:type="spellEnd"/>
-      <w:r>
-        <w:rPr>
-          <w:lang w:val="en-US"/>
-        </w:rPr>
-        <w:t xml:space="preserve"> </w:t>
-      </w:r>
-      <w:proofErr w:type="spellStart"/>
-      <w:r>
-        <w:rPr>
-          <w:lang w:val="en-US"/>
-        </w:rPr>
-        <w:t>та</w:t>
-      </w:r>
-      <w:proofErr w:type="spellEnd"/>
-      <w:r>
-        <w:rPr>
-          <w:lang w:val="en-US"/>
-        </w:rPr>
-        <w:t xml:space="preserve"> </w:t>
-      </w:r>
-      <w:proofErr w:type="spellStart"/>
-      <w:r>
-        <w:rPr>
-          <w:lang w:val="en-US"/>
-        </w:rPr>
-        <w:t>знаходити</w:t>
-      </w:r>
-      <w:proofErr w:type="spellEnd"/>
-      <w:r>
-        <w:rPr>
-          <w:lang w:val="en-US"/>
-        </w:rPr>
-        <w:t xml:space="preserve"> </w:t>
-      </w:r>
-      <w:proofErr w:type="spellStart"/>
-      <w:r>
-        <w:rPr>
-          <w:lang w:val="en-US"/>
-        </w:rPr>
-        <w:t>результати</w:t>
-      </w:r>
-      <w:proofErr w:type="spellEnd"/>
-      <w:r>
-        <w:rPr>
-          <w:lang w:val="en-US"/>
-        </w:rPr>
-        <w:t xml:space="preserve">, </w:t>
-      </w:r>
-      <w:proofErr w:type="spellStart"/>
-      <w:r>
-        <w:rPr>
-          <w:lang w:val="en-US"/>
-        </w:rPr>
-        <w:t>близькі</w:t>
-      </w:r>
-      <w:proofErr w:type="spellEnd"/>
-      <w:r>
-        <w:rPr>
-          <w:lang w:val="en-US"/>
-        </w:rPr>
-        <w:t xml:space="preserve"> </w:t>
-      </w:r>
-      <w:proofErr w:type="spellStart"/>
-      <w:r>
-        <w:rPr>
-          <w:lang w:val="en-US"/>
-        </w:rPr>
-        <w:t>до</w:t>
-      </w:r>
-      <w:proofErr w:type="spellEnd"/>
-      <w:r>
-        <w:rPr>
-          <w:lang w:val="en-US"/>
-        </w:rPr>
-        <w:t xml:space="preserve"> </w:t>
-      </w:r>
-      <w:proofErr w:type="spellStart"/>
-      <w:r>
-        <w:rPr>
-          <w:lang w:val="en-US"/>
-        </w:rPr>
-        <w:t>глобального</w:t>
-      </w:r>
-      <w:proofErr w:type="spellEnd"/>
-      <w:r>
-        <w:rPr>
-          <w:lang w:val="en-US"/>
-        </w:rPr>
-        <w:t xml:space="preserve"> </w:t>
-      </w:r>
-      <w:proofErr w:type="spellStart"/>
-      <w:r>
-        <w:rPr>
-          <w:lang w:val="en-US"/>
-        </w:rPr>
-        <w:t>оптимуму</w:t>
-      </w:r>
-      <w:proofErr w:type="spellEnd"/>
-      <w:r>
-        <w:rPr>
-          <w:lang w:val="en-US"/>
-        </w:rPr>
-        <w:t xml:space="preserve">, </w:t>
-      </w:r>
-      <w:proofErr w:type="spellStart"/>
-      <w:r>
-        <w:rPr>
-          <w:lang w:val="en-US"/>
-        </w:rPr>
-        <w:t>що</w:t>
-      </w:r>
-      <w:proofErr w:type="spellEnd"/>
-      <w:r>
-        <w:rPr>
-          <w:lang w:val="en-US"/>
-        </w:rPr>
-        <w:t xml:space="preserve"> є </w:t>
-      </w:r>
-      <w:proofErr w:type="spellStart"/>
-      <w:r>
-        <w:rPr>
-          <w:lang w:val="en-US"/>
-        </w:rPr>
-        <w:t>пріоритетним</w:t>
-      </w:r>
-      <w:proofErr w:type="spellEnd"/>
-      <w:r>
-        <w:rPr>
-          <w:lang w:val="en-US"/>
-        </w:rPr>
-        <w:t xml:space="preserve"> </w:t>
-      </w:r>
-      <w:proofErr w:type="spellStart"/>
-      <w:r>
-        <w:rPr>
-          <w:lang w:val="en-US"/>
-        </w:rPr>
-        <w:t>завданням</w:t>
-      </w:r>
-      <w:proofErr w:type="spellEnd"/>
-      <w:r>
-        <w:rPr>
-          <w:lang w:val="en-US"/>
-        </w:rPr>
-        <w:t xml:space="preserve"> </w:t>
-      </w:r>
-      <w:proofErr w:type="spellStart"/>
-      <w:r>
-        <w:rPr>
-          <w:lang w:val="en-US"/>
-        </w:rPr>
-        <w:t>для</w:t>
-      </w:r>
-      <w:proofErr w:type="spellEnd"/>
-      <w:r>
-        <w:rPr>
-          <w:lang w:val="en-US"/>
-        </w:rPr>
-        <w:t xml:space="preserve"> </w:t>
-      </w:r>
-      <w:proofErr w:type="spellStart"/>
-      <w:r>
-        <w:rPr>
-          <w:lang w:val="en-US"/>
-        </w:rPr>
-        <w:t>розробки</w:t>
-      </w:r>
-      <w:proofErr w:type="spellEnd"/>
-      <w:r>
-        <w:rPr>
-          <w:lang w:val="en-US"/>
-        </w:rPr>
-        <w:t xml:space="preserve"> </w:t>
-      </w:r>
-      <w:proofErr w:type="spellStart"/>
-      <w:r>
-        <w:rPr>
-          <w:lang w:val="en-US"/>
-        </w:rPr>
-        <w:t>сучасного</w:t>
-      </w:r>
-      <w:proofErr w:type="spellEnd"/>
-      <w:r>
-        <w:rPr>
-          <w:lang w:val="en-US"/>
-        </w:rPr>
-        <w:t xml:space="preserve"> </w:t>
-      </w:r>
-      <w:proofErr w:type="spellStart"/>
-      <w:r>
-        <w:rPr>
-          <w:lang w:val="en-US"/>
-        </w:rPr>
-        <w:t>логістичного</w:t>
-      </w:r>
-      <w:proofErr w:type="spellEnd"/>
-      <w:r>
-        <w:rPr>
-          <w:lang w:val="en-US"/>
-        </w:rPr>
-        <w:t xml:space="preserve"> ПЗ.</w:t>
-      </w:r>
+    </w:p>
+    <w:p>
+      <w:pPr>
+        <w:spacing w:before="0" w:after="0"/>
+      </w:pPr>
     </w:p>
     <w:p>
       <w:pPr>
         <w:pStyle w:val="Heading2"/>
       </w:pPr>
-    </w:p>
-    <w:p>
-      <w:pPr>
-        <w:pStyle w:val="Heading2"/>
-      </w:pPr>
-    </w:p>
-    <w:p>
-      <w:pPr>
-        <w:pStyle w:val="Heading2"/>
-      </w:pPr>
       <w:bookmarkStart w:id="11" w:name="__RefHeading___Toc762_1850805687"/>
-      <w:bookmarkStart w:id="12" w:name="_Toc228625299"/>
+      <w:bookmarkStart w:id="12" w:name="_Toc228840121"/>
       <w:r>
         <w:t>1.</w:t>
       </w:r>
       <w:r>
         <w:rPr>
-          <w:lang w:val="en-US"/>
+          <w:lang w:val="ru-RU"/>
         </w:rPr>
         <w:t>2</w:t>
       </w:r>
@@ -5659,15 +4464,7 @@
         <w:pStyle w:val="NormalText"/>
       </w:pPr>
       <w:r>
-        <w:t xml:space="preserve">Сучасний стан розвитку глобальної економіки та стрімка </w:t>
-      </w:r>
-      <w:proofErr w:type="spellStart"/>
-      <w:r>
-        <w:t>цифровізація</w:t>
-      </w:r>
-      <w:proofErr w:type="spellEnd"/>
-      <w:r>
-        <w:t xml:space="preserve"> </w:t>
+        <w:t xml:space="preserve">Сучасний стан розвитку глобальної економіки та стрімка цифровізація </w:t>
       </w:r>
       <w:r>
         <w:lastRenderedPageBreak/>
@@ -5679,7 +4476,13 @@
         <w:pStyle w:val="NormalText"/>
       </w:pPr>
       <w:r>
-        <w:t>Об’єктом дослідження у роботі виступає процес розподілу та доставки вантажів у мультимодальній транспортній мережі.</w:t>
+        <w:t>Об’єктом дослідження у роботі виступає про</w:t>
+      </w:r>
+      <w:r>
+        <w:t>блема</w:t>
+      </w:r>
+      <w:r>
+        <w:t xml:space="preserve"> розподілу та доставки вантажів у мультимодальній транспортній мережі.</w:t>
       </w:r>
     </w:p>
     <w:p>
@@ -5699,17 +4502,12 @@
       </w:r>
       <w:r>
         <w:rPr>
-          <w:lang w:val="en-US"/>
+          <w:lang w:val="ru-RU"/>
         </w:rPr>
         <w:t>д</w:t>
       </w:r>
-      <w:proofErr w:type="spellStart"/>
-      <w:r>
-        <w:t>оставки</w:t>
-      </w:r>
-      <w:proofErr w:type="spellEnd"/>
-      <w:r>
-        <w:t xml:space="preserve"> та транспортних коридорів, що їх з’єднують. З математичної точки зору таку структуру доцільно розглядати як мультимодальний зважений орієнтований граф</w:t>
+      <w:r>
+        <w:t>оставки та транспортних коридорів, що їх з’єднують. З математичної точки зору таку структуру доцільно розглядати як мультимодальний зважений орієнтований граф</w:t>
       </w:r>
       <w:r>
         <w:t>. Визначення графу н</w:t>
@@ -5808,6 +4606,22 @@
                       </w:rPr>
                       <m:t>V,E</m:t>
                     </m:r>
+                    <m:r>
+                      <w:rPr>
+                        <w:rFonts w:ascii="Cambria Math" w:hAnsi="Cambria Math"/>
+                        <w:sz w:val="28"/>
+                        <w:szCs w:val="28"/>
+                      </w:rPr>
+                      <m:t>,</m:t>
+                    </m:r>
+                    <m:r>
+                      <w:rPr>
+                        <w:rFonts w:ascii="Cambria Math" w:hAnsi="Cambria Math"/>
+                        <w:sz w:val="28"/>
+                        <w:szCs w:val="28"/>
+                      </w:rPr>
+                      <m:t>Φ, Ψ</m:t>
+                    </m:r>
                   </m:e>
                 </m:d>
               </m:oMath>
@@ -5850,65 +4664,33 @@
       <w:r>
         <w:t>де V – н</w:t>
       </w:r>
-      <w:proofErr w:type="spellStart"/>
       <w:r>
         <w:rPr>
           <w:lang w:val="en-US"/>
         </w:rPr>
-        <w:t>оди</w:t>
-      </w:r>
-      <w:proofErr w:type="spellEnd"/>
+        <w:t>оди графа;</w:t>
+      </w:r>
+    </w:p>
+    <w:p>
+      <w:pPr>
+        <w:pStyle w:val="NormalText"/>
+        <w:ind w:firstLine="340"/>
+      </w:pPr>
+      <w:r>
+        <w:t>E –</w:t>
+      </w:r>
+      <w:r>
+        <w:t xml:space="preserve"> реб</w:t>
+      </w:r>
+      <w:r>
+        <w:t>ра</w:t>
+      </w:r>
       <w:r>
         <w:rPr>
           <w:lang w:val="en-US"/>
         </w:rPr>
-        <w:t xml:space="preserve"> </w:t>
-      </w:r>
-      <w:proofErr w:type="spellStart"/>
-      <w:r>
-        <w:rPr>
-          <w:lang w:val="en-US"/>
-        </w:rPr>
-        <w:t>графа</w:t>
-      </w:r>
-      <w:proofErr w:type="spellEnd"/>
-      <w:r>
-        <w:rPr>
-          <w:lang w:val="en-US"/>
-        </w:rPr>
-        <w:t>;</w:t>
-      </w:r>
-    </w:p>
-    <w:p>
-      <w:pPr>
-        <w:pStyle w:val="NormalText"/>
-        <w:ind w:firstLine="340"/>
-      </w:pPr>
-      <w:r>
-        <w:t xml:space="preserve">E – </w:t>
-      </w:r>
-      <w:proofErr w:type="spellStart"/>
-      <w:r>
-        <w:rPr>
-          <w:lang w:val="en-US"/>
-        </w:rPr>
-        <w:t>вузли</w:t>
-      </w:r>
-      <w:proofErr w:type="spellEnd"/>
-      <w:r>
-        <w:rPr>
-          <w:lang w:val="en-US"/>
-        </w:rPr>
-        <w:t xml:space="preserve"> </w:t>
-      </w:r>
-      <w:proofErr w:type="spellStart"/>
-      <w:r>
-        <w:rPr>
-          <w:lang w:val="en-US"/>
-        </w:rPr>
-        <w:t>графа</w:t>
-      </w:r>
-      <w:proofErr w:type="spellEnd"/>
+        <w:t xml:space="preserve"> графа</w:t>
+      </w:r>
       <w:r>
         <w:t>.</w:t>
       </w:r>
@@ -5954,13 +4736,13 @@
         <w:pStyle w:val="Heading2"/>
       </w:pPr>
       <w:bookmarkStart w:id="13" w:name="__RefHeading___Toc1055_864477561"/>
-      <w:bookmarkStart w:id="14" w:name="_Toc228625300"/>
+      <w:bookmarkStart w:id="14" w:name="_Toc228840122"/>
       <w:r>
         <w:t>1.</w:t>
       </w:r>
       <w:r>
         <w:rPr>
-          <w:lang w:val="en-US"/>
+          <w:lang w:val="ru-RU"/>
         </w:rPr>
         <w:t>3</w:t>
       </w:r>
@@ -5984,744 +4766,84 @@
       <w:pPr>
         <w:pStyle w:val="NormalText"/>
       </w:pPr>
-      <w:proofErr w:type="spellStart"/>
+      <w:r>
+        <w:t>Проблема маршрутизації транспортних засобів (</w:t>
+      </w:r>
       <w:r>
         <w:rPr>
           <w:lang w:val="en-US"/>
         </w:rPr>
-        <w:t>Проблема</w:t>
-      </w:r>
-      <w:proofErr w:type="spellEnd"/>
+        <w:t>Vehicle</w:t>
+      </w:r>
+      <w:r>
+        <w:t xml:space="preserve"> </w:t>
+      </w:r>
       <w:r>
         <w:rPr>
           <w:lang w:val="en-US"/>
         </w:rPr>
+        <w:t>Routing</w:t>
+      </w:r>
+      <w:r>
         <w:t xml:space="preserve"> </w:t>
       </w:r>
-      <w:proofErr w:type="spellStart"/>
       <w:r>
         <w:rPr>
           <w:lang w:val="en-US"/>
         </w:rPr>
-        <w:t>маршрутизації</w:t>
-      </w:r>
-      <w:proofErr w:type="spellEnd"/>
+        <w:t>Problem</w:t>
+      </w:r>
+      <w:r>
+        <w:t xml:space="preserve">, </w:t>
+      </w:r>
       <w:r>
         <w:rPr>
           <w:lang w:val="en-US"/>
         </w:rPr>
-        <w:t xml:space="preserve"> </w:t>
-      </w:r>
-      <w:proofErr w:type="spellStart"/>
+        <w:t>VRP</w:t>
+      </w:r>
+      <w:r>
+        <w:t xml:space="preserve">) є однією з найбільш інтенсивно досліджуваних тем у сучасній комбінаторній оптимізації та дослідженні операцій. </w:t>
+      </w:r>
+      <w:r>
+        <w:rPr>
+          <w:lang w:val="ru-RU"/>
+        </w:rPr>
+        <w:t xml:space="preserve">Фундаментальні основи математичного опису подібних задач були закладені ще в середині </w:t>
+      </w:r>
       <w:r>
         <w:rPr>
           <w:lang w:val="en-US"/>
         </w:rPr>
-        <w:t>транспортних</w:t>
-      </w:r>
-      <w:proofErr w:type="spellEnd"/>
-      <w:r>
-        <w:rPr>
-          <w:lang w:val="en-US"/>
-        </w:rPr>
-        <w:t xml:space="preserve"> </w:t>
-      </w:r>
-      <w:proofErr w:type="spellStart"/>
-      <w:r>
-        <w:rPr>
-          <w:lang w:val="en-US"/>
-        </w:rPr>
-        <w:t>засобів</w:t>
-      </w:r>
-      <w:proofErr w:type="spellEnd"/>
-      <w:r>
-        <w:rPr>
-          <w:lang w:val="en-US"/>
-        </w:rPr>
-        <w:t xml:space="preserve"> (Vehicle Routing Problem, VRP) є </w:t>
-      </w:r>
-      <w:proofErr w:type="spellStart"/>
-      <w:r>
-        <w:rPr>
-          <w:lang w:val="en-US"/>
-        </w:rPr>
-        <w:t>однією</w:t>
-      </w:r>
-      <w:proofErr w:type="spellEnd"/>
-      <w:r>
-        <w:rPr>
-          <w:lang w:val="en-US"/>
-        </w:rPr>
-        <w:t xml:space="preserve"> з </w:t>
-      </w:r>
-      <w:proofErr w:type="spellStart"/>
-      <w:r>
-        <w:rPr>
-          <w:lang w:val="en-US"/>
-        </w:rPr>
-        <w:t>найбільш</w:t>
-      </w:r>
-      <w:proofErr w:type="spellEnd"/>
-      <w:r>
-        <w:rPr>
-          <w:lang w:val="en-US"/>
-        </w:rPr>
-        <w:t xml:space="preserve"> </w:t>
-      </w:r>
-      <w:proofErr w:type="spellStart"/>
-      <w:r>
-        <w:rPr>
-          <w:lang w:val="en-US"/>
-        </w:rPr>
-        <w:t>інтенсивно</w:t>
-      </w:r>
-      <w:proofErr w:type="spellEnd"/>
-      <w:r>
-        <w:rPr>
-          <w:lang w:val="en-US"/>
-        </w:rPr>
-        <w:t xml:space="preserve"> </w:t>
-      </w:r>
-      <w:proofErr w:type="spellStart"/>
-      <w:r>
-        <w:rPr>
-          <w:lang w:val="en-US"/>
-        </w:rPr>
-        <w:t>досліджуваних</w:t>
-      </w:r>
-      <w:proofErr w:type="spellEnd"/>
-      <w:r>
-        <w:rPr>
-          <w:lang w:val="en-US"/>
-        </w:rPr>
-        <w:t xml:space="preserve"> </w:t>
-      </w:r>
-      <w:proofErr w:type="spellStart"/>
-      <w:r>
-        <w:rPr>
-          <w:lang w:val="en-US"/>
-        </w:rPr>
-        <w:t>тем</w:t>
-      </w:r>
-      <w:proofErr w:type="spellEnd"/>
-      <w:r>
-        <w:rPr>
-          <w:lang w:val="en-US"/>
-        </w:rPr>
-        <w:t xml:space="preserve"> у </w:t>
-      </w:r>
-      <w:proofErr w:type="spellStart"/>
-      <w:r>
-        <w:rPr>
-          <w:lang w:val="en-US"/>
-        </w:rPr>
-        <w:t>сучасній</w:t>
-      </w:r>
-      <w:proofErr w:type="spellEnd"/>
-      <w:r>
-        <w:rPr>
-          <w:lang w:val="en-US"/>
-        </w:rPr>
-        <w:t xml:space="preserve"> </w:t>
-      </w:r>
-      <w:proofErr w:type="spellStart"/>
-      <w:r>
-        <w:rPr>
-          <w:lang w:val="en-US"/>
-        </w:rPr>
-        <w:t>комбінаторній</w:t>
-      </w:r>
-      <w:proofErr w:type="spellEnd"/>
-      <w:r>
-        <w:rPr>
-          <w:lang w:val="en-US"/>
-        </w:rPr>
-        <w:t xml:space="preserve"> </w:t>
-      </w:r>
-      <w:proofErr w:type="spellStart"/>
-      <w:r>
-        <w:rPr>
-          <w:lang w:val="en-US"/>
-        </w:rPr>
-        <w:t>оптимізації</w:t>
-      </w:r>
-      <w:proofErr w:type="spellEnd"/>
-      <w:r>
-        <w:rPr>
-          <w:lang w:val="en-US"/>
-        </w:rPr>
-        <w:t xml:space="preserve"> </w:t>
-      </w:r>
-      <w:proofErr w:type="spellStart"/>
-      <w:r>
-        <w:rPr>
-          <w:lang w:val="en-US"/>
-        </w:rPr>
-        <w:t>та</w:t>
-      </w:r>
-      <w:proofErr w:type="spellEnd"/>
-      <w:r>
-        <w:rPr>
-          <w:lang w:val="en-US"/>
-        </w:rPr>
-        <w:t xml:space="preserve"> </w:t>
-      </w:r>
-      <w:proofErr w:type="spellStart"/>
-      <w:r>
-        <w:rPr>
-          <w:lang w:val="en-US"/>
-        </w:rPr>
-        <w:t>дослідженні</w:t>
-      </w:r>
-      <w:proofErr w:type="spellEnd"/>
-      <w:r>
-        <w:rPr>
-          <w:lang w:val="en-US"/>
-        </w:rPr>
-        <w:t xml:space="preserve"> </w:t>
-      </w:r>
-      <w:proofErr w:type="spellStart"/>
-      <w:r>
-        <w:rPr>
-          <w:lang w:val="en-US"/>
-        </w:rPr>
-        <w:t>операцій</w:t>
-      </w:r>
-      <w:proofErr w:type="spellEnd"/>
-      <w:r>
-        <w:rPr>
-          <w:lang w:val="en-US"/>
-        </w:rPr>
-        <w:t xml:space="preserve">. </w:t>
-      </w:r>
-      <w:proofErr w:type="spellStart"/>
-      <w:r>
-        <w:rPr>
-          <w:lang w:val="en-US"/>
-        </w:rPr>
-        <w:t>Фундаментальні</w:t>
-      </w:r>
-      <w:proofErr w:type="spellEnd"/>
-      <w:r>
-        <w:rPr>
-          <w:lang w:val="en-US"/>
-        </w:rPr>
-        <w:t xml:space="preserve"> </w:t>
-      </w:r>
-      <w:proofErr w:type="spellStart"/>
-      <w:r>
-        <w:rPr>
-          <w:lang w:val="en-US"/>
-        </w:rPr>
-        <w:t>основи</w:t>
-      </w:r>
-      <w:proofErr w:type="spellEnd"/>
-      <w:r>
-        <w:rPr>
-          <w:lang w:val="en-US"/>
-        </w:rPr>
-        <w:t xml:space="preserve"> </w:t>
-      </w:r>
-      <w:proofErr w:type="spellStart"/>
-      <w:r>
-        <w:rPr>
-          <w:lang w:val="en-US"/>
-        </w:rPr>
-        <w:t>математичного</w:t>
-      </w:r>
-      <w:proofErr w:type="spellEnd"/>
-      <w:r>
-        <w:rPr>
-          <w:lang w:val="en-US"/>
-        </w:rPr>
-        <w:t xml:space="preserve"> </w:t>
-      </w:r>
-      <w:proofErr w:type="spellStart"/>
-      <w:r>
-        <w:rPr>
-          <w:lang w:val="en-US"/>
-        </w:rPr>
-        <w:t>опису</w:t>
-      </w:r>
-      <w:proofErr w:type="spellEnd"/>
-      <w:r>
-        <w:rPr>
-          <w:lang w:val="en-US"/>
-        </w:rPr>
-        <w:t xml:space="preserve"> </w:t>
-      </w:r>
-      <w:proofErr w:type="spellStart"/>
-      <w:r>
-        <w:rPr>
-          <w:lang w:val="en-US"/>
-        </w:rPr>
-        <w:t>подібних</w:t>
-      </w:r>
-      <w:proofErr w:type="spellEnd"/>
-      <w:r>
-        <w:rPr>
-          <w:lang w:val="en-US"/>
-        </w:rPr>
-        <w:t xml:space="preserve"> </w:t>
-      </w:r>
-      <w:proofErr w:type="spellStart"/>
-      <w:r>
-        <w:rPr>
-          <w:lang w:val="en-US"/>
-        </w:rPr>
-        <w:t>задач</w:t>
-      </w:r>
-      <w:proofErr w:type="spellEnd"/>
-      <w:r>
-        <w:rPr>
-          <w:lang w:val="en-US"/>
-        </w:rPr>
-        <w:t xml:space="preserve"> </w:t>
-      </w:r>
-      <w:proofErr w:type="spellStart"/>
-      <w:r>
-        <w:rPr>
-          <w:lang w:val="en-US"/>
-        </w:rPr>
-        <w:t>були</w:t>
-      </w:r>
-      <w:proofErr w:type="spellEnd"/>
-      <w:r>
-        <w:rPr>
-          <w:lang w:val="en-US"/>
-        </w:rPr>
-        <w:t xml:space="preserve"> </w:t>
-      </w:r>
-      <w:proofErr w:type="spellStart"/>
-      <w:r>
-        <w:rPr>
-          <w:lang w:val="en-US"/>
-        </w:rPr>
-        <w:t>закладені</w:t>
-      </w:r>
-      <w:proofErr w:type="spellEnd"/>
-      <w:r>
-        <w:rPr>
-          <w:lang w:val="en-US"/>
-        </w:rPr>
-        <w:t xml:space="preserve"> </w:t>
-      </w:r>
-      <w:proofErr w:type="spellStart"/>
-      <w:r>
-        <w:rPr>
-          <w:lang w:val="en-US"/>
-        </w:rPr>
-        <w:t>ще</w:t>
-      </w:r>
-      <w:proofErr w:type="spellEnd"/>
-      <w:r>
-        <w:rPr>
-          <w:lang w:val="en-US"/>
-        </w:rPr>
-        <w:t xml:space="preserve"> в </w:t>
-      </w:r>
-      <w:proofErr w:type="spellStart"/>
-      <w:r>
-        <w:rPr>
-          <w:lang w:val="en-US"/>
-        </w:rPr>
-        <w:t>середині</w:t>
-      </w:r>
-      <w:proofErr w:type="spellEnd"/>
-      <w:r>
-        <w:rPr>
-          <w:lang w:val="en-US"/>
-        </w:rPr>
-        <w:t xml:space="preserve"> XX </w:t>
-      </w:r>
-      <w:proofErr w:type="spellStart"/>
-      <w:r>
-        <w:rPr>
-          <w:lang w:val="en-US"/>
-        </w:rPr>
-        <w:t>століття</w:t>
-      </w:r>
-      <w:proofErr w:type="spellEnd"/>
-      <w:r>
-        <w:rPr>
-          <w:lang w:val="en-US"/>
-        </w:rPr>
-        <w:t xml:space="preserve">. </w:t>
-      </w:r>
-      <w:proofErr w:type="spellStart"/>
-      <w:r>
-        <w:rPr>
-          <w:lang w:val="en-US"/>
-        </w:rPr>
-        <w:t>Зокрема</w:t>
-      </w:r>
-      <w:proofErr w:type="spellEnd"/>
-      <w:r>
-        <w:rPr>
-          <w:lang w:val="en-US"/>
-        </w:rPr>
-        <w:t xml:space="preserve">, </w:t>
-      </w:r>
-      <w:proofErr w:type="spellStart"/>
-      <w:r>
-        <w:rPr>
-          <w:lang w:val="en-US"/>
-        </w:rPr>
-        <w:t>для</w:t>
-      </w:r>
-      <w:proofErr w:type="spellEnd"/>
-      <w:r>
-        <w:rPr>
-          <w:lang w:val="en-US"/>
-        </w:rPr>
-        <w:t xml:space="preserve"> </w:t>
-      </w:r>
-      <w:proofErr w:type="spellStart"/>
-      <w:r>
-        <w:rPr>
-          <w:lang w:val="en-US"/>
-        </w:rPr>
-        <w:t>побудови</w:t>
-      </w:r>
-      <w:proofErr w:type="spellEnd"/>
-      <w:r>
-        <w:rPr>
-          <w:lang w:val="en-US"/>
-        </w:rPr>
-        <w:t xml:space="preserve"> </w:t>
-      </w:r>
-      <w:proofErr w:type="spellStart"/>
-      <w:r>
-        <w:rPr>
-          <w:lang w:val="en-US"/>
-        </w:rPr>
-        <w:t>математичних</w:t>
-      </w:r>
-      <w:proofErr w:type="spellEnd"/>
-      <w:r>
-        <w:rPr>
-          <w:lang w:val="en-US"/>
-        </w:rPr>
-        <w:t xml:space="preserve"> </w:t>
-      </w:r>
-      <w:proofErr w:type="spellStart"/>
-      <w:r>
-        <w:rPr>
-          <w:lang w:val="en-US"/>
-        </w:rPr>
-        <w:t>моделей</w:t>
-      </w:r>
-      <w:proofErr w:type="spellEnd"/>
-      <w:r>
-        <w:rPr>
-          <w:lang w:val="en-US"/>
-        </w:rPr>
-        <w:t xml:space="preserve"> у </w:t>
-      </w:r>
-      <w:proofErr w:type="spellStart"/>
-      <w:r>
-        <w:rPr>
-          <w:lang w:val="en-US"/>
-        </w:rPr>
-        <w:t>вигляді</w:t>
-      </w:r>
-      <w:proofErr w:type="spellEnd"/>
-      <w:r>
-        <w:rPr>
-          <w:lang w:val="en-US"/>
-        </w:rPr>
-        <w:t xml:space="preserve"> </w:t>
-      </w:r>
-      <w:proofErr w:type="spellStart"/>
-      <w:r>
-        <w:rPr>
-          <w:lang w:val="en-US"/>
-        </w:rPr>
-        <w:t>задач</w:t>
-      </w:r>
-      <w:proofErr w:type="spellEnd"/>
-      <w:r>
-        <w:rPr>
-          <w:lang w:val="en-US"/>
-        </w:rPr>
-        <w:t xml:space="preserve"> </w:t>
-      </w:r>
-      <w:proofErr w:type="spellStart"/>
-      <w:r>
-        <w:rPr>
-          <w:lang w:val="en-US"/>
-        </w:rPr>
-        <w:t>змішаного</w:t>
-      </w:r>
-      <w:proofErr w:type="spellEnd"/>
-      <w:r>
-        <w:rPr>
-          <w:lang w:val="en-US"/>
-        </w:rPr>
-        <w:t xml:space="preserve"> </w:t>
-      </w:r>
-      <w:proofErr w:type="spellStart"/>
-      <w:r>
-        <w:rPr>
-          <w:lang w:val="en-US"/>
-        </w:rPr>
-        <w:t>цілочисельного</w:t>
-      </w:r>
-      <w:proofErr w:type="spellEnd"/>
-      <w:r>
-        <w:rPr>
-          <w:lang w:val="en-US"/>
-        </w:rPr>
-        <w:t xml:space="preserve"> </w:t>
-      </w:r>
-      <w:proofErr w:type="spellStart"/>
-      <w:r>
-        <w:rPr>
-          <w:lang w:val="en-US"/>
-        </w:rPr>
-        <w:t>програмування</w:t>
-      </w:r>
-      <w:proofErr w:type="spellEnd"/>
-      <w:r>
-        <w:rPr>
-          <w:lang w:val="en-US"/>
-        </w:rPr>
-        <w:t xml:space="preserve"> </w:t>
-      </w:r>
-      <w:proofErr w:type="spellStart"/>
-      <w:r>
-        <w:rPr>
-          <w:lang w:val="en-US"/>
-        </w:rPr>
-        <w:t>критично</w:t>
-      </w:r>
-      <w:proofErr w:type="spellEnd"/>
-      <w:r>
-        <w:rPr>
-          <w:lang w:val="en-US"/>
-        </w:rPr>
-        <w:t xml:space="preserve"> </w:t>
-      </w:r>
-      <w:proofErr w:type="spellStart"/>
-      <w:r>
-        <w:rPr>
-          <w:lang w:val="en-US"/>
-        </w:rPr>
-        <w:t>важливими</w:t>
-      </w:r>
-      <w:proofErr w:type="spellEnd"/>
-      <w:r>
-        <w:rPr>
-          <w:lang w:val="en-US"/>
-        </w:rPr>
-        <w:t xml:space="preserve"> </w:t>
-      </w:r>
-      <w:proofErr w:type="spellStart"/>
-      <w:r>
-        <w:rPr>
-          <w:lang w:val="en-US"/>
-        </w:rPr>
-        <w:t>залишаються</w:t>
-      </w:r>
-      <w:proofErr w:type="spellEnd"/>
-      <w:r>
-        <w:rPr>
-          <w:lang w:val="en-US"/>
-        </w:rPr>
-        <w:t xml:space="preserve"> </w:t>
-      </w:r>
-      <w:proofErr w:type="spellStart"/>
-      <w:r>
-        <w:rPr>
-          <w:lang w:val="en-US"/>
-        </w:rPr>
-        <w:t>методи</w:t>
-      </w:r>
-      <w:proofErr w:type="spellEnd"/>
-      <w:r>
-        <w:rPr>
-          <w:lang w:val="en-US"/>
-        </w:rPr>
-        <w:t xml:space="preserve">, </w:t>
-      </w:r>
-      <w:proofErr w:type="spellStart"/>
-      <w:r>
-        <w:rPr>
-          <w:lang w:val="en-US"/>
-        </w:rPr>
-        <w:t>запропоновані</w:t>
-      </w:r>
-      <w:proofErr w:type="spellEnd"/>
-      <w:r>
-        <w:rPr>
-          <w:lang w:val="en-US"/>
-        </w:rPr>
-        <w:t xml:space="preserve"> </w:t>
-      </w:r>
-      <w:proofErr w:type="spellStart"/>
-      <w:r>
-        <w:rPr>
-          <w:lang w:val="en-US"/>
-        </w:rPr>
-        <w:t>Міллером</w:t>
-      </w:r>
-      <w:proofErr w:type="spellEnd"/>
-      <w:r>
-        <w:rPr>
-          <w:lang w:val="en-US"/>
-        </w:rPr>
-        <w:t xml:space="preserve">, </w:t>
-      </w:r>
-      <w:proofErr w:type="spellStart"/>
+        <w:t>XX</w:t>
+      </w:r>
+      <w:r>
+        <w:rPr>
+          <w:lang w:val="ru-RU"/>
+        </w:rPr>
+        <w:t xml:space="preserve"> століття. Зокрема, для побудови математичних моделей у вигляді задач змішаного цілочисельного програмування критично важливими залишаються методи, запропоновані Міллером, </w:t>
+      </w:r>
       <w:r>
         <w:t>Такєром</w:t>
       </w:r>
-      <w:proofErr w:type="spellEnd"/>
-      <w:r>
-        <w:rPr>
-          <w:lang w:val="en-US"/>
-        </w:rPr>
-        <w:t xml:space="preserve"> </w:t>
-      </w:r>
-      <w:proofErr w:type="spellStart"/>
-      <w:r>
-        <w:rPr>
-          <w:lang w:val="en-US"/>
-        </w:rPr>
-        <w:t>та</w:t>
-      </w:r>
-      <w:proofErr w:type="spellEnd"/>
-      <w:r>
-        <w:rPr>
-          <w:lang w:val="en-US"/>
-        </w:rPr>
-        <w:t xml:space="preserve"> </w:t>
-      </w:r>
-      <w:proofErr w:type="spellStart"/>
-      <w:proofErr w:type="gramStart"/>
-      <w:r>
-        <w:rPr>
-          <w:lang w:val="en-US"/>
-        </w:rPr>
-        <w:t>Земліним</w:t>
-      </w:r>
-      <w:proofErr w:type="spellEnd"/>
-      <w:r>
-        <w:rPr>
-          <w:lang w:val="en-US"/>
-        </w:rPr>
-        <w:t>[</w:t>
-      </w:r>
-      <w:proofErr w:type="gramEnd"/>
-      <w:r>
-        <w:rPr>
-          <w:lang w:val="en-US"/>
-        </w:rPr>
-        <w:t>1]</w:t>
-      </w:r>
-      <w:r>
-        <w:t>. Їхня робота 1960 року впровадила так звані обмеження MTZ (</w:t>
-      </w:r>
-      <w:proofErr w:type="spellStart"/>
-      <w:r>
-        <w:t>Miller-Tucker-Zemlin</w:t>
-      </w:r>
-      <w:proofErr w:type="spellEnd"/>
-      <w:r>
-        <w:t xml:space="preserve">) для елімінації </w:t>
-      </w:r>
-      <w:proofErr w:type="spellStart"/>
-      <w:r>
-        <w:t>підциклів</w:t>
-      </w:r>
-      <w:proofErr w:type="spellEnd"/>
-      <w:r>
-        <w:t xml:space="preserve"> у маршрутах. Це дозволило формалізувати задачу комівояжера та VRP як цілісну систему лінійних обмежень, що стала базовою для всіх наступних розробок у галузі </w:t>
-      </w:r>
-      <w:proofErr w:type="spellStart"/>
-      <w:r>
-        <w:t>цілочисельного</w:t>
-      </w:r>
-      <w:proofErr w:type="spellEnd"/>
-      <w:r>
-        <w:t xml:space="preserve"> програмування.</w:t>
-      </w:r>
-    </w:p>
-    <w:p>
-      <w:pPr>
-        <w:pStyle w:val="NormalText"/>
-      </w:pPr>
-      <w:r>
-        <w:t>Особливе місце в сучасній логістиці посідає задача маршрутизації з часовими вікнами (</w:t>
-      </w:r>
-      <w:proofErr w:type="spellStart"/>
-      <w:r>
-        <w:t>Vehicle</w:t>
-      </w:r>
-      <w:proofErr w:type="spellEnd"/>
-      <w:r>
-        <w:t xml:space="preserve"> </w:t>
-      </w:r>
-      <w:proofErr w:type="spellStart"/>
-      <w:r>
-        <w:t>Routing</w:t>
-      </w:r>
-      <w:proofErr w:type="spellEnd"/>
-      <w:r>
-        <w:t xml:space="preserve"> </w:t>
-      </w:r>
-      <w:proofErr w:type="spellStart"/>
-      <w:r>
-        <w:t>Problem</w:t>
-      </w:r>
-      <w:proofErr w:type="spellEnd"/>
-      <w:r>
-        <w:t xml:space="preserve"> </w:t>
-      </w:r>
-      <w:proofErr w:type="spellStart"/>
-      <w:r>
-        <w:t>with</w:t>
-      </w:r>
-      <w:proofErr w:type="spellEnd"/>
-      <w:r>
-        <w:t xml:space="preserve"> </w:t>
-      </w:r>
-      <w:proofErr w:type="spellStart"/>
-      <w:r>
-        <w:t>Time</w:t>
-      </w:r>
-      <w:proofErr w:type="spellEnd"/>
-      <w:r>
-        <w:t xml:space="preserve"> Windows, VRPTW). Класичними у цьому напрямку є праці </w:t>
-      </w:r>
-      <w:proofErr w:type="spellStart"/>
-      <w:r>
-        <w:t>Маріуса</w:t>
-      </w:r>
-      <w:proofErr w:type="spellEnd"/>
-      <w:r>
-        <w:t xml:space="preserve"> Соломона, який у 1987 році не лише розробив сімейство евристичних алгоритмів (зокрема евристику послідовних вставок I1), а й створив набір тестових задач (</w:t>
-      </w:r>
-      <w:proofErr w:type="spellStart"/>
-      <w:r>
-        <w:t>Solomon</w:t>
-      </w:r>
-      <w:proofErr w:type="spellEnd"/>
-      <w:r>
-        <w:t xml:space="preserve"> </w:t>
-      </w:r>
-      <w:proofErr w:type="spellStart"/>
-      <w:r>
-        <w:t>benchmarks</w:t>
-      </w:r>
-      <w:proofErr w:type="spellEnd"/>
-      <w:r>
-        <w:t>), що донині є світовим стандартом для оцінки ефективності алгоритмів</w:t>
-      </w:r>
-      <w:r>
-        <w:rPr>
-          <w:lang w:val="en-US"/>
-        </w:rPr>
+      <w:r>
+        <w:rPr>
+          <w:lang w:val="ru-RU"/>
+        </w:rPr>
+        <w:t xml:space="preserve"> та Земліним[1]</w:t>
+      </w:r>
+      <w:r>
+        <w:t>. Їхня робота 1960 року впровадила так звані обмеження MTZ (Miller-Tucker-Zemlin) для елімінації підциклів у маршрутах. Це дозволило формалізувати задачу комівояжера та VRP як цілісну систему лінійних обмежень, що стала базовою для всіх наступних розробок у галузі цілочисельного програмування.</w:t>
+      </w:r>
+    </w:p>
+    <w:p>
+      <w:pPr>
+        <w:pStyle w:val="NormalText"/>
+      </w:pPr>
+      <w:r>
+        <w:t>Особливе місце в сучасній логістиці посідає задача маршрутизації з часовими вікнами (Vehicle Routing Problem with Time Windows, VRPTW). Класичними у цьому напрямку є праці Маріуса Соломона, який у 1987 році не лише розробив сімейство евристичних алгоритмів (зокрема евристику послідовних вставок I1), а й створив набір тестових задач (Solomon benchmarks), що донині є світовим стандартом для оцінки ефективності алгоритмів</w:t>
+      </w:r>
+      <w:r>
         <w:t>[2]</w:t>
       </w:r>
       <w:r>
@@ -6733,1446 +4855,143 @@
         <w:pStyle w:val="NormalText"/>
       </w:pPr>
       <w:r>
-        <w:t xml:space="preserve">Сучасні дослідження значно розширили можливості моделювання реальної інфраструктури. У фундаментальній монографії Паоло </w:t>
-      </w:r>
-      <w:proofErr w:type="spellStart"/>
-      <w:r>
-        <w:t>Тота</w:t>
-      </w:r>
-      <w:proofErr w:type="spellEnd"/>
-      <w:r>
-        <w:t xml:space="preserve"> та </w:t>
-      </w:r>
-      <w:proofErr w:type="spellStart"/>
-      <w:r>
-        <w:t>Даніеле</w:t>
-      </w:r>
-      <w:proofErr w:type="spellEnd"/>
-      <w:r>
-        <w:t xml:space="preserve"> </w:t>
-      </w:r>
-      <w:proofErr w:type="spellStart"/>
-      <w:r>
-        <w:t>Віго</w:t>
-      </w:r>
-      <w:proofErr w:type="spellEnd"/>
-      <w:r>
-        <w:t xml:space="preserve"> «</w:t>
-      </w:r>
-      <w:proofErr w:type="spellStart"/>
-      <w:r>
-        <w:t>The</w:t>
-      </w:r>
-      <w:proofErr w:type="spellEnd"/>
-      <w:r>
-        <w:t xml:space="preserve"> </w:t>
-      </w:r>
-      <w:proofErr w:type="spellStart"/>
-      <w:r>
-        <w:t>Vehicle</w:t>
-      </w:r>
-      <w:proofErr w:type="spellEnd"/>
-      <w:r>
-        <w:t xml:space="preserve"> </w:t>
-      </w:r>
-      <w:proofErr w:type="spellStart"/>
-      <w:r>
-        <w:t>Routing</w:t>
-      </w:r>
-      <w:proofErr w:type="spellEnd"/>
-      <w:r>
-        <w:t xml:space="preserve"> </w:t>
-      </w:r>
-      <w:proofErr w:type="spellStart"/>
-      <w:r>
-        <w:t>Problem</w:t>
-      </w:r>
-      <w:proofErr w:type="spellEnd"/>
-      <w:r>
-        <w:t xml:space="preserve">» проведено системний аналіз точних та </w:t>
+        <w:t xml:space="preserve">Сучасні дослідження значно розширили можливості моделювання реальної інфраструктури. У фундаментальній монографії Паоло Тота та Даніеле Віго «The Vehicle Routing Problem» проведено системний аналіз точних та </w:t>
       </w:r>
       <w:r>
         <w:lastRenderedPageBreak/>
         <w:t>наближених методів розв’язання VRP</w:t>
       </w:r>
       <w:r>
+        <w:t>[3]</w:t>
+      </w:r>
+      <w:r>
+        <w:t>. Автори детально розглядають використання теорії графів для побудови мультимодальних моделей, де вузли та ребра характеризуються наборами динамічних атрибутів. Їхні дослідження алгоритмів «гілок та меж» (branch-and-bound) та «гілок та розрізів» (branch-and-cut) заклали підґрунтя для сучасного математичного забезпечення логістичних систем.</w:t>
+      </w:r>
+    </w:p>
+    <w:p>
+      <w:pPr>
+        <w:pStyle w:val="NormalText"/>
+      </w:pPr>
+      <w:r>
+        <w:t>Детальний аналіз метаевристичних підходів був проведений Брейсі та Жендро, які систематизували методи локального пошуку та еволюційні стратегії для VRPTW. Вони довели, що для динамічних міських мереж використання лише конструктивних евристик є недостатнім через їхню схильність до застрягання в локальних оптимумах</w:t>
+      </w:r>
+      <w:r>
+        <w:rPr>
+          <w:lang w:val="ru-RU"/>
+        </w:rPr>
+        <w:t>[4]</w:t>
+      </w:r>
+      <w:r>
+        <w:t>. У свою чергу, дослідження Ванга та Копфера підкреслюють важливість інтеграції складних процесів у єдині моделі, що враховують не лише магістральні перевезення, а й специфіку доставки «останньої милі» та спільне використання ресурсів декількома логістичними операторами</w:t>
+      </w:r>
+      <w:r>
+        <w:t>[5]</w:t>
+      </w:r>
+      <w:r>
+        <w:t>.</w:t>
+      </w:r>
+    </w:p>
+    <w:p>
+      <w:pPr>
+        <w:pStyle w:val="NormalText"/>
         <w:rPr>
           <w:lang w:val="en-US"/>
         </w:rPr>
-        <w:t>[3]</w:t>
-      </w:r>
-      <w:r>
-        <w:t>. Автори детально розглядають використання теорії графів для побудови мультимодальних моделей, де вузли та ребра характеризуються наборами динамічних атрибутів. Їхні дослідження алгоритмів «гілок та меж» (</w:t>
-      </w:r>
-      <w:proofErr w:type="spellStart"/>
-      <w:r>
-        <w:t>branch-and-bound</w:t>
-      </w:r>
-      <w:proofErr w:type="spellEnd"/>
-      <w:r>
-        <w:t>) та «гілок та розрізів» (</w:t>
-      </w:r>
-      <w:proofErr w:type="spellStart"/>
-      <w:r>
-        <w:t>branch-and-cut</w:t>
-      </w:r>
-      <w:proofErr w:type="spellEnd"/>
-      <w:r>
-        <w:t>) заклали підґрунтя для сучасного математичного забезпечення логістичних систем.</w:t>
-      </w:r>
-    </w:p>
-    <w:p>
-      <w:pPr>
-        <w:pStyle w:val="NormalText"/>
-      </w:pPr>
-      <w:r>
-        <w:t xml:space="preserve">Детальний аналіз </w:t>
-      </w:r>
-      <w:proofErr w:type="spellStart"/>
-      <w:r>
-        <w:t>метаевристичних</w:t>
-      </w:r>
-      <w:proofErr w:type="spellEnd"/>
-      <w:r>
-        <w:t xml:space="preserve"> підходів був проведений </w:t>
-      </w:r>
-      <w:proofErr w:type="spellStart"/>
-      <w:r>
-        <w:t>Брейсі</w:t>
-      </w:r>
-      <w:proofErr w:type="spellEnd"/>
-      <w:r>
-        <w:t xml:space="preserve"> та </w:t>
-      </w:r>
-      <w:proofErr w:type="spellStart"/>
-      <w:r>
-        <w:t>Жендро</w:t>
-      </w:r>
-      <w:proofErr w:type="spellEnd"/>
-      <w:r>
-        <w:t xml:space="preserve">, які систематизували методи локального пошуку та еволюційні стратегії для VRPTW. Вони довели, що для динамічних міських мереж використання лише конструктивних </w:t>
-      </w:r>
-      <w:proofErr w:type="spellStart"/>
-      <w:r>
-        <w:t>евристик</w:t>
-      </w:r>
-      <w:proofErr w:type="spellEnd"/>
-      <w:r>
-        <w:t xml:space="preserve"> є недостатнім через їхню схильність до </w:t>
-      </w:r>
-      <w:proofErr w:type="spellStart"/>
-      <w:r>
-        <w:t>застрягання</w:t>
-      </w:r>
-      <w:proofErr w:type="spellEnd"/>
-      <w:r>
-        <w:t xml:space="preserve"> в локальних оптимумах</w:t>
-      </w:r>
-      <w:r>
+      </w:pPr>
+      <w:r>
+        <w:t>Аналіз літературних джерел підтверджує, що актуальним завданням є створення алгоритмічного забезпечення, яке б ефективно поєднувало швидкість класичних евристик Соломона (для генерації початкової популяції) із потужним глобальним пошуком генетичних алгоритмів у межах мультимодальних графових моделей.</w:t>
+      </w:r>
+    </w:p>
+    <w:p>
+      <w:pPr>
+        <w:pStyle w:val="NormalText"/>
         <w:rPr>
           <w:lang w:val="en-US"/>
         </w:rPr>
-        <w:t>[4]</w:t>
-      </w:r>
-      <w:r>
-        <w:t xml:space="preserve">. У свою чергу, дослідження </w:t>
-      </w:r>
-      <w:proofErr w:type="spellStart"/>
-      <w:r>
-        <w:t>Ванга</w:t>
-      </w:r>
-      <w:proofErr w:type="spellEnd"/>
-      <w:r>
-        <w:t xml:space="preserve"> та </w:t>
-      </w:r>
-      <w:proofErr w:type="spellStart"/>
-      <w:r>
-        <w:t>Копфера</w:t>
-      </w:r>
-      <w:proofErr w:type="spellEnd"/>
-      <w:r>
-        <w:t xml:space="preserve"> підкреслюють важливість інтеграції складних процесів у єдині моделі, що враховують не лише магістральні перевезення, а й специфіку доставки «останньої милі» та спільне використання ресурсів декількома логістичними операторами</w:t>
-      </w:r>
-      <w:r>
+      </w:pPr>
+    </w:p>
+    <w:p>
+      <w:pPr>
+        <w:pStyle w:val="NormalText"/>
+      </w:pPr>
+    </w:p>
+    <w:p>
+      <w:pPr>
+        <w:pStyle w:val="Heading2"/>
+      </w:pPr>
+      <w:r>
+        <w:rPr>
+          <w:lang w:val="ru-RU"/>
+        </w:rPr>
+        <w:t xml:space="preserve">1.4 </w:t>
+      </w:r>
+      <w:r>
+        <w:t>Математична постановка задачі</w:t>
+      </w:r>
+    </w:p>
+    <w:p>
+      <w:pPr>
+        <w:pStyle w:val="NormalText"/>
         <w:rPr>
           <w:lang w:val="en-US"/>
         </w:rPr>
-        <w:t>[5]</w:t>
+      </w:pPr>
+    </w:p>
+    <w:p>
+      <w:pPr>
+        <w:pStyle w:val="NormalText"/>
+        <w:rPr>
+          <w:lang w:val="en-US"/>
+        </w:rPr>
+      </w:pPr>
+    </w:p>
+    <w:p>
+      <w:pPr>
+        <w:pStyle w:val="NormalText"/>
+      </w:pPr>
+      <w:r>
+        <w:t>Математична модель задачі базується на теорії графів та методах змішаного цілочисельного програмування.</w:t>
+      </w:r>
+    </w:p>
+    <w:p>
+      <w:pPr>
+        <w:pStyle w:val="NormalText"/>
+      </w:pPr>
+      <w:r>
+        <w:t>За формулою (1.1), мережа формалізується як орієнтований граф.</w:t>
+      </w:r>
+    </w:p>
+    <w:p>
+      <w:pPr>
+        <w:pStyle w:val="NormalText"/>
+      </w:pPr>
+      <w:r>
+        <w:t>Ц</w:t>
+      </w:r>
+      <w:r>
+        <w:t>ільова функція (</w:t>
+      </w:r>
+      <w:r>
+        <w:rPr>
+          <w:lang w:val="en-US"/>
+        </w:rPr>
+        <w:t>1</w:t>
       </w:r>
       <w:r>
         <w:t>.</w:t>
       </w:r>
-    </w:p>
-    <w:p>
-      <w:pPr>
-        <w:pStyle w:val="NormalText"/>
-      </w:pPr>
-      <w:r>
-        <w:t xml:space="preserve">Аналіз літературних джерел підтверджує, що актуальним завданням є створення алгоритмічного забезпечення, яке б ефективно поєднувало швидкість класичних </w:t>
-      </w:r>
-      <w:proofErr w:type="spellStart"/>
-      <w:r>
-        <w:t>евристик</w:t>
-      </w:r>
-      <w:proofErr w:type="spellEnd"/>
-      <w:r>
-        <w:t xml:space="preserve"> Соломона (для генерації початкової популяції) із потужним глобальним пошуком генетичних алгоритмів у межах мультимодальних </w:t>
-      </w:r>
-      <w:proofErr w:type="spellStart"/>
-      <w:r>
-        <w:t>графових</w:t>
-      </w:r>
-      <w:proofErr w:type="spellEnd"/>
-      <w:r>
-        <w:t xml:space="preserve"> моделей.</w:t>
-      </w:r>
-    </w:p>
-    <w:p>
-      <w:pPr>
-        <w:pStyle w:val="NormalText"/>
-      </w:pPr>
-    </w:p>
-    <w:p>
-      <w:pPr>
-        <w:pStyle w:val="NormalText"/>
+      <w:r>
         <w:rPr>
           <w:lang w:val="en-US"/>
         </w:rPr>
-      </w:pPr>
-    </w:p>
-    <w:p>
-      <w:pPr>
-        <w:pStyle w:val="Heading2"/>
-      </w:pPr>
-      <w:bookmarkStart w:id="15" w:name="__RefHeading___Toc1057_864477561"/>
-      <w:bookmarkStart w:id="16" w:name="_Toc228625301"/>
-      <w:r>
-        <w:t>1.4 Висновки до розділу</w:t>
-      </w:r>
-      <w:bookmarkEnd w:id="15"/>
-      <w:bookmarkEnd w:id="16"/>
-    </w:p>
-    <w:p>
-      <w:pPr>
-        <w:pStyle w:val="NormalText"/>
-      </w:pPr>
-    </w:p>
-    <w:p>
-      <w:pPr>
-        <w:pStyle w:val="NormalText"/>
-      </w:pPr>
-    </w:p>
-    <w:p>
-      <w:pPr>
-        <w:pStyle w:val="NormalText"/>
-      </w:pPr>
-      <w:r>
-        <w:t xml:space="preserve">У результаті аналізу предметної області встановлено, що задача маршрутизації (VRP) у сучасних мультимодальних мережах є NP-складною, що унеможливлює використання виключно точних методів для реальних масштабів інфраструктури. Огляд літератури та існуючих підходів підтвердив, що класичні </w:t>
+        <w:t>2</w:t>
+      </w:r>
+      <w:r>
+        <w:t xml:space="preserve">). Мінімізація сумарних витрат, що складаються з часу </w:t>
       </w:r>
       <w:r>
         <w:lastRenderedPageBreak/>
-        <w:t xml:space="preserve">конструктивні евристики часто застрягають у локальних оптимумах, тому виникає гостра потреба у використанні </w:t>
-      </w:r>
-      <w:proofErr w:type="spellStart"/>
-      <w:r>
-        <w:t>метаевристичних</w:t>
-      </w:r>
-      <w:proofErr w:type="spellEnd"/>
-      <w:r>
-        <w:t xml:space="preserve"> методів. Доведено актуальність розробки алгоритмічного забезпечення на основі генетичних алгоритмів, які здатні ефективно знаходити наближені до глобального оптимуму розв'язки з урахуванням жорстких часових вікон та специфіки «останньої милі». Сформована теоретична база та математична модель об'єкта стають фундаментом для подальшої програмної реалізації інтелектуальної системи логістики.</w:t>
-      </w:r>
-    </w:p>
-    <w:p>
-      <w:pPr>
-        <w:pStyle w:val="Heading1"/>
-        <w:pageBreakBefore/>
-        <w:rPr>
-          <w:lang w:val="en-US"/>
-        </w:rPr>
-      </w:pPr>
-      <w:bookmarkStart w:id="17" w:name="_Toc228625302"/>
-      <w:r>
-        <w:lastRenderedPageBreak/>
-        <w:t>2</w:t>
-      </w:r>
-      <w:r>
-        <w:rPr>
-          <w:lang w:val="en-US"/>
-        </w:rPr>
-        <w:t xml:space="preserve"> </w:t>
-      </w:r>
-      <w:r>
-        <w:t>СПЕЦІАЛЬНИЙ РОЗДІЛ</w:t>
-      </w:r>
-      <w:bookmarkEnd w:id="17"/>
-    </w:p>
-    <w:p>
-      <w:pPr>
-        <w:pStyle w:val="Heading2"/>
-        <w:rPr>
-          <w:lang w:val="en-US"/>
-        </w:rPr>
-      </w:pPr>
-      <w:bookmarkStart w:id="18" w:name="_Toc228625303"/>
-      <w:r>
-        <w:rPr>
-          <w:lang w:val="en-US"/>
-        </w:rPr>
-        <w:t xml:space="preserve">2.1 Проєктування </w:t>
-      </w:r>
-      <w:proofErr w:type="spellStart"/>
-      <w:r>
-        <w:rPr>
-          <w:lang w:val="en-US"/>
-        </w:rPr>
-        <w:t>розроблюваної</w:t>
-      </w:r>
-      <w:proofErr w:type="spellEnd"/>
-      <w:r>
-        <w:rPr>
-          <w:lang w:val="en-US"/>
-        </w:rPr>
-        <w:t xml:space="preserve"> </w:t>
-      </w:r>
-      <w:proofErr w:type="spellStart"/>
-      <w:r>
-        <w:rPr>
-          <w:lang w:val="en-US"/>
-        </w:rPr>
-        <w:t>інформаційної</w:t>
-      </w:r>
-      <w:proofErr w:type="spellEnd"/>
-      <w:r>
-        <w:rPr>
-          <w:lang w:val="en-US"/>
-        </w:rPr>
-        <w:t xml:space="preserve"> </w:t>
-      </w:r>
-      <w:proofErr w:type="spellStart"/>
-      <w:r>
-        <w:rPr>
-          <w:lang w:val="en-US"/>
-        </w:rPr>
-        <w:t>системи</w:t>
-      </w:r>
-      <w:bookmarkEnd w:id="18"/>
-      <w:proofErr w:type="spellEnd"/>
-    </w:p>
-    <w:p>
-      <w:pPr>
-        <w:pStyle w:val="NormalText"/>
-      </w:pPr>
-    </w:p>
-    <w:p>
-      <w:pPr>
-        <w:pStyle w:val="NormalText"/>
-        <w:rPr>
-          <w:lang w:val="en-US"/>
-        </w:rPr>
-      </w:pPr>
-    </w:p>
-    <w:p>
-      <w:pPr>
-        <w:pStyle w:val="NormalText"/>
-      </w:pPr>
-      <w:r>
-        <w:t xml:space="preserve">Для проєктування системи оптимізації розподілу вантажів у мультимодальній мережі було обрано об'єктно-орієнтований підхід (ООП), що забезпечує гнучкість при моделюванні складних логістичних об'єктів. Вибір цього підходу зумовлений використанням мови програмування </w:t>
-      </w:r>
-      <w:proofErr w:type="spellStart"/>
-      <w:r>
-        <w:t>Python</w:t>
-      </w:r>
-      <w:proofErr w:type="spellEnd"/>
-      <w:r>
-        <w:t>, яка підтримує принципи концептуальної спільності на стадіях проєктування та кодування.</w:t>
-      </w:r>
-    </w:p>
-    <w:p>
-      <w:pPr>
-        <w:pStyle w:val="NormalText"/>
-        <w:rPr>
-          <w:lang w:val="en-US"/>
-        </w:rPr>
-      </w:pPr>
-      <w:r>
-        <w:rPr>
-          <w:color w:val="000000"/>
-        </w:rPr>
-        <w:t xml:space="preserve">Декомпозиція системи виконана за допомогою CASE-засобу </w:t>
-      </w:r>
-      <w:proofErr w:type="spellStart"/>
-      <w:r>
-        <w:rPr>
-          <w:color w:val="000000"/>
-          <w:lang w:val="en-US"/>
-        </w:rPr>
-        <w:t>PlantUML</w:t>
-      </w:r>
-      <w:proofErr w:type="spellEnd"/>
-      <w:r>
-        <w:rPr>
-          <w:color w:val="000000"/>
-          <w:lang w:val="en-US"/>
-        </w:rPr>
-        <w:t>,</w:t>
-      </w:r>
-      <w:r>
-        <w:rPr>
-          <w:color w:val="000000"/>
-        </w:rPr>
-        <w:t xml:space="preserve"> що дозволяє формалізувати структуру системи через стандарти UML.</w:t>
-      </w:r>
-    </w:p>
-    <w:p>
-      <w:pPr>
-        <w:pStyle w:val="NormalText"/>
-      </w:pPr>
-      <w:r>
-        <w:t>Проєктування включає побудову:</w:t>
-      </w:r>
-    </w:p>
-    <w:p>
-      <w:pPr>
-        <w:pStyle w:val="NormalText"/>
-      </w:pPr>
-      <w:r>
-        <w:t>–</w:t>
-      </w:r>
-      <w:r>
-        <w:t> </w:t>
-      </w:r>
-      <w:r>
-        <w:t>Діаграми класів – відображає структуру об'єктів (Транспортний засіб, Вузол мережі, Замовлення, Маршрут) та їхні методи;</w:t>
-      </w:r>
-    </w:p>
-    <w:p>
-      <w:pPr>
-        <w:pStyle w:val="NormalText"/>
-        <w:rPr>
-          <w:lang w:val="en-US"/>
-        </w:rPr>
-      </w:pPr>
-      <w:r>
-        <w:t>–</w:t>
-      </w:r>
-      <w:r>
-        <w:t> </w:t>
-      </w:r>
-      <w:r>
-        <w:t>Діаграми послідовностей – описує взаємодію компонентів під час виконання генетичного алгоритму.</w:t>
-      </w:r>
-    </w:p>
-    <w:p>
-      <w:pPr>
-        <w:pStyle w:val="NormalText"/>
-        <w:rPr>
-          <w:lang w:val="en-US"/>
-        </w:rPr>
-      </w:pPr>
-    </w:p>
-    <w:p>
-      <w:pPr>
-        <w:pStyle w:val="NormalText"/>
-        <w:rPr>
-          <w:lang w:val="en-US"/>
-        </w:rPr>
-      </w:pPr>
-    </w:p>
-    <w:p>
-      <w:pPr>
-        <w:pStyle w:val="Heading2"/>
-      </w:pPr>
-      <w:r>
-        <w:rPr>
-          <w:lang w:val="en-US"/>
-        </w:rPr>
-        <w:t xml:space="preserve">2.1.1 </w:t>
-      </w:r>
-      <w:r>
-        <w:t>Статична структура системи</w:t>
-      </w:r>
-      <w:r>
-        <w:t xml:space="preserve"> (Діаграма класів)</w:t>
-      </w:r>
-    </w:p>
-    <w:p>
-      <w:pPr>
-        <w:pStyle w:val="NormalText"/>
-      </w:pPr>
-    </w:p>
-    <w:p>
-      <w:pPr>
-        <w:pStyle w:val="NormalText"/>
-        <w:rPr>
-          <w:szCs w:val="28"/>
-        </w:rPr>
-      </w:pPr>
-    </w:p>
-    <w:p>
-      <w:pPr>
-        <w:pStyle w:val="NormalText"/>
-        <w:rPr>
-          <w:color w:val="000000"/>
-          <w:szCs w:val="28"/>
-        </w:rPr>
-      </w:pPr>
-      <w:r>
-        <w:rPr>
-          <w:color w:val="000000"/>
-          <w:szCs w:val="28"/>
-        </w:rPr>
-        <w:t>Діаграма класів</w:t>
-      </w:r>
-      <w:r>
-        <w:rPr>
-          <w:color w:val="000000"/>
-          <w:szCs w:val="28"/>
-          <w:lang w:val="en-US"/>
-        </w:rPr>
-        <w:t xml:space="preserve"> (</w:t>
-      </w:r>
-      <w:r>
-        <w:rPr>
-          <w:color w:val="000000"/>
-          <w:szCs w:val="28"/>
-        </w:rPr>
-        <w:t>рисунок 2.1)</w:t>
-      </w:r>
-      <w:r>
-        <w:rPr>
-          <w:color w:val="000000"/>
-          <w:szCs w:val="28"/>
-        </w:rPr>
-        <w:t xml:space="preserve"> </w:t>
-      </w:r>
-      <w:r>
-        <w:rPr>
-          <w:color w:val="000000"/>
-          <w:szCs w:val="28"/>
-        </w:rPr>
-        <w:t xml:space="preserve">відображає модульну архітектуру системи, </w:t>
-      </w:r>
-      <w:r>
-        <w:rPr>
-          <w:color w:val="000000"/>
-          <w:szCs w:val="28"/>
-        </w:rPr>
-        <w:t xml:space="preserve">яка розділена на блоки обробки даних, </w:t>
-      </w:r>
-      <w:proofErr w:type="spellStart"/>
-      <w:r>
-        <w:rPr>
-          <w:color w:val="000000"/>
-          <w:szCs w:val="28"/>
-        </w:rPr>
-        <w:t>геокодування</w:t>
-      </w:r>
-      <w:proofErr w:type="spellEnd"/>
-      <w:r>
-        <w:rPr>
-          <w:color w:val="000000"/>
-          <w:szCs w:val="28"/>
-        </w:rPr>
-        <w:t xml:space="preserve"> та оптимізації. Основними компонентами системи є</w:t>
-      </w:r>
-      <w:r>
-        <w:rPr>
-          <w:color w:val="000000"/>
-          <w:szCs w:val="28"/>
-        </w:rPr>
-        <w:t>:</w:t>
-      </w:r>
-    </w:p>
-    <w:p>
-      <w:pPr>
-        <w:pStyle w:val="NormalText"/>
-        <w:rPr>
-          <w:color w:val="000000"/>
-          <w:szCs w:val="28"/>
-        </w:rPr>
-      </w:pPr>
-      <w:r>
-        <w:rPr>
-          <w:color w:val="000000"/>
-          <w:szCs w:val="28"/>
-          <w:lang w:val="en-US"/>
-        </w:rPr>
-        <w:t>– </w:t>
-      </w:r>
-      <w:proofErr w:type="spellStart"/>
-      <w:r>
-        <w:rPr>
-          <w:color w:val="000000"/>
-          <w:szCs w:val="28"/>
-        </w:rPr>
-        <w:t>Data</w:t>
-      </w:r>
-      <w:proofErr w:type="spellEnd"/>
-      <w:r>
-        <w:rPr>
-          <w:color w:val="000000"/>
-          <w:szCs w:val="28"/>
-        </w:rPr>
-        <w:t xml:space="preserve"> </w:t>
-      </w:r>
-      <w:proofErr w:type="spellStart"/>
-      <w:r>
-        <w:rPr>
-          <w:color w:val="000000"/>
-          <w:szCs w:val="28"/>
-        </w:rPr>
-        <w:t>Models</w:t>
-      </w:r>
-      <w:proofErr w:type="spellEnd"/>
-      <w:r>
-        <w:rPr>
-          <w:color w:val="000000"/>
-          <w:szCs w:val="28"/>
-        </w:rPr>
-        <w:t xml:space="preserve"> (</w:t>
-      </w:r>
-      <w:proofErr w:type="spellStart"/>
-      <w:r>
-        <w:rPr>
-          <w:color w:val="000000"/>
-          <w:szCs w:val="28"/>
-        </w:rPr>
-        <w:t>DeliveryStop</w:t>
-      </w:r>
-      <w:proofErr w:type="spellEnd"/>
-      <w:r>
-        <w:rPr>
-          <w:color w:val="000000"/>
-          <w:szCs w:val="28"/>
-        </w:rPr>
-        <w:t xml:space="preserve">, </w:t>
-      </w:r>
-      <w:proofErr w:type="spellStart"/>
-      <w:r>
-        <w:rPr>
-          <w:color w:val="000000"/>
-          <w:szCs w:val="28"/>
-        </w:rPr>
-        <w:t>Vehicle</w:t>
-      </w:r>
-      <w:proofErr w:type="spellEnd"/>
-      <w:r>
-        <w:rPr>
-          <w:color w:val="000000"/>
-          <w:szCs w:val="28"/>
-        </w:rPr>
-        <w:t xml:space="preserve">, </w:t>
-      </w:r>
-      <w:proofErr w:type="spellStart"/>
-      <w:r>
-        <w:rPr>
-          <w:color w:val="000000"/>
-          <w:szCs w:val="28"/>
-        </w:rPr>
-        <w:t>LegInfo</w:t>
-      </w:r>
-      <w:proofErr w:type="spellEnd"/>
-      <w:r>
-        <w:rPr>
-          <w:color w:val="000000"/>
-          <w:szCs w:val="28"/>
-        </w:rPr>
-        <w:t>): класи, що описують сутності предметної області — пункти доставки з часовими вікнами, параметри транспортних засобів та інформацію про сегменти маршруту.</w:t>
-      </w:r>
-    </w:p>
-    <w:p>
-      <w:pPr>
-        <w:pStyle w:val="NormalText"/>
-        <w:rPr>
-          <w:color w:val="000000"/>
-          <w:szCs w:val="28"/>
-        </w:rPr>
-      </w:pPr>
-      <w:r>
-        <w:rPr>
-          <w:color w:val="000000"/>
-          <w:szCs w:val="28"/>
-          <w:lang w:val="en-US"/>
-        </w:rPr>
-        <w:t>– </w:t>
-      </w:r>
-      <w:proofErr w:type="spellStart"/>
-      <w:r>
-        <w:rPr>
-          <w:color w:val="000000"/>
-          <w:szCs w:val="28"/>
-        </w:rPr>
-        <w:t>GraphBuilder</w:t>
-      </w:r>
-      <w:proofErr w:type="spellEnd"/>
-      <w:r>
-        <w:rPr>
-          <w:color w:val="000000"/>
-          <w:szCs w:val="28"/>
-        </w:rPr>
-        <w:t xml:space="preserve">: модуль для завантаження дорожньої мережі з </w:t>
-      </w:r>
-      <w:proofErr w:type="spellStart"/>
-      <w:r>
-        <w:rPr>
-          <w:color w:val="000000"/>
-          <w:szCs w:val="28"/>
-        </w:rPr>
-        <w:lastRenderedPageBreak/>
-        <w:t>OpenStreetMap</w:t>
-      </w:r>
-      <w:proofErr w:type="spellEnd"/>
-      <w:r>
-        <w:rPr>
-          <w:color w:val="000000"/>
-          <w:szCs w:val="28"/>
-        </w:rPr>
-        <w:t xml:space="preserve"> (</w:t>
-      </w:r>
-      <w:proofErr w:type="spellStart"/>
-      <w:r>
-        <w:rPr>
-          <w:color w:val="000000"/>
-          <w:szCs w:val="28"/>
-        </w:rPr>
-        <w:t>OSMnx</w:t>
-      </w:r>
-      <w:proofErr w:type="spellEnd"/>
-      <w:r>
-        <w:rPr>
-          <w:color w:val="000000"/>
-          <w:szCs w:val="28"/>
-        </w:rPr>
-        <w:t xml:space="preserve">) та розрахунку ваги </w:t>
-      </w:r>
-      <w:proofErr w:type="spellStart"/>
-      <w:r>
-        <w:rPr>
-          <w:color w:val="000000"/>
-          <w:szCs w:val="28"/>
-        </w:rPr>
-        <w:t>ребер</w:t>
-      </w:r>
-      <w:proofErr w:type="spellEnd"/>
-      <w:r>
-        <w:rPr>
-          <w:color w:val="000000"/>
-          <w:szCs w:val="28"/>
-        </w:rPr>
-        <w:t xml:space="preserve"> (часу подорожі) для різних режимів: авто, велосипед, пішки</w:t>
-      </w:r>
-      <w:r>
-        <w:rPr>
-          <w:color w:val="000000"/>
-          <w:szCs w:val="28"/>
-        </w:rPr>
-        <w:t>.</w:t>
-      </w:r>
-    </w:p>
-    <w:p>
-      <w:pPr>
-        <w:pStyle w:val="NormalText"/>
-        <w:rPr>
-          <w:color w:val="000000"/>
-          <w:szCs w:val="28"/>
-          <w:lang w:val="en-US"/>
-        </w:rPr>
-      </w:pPr>
-      <w:r>
-        <w:rPr>
-          <w:color w:val="000000"/>
-          <w:szCs w:val="28"/>
-          <w:lang w:val="en-US"/>
-        </w:rPr>
-        <w:t>–</w:t>
-      </w:r>
-      <w:r>
-        <w:rPr>
-          <w:color w:val="000000"/>
-          <w:szCs w:val="28"/>
-          <w:lang w:val="en-US"/>
-        </w:rPr>
-        <w:t> </w:t>
-      </w:r>
-      <w:proofErr w:type="spellStart"/>
-      <w:r>
-        <w:rPr>
-          <w:color w:val="000000"/>
-          <w:szCs w:val="28"/>
-        </w:rPr>
-        <w:t>VRPSolver</w:t>
-      </w:r>
-      <w:proofErr w:type="spellEnd"/>
-      <w:r>
-        <w:rPr>
-          <w:color w:val="000000"/>
-          <w:szCs w:val="28"/>
-        </w:rPr>
-        <w:t>: ключовий модуль, що реалізує генетичний алгоритм для розв'язання задачі маршрутизації (VRP) з параметрами популяції 50 осіб та 150 поколінь.</w:t>
-      </w:r>
-    </w:p>
-    <w:p>
-      <w:pPr>
-        <w:pStyle w:val="NormalText"/>
-        <w:rPr>
-          <w:color w:val="000000"/>
-          <w:szCs w:val="28"/>
-        </w:rPr>
-      </w:pPr>
-      <w:r>
-        <w:rPr>
-          <w:color w:val="000000"/>
-          <w:szCs w:val="28"/>
-          <w:lang w:val="en-US"/>
-        </w:rPr>
-        <w:t>–</w:t>
-      </w:r>
-      <w:r>
-        <w:rPr>
-          <w:color w:val="000000"/>
-          <w:szCs w:val="28"/>
-          <w:lang w:val="en-US"/>
-        </w:rPr>
-        <w:t> </w:t>
-      </w:r>
-      <w:proofErr w:type="spellStart"/>
-      <w:r>
-        <w:rPr>
-          <w:color w:val="000000"/>
-          <w:szCs w:val="28"/>
-        </w:rPr>
-        <w:t>PackageDB</w:t>
-      </w:r>
-      <w:proofErr w:type="spellEnd"/>
-      <w:r>
-        <w:rPr>
-          <w:color w:val="000000"/>
-          <w:szCs w:val="28"/>
-        </w:rPr>
-        <w:t>: компонент для управління базою даних замовлень та їх статусами.</w:t>
-      </w:r>
-    </w:p>
-    <w:p>
-      <w:pPr>
-        <w:pStyle w:val="NormalText"/>
-        <w:rPr>
-          <w:color w:val="000000"/>
-          <w:szCs w:val="28"/>
-        </w:rPr>
-      </w:pPr>
-      <w:r>
-        <w:rPr>
-          <w:color w:val="000000"/>
-          <w:szCs w:val="28"/>
-        </w:rPr>
-        <w:t>– </w:t>
-      </w:r>
-      <w:proofErr w:type="spellStart"/>
-      <w:r>
-        <w:rPr>
-          <w:color w:val="000000"/>
-          <w:szCs w:val="28"/>
-        </w:rPr>
-        <w:t>App</w:t>
-      </w:r>
-      <w:proofErr w:type="spellEnd"/>
-      <w:r>
-        <w:rPr>
-          <w:color w:val="000000"/>
-          <w:szCs w:val="28"/>
-        </w:rPr>
-        <w:t xml:space="preserve"> (</w:t>
-      </w:r>
-      <w:proofErr w:type="spellStart"/>
-      <w:r>
-        <w:rPr>
-          <w:color w:val="000000"/>
-          <w:szCs w:val="28"/>
-        </w:rPr>
-        <w:t>Streamlit</w:t>
-      </w:r>
-      <w:proofErr w:type="spellEnd"/>
-      <w:r>
-        <w:rPr>
-          <w:color w:val="000000"/>
-          <w:szCs w:val="28"/>
-        </w:rPr>
-        <w:t>): центральний контролер, що координує взаємодію між користувачем та всіма функціональними модулями.</w:t>
-      </w:r>
-    </w:p>
-    <w:p>
-      <w:pPr>
-        <w:pStyle w:val="NormalText"/>
-        <w:rPr>
-          <w:color w:val="000000"/>
-          <w:szCs w:val="28"/>
-        </w:rPr>
-      </w:pPr>
-    </w:p>
-    <w:p>
-      <w:pPr>
-        <w:pStyle w:val="NormalText"/>
-        <w:ind w:firstLine="0"/>
-        <w:rPr>
-          <w:szCs w:val="28"/>
-          <w:lang w:val="en-US"/>
-        </w:rPr>
-      </w:pPr>
-      <w:r>
-        <w:rPr>
-          <w:noProof/>
-          <w:szCs w:val="28"/>
-          <w:lang w:val="en-US"/>
-        </w:rPr>
-        <w:drawing>
-          <wp:inline distT="0" distB="0" distL="0" distR="0" wp14:anchorId="1223C534" wp14:editId="4A86836D">
-            <wp:extent cx="6120130" cy="3205480"/>
-            <wp:effectExtent l="0" t="0" r="1270" b="0"/>
-            <wp:docPr id="960445825" name="Picture 3"/>
-            <wp:cNvGraphicFramePr>
-              <a:graphicFrameLocks xmlns:a="http://schemas.openxmlformats.org/drawingml/2006/main" noChangeAspect="1"/>
-            </wp:cNvGraphicFramePr>
-            <a:graphic xmlns:a="http://schemas.openxmlformats.org/drawingml/2006/main">
-              <a:graphicData uri="http://schemas.openxmlformats.org/drawingml/2006/picture">
-                <pic:pic xmlns:pic="http://schemas.openxmlformats.org/drawingml/2006/picture">
-                  <pic:nvPicPr>
-                    <pic:cNvPr id="960445825" name="Picture 960445825"/>
-                    <pic:cNvPicPr/>
-                  </pic:nvPicPr>
-                  <pic:blipFill>
-                    <a:blip r:embed="rId7" cstate="print">
-                      <a:extLst>
-                        <a:ext uri="{28A0092B-C50C-407E-A947-70E740481C1C}">
-                          <a14:useLocalDpi xmlns:a14="http://schemas.microsoft.com/office/drawing/2010/main" val="0"/>
-                        </a:ext>
-                      </a:extLst>
-                    </a:blip>
-                    <a:stretch>
-                      <a:fillRect/>
-                    </a:stretch>
-                  </pic:blipFill>
-                  <pic:spPr>
-                    <a:xfrm>
-                      <a:off x="0" y="0"/>
-                      <a:ext cx="6120130" cy="3205480"/>
-                    </a:xfrm>
-                    <a:prstGeom prst="rect">
-                      <a:avLst/>
-                    </a:prstGeom>
-                  </pic:spPr>
-                </pic:pic>
-              </a:graphicData>
-            </a:graphic>
-          </wp:inline>
-        </w:drawing>
-      </w:r>
-    </w:p>
-    <w:p>
-      <w:pPr>
-        <w:pStyle w:val="NormalText"/>
-      </w:pPr>
-      <w:r>
-        <w:t xml:space="preserve">Рисунок 2.1 – </w:t>
-      </w:r>
-      <w:r>
-        <w:t>Діаграма класів системи оптимізації вантажоперевезень</w:t>
-      </w:r>
-    </w:p>
-    <w:p>
-      <w:pPr>
-        <w:pStyle w:val="NormalText"/>
-      </w:pPr>
-    </w:p>
-    <w:p>
-      <w:pPr>
-        <w:pStyle w:val="NormalText"/>
-      </w:pPr>
-    </w:p>
-    <w:p>
-      <w:pPr>
-        <w:pStyle w:val="Heading2"/>
-      </w:pPr>
-      <w:r>
-        <w:t>2.1.2 Динамічна модель взаємодії (Діаграма послідовностей)</w:t>
-      </w:r>
-    </w:p>
-    <w:p>
-      <w:pPr>
-        <w:pStyle w:val="NormalText"/>
-      </w:pPr>
-    </w:p>
-    <w:p>
-      <w:pPr>
-        <w:pStyle w:val="NormalText"/>
-      </w:pPr>
-    </w:p>
-    <w:p>
-      <w:pPr>
-        <w:pStyle w:val="NormalText"/>
-        <w:rPr>
-          <w:lang w:val="en-US"/>
-        </w:rPr>
-      </w:pPr>
-      <w:r>
-        <w:t>Діаграма послідовностей (рисунк</w:t>
-      </w:r>
-      <w:r>
-        <w:t>и</w:t>
-      </w:r>
-      <w:r>
-        <w:t xml:space="preserve"> 2.2</w:t>
-      </w:r>
-      <w:r>
-        <w:t>, 2.3</w:t>
-      </w:r>
-      <w:r>
-        <w:t xml:space="preserve">) описує життєвий цикл запиту на оптимізацію — від ініціалізації додатку до візуалізації результатів. Основні </w:t>
-      </w:r>
-      <w:r>
-        <w:lastRenderedPageBreak/>
-        <w:t>етапи взаємодії включають</w:t>
-      </w:r>
-      <w:r>
-        <w:rPr>
-          <w:lang w:val="en-US"/>
-        </w:rPr>
-        <w:t>:</w:t>
-      </w:r>
-    </w:p>
-    <w:p>
-      <w:pPr>
-        <w:pStyle w:val="NormalText"/>
-      </w:pPr>
-      <w:r>
-        <w:t>– </w:t>
-      </w:r>
-      <w:proofErr w:type="spellStart"/>
-      <w:r>
-        <w:t>Геокодування</w:t>
-      </w:r>
-      <w:proofErr w:type="spellEnd"/>
-      <w:r>
-        <w:t xml:space="preserve">: перетворення адрес у координати через сервіс </w:t>
-      </w:r>
-      <w:proofErr w:type="spellStart"/>
-      <w:r>
-        <w:t>Nominatim</w:t>
-      </w:r>
-      <w:proofErr w:type="spellEnd"/>
-      <w:r>
-        <w:t>.</w:t>
-      </w:r>
-    </w:p>
-    <w:p>
-      <w:pPr>
-        <w:pStyle w:val="NormalText"/>
-      </w:pPr>
-      <w:r>
-        <w:t>– </w:t>
-      </w:r>
-      <w:r>
-        <w:t>Підготовка графа: завантаження транспортної мережі навколо депо та прив’язка точок доставки до найближчих вузлів графа.</w:t>
-      </w:r>
-    </w:p>
-    <w:p>
-      <w:pPr>
-        <w:pStyle w:val="NormalText"/>
-      </w:pPr>
-      <w:r>
-        <w:t>– </w:t>
-      </w:r>
-      <w:r>
-        <w:t>Розрахунок матриць: формування матриць часових витрат для кожного режиму пересування.</w:t>
-      </w:r>
-    </w:p>
-    <w:p>
-      <w:pPr>
-        <w:pStyle w:val="NormalText"/>
-      </w:pPr>
-      <w:r>
-        <w:t>– </w:t>
-      </w:r>
-      <w:r>
-        <w:t xml:space="preserve">Оптимізація: виконання генетичного алгоритму, який включає оператори схрещування (OX </w:t>
-      </w:r>
-      <w:proofErr w:type="spellStart"/>
-      <w:r>
-        <w:t>crossover</w:t>
-      </w:r>
-      <w:proofErr w:type="spellEnd"/>
-      <w:r>
-        <w:t>) та мутації (</w:t>
-      </w:r>
-      <w:proofErr w:type="spellStart"/>
-      <w:r>
-        <w:t>swap</w:t>
-      </w:r>
-      <w:proofErr w:type="spellEnd"/>
-      <w:r>
-        <w:t xml:space="preserve"> </w:t>
-      </w:r>
-      <w:proofErr w:type="spellStart"/>
-      <w:r>
-        <w:t>mutation</w:t>
-      </w:r>
-      <w:proofErr w:type="spellEnd"/>
-      <w:r>
-        <w:t>) для мінімізації цільової функції часу та кількості машин.</w:t>
-      </w:r>
-    </w:p>
-    <w:p>
-      <w:pPr>
-        <w:pStyle w:val="NormalText"/>
-      </w:pPr>
-      <w:r>
-        <w:t>– </w:t>
-      </w:r>
-      <w:proofErr w:type="spellStart"/>
-      <w:r>
-        <w:t>Рендеринг</w:t>
-      </w:r>
-      <w:proofErr w:type="spellEnd"/>
-      <w:r>
-        <w:t xml:space="preserve">: побудова інтерактивної карти за допомогою модуля </w:t>
-      </w:r>
-      <w:proofErr w:type="spellStart"/>
-      <w:r>
-        <w:t>Visualizer</w:t>
-      </w:r>
-      <w:proofErr w:type="spellEnd"/>
-      <w:r>
-        <w:t xml:space="preserve"> та відображення метрик користувачу.</w:t>
-      </w:r>
-    </w:p>
-    <w:p>
-      <w:pPr>
-        <w:pStyle w:val="NormalText"/>
-      </w:pPr>
-    </w:p>
-    <w:p>
-      <w:pPr>
-        <w:pStyle w:val="NormalText"/>
-      </w:pPr>
-    </w:p>
-    <w:p>
-      <w:pPr>
-        <w:pStyle w:val="Heading2"/>
-      </w:pPr>
-      <w:r>
-        <w:t>2.2 Інформаційне забезпечення</w:t>
-      </w:r>
-    </w:p>
-    <w:p>
-      <w:pPr>
-        <w:pStyle w:val="NormalText"/>
-      </w:pPr>
-    </w:p>
-    <w:p>
-      <w:pPr>
-        <w:pStyle w:val="NormalText"/>
-      </w:pPr>
-    </w:p>
-    <w:p>
-      <w:pPr>
-        <w:pStyle w:val="NormalText"/>
-      </w:pPr>
-      <w:r>
-        <w:t>Інформаційне забезпечення системи включає сукупність даних, необхідних для функціонування алгоритмів маршрутизації. Структура інформаційних масивів організована наступним чином:</w:t>
-      </w:r>
-    </w:p>
-    <w:p>
-      <w:pPr>
-        <w:pStyle w:val="NormalText"/>
-      </w:pPr>
-      <w:r>
-        <w:t>– Вхідні дані про транспортну мережу: представлені у вигляді матриці відстаней та часових витрат між вузлами мультимодального графу;</w:t>
-      </w:r>
-    </w:p>
-    <w:p>
-      <w:pPr>
-        <w:pStyle w:val="NormalText"/>
-      </w:pPr>
-      <w:r>
-        <w:t>– Параметри транспортних засобів: вантажна місткість, швидкість пересування, графік роботи (часові вікна виходу на маршрут);</w:t>
-      </w:r>
-    </w:p>
-    <w:p>
-      <w:pPr>
-        <w:pStyle w:val="NormalText"/>
-      </w:pPr>
-      <w:r>
-        <w:t>– Дані про замовлення: координати пунктів доставки, обсяг вантажу та часові вікна (</w:t>
-      </w:r>
-      <w:proofErr w:type="spellStart"/>
-      <w:r>
-        <w:t>Time</w:t>
-      </w:r>
-      <w:proofErr w:type="spellEnd"/>
-      <w:r>
-        <w:t xml:space="preserve"> Windows), протягом яких клієнт може прийняти товар;</w:t>
-      </w:r>
-    </w:p>
-    <w:p>
-      <w:pPr>
-        <w:pStyle w:val="NormalText"/>
-      </w:pPr>
-      <w:r>
-        <w:t>– Зберігання даних: реалізовано з використанням структурованих файлів формату JSON/CSV для забезпечення швидкого доступу та можливості редагування параметрів мережі без зміни коду.</w:t>
-      </w:r>
-    </w:p>
-    <w:p>
-      <w:pPr>
-        <w:pStyle w:val="NormalText"/>
-        <w:ind w:firstLine="0"/>
-        <w:jc w:val="center"/>
-      </w:pPr>
-      <w:r>
-        <w:rPr>
-          <w:noProof/>
-        </w:rPr>
-        <w:lastRenderedPageBreak/>
-        <w:drawing>
-          <wp:inline distT="0" distB="0" distL="0" distR="0" wp14:anchorId="40A501DD" wp14:editId="6FD7D069">
-            <wp:extent cx="4470037" cy="7900621"/>
-            <wp:effectExtent l="0" t="0" r="635" b="0"/>
-            <wp:docPr id="1722428680" name="Picture 4"/>
-            <wp:cNvGraphicFramePr>
-              <a:graphicFrameLocks xmlns:a="http://schemas.openxmlformats.org/drawingml/2006/main" noChangeAspect="1"/>
-            </wp:cNvGraphicFramePr>
-            <a:graphic xmlns:a="http://schemas.openxmlformats.org/drawingml/2006/main">
-              <a:graphicData uri="http://schemas.openxmlformats.org/drawingml/2006/picture">
-                <pic:pic xmlns:pic="http://schemas.openxmlformats.org/drawingml/2006/picture">
-                  <pic:nvPicPr>
-                    <pic:cNvPr id="1722428680" name="Picture 1722428680"/>
-                    <pic:cNvPicPr/>
-                  </pic:nvPicPr>
-                  <pic:blipFill>
-                    <a:blip r:embed="rId8" cstate="print">
-                      <a:extLst>
-                        <a:ext uri="{28A0092B-C50C-407E-A947-70E740481C1C}">
-                          <a14:useLocalDpi xmlns:a14="http://schemas.microsoft.com/office/drawing/2010/main" val="0"/>
-                        </a:ext>
-                      </a:extLst>
-                    </a:blip>
-                    <a:stretch>
-                      <a:fillRect/>
-                    </a:stretch>
-                  </pic:blipFill>
-                  <pic:spPr>
-                    <a:xfrm>
-                      <a:off x="0" y="0"/>
-                      <a:ext cx="4490512" cy="7936810"/>
-                    </a:xfrm>
-                    <a:prstGeom prst="rect">
-                      <a:avLst/>
-                    </a:prstGeom>
-                  </pic:spPr>
-                </pic:pic>
-              </a:graphicData>
-            </a:graphic>
-          </wp:inline>
-        </w:drawing>
-      </w:r>
-    </w:p>
-    <w:p>
-      <w:pPr>
-        <w:pStyle w:val="NormalText"/>
-      </w:pPr>
-      <w:r>
-        <w:t xml:space="preserve">Рисунок 2.2 – </w:t>
-      </w:r>
-      <w:r>
-        <w:t>Діаграма послідовності процесу формування оптимального маршруту</w:t>
-      </w:r>
-      <w:r>
-        <w:t>. Ініціалізація, отримання вхідних даних та запуск оптимізації</w:t>
-      </w:r>
-    </w:p>
-    <w:p>
-      <w:pPr>
-        <w:pStyle w:val="NormalText"/>
-      </w:pPr>
-    </w:p>
-    <w:p>
-      <w:pPr>
-        <w:pStyle w:val="NormalText"/>
-      </w:pPr>
-      <w:r>
-        <w:rPr>
-          <w:noProof/>
-        </w:rPr>
-        <w:lastRenderedPageBreak/>
-        <w:drawing>
-          <wp:inline distT="0" distB="0" distL="0" distR="0" wp14:anchorId="58349B4D" wp14:editId="1F03AC3F">
-            <wp:extent cx="4433673" cy="8308731"/>
-            <wp:effectExtent l="0" t="0" r="0" b="0"/>
-            <wp:docPr id="336972300" name="Picture 6"/>
-            <wp:cNvGraphicFramePr>
-              <a:graphicFrameLocks xmlns:a="http://schemas.openxmlformats.org/drawingml/2006/main" noChangeAspect="1"/>
-            </wp:cNvGraphicFramePr>
-            <a:graphic xmlns:a="http://schemas.openxmlformats.org/drawingml/2006/main">
-              <a:graphicData uri="http://schemas.openxmlformats.org/drawingml/2006/picture">
-                <pic:pic xmlns:pic="http://schemas.openxmlformats.org/drawingml/2006/picture">
-                  <pic:nvPicPr>
-                    <pic:cNvPr id="336972300" name="Picture 336972300"/>
-                    <pic:cNvPicPr/>
-                  </pic:nvPicPr>
-                  <pic:blipFill>
-                    <a:blip r:embed="rId9" cstate="print">
-                      <a:extLst>
-                        <a:ext uri="{28A0092B-C50C-407E-A947-70E740481C1C}">
-                          <a14:useLocalDpi xmlns:a14="http://schemas.microsoft.com/office/drawing/2010/main" val="0"/>
-                        </a:ext>
-                      </a:extLst>
-                    </a:blip>
-                    <a:stretch>
-                      <a:fillRect/>
-                    </a:stretch>
-                  </pic:blipFill>
-                  <pic:spPr>
-                    <a:xfrm>
-                      <a:off x="0" y="0"/>
-                      <a:ext cx="4445338" cy="8330591"/>
-                    </a:xfrm>
-                    <a:prstGeom prst="rect">
-                      <a:avLst/>
-                    </a:prstGeom>
-                  </pic:spPr>
-                </pic:pic>
-              </a:graphicData>
-            </a:graphic>
-          </wp:inline>
-        </w:drawing>
-      </w:r>
-    </w:p>
-    <w:p>
-      <w:pPr>
-        <w:pStyle w:val="NormalText"/>
-      </w:pPr>
-      <w:r>
-        <w:t xml:space="preserve">Рисунок 2.3 – </w:t>
-      </w:r>
-      <w:r>
-        <w:t>Діаграма послідовності процесу формування оптимального маршруту</w:t>
-      </w:r>
-      <w:r>
-        <w:t>. Оптимізація та виведення результатів</w:t>
-      </w:r>
-    </w:p>
-    <w:p>
-      <w:pPr>
-        <w:pStyle w:val="Heading2"/>
-        <w:rPr>
-          <w:lang w:val="en-US"/>
-        </w:rPr>
-      </w:pPr>
-      <w:bookmarkStart w:id="19" w:name="_Toc228625305"/>
-      <w:r>
-        <w:rPr>
-          <w:lang w:val="en-US"/>
-        </w:rPr>
-        <w:lastRenderedPageBreak/>
-        <w:t xml:space="preserve">2.3 </w:t>
-      </w:r>
-      <w:proofErr w:type="spellStart"/>
-      <w:r>
-        <w:rPr>
-          <w:lang w:val="en-US"/>
-        </w:rPr>
-        <w:t>Математичне</w:t>
-      </w:r>
-      <w:proofErr w:type="spellEnd"/>
-      <w:r>
-        <w:rPr>
-          <w:lang w:val="en-US"/>
-        </w:rPr>
-        <w:t xml:space="preserve"> </w:t>
-      </w:r>
-      <w:proofErr w:type="spellStart"/>
-      <w:r>
-        <w:rPr>
-          <w:lang w:val="en-US"/>
-        </w:rPr>
-        <w:t>забезпечення</w:t>
-      </w:r>
-      <w:bookmarkEnd w:id="19"/>
-      <w:proofErr w:type="spellEnd"/>
-    </w:p>
-    <w:p>
-      <w:pPr>
-        <w:pStyle w:val="NormalText"/>
-      </w:pPr>
-    </w:p>
-    <w:p>
-      <w:pPr>
-        <w:pStyle w:val="NormalText"/>
-      </w:pPr>
-    </w:p>
-    <w:p>
-      <w:pPr>
-        <w:pStyle w:val="NormalText"/>
-      </w:pPr>
-      <w:r>
-        <w:t xml:space="preserve">Математична модель задачі базується на теорії графів та методах змішаного </w:t>
-      </w:r>
-      <w:proofErr w:type="spellStart"/>
-      <w:r>
-        <w:t>цілочисельного</w:t>
-      </w:r>
-      <w:proofErr w:type="spellEnd"/>
-      <w:r>
-        <w:t xml:space="preserve"> програмування.</w:t>
-      </w:r>
-    </w:p>
-    <w:p>
-      <w:pPr>
-        <w:pStyle w:val="NormalText"/>
-      </w:pPr>
-      <w:r>
-        <w:t>За формулою (1.1)</w:t>
-      </w:r>
-      <w:r>
-        <w:t>,</w:t>
-      </w:r>
-      <w:r>
-        <w:t xml:space="preserve"> </w:t>
-      </w:r>
-      <w:r>
-        <w:t>м</w:t>
-      </w:r>
-      <w:r>
-        <w:t>ережа формалізується як орієнтований граф</w:t>
-      </w:r>
-      <w:r>
-        <w:t>.</w:t>
-      </w:r>
-    </w:p>
-    <w:p>
-      <w:pPr>
-        <w:pStyle w:val="NormalText"/>
-        <w:rPr>
-          <w:lang w:val="en-US"/>
-        </w:rPr>
-      </w:pPr>
-      <w:r>
-        <w:rPr>
-          <w:lang w:val="en-US"/>
-        </w:rPr>
-        <w:t>Ц</w:t>
-      </w:r>
-      <w:proofErr w:type="spellStart"/>
-      <w:r>
-        <w:t>ільова</w:t>
-      </w:r>
-      <w:proofErr w:type="spellEnd"/>
-      <w:r>
-        <w:t xml:space="preserve"> функція</w:t>
-      </w:r>
-      <w:r>
-        <w:t xml:space="preserve"> (2.1)</w:t>
-      </w:r>
-      <w:r>
-        <w:t>. Мінімізація сумарних витрат, що складаються з часу переїздів та кількості задіяних транспортних засобів.</w:t>
+        <w:t>переїздів та кількості задіяних транспортних засобів.</w:t>
       </w:r>
     </w:p>
     <w:p>
@@ -8209,9 +5028,6 @@
           <w:p>
             <w:pPr>
               <w:pStyle w:val="TableContents"/>
-              <w:rPr>
-                <w:lang w:val="en-US"/>
-              </w:rPr>
             </w:pPr>
           </w:p>
         </w:tc>
@@ -8430,6 +5246,7 @@
               <w:bottom w:w="55" w:type="dxa"/>
               <w:right w:w="55" w:type="dxa"/>
             </w:tcMar>
+            <w:vAlign w:val="center"/>
           </w:tcPr>
           <w:p>
             <w:pPr>
@@ -8443,7 +5260,31 @@
               <w:rPr>
                 <w:lang w:val="en-US"/>
               </w:rPr>
-              <w:t>(2.1)</w:t>
+              <w:t>(</w:t>
+            </w:r>
+            <w:r>
+              <w:rPr>
+                <w:lang w:val="en-US"/>
+              </w:rPr>
+              <w:t>1</w:t>
+            </w:r>
+            <w:r>
+              <w:rPr>
+                <w:lang w:val="en-US"/>
+              </w:rPr>
+              <w:t>.</w:t>
+            </w:r>
+            <w:r>
+              <w:rPr>
+                <w:lang w:val="en-US"/>
+              </w:rPr>
+              <w:t>2</w:t>
+            </w:r>
+            <w:r>
+              <w:rPr>
+                <w:lang w:val="en-US"/>
+              </w:rPr>
+              <w:t>)</w:t>
             </w:r>
           </w:p>
         </w:tc>
@@ -8461,7 +5302,7 @@
       </w:pPr>
       <w:r>
         <w:rPr>
-          <w:lang w:val="en-US"/>
+          <w:lang w:val="ru-RU"/>
         </w:rPr>
         <w:t>д</w:t>
       </w:r>
@@ -8601,9 +5442,6 @@
         <w:t>, інакше – 0</w:t>
       </w:r>
       <w:r>
-        <w:rPr>
-          <w:lang w:val="en-US"/>
-        </w:rPr>
         <w:t>)</w:t>
       </w:r>
       <w:r>
@@ -8683,17 +5521,12 @@
       </w:r>
       <w:r>
         <w:rPr>
-          <w:lang w:val="en-US"/>
+          <w:lang w:val="ru-RU"/>
         </w:rPr>
         <w:t>м</w:t>
       </w:r>
-      <w:proofErr w:type="spellStart"/>
-      <w:r>
-        <w:t>ає</w:t>
-      </w:r>
-      <w:proofErr w:type="spellEnd"/>
-      <w:r>
-        <w:t xml:space="preserve"> відбутися в межах </w:t>
+      <w:r>
+        <w:t xml:space="preserve">ає відбутися в межах </w:t>
       </w:r>
       <m:oMath>
         <m:d>
@@ -8786,202 +5619,54 @@
     <w:p>
       <w:pPr>
         <w:pStyle w:val="NormalText"/>
-        <w:ind w:firstLine="0"/>
+      </w:pPr>
+    </w:p>
+    <w:p>
+      <w:pPr>
+        <w:pStyle w:val="NormalText"/>
       </w:pPr>
     </w:p>
     <w:p>
       <w:pPr>
         <w:pStyle w:val="Heading2"/>
       </w:pPr>
-      <w:bookmarkStart w:id="20" w:name="_Toc228625306"/>
-      <w:r>
-        <w:t>2.4 Алгоритмічне забезпечення</w:t>
-      </w:r>
-      <w:bookmarkEnd w:id="20"/>
-    </w:p>
-    <w:p>
-      <w:pPr>
-        <w:pStyle w:val="NormalText"/>
-      </w:pPr>
-    </w:p>
-    <w:p>
-      <w:pPr>
-        <w:pStyle w:val="NormalText"/>
-      </w:pPr>
-    </w:p>
-    <w:p>
-      <w:pPr>
-        <w:pStyle w:val="NormalText"/>
-      </w:pPr>
-      <w:r>
-        <w:t>Основним інструментом розв'язання задачі є генетичний алгоритм, який дозволяє знаходити ефективні маршрути для NP-складних задач великої розмірності.</w:t>
-      </w:r>
-    </w:p>
-    <w:p>
-      <w:pPr>
-        <w:pStyle w:val="NormalText"/>
-      </w:pPr>
+      <w:bookmarkStart w:id="15" w:name="__RefHeading___Toc1057_864477561"/>
+      <w:bookmarkStart w:id="16" w:name="_Toc228840123"/>
+      <w:r>
+        <w:t>1.</w:t>
+      </w:r>
+      <w:r>
+        <w:rPr>
+          <w:lang w:val="en-US"/>
+        </w:rPr>
+        <w:t>5</w:t>
+      </w:r>
+      <w:r>
+        <w:t xml:space="preserve"> Висновки до розділу</w:t>
+      </w:r>
+      <w:bookmarkEnd w:id="15"/>
+      <w:bookmarkEnd w:id="16"/>
+    </w:p>
+    <w:p>
+      <w:pPr>
+        <w:pStyle w:val="NormalText"/>
+      </w:pPr>
+    </w:p>
+    <w:p>
+      <w:pPr>
+        <w:pStyle w:val="NormalText"/>
+      </w:pPr>
+    </w:p>
+    <w:p>
+      <w:pPr>
+        <w:pStyle w:val="NormalText"/>
+      </w:pPr>
+      <w:r>
+        <w:t xml:space="preserve">У результаті аналізу предметної області встановлено, що задача маршрутизації (VRP) у сучасних мультимодальних мережах є NP-складною, що унеможливлює використання виключно точних методів для реальних масштабів інфраструктури. Огляд літератури та існуючих підходів підтвердив, що класичні конструктивні евристики часто застрягають у локальних оптимумах, тому виникає гостра потреба у використанні метаевристичних методів. Доведено актуальність розробки алгоритмічного забезпечення на основі генетичних алгоритмів, які здатні ефективно знаходити наближені до глобального оптимуму розв'язки з урахуванням жорстких часових вікон та специфіки «останньої милі». </w:t>
+      </w:r>
       <w:r>
         <w:lastRenderedPageBreak/>
-        <w:t>Етапи роботи алгоритму:</w:t>
-      </w:r>
-    </w:p>
-    <w:p>
-      <w:pPr>
-        <w:pStyle w:val="NormalText"/>
-      </w:pPr>
-      <w:r>
-        <w:t xml:space="preserve">1) Кодування (Ініціалізація): Формування початкової популяції </w:t>
-      </w:r>
-      <w:proofErr w:type="spellStart"/>
-      <w:r>
-        <w:t>розв'язків</w:t>
-      </w:r>
-      <w:proofErr w:type="spellEnd"/>
-      <w:r>
-        <w:t xml:space="preserve"> у вигляді хромосом, де кожна хромосома — це послідовність відвідування вузлів клієнтів.</w:t>
-      </w:r>
-    </w:p>
-    <w:p>
-      <w:pPr>
-        <w:pStyle w:val="NormalText"/>
-      </w:pPr>
-      <w:r>
-        <w:t>2) Оцінка придатності (</w:t>
-      </w:r>
-      <w:proofErr w:type="spellStart"/>
-      <w:r>
-        <w:t>Fitness</w:t>
-      </w:r>
-      <w:proofErr w:type="spellEnd"/>
-      <w:r>
-        <w:t xml:space="preserve"> </w:t>
-      </w:r>
-      <w:proofErr w:type="spellStart"/>
-      <w:r>
-        <w:t>Function</w:t>
-      </w:r>
-      <w:proofErr w:type="spellEnd"/>
-      <w:r>
-        <w:t>): Розрахунок вартості кожного маршруту з урахуванням порушення обмежень (штраф за запізнення або перевантаження).</w:t>
-      </w:r>
-    </w:p>
-    <w:p>
-      <w:pPr>
-        <w:pStyle w:val="NormalText"/>
-      </w:pPr>
-      <w:r>
-        <w:t>3) Селекція: Вибір найкращих особин для створення наступного покоління.</w:t>
-      </w:r>
-    </w:p>
-    <w:p>
-      <w:pPr>
-        <w:pStyle w:val="NormalText"/>
-      </w:pPr>
-      <w:r>
-        <w:t>4) Схрещування (</w:t>
-      </w:r>
-      <w:proofErr w:type="spellStart"/>
-      <w:r>
-        <w:t>Crossover</w:t>
-      </w:r>
-      <w:proofErr w:type="spellEnd"/>
-      <w:r>
-        <w:t xml:space="preserve">): Комбінування частин двох маршрутів для отримання нових варіантів (використовується </w:t>
-      </w:r>
-      <w:proofErr w:type="spellStart"/>
-      <w:r>
-        <w:t>Ordered</w:t>
-      </w:r>
-      <w:proofErr w:type="spellEnd"/>
-      <w:r>
-        <w:t xml:space="preserve"> </w:t>
-      </w:r>
-      <w:proofErr w:type="spellStart"/>
-      <w:r>
-        <w:t>Crossover</w:t>
-      </w:r>
-      <w:proofErr w:type="spellEnd"/>
-      <w:r>
-        <w:t xml:space="preserve"> для збереження унікальності вузлів).</w:t>
-      </w:r>
-    </w:p>
-    <w:p>
-      <w:pPr>
-        <w:pStyle w:val="NormalText"/>
-      </w:pPr>
-      <w:r>
-        <w:t>5) Мутація: Випадкова зміна послідовності точок у маршруті для запобігання передчасній збіжності до локального оптимуму.</w:t>
-      </w:r>
-    </w:p>
-    <w:p>
-      <w:pPr>
-        <w:pStyle w:val="NormalText"/>
-      </w:pPr>
-      <w:r>
-        <w:t xml:space="preserve">6) </w:t>
-      </w:r>
-      <w:proofErr w:type="spellStart"/>
-      <w:r>
-        <w:t>Термінація</w:t>
-      </w:r>
-      <w:proofErr w:type="spellEnd"/>
-      <w:r>
-        <w:t>: Зупинка алгоритму при досягненні заданої кількості ітерацій або стабілізації цільової функції.</w:t>
-      </w:r>
-    </w:p>
-    <w:p>
-      <w:pPr>
-        <w:pStyle w:val="NormalText"/>
-      </w:pPr>
-    </w:p>
-    <w:p>
-      <w:pPr>
-        <w:pStyle w:val="NormalText"/>
-      </w:pPr>
-    </w:p>
-    <w:p>
-      <w:pPr>
-        <w:pStyle w:val="Heading2"/>
-      </w:pPr>
-      <w:bookmarkStart w:id="21" w:name="_Toc228625307"/>
-      <w:r>
-        <w:t>2.5 Висновки до розділу</w:t>
-      </w:r>
-      <w:bookmarkEnd w:id="21"/>
-    </w:p>
-    <w:p>
-      <w:pPr>
-        <w:pStyle w:val="NormalText"/>
-      </w:pPr>
-    </w:p>
-    <w:p>
-      <w:pPr>
-        <w:pStyle w:val="NormalText"/>
-      </w:pPr>
-    </w:p>
-    <w:p>
-      <w:pPr>
-        <w:pStyle w:val="NormalText"/>
-      </w:pPr>
-      <w:r>
-        <w:t xml:space="preserve">У спеціальному розділі було проведено проєктування інтелектуальної системи розподілу вантажів. Було формалізовано математичну модель задачі VRPTW (маршрутизація з часовими вікнами) та розроблено структуру інформаційного забезпечення для її підтримки. Обґрунтовано використання генетичного алгоритму як ефективного методу знаходження наближених до оптимальних </w:t>
-      </w:r>
-      <w:proofErr w:type="spellStart"/>
-      <w:r>
-        <w:t>розв'язків</w:t>
-      </w:r>
-      <w:proofErr w:type="spellEnd"/>
-      <w:r>
-        <w:t xml:space="preserve"> у складних мультимодальних мережах. Описана логіка алгоритму становить основу для подальшої програмної реалізації мовою </w:t>
-      </w:r>
-      <w:proofErr w:type="spellStart"/>
-      <w:r>
-        <w:t>Python</w:t>
-      </w:r>
-      <w:proofErr w:type="spellEnd"/>
-      <w:r>
-        <w:t>.</w:t>
+        <w:t>Сформована теоретична база та математична модель об'єкта стають фундаментом для подальшої програмної реалізації інтелектуальної системи логістики.</w:t>
       </w:r>
     </w:p>
     <w:p>
@@ -8989,123 +5674,1337 @@
         <w:pStyle w:val="Heading1"/>
         <w:pageBreakBefore/>
       </w:pPr>
-      <w:bookmarkStart w:id="22" w:name="__RefHeading___Toc1059_864477561"/>
-      <w:bookmarkStart w:id="23" w:name="_Toc228625308"/>
+      <w:bookmarkStart w:id="17" w:name="_Toc228840124"/>
+      <w:r>
+        <w:lastRenderedPageBreak/>
+        <w:t>2</w:t>
+      </w:r>
+      <w:r>
+        <w:t xml:space="preserve"> </w:t>
+      </w:r>
+      <w:r>
+        <w:t>СПЕЦІАЛЬНИЙ РОЗДІЛ</w:t>
+      </w:r>
+      <w:bookmarkEnd w:id="17"/>
+    </w:p>
+    <w:p>
+      <w:pPr>
+        <w:pStyle w:val="Heading2"/>
+      </w:pPr>
+      <w:bookmarkStart w:id="18" w:name="_Toc228840125"/>
+      <w:r>
+        <w:t>2.1 Проєктування розроблюваної інформаційної системи</w:t>
+      </w:r>
+      <w:bookmarkEnd w:id="18"/>
+    </w:p>
+    <w:p>
+      <w:pPr>
+        <w:pStyle w:val="NormalText"/>
+      </w:pPr>
+    </w:p>
+    <w:p>
+      <w:pPr>
+        <w:pStyle w:val="NormalText"/>
+      </w:pPr>
+    </w:p>
+    <w:p>
+      <w:pPr>
+        <w:pStyle w:val="NormalText"/>
+      </w:pPr>
+      <w:r>
+        <w:t>Для проєктування системи оптимізації розподілу вантажів у мультимодальній мережі було обрано об'єктно-орієнтований підхід (ООП), що забезпечує гнучкість при моделюванні складних логістичних об'єктів. Вибір цього підходу зумовлений використанням мови програмування Python, яка підтримує принципи концептуальної спільності на стадіях проєктування та кодування.</w:t>
+      </w:r>
+    </w:p>
+    <w:p>
+      <w:pPr>
+        <w:pStyle w:val="NormalText"/>
+        <w:rPr>
+          <w:lang w:val="ru-RU"/>
+        </w:rPr>
+      </w:pPr>
+      <w:r>
+        <w:rPr>
+          <w:color w:val="000000"/>
+        </w:rPr>
+        <w:t xml:space="preserve">Декомпозиція системи виконана за допомогою CASE-засобу </w:t>
+      </w:r>
+      <w:r>
+        <w:rPr>
+          <w:color w:val="000000"/>
+          <w:lang w:val="en-US"/>
+        </w:rPr>
+        <w:t>PlantUML</w:t>
+      </w:r>
+      <w:r>
+        <w:rPr>
+          <w:color w:val="000000"/>
+          <w:lang w:val="ru-RU"/>
+        </w:rPr>
+        <w:t>,</w:t>
+      </w:r>
+      <w:r>
+        <w:rPr>
+          <w:color w:val="000000"/>
+        </w:rPr>
+        <w:t xml:space="preserve"> що дозволяє формалізувати структуру системи через стандарти UML.</w:t>
+      </w:r>
+    </w:p>
+    <w:p>
+      <w:pPr>
+        <w:pStyle w:val="NormalText"/>
+      </w:pPr>
+      <w:r>
+        <w:t>Проєктування включає побудову:</w:t>
+      </w:r>
+    </w:p>
+    <w:p>
+      <w:pPr>
+        <w:pStyle w:val="NormalText"/>
+      </w:pPr>
+      <w:r>
+        <w:t>–</w:t>
+      </w:r>
+      <w:r>
+        <w:t> </w:t>
+      </w:r>
+      <w:r>
+        <w:t>Діаграми класів – відображає структуру об'єктів (Транспортний засіб, Вузол мережі, Замовлення, Маршрут) та їхні методи;</w:t>
+      </w:r>
+    </w:p>
+    <w:p>
+      <w:pPr>
+        <w:pStyle w:val="NormalText"/>
+        <w:rPr>
+          <w:lang w:val="ru-RU"/>
+        </w:rPr>
+      </w:pPr>
+      <w:r>
+        <w:t>–</w:t>
+      </w:r>
+      <w:r>
+        <w:t> </w:t>
+      </w:r>
+      <w:r>
+        <w:t>Діаграми послідовностей – описує взаємодію компонентів під час виконання генетичного алгоритму.</w:t>
+      </w:r>
+    </w:p>
+    <w:p>
+      <w:pPr>
+        <w:pStyle w:val="NormalText"/>
+        <w:rPr>
+          <w:lang w:val="ru-RU"/>
+        </w:rPr>
+      </w:pPr>
+    </w:p>
+    <w:p>
+      <w:pPr>
+        <w:pStyle w:val="NormalText"/>
+        <w:rPr>
+          <w:lang w:val="ru-RU"/>
+        </w:rPr>
+      </w:pPr>
+    </w:p>
+    <w:p>
+      <w:pPr>
+        <w:pStyle w:val="Heading2"/>
+      </w:pPr>
+      <w:bookmarkStart w:id="19" w:name="_Toc228840126"/>
+      <w:r>
+        <w:rPr>
+          <w:lang w:val="ru-RU"/>
+        </w:rPr>
+        <w:t xml:space="preserve">2.1.1 </w:t>
+      </w:r>
+      <w:r>
+        <w:t>Статична структура системи</w:t>
+      </w:r>
+      <w:r>
+        <w:t xml:space="preserve"> (Діаграма класів)</w:t>
+      </w:r>
+      <w:bookmarkEnd w:id="19"/>
+    </w:p>
+    <w:p>
+      <w:pPr>
+        <w:pStyle w:val="NormalText"/>
+      </w:pPr>
+    </w:p>
+    <w:p>
+      <w:pPr>
+        <w:pStyle w:val="NormalText"/>
+        <w:rPr>
+          <w:szCs w:val="28"/>
+        </w:rPr>
+      </w:pPr>
+    </w:p>
+    <w:p>
+      <w:pPr>
+        <w:pStyle w:val="NormalText"/>
+        <w:rPr>
+          <w:color w:val="000000"/>
+          <w:szCs w:val="28"/>
+        </w:rPr>
+      </w:pPr>
+      <w:r>
+        <w:rPr>
+          <w:color w:val="000000"/>
+          <w:szCs w:val="28"/>
+        </w:rPr>
+        <w:t>Діаграма класів</w:t>
+      </w:r>
+      <w:r>
+        <w:rPr>
+          <w:color w:val="000000"/>
+          <w:szCs w:val="28"/>
+          <w:lang w:val="ru-RU"/>
+        </w:rPr>
+        <w:t xml:space="preserve"> (</w:t>
+      </w:r>
+      <w:r>
+        <w:rPr>
+          <w:color w:val="000000"/>
+          <w:szCs w:val="28"/>
+        </w:rPr>
+        <w:t>рисунок 2.1)</w:t>
+      </w:r>
+      <w:r>
+        <w:rPr>
+          <w:color w:val="000000"/>
+          <w:szCs w:val="28"/>
+        </w:rPr>
+        <w:t xml:space="preserve"> </w:t>
+      </w:r>
+      <w:r>
+        <w:rPr>
+          <w:color w:val="000000"/>
+          <w:szCs w:val="28"/>
+        </w:rPr>
+        <w:t xml:space="preserve">відображає модульну архітектуру системи, </w:t>
+      </w:r>
+      <w:r>
+        <w:rPr>
+          <w:color w:val="000000"/>
+          <w:szCs w:val="28"/>
+        </w:rPr>
+        <w:t>яка розділена на блоки обробки даних, геокодування та оптимізації. Основними компонентами системи є</w:t>
+      </w:r>
+      <w:r>
+        <w:rPr>
+          <w:color w:val="000000"/>
+          <w:szCs w:val="28"/>
+        </w:rPr>
+        <w:t>:</w:t>
+      </w:r>
+    </w:p>
+    <w:p>
+      <w:pPr>
+        <w:pStyle w:val="NormalText"/>
+        <w:rPr>
+          <w:color w:val="000000"/>
+          <w:szCs w:val="28"/>
+        </w:rPr>
+      </w:pPr>
+      <w:r>
+        <w:rPr>
+          <w:color w:val="000000"/>
+          <w:szCs w:val="28"/>
+        </w:rPr>
+        <w:t>–</w:t>
+      </w:r>
+      <w:r>
+        <w:rPr>
+          <w:color w:val="000000"/>
+          <w:szCs w:val="28"/>
+          <w:lang w:val="en-US"/>
+        </w:rPr>
+        <w:t> </w:t>
+      </w:r>
+      <w:r>
+        <w:rPr>
+          <w:color w:val="000000"/>
+          <w:szCs w:val="28"/>
+        </w:rPr>
+        <w:t>Data Models (DeliveryStop, Vehicle, LegInfo): класи, що описують сутності предметної області — пункти доставки з часовими вікнами, параметри транспортних засобів та інформацію про сегменти маршруту.</w:t>
+      </w:r>
+    </w:p>
+    <w:p>
+      <w:pPr>
+        <w:pStyle w:val="NormalText"/>
+        <w:rPr>
+          <w:color w:val="000000"/>
+          <w:szCs w:val="28"/>
+        </w:rPr>
+      </w:pPr>
+      <w:r>
+        <w:rPr>
+          <w:color w:val="000000"/>
+          <w:szCs w:val="28"/>
+        </w:rPr>
+        <w:t>–</w:t>
+      </w:r>
+      <w:r>
+        <w:rPr>
+          <w:color w:val="000000"/>
+          <w:szCs w:val="28"/>
+          <w:lang w:val="en-US"/>
+        </w:rPr>
+        <w:t> </w:t>
+      </w:r>
+      <w:r>
+        <w:rPr>
+          <w:color w:val="000000"/>
+          <w:szCs w:val="28"/>
+        </w:rPr>
+        <w:t xml:space="preserve">GraphBuilder: модуль для завантаження дорожньої мережі з </w:t>
+      </w:r>
+      <w:r>
+        <w:rPr>
+          <w:color w:val="000000"/>
+          <w:szCs w:val="28"/>
+        </w:rPr>
+        <w:lastRenderedPageBreak/>
+        <w:t>OpenStreetMap (OSMnx) та розрахунку ваги ребер (часу подорожі) для різних режимів: авто, велосипед, пішки</w:t>
+      </w:r>
+      <w:r>
+        <w:rPr>
+          <w:color w:val="000000"/>
+          <w:szCs w:val="28"/>
+        </w:rPr>
+        <w:t>.</w:t>
+      </w:r>
+    </w:p>
+    <w:p>
+      <w:pPr>
+        <w:pStyle w:val="NormalText"/>
+        <w:rPr>
+          <w:color w:val="000000"/>
+          <w:szCs w:val="28"/>
+        </w:rPr>
+      </w:pPr>
+      <w:r>
+        <w:rPr>
+          <w:color w:val="000000"/>
+          <w:szCs w:val="28"/>
+        </w:rPr>
+        <w:t>–</w:t>
+      </w:r>
+      <w:r>
+        <w:rPr>
+          <w:color w:val="000000"/>
+          <w:szCs w:val="28"/>
+          <w:lang w:val="en-US"/>
+        </w:rPr>
+        <w:t> </w:t>
+      </w:r>
+      <w:r>
+        <w:rPr>
+          <w:color w:val="000000"/>
+          <w:szCs w:val="28"/>
+        </w:rPr>
+        <w:t>VRPSolver: ключовий модуль, що реалізує генетичний алгоритм для розв'язання задачі маршрутизації (VRP) з параметрами популяції 50 осіб та 150 поколінь.</w:t>
+      </w:r>
+    </w:p>
+    <w:p>
+      <w:pPr>
+        <w:pStyle w:val="NormalText"/>
+        <w:rPr>
+          <w:color w:val="000000"/>
+          <w:szCs w:val="28"/>
+        </w:rPr>
+      </w:pPr>
+      <w:r>
+        <w:rPr>
+          <w:color w:val="000000"/>
+          <w:szCs w:val="28"/>
+          <w:lang w:val="ru-RU"/>
+        </w:rPr>
+        <w:t>–</w:t>
+      </w:r>
+      <w:r>
+        <w:rPr>
+          <w:color w:val="000000"/>
+          <w:szCs w:val="28"/>
+          <w:lang w:val="en-US"/>
+        </w:rPr>
+        <w:t> </w:t>
+      </w:r>
+      <w:r>
+        <w:rPr>
+          <w:color w:val="000000"/>
+          <w:szCs w:val="28"/>
+        </w:rPr>
+        <w:t>PackageDB: компонент для управління базою даних замовлень та їх статусами.</w:t>
+      </w:r>
+    </w:p>
+    <w:p>
+      <w:pPr>
+        <w:pStyle w:val="NormalText"/>
+        <w:rPr>
+          <w:color w:val="000000"/>
+          <w:szCs w:val="28"/>
+        </w:rPr>
+      </w:pPr>
+      <w:r>
+        <w:rPr>
+          <w:color w:val="000000"/>
+          <w:szCs w:val="28"/>
+        </w:rPr>
+        <w:t>– </w:t>
+      </w:r>
+      <w:r>
+        <w:rPr>
+          <w:color w:val="000000"/>
+          <w:szCs w:val="28"/>
+        </w:rPr>
+        <w:t>App (Streamlit): центральний контролер, що координує взаємодію між користувачем та всіма функціональними модулями.</w:t>
+      </w:r>
+    </w:p>
+    <w:p>
+      <w:pPr>
+        <w:pStyle w:val="NormalText"/>
+        <w:rPr>
+          <w:color w:val="000000"/>
+          <w:szCs w:val="28"/>
+        </w:rPr>
+      </w:pPr>
+    </w:p>
+    <w:p>
+      <w:pPr>
+        <w:pStyle w:val="NormalText"/>
+        <w:ind w:firstLine="0"/>
+        <w:rPr>
+          <w:szCs w:val="28"/>
+          <w:lang w:val="en-US"/>
+        </w:rPr>
+      </w:pPr>
+      <w:r>
+        <w:rPr>
+          <w:noProof/>
+          <w:szCs w:val="28"/>
+          <w:lang w:val="en-US"/>
+        </w:rPr>
+        <w:drawing>
+          <wp:inline distT="0" distB="0" distL="0" distR="0" wp14:anchorId="1223C534" wp14:editId="730AC8EF">
+            <wp:extent cx="6120130" cy="3205480"/>
+            <wp:effectExtent l="0" t="0" r="1270" b="0"/>
+            <wp:docPr id="960445825" name="Picture 3"/>
+            <wp:cNvGraphicFramePr>
+              <a:graphicFrameLocks xmlns:a="http://schemas.openxmlformats.org/drawingml/2006/main" noChangeAspect="1"/>
+            </wp:cNvGraphicFramePr>
+            <a:graphic xmlns:a="http://schemas.openxmlformats.org/drawingml/2006/main">
+              <a:graphicData uri="http://schemas.openxmlformats.org/drawingml/2006/picture">
+                <pic:pic xmlns:pic="http://schemas.openxmlformats.org/drawingml/2006/picture">
+                  <pic:nvPicPr>
+                    <pic:cNvPr id="960445825" name="Picture 960445825"/>
+                    <pic:cNvPicPr/>
+                  </pic:nvPicPr>
+                  <pic:blipFill>
+                    <a:blip r:embed="rId7" cstate="print">
+                      <a:extLst>
+                        <a:ext uri="{28A0092B-C50C-407E-A947-70E740481C1C}">
+                          <a14:useLocalDpi xmlns:a14="http://schemas.microsoft.com/office/drawing/2010/main" val="0"/>
+                        </a:ext>
+                      </a:extLst>
+                    </a:blip>
+                    <a:stretch>
+                      <a:fillRect/>
+                    </a:stretch>
+                  </pic:blipFill>
+                  <pic:spPr>
+                    <a:xfrm>
+                      <a:off x="0" y="0"/>
+                      <a:ext cx="6120130" cy="3205480"/>
+                    </a:xfrm>
+                    <a:prstGeom prst="rect">
+                      <a:avLst/>
+                    </a:prstGeom>
+                  </pic:spPr>
+                </pic:pic>
+              </a:graphicData>
+            </a:graphic>
+          </wp:inline>
+        </w:drawing>
+      </w:r>
+    </w:p>
+    <w:p>
+      <w:pPr>
+        <w:pStyle w:val="NormalText"/>
+      </w:pPr>
+      <w:r>
+        <w:t xml:space="preserve">Рисунок 2.1 – </w:t>
+      </w:r>
+      <w:r>
+        <w:t>Діаграма класів системи оптимізації вантажоперевезень</w:t>
+      </w:r>
+    </w:p>
+    <w:p>
+      <w:pPr>
+        <w:pStyle w:val="NormalText"/>
+      </w:pPr>
+    </w:p>
+    <w:p>
+      <w:pPr>
+        <w:pStyle w:val="NormalText"/>
+      </w:pPr>
+    </w:p>
+    <w:p>
+      <w:pPr>
+        <w:pStyle w:val="Heading2"/>
+      </w:pPr>
+      <w:bookmarkStart w:id="20" w:name="_Toc228840127"/>
+      <w:r>
+        <w:t>2.1.2 Динамічна модель взаємодії (Діаграма послідовностей)</w:t>
+      </w:r>
+      <w:bookmarkEnd w:id="20"/>
+    </w:p>
+    <w:p>
+      <w:pPr>
+        <w:pStyle w:val="NormalText"/>
+      </w:pPr>
+    </w:p>
+    <w:p>
+      <w:pPr>
+        <w:pStyle w:val="NormalText"/>
+      </w:pPr>
+    </w:p>
+    <w:p>
+      <w:pPr>
+        <w:pStyle w:val="NormalText"/>
+        <w:rPr>
+          <w:lang w:val="ru-RU"/>
+        </w:rPr>
+      </w:pPr>
+      <w:r>
+        <w:t>Діаграма послідовностей (рисунк</w:t>
+      </w:r>
+      <w:r>
+        <w:t>и</w:t>
+      </w:r>
+      <w:r>
+        <w:t xml:space="preserve"> 2.2</w:t>
+      </w:r>
+      <w:r>
+        <w:t>, 2.3</w:t>
+      </w:r>
+      <w:r>
+        <w:t xml:space="preserve">) описує життєвий цикл запиту на оптимізацію — від ініціалізації додатку до візуалізації результатів. Основні </w:t>
+      </w:r>
+      <w:r>
+        <w:lastRenderedPageBreak/>
+        <w:t>етапи взаємодії включають</w:t>
+      </w:r>
+      <w:r>
+        <w:rPr>
+          <w:lang w:val="ru-RU"/>
+        </w:rPr>
+        <w:t>:</w:t>
+      </w:r>
+    </w:p>
+    <w:p>
+      <w:pPr>
+        <w:pStyle w:val="NormalText"/>
+      </w:pPr>
+      <w:r>
+        <w:t>– Геокодування: перетворення адрес у координати через сервіс Nominatim.</w:t>
+      </w:r>
+    </w:p>
+    <w:p>
+      <w:pPr>
+        <w:pStyle w:val="NormalText"/>
+      </w:pPr>
+      <w:r>
+        <w:t>– Підготовка графа: завантаження транспортної мережі навколо депо та прив’язка точок доставки до найближчих вузлів графа.</w:t>
+      </w:r>
+    </w:p>
+    <w:p>
+      <w:pPr>
+        <w:pStyle w:val="NormalText"/>
+      </w:pPr>
+      <w:r>
+        <w:t>– Розрахунок матриць: формування матриць часових витрат для кожного режиму пересування.</w:t>
+      </w:r>
+    </w:p>
+    <w:p>
+      <w:pPr>
+        <w:pStyle w:val="NormalText"/>
+      </w:pPr>
+      <w:r>
+        <w:t>– Оптимізація: виконання генетичного алгоритму, який включає оператори схрещування (OX crossover) та мутації (swap mutation) для мінімізації цільової функції часу та кількості машин.</w:t>
+      </w:r>
+    </w:p>
+    <w:p>
+      <w:pPr>
+        <w:pStyle w:val="NormalText"/>
+      </w:pPr>
+      <w:r>
+        <w:t>– Рендеринг: побудова інтерактивної карти за допомогою модуля Visualizer та відображення метрик користувачу.</w:t>
+      </w:r>
+    </w:p>
+    <w:p>
+      <w:pPr>
+        <w:pStyle w:val="NormalText"/>
+      </w:pPr>
+    </w:p>
+    <w:p>
+      <w:pPr>
+        <w:pStyle w:val="NormalText"/>
+      </w:pPr>
+    </w:p>
+    <w:p>
+      <w:pPr>
+        <w:pStyle w:val="Heading2"/>
+      </w:pPr>
+      <w:bookmarkStart w:id="21" w:name="_Toc228840128"/>
+      <w:r>
+        <w:t>2.2 Інформаційне забезпечення</w:t>
+      </w:r>
+      <w:bookmarkEnd w:id="21"/>
+    </w:p>
+    <w:p>
+      <w:pPr>
+        <w:pStyle w:val="NormalText"/>
+      </w:pPr>
+    </w:p>
+    <w:p>
+      <w:pPr>
+        <w:pStyle w:val="NormalText"/>
+      </w:pPr>
+    </w:p>
+    <w:p>
+      <w:pPr>
+        <w:pStyle w:val="NormalText"/>
+      </w:pPr>
+      <w:r>
+        <w:t>Інформаційне забезпечення системи включає сукупність даних, необхідних для функціонування алгоритмів маршрутизації. Структура інформаційних масивів організована наступним чином:</w:t>
+      </w:r>
+    </w:p>
+    <w:p>
+      <w:pPr>
+        <w:pStyle w:val="NormalText"/>
+      </w:pPr>
+      <w:r>
+        <w:t>– Вхідні дані про транспортну мережу: представлені у вигляді матриці відстаней та часових витрат між вузлами мультимодального графу;</w:t>
+      </w:r>
+    </w:p>
+    <w:p>
+      <w:pPr>
+        <w:pStyle w:val="NormalText"/>
+      </w:pPr>
+      <w:r>
+        <w:t>– Параметри транспортних засобів: вантажна місткість, швидкість пересування, графік роботи (часові вікна виходу на маршрут);</w:t>
+      </w:r>
+    </w:p>
+    <w:p>
+      <w:pPr>
+        <w:pStyle w:val="NormalText"/>
+      </w:pPr>
+      <w:r>
+        <w:t>– Дані про замовлення: координати пунктів доставки, обсяг вантажу та часові вікна (Time Windows), протягом яких клієнт може прийняти товар;</w:t>
+      </w:r>
+    </w:p>
+    <w:p>
+      <w:pPr>
+        <w:pStyle w:val="NormalText"/>
+      </w:pPr>
+      <w:r>
+        <w:t>– Зберігання даних: реалізовано з використанням структурованих файлів формату JSON/CSV для забезпечення швидкого доступу та можливості редагування параметрів мережі без зміни коду.</w:t>
+      </w:r>
+    </w:p>
+    <w:p>
+      <w:pPr>
+        <w:pStyle w:val="NormalText"/>
+        <w:ind w:firstLine="0"/>
+        <w:jc w:val="center"/>
+      </w:pPr>
+      <w:r>
+        <w:rPr>
+          <w:noProof/>
+        </w:rPr>
+        <w:lastRenderedPageBreak/>
+        <w:drawing>
+          <wp:inline distT="0" distB="0" distL="0" distR="0" wp14:anchorId="40A501DD" wp14:editId="3FD8964C">
+            <wp:extent cx="4470037" cy="7900621"/>
+            <wp:effectExtent l="0" t="0" r="635" b="0"/>
+            <wp:docPr id="1722428680" name="Picture 4"/>
+            <wp:cNvGraphicFramePr>
+              <a:graphicFrameLocks xmlns:a="http://schemas.openxmlformats.org/drawingml/2006/main" noChangeAspect="1"/>
+            </wp:cNvGraphicFramePr>
+            <a:graphic xmlns:a="http://schemas.openxmlformats.org/drawingml/2006/main">
+              <a:graphicData uri="http://schemas.openxmlformats.org/drawingml/2006/picture">
+                <pic:pic xmlns:pic="http://schemas.openxmlformats.org/drawingml/2006/picture">
+                  <pic:nvPicPr>
+                    <pic:cNvPr id="1722428680" name="Picture 1722428680"/>
+                    <pic:cNvPicPr/>
+                  </pic:nvPicPr>
+                  <pic:blipFill>
+                    <a:blip r:embed="rId8" cstate="print">
+                      <a:extLst>
+                        <a:ext uri="{28A0092B-C50C-407E-A947-70E740481C1C}">
+                          <a14:useLocalDpi xmlns:a14="http://schemas.microsoft.com/office/drawing/2010/main" val="0"/>
+                        </a:ext>
+                      </a:extLst>
+                    </a:blip>
+                    <a:stretch>
+                      <a:fillRect/>
+                    </a:stretch>
+                  </pic:blipFill>
+                  <pic:spPr>
+                    <a:xfrm>
+                      <a:off x="0" y="0"/>
+                      <a:ext cx="4490512" cy="7936810"/>
+                    </a:xfrm>
+                    <a:prstGeom prst="rect">
+                      <a:avLst/>
+                    </a:prstGeom>
+                  </pic:spPr>
+                </pic:pic>
+              </a:graphicData>
+            </a:graphic>
+          </wp:inline>
+        </w:drawing>
+      </w:r>
+    </w:p>
+    <w:p>
+      <w:pPr>
+        <w:pStyle w:val="NormalText"/>
+      </w:pPr>
+      <w:r>
+        <w:t xml:space="preserve">Рисунок 2.2 – </w:t>
+      </w:r>
+      <w:r>
+        <w:t>Діаграма послідовності процесу формування оптимального маршруту</w:t>
+      </w:r>
+      <w:r>
+        <w:t>. Ініціалізація, отримання вхідних даних та запуск оптимізації</w:t>
+      </w:r>
+    </w:p>
+    <w:p>
+      <w:pPr>
+        <w:pStyle w:val="NormalText"/>
+      </w:pPr>
+    </w:p>
+    <w:p>
+      <w:pPr>
+        <w:pStyle w:val="NormalText"/>
+      </w:pPr>
+      <w:r>
+        <w:rPr>
+          <w:noProof/>
+        </w:rPr>
+        <w:lastRenderedPageBreak/>
+        <w:drawing>
+          <wp:inline distT="0" distB="0" distL="0" distR="0" wp14:anchorId="58349B4D" wp14:editId="5CDA5AC1">
+            <wp:extent cx="4433673" cy="8308731"/>
+            <wp:effectExtent l="0" t="0" r="0" b="0"/>
+            <wp:docPr id="336972300" name="Picture 6"/>
+            <wp:cNvGraphicFramePr>
+              <a:graphicFrameLocks xmlns:a="http://schemas.openxmlformats.org/drawingml/2006/main" noChangeAspect="1"/>
+            </wp:cNvGraphicFramePr>
+            <a:graphic xmlns:a="http://schemas.openxmlformats.org/drawingml/2006/main">
+              <a:graphicData uri="http://schemas.openxmlformats.org/drawingml/2006/picture">
+                <pic:pic xmlns:pic="http://schemas.openxmlformats.org/drawingml/2006/picture">
+                  <pic:nvPicPr>
+                    <pic:cNvPr id="336972300" name="Picture 336972300"/>
+                    <pic:cNvPicPr/>
+                  </pic:nvPicPr>
+                  <pic:blipFill>
+                    <a:blip r:embed="rId9" cstate="print">
+                      <a:extLst>
+                        <a:ext uri="{28A0092B-C50C-407E-A947-70E740481C1C}">
+                          <a14:useLocalDpi xmlns:a14="http://schemas.microsoft.com/office/drawing/2010/main" val="0"/>
+                        </a:ext>
+                      </a:extLst>
+                    </a:blip>
+                    <a:stretch>
+                      <a:fillRect/>
+                    </a:stretch>
+                  </pic:blipFill>
+                  <pic:spPr>
+                    <a:xfrm>
+                      <a:off x="0" y="0"/>
+                      <a:ext cx="4445338" cy="8330591"/>
+                    </a:xfrm>
+                    <a:prstGeom prst="rect">
+                      <a:avLst/>
+                    </a:prstGeom>
+                  </pic:spPr>
+                </pic:pic>
+              </a:graphicData>
+            </a:graphic>
+          </wp:inline>
+        </w:drawing>
+      </w:r>
+    </w:p>
+    <w:p>
+      <w:pPr>
+        <w:pStyle w:val="NormalText"/>
+      </w:pPr>
+      <w:r>
+        <w:t xml:space="preserve">Рисунок 2.3 – </w:t>
+      </w:r>
+      <w:r>
+        <w:t>Діаграма послідовності процесу формування оптимального маршруту</w:t>
+      </w:r>
+      <w:r>
+        <w:t>. Оптимізація та виведення результатів</w:t>
+      </w:r>
+    </w:p>
+    <w:p>
+      <w:pPr>
+        <w:pStyle w:val="Heading2"/>
+        <w:rPr>
+          <w:lang w:val="en-US"/>
+        </w:rPr>
+      </w:pPr>
+      <w:bookmarkStart w:id="22" w:name="_Toc228840129"/>
+      <w:r>
+        <w:rPr>
+          <w:lang w:val="ru-RU"/>
+        </w:rPr>
+        <w:lastRenderedPageBreak/>
+        <w:t>2.3 Математичне забезпечення</w:t>
+      </w:r>
+      <w:bookmarkEnd w:id="22"/>
+      <w:r>
+        <w:rPr>
+          <w:lang w:val="ru-RU"/>
+        </w:rPr>
+        <w:t xml:space="preserve"> (</w:t>
+      </w:r>
+      <w:r>
+        <w:t>перенести в кінець 1 розділу як постановку)</w:t>
+      </w:r>
+    </w:p>
+    <w:p>
+      <w:pPr>
+        <w:pStyle w:val="NormalText"/>
+      </w:pPr>
+    </w:p>
+    <w:p>
+      <w:pPr>
+        <w:pStyle w:val="NormalText"/>
+      </w:pPr>
+    </w:p>
+    <w:p>
+      <w:pPr>
+        <w:pStyle w:val="NormalText"/>
+      </w:pPr>
+    </w:p>
+    <w:p>
+      <w:pPr>
+        <w:pStyle w:val="NormalText"/>
+        <w:ind w:firstLine="0"/>
+      </w:pPr>
+    </w:p>
+    <w:p>
+      <w:pPr>
+        <w:pStyle w:val="Heading2"/>
+      </w:pPr>
+      <w:bookmarkStart w:id="23" w:name="_Toc228840130"/>
+      <w:r>
+        <w:t>2.4 Алгоритмічне забезпечення</w:t>
+      </w:r>
+      <w:bookmarkEnd w:id="23"/>
+    </w:p>
+    <w:p>
+      <w:pPr>
+        <w:pStyle w:val="NormalText"/>
+      </w:pPr>
+    </w:p>
+    <w:p>
+      <w:pPr>
+        <w:pStyle w:val="NormalText"/>
+      </w:pPr>
+    </w:p>
+    <w:p>
+      <w:pPr>
+        <w:pStyle w:val="NormalText"/>
+      </w:pPr>
+      <w:r>
+        <w:t>Основним інструментом розв'язання задачі є генетичний алгоритм, який дозволяє знаходити ефективні маршрути для NP-складних задач великої розмірності.</w:t>
+      </w:r>
+    </w:p>
+    <w:p>
+      <w:pPr>
+        <w:pStyle w:val="NormalText"/>
+      </w:pPr>
+      <w:r>
+        <w:t>Етапи роботи алгоритму:</w:t>
+      </w:r>
+    </w:p>
+    <w:p>
+      <w:pPr>
+        <w:pStyle w:val="NormalText"/>
+      </w:pPr>
+      <w:r>
+        <w:t>1) Кодування (Ініціалізація): Формування початкової популяції розв'язків у вигляді хромосом, де кожна хромосома — це послідовність відвідування вузлів клієнтів.</w:t>
+      </w:r>
+    </w:p>
+    <w:p>
+      <w:pPr>
+        <w:pStyle w:val="NormalText"/>
+      </w:pPr>
+      <w:r>
+        <w:t>2) Оцінка придатності (Fitness Function): Розрахунок вартості кожного маршруту з урахуванням порушення обмежень (штраф за запізнення або перевантаження).</w:t>
+      </w:r>
+    </w:p>
+    <w:p>
+      <w:pPr>
+        <w:pStyle w:val="NormalText"/>
+      </w:pPr>
+      <w:r>
+        <w:t>3) Селекція: Вибір найкращих особин для створення наступного покоління.</w:t>
+      </w:r>
+    </w:p>
+    <w:p>
+      <w:pPr>
+        <w:pStyle w:val="NormalText"/>
+      </w:pPr>
+      <w:r>
+        <w:t>4) Схрещування (Crossover): Комбінування частин двох маршрутів для отримання нових варіантів (використовується Ordered Crossover для збереження унікальності вузлів).</w:t>
+      </w:r>
+    </w:p>
+    <w:p>
+      <w:pPr>
+        <w:pStyle w:val="NormalText"/>
+      </w:pPr>
+      <w:r>
+        <w:t>5) Мутація: Випадкова зміна послідовності точок у маршруті для запобігання передчасній збіжності до локального оптимуму.</w:t>
+      </w:r>
+    </w:p>
+    <w:p>
+      <w:pPr>
+        <w:pStyle w:val="NormalText"/>
+      </w:pPr>
+      <w:r>
+        <w:t>6) Термінація: Зупинка алгоритму при досягненні заданої кількості ітерацій або стабілізації цільової функції.</w:t>
+      </w:r>
+    </w:p>
+    <w:p>
+      <w:pPr>
+        <w:pStyle w:val="NormalText"/>
+      </w:pPr>
+    </w:p>
+    <w:p>
+      <w:pPr>
+        <w:pStyle w:val="NormalText"/>
+      </w:pPr>
+    </w:p>
+    <w:p>
+      <w:pPr>
+        <w:pStyle w:val="Heading2"/>
+      </w:pPr>
+      <w:bookmarkStart w:id="24" w:name="_Toc228840131"/>
+      <w:r>
+        <w:t>2.5 Висновки до розділу</w:t>
+      </w:r>
+      <w:bookmarkEnd w:id="24"/>
+    </w:p>
+    <w:p>
+      <w:pPr>
+        <w:pStyle w:val="NormalText"/>
+      </w:pPr>
+    </w:p>
+    <w:p>
+      <w:pPr>
+        <w:pStyle w:val="NormalText"/>
+      </w:pPr>
+    </w:p>
+    <w:p>
+      <w:pPr>
+        <w:pStyle w:val="NormalText"/>
+      </w:pPr>
+      <w:r>
+        <w:t>У спеціальному розділі було проведено проєктування інтелектуальної системи розподілу вантажів. Було формалізовано математичну модель задачі VRPTW (маршрутизація з часовими вікнами) та розроблено структуру інформаційного забезпечення для її підтримки. Обґрунтовано використання генетичного алгоритму як ефективного методу знаходження наближених до оптимальних розв'язків у складних мультимодальних мережах. Описана логіка алгоритму становить основу для подальшої програмної реалізації мовою Python.</w:t>
+      </w:r>
+    </w:p>
+    <w:p>
+      <w:pPr>
+        <w:pStyle w:val="Heading1"/>
+        <w:pageBreakBefore/>
+      </w:pPr>
+      <w:bookmarkStart w:id="25" w:name="__RefHeading___Toc1059_864477561"/>
+      <w:bookmarkStart w:id="26" w:name="_Toc228840132"/>
       <w:r>
         <w:lastRenderedPageBreak/>
         <w:t>ДЖЕРЕЛА</w:t>
       </w:r>
-      <w:bookmarkEnd w:id="22"/>
-      <w:bookmarkEnd w:id="23"/>
+      <w:bookmarkEnd w:id="25"/>
       <w:r>
         <w:t xml:space="preserve"> </w:t>
       </w:r>
       <w:r>
-        <w:rPr>
+        <w:t>ПОСИЛАНЬ</w:t>
+      </w:r>
+      <w:bookmarkEnd w:id="26"/>
+    </w:p>
+    <w:p>
+      <w:pPr>
+        <w:pStyle w:val="Standard"/>
+        <w:ind w:firstLine="709"/>
+        <w:jc w:val="both"/>
+        <w:rPr>
+          <w:sz w:val="28"/>
+          <w:szCs w:val="28"/>
           <w:lang w:val="en-US"/>
         </w:rPr>
-        <w:t>(</w:t>
-      </w:r>
-      <w:r>
-        <w:t>черновий варіант)</w:t>
+      </w:pPr>
+      <w:r>
+        <w:rPr>
+          <w:sz w:val="28"/>
+          <w:szCs w:val="28"/>
+          <w:lang w:val="en-US"/>
+        </w:rPr>
+        <w:t>1</w:t>
+      </w:r>
+      <w:r>
+        <w:rPr>
+          <w:sz w:val="28"/>
+          <w:szCs w:val="28"/>
+          <w:lang w:val="en-US"/>
+        </w:rPr>
+        <w:t>.</w:t>
+      </w:r>
+      <w:r>
+        <w:rPr>
+          <w:sz w:val="28"/>
+          <w:szCs w:val="28"/>
+          <w:lang w:val="en-US"/>
+        </w:rPr>
+        <w:t xml:space="preserve"> </w:t>
+      </w:r>
+      <w:r>
+        <w:rPr>
+          <w:sz w:val="28"/>
+          <w:szCs w:val="28"/>
+          <w:lang w:val="en-US"/>
+        </w:rPr>
+        <w:t xml:space="preserve">Miller C. E., Tucker A. W., Zemlin R. A. Integer Programming Formulations and Traveling Salesman Problems. </w:t>
+      </w:r>
+      <w:r>
+        <w:rPr>
+          <w:sz w:val="28"/>
+          <w:szCs w:val="28"/>
+          <w:lang w:val="en-US"/>
+        </w:rPr>
+        <w:t>Journal of the Association for Computing Machinery. 1960. Vol. 7. P. 326–329.</w:t>
       </w:r>
     </w:p>
     <w:p>
       <w:pPr>
         <w:pStyle w:val="Standard"/>
-        <w:rPr>
+        <w:ind w:firstLine="709"/>
+        <w:jc w:val="both"/>
+        <w:rPr>
+          <w:sz w:val="28"/>
+          <w:szCs w:val="28"/>
           <w:lang w:val="en-US"/>
         </w:rPr>
       </w:pPr>
       <w:r>
         <w:rPr>
+          <w:sz w:val="28"/>
+          <w:szCs w:val="28"/>
           <w:lang w:val="en-US"/>
         </w:rPr>
-        <w:t>1) Miller, C.E., Tucker, A.W. and Zemlin, R.A. (1960) Integer Programming Formulations and Traveling Salesman Problems. Journal of the Association for Computing Machinery, 7, 326-329.</w:t>
+        <w:t>2</w:t>
+      </w:r>
+      <w:r>
+        <w:rPr>
+          <w:sz w:val="28"/>
+          <w:szCs w:val="28"/>
+          <w:lang w:val="en-US"/>
+        </w:rPr>
+        <w:t>.</w:t>
+      </w:r>
+      <w:r>
+        <w:rPr>
+          <w:sz w:val="28"/>
+          <w:szCs w:val="28"/>
+          <w:lang w:val="en-US"/>
+        </w:rPr>
+        <w:t xml:space="preserve"> </w:t>
+      </w:r>
+      <w:r>
+        <w:rPr>
+          <w:sz w:val="28"/>
+          <w:szCs w:val="28"/>
+          <w:lang w:val="en-US"/>
+        </w:rPr>
+        <w:t xml:space="preserve">Solomon M. Algorithms for the Vehicle Routing and Scheduling Problem with time Window Constraints. </w:t>
+      </w:r>
+      <w:r>
+        <w:rPr>
+          <w:sz w:val="28"/>
+          <w:szCs w:val="28"/>
+          <w:lang w:val="en-US"/>
+        </w:rPr>
+        <w:t>Operations Research. 1987. Vol. 35. P. 254–265.</w:t>
       </w:r>
     </w:p>
     <w:p>
       <w:pPr>
         <w:pStyle w:val="Standard"/>
-        <w:rPr>
+        <w:ind w:firstLine="709"/>
+        <w:jc w:val="both"/>
+        <w:rPr>
+          <w:sz w:val="28"/>
+          <w:szCs w:val="28"/>
           <w:lang w:val="en-US"/>
         </w:rPr>
       </w:pPr>
       <w:r>
         <w:rPr>
+          <w:sz w:val="28"/>
+          <w:szCs w:val="28"/>
           <w:lang w:val="en-US"/>
         </w:rPr>
-        <w:t>2) Solomon, M. (1987) Algorithms for the Vehicle Routing and Scheduling Problem with time Window Constraints. Operations Research, 35, 254-265.</w:t>
+        <w:t>3</w:t>
+      </w:r>
+      <w:r>
+        <w:rPr>
+          <w:sz w:val="28"/>
+          <w:szCs w:val="28"/>
+          <w:lang w:val="en-US"/>
+        </w:rPr>
+        <w:t>.</w:t>
+      </w:r>
+      <w:r>
+        <w:rPr>
+          <w:sz w:val="28"/>
+          <w:szCs w:val="28"/>
+          <w:lang w:val="en-US"/>
+        </w:rPr>
+        <w:t xml:space="preserve"> </w:t>
+      </w:r>
+      <w:r>
+        <w:rPr>
+          <w:sz w:val="28"/>
+          <w:szCs w:val="28"/>
+          <w:lang w:val="en-US"/>
+        </w:rPr>
+        <w:t>Paolo T., Daniele V. The Vehicle Routing Problem. Society for Industrial and Applied Mathematics, 2002.</w:t>
       </w:r>
     </w:p>
     <w:p>
       <w:pPr>
         <w:pStyle w:val="Standard"/>
-        <w:rPr>
+        <w:ind w:firstLine="709"/>
+        <w:jc w:val="both"/>
+        <w:rPr>
+          <w:sz w:val="28"/>
+          <w:szCs w:val="28"/>
           <w:lang w:val="en-US"/>
         </w:rPr>
       </w:pPr>
       <w:r>
         <w:rPr>
+          <w:sz w:val="28"/>
+          <w:szCs w:val="28"/>
           <w:lang w:val="en-US"/>
         </w:rPr>
-        <w:t>3) Paolo T., Daniele V. (2002) The Vehicle Routing Problem. Society for Industrial and Applied Mathematics</w:t>
+        <w:t>4</w:t>
+      </w:r>
+      <w:r>
+        <w:rPr>
+          <w:sz w:val="28"/>
+          <w:szCs w:val="28"/>
+          <w:lang w:val="en-US"/>
+        </w:rPr>
+        <w:t xml:space="preserve">. </w:t>
+      </w:r>
+      <w:r>
+        <w:rPr>
+          <w:sz w:val="28"/>
+          <w:szCs w:val="28"/>
+          <w:lang w:val="en-US"/>
+        </w:rPr>
+        <w:t>Bräysy O., Gendreau M. Vehicle Routing Problem with Time Windows, Part II: Metaheuristics. Transportation Science. 2005. Vol. 39, No. 1. P. 119–139.</w:t>
       </w:r>
     </w:p>
     <w:p>
       <w:pPr>
         <w:pStyle w:val="Standard"/>
-        <w:rPr>
+        <w:ind w:firstLine="709"/>
+        <w:jc w:val="both"/>
+        <w:rPr>
+          <w:sz w:val="28"/>
+          <w:szCs w:val="28"/>
           <w:lang w:val="en-US"/>
         </w:rPr>
       </w:pPr>
       <w:r>
         <w:rPr>
+          <w:sz w:val="28"/>
+          <w:szCs w:val="28"/>
           <w:lang w:val="en-US"/>
         </w:rPr>
-        <w:t xml:space="preserve">4)Olli </w:t>
-      </w:r>
-      <w:proofErr w:type="spellStart"/>
-      <w:r>
-        <w:rPr>
+        <w:t>5</w:t>
+      </w:r>
+      <w:r>
+        <w:rPr>
+          <w:sz w:val="28"/>
+          <w:szCs w:val="28"/>
           <w:lang w:val="en-US"/>
         </w:rPr>
-        <w:t>Bräysy</w:t>
-      </w:r>
-      <w:proofErr w:type="spellEnd"/>
-      <w:r>
-        <w:rPr>
+        <w:t>.</w:t>
+      </w:r>
+      <w:r>
+        <w:rPr>
+          <w:sz w:val="28"/>
+          <w:szCs w:val="28"/>
           <w:lang w:val="en-US"/>
         </w:rPr>
-        <w:t>, Michel Gendreau, (2005) Vehicle Routing Problem with Time Windows, Part II: Metaheuristics. Transportation Science 39(1):119-139.</w:t>
+        <w:t xml:space="preserve"> </w:t>
+      </w:r>
+      <w:r>
+        <w:rPr>
+          <w:sz w:val="28"/>
+          <w:szCs w:val="28"/>
+          <w:lang w:val="en-US"/>
+        </w:rPr>
+        <w:t>Wang X., Kopfer H. Collaborative transportation planning of less-than-truckload freight. OR Spectrum. 2014. Vol. 36.</w:t>
       </w:r>
     </w:p>
     <w:p>
       <w:pPr>
         <w:pStyle w:val="Standard"/>
-        <w:rPr>
+        <w:ind w:firstLine="709"/>
+        <w:jc w:val="both"/>
+        <w:rPr>
+          <w:sz w:val="28"/>
+          <w:szCs w:val="28"/>
           <w:lang w:val="en-US"/>
         </w:rPr>
       </w:pPr>
       <w:r>
         <w:rPr>
+          <w:sz w:val="28"/>
+          <w:szCs w:val="28"/>
           <w:lang w:val="en-US"/>
         </w:rPr>
-        <w:t>5) Wang, Xin &amp; Kopfer, Herbert. (2014). Collaborative transportation planning of less-than-truckload freight. OR Spectrum. 36. 10.1007/s00291-013-0331-x.</w:t>
-      </w:r>
-    </w:p>
-    <w:p>
-      <w:pPr>
-        <w:pStyle w:val="Standard"/>
-      </w:pPr>
-      <w:r>
-        <w:rPr>
+        <w:t>6</w:t>
+      </w:r>
+      <w:r>
+        <w:rPr>
+          <w:sz w:val="28"/>
+          <w:szCs w:val="28"/>
           <w:lang w:val="en-US"/>
         </w:rPr>
-        <w:t>6</w:t>
-      </w:r>
-      <w:r>
-        <w:t>) https://cargosapiens.com/en/blog/custos-logisticos/</w:t>
+        <w:t>.</w:t>
+      </w:r>
+      <w:r>
+        <w:rPr>
+          <w:sz w:val="28"/>
+          <w:szCs w:val="28"/>
+        </w:rPr>
+        <w:t xml:space="preserve"> </w:t>
+      </w:r>
+      <w:r>
+        <w:rPr>
+          <w:sz w:val="28"/>
+          <w:szCs w:val="28"/>
+          <w:lang w:val="en-US"/>
+        </w:rPr>
+        <w:t xml:space="preserve">Custos Logísticos. Cargo Sapiens: </w:t>
+      </w:r>
+      <w:r>
+        <w:rPr>
+          <w:sz w:val="28"/>
+          <w:szCs w:val="28"/>
+          <w:lang w:val="ru-RU"/>
+        </w:rPr>
+        <w:t>веб</w:t>
+      </w:r>
+      <w:r>
+        <w:rPr>
+          <w:sz w:val="28"/>
+          <w:szCs w:val="28"/>
+          <w:lang w:val="en-US"/>
+        </w:rPr>
+        <w:t>-</w:t>
+      </w:r>
+      <w:r>
+        <w:rPr>
+          <w:sz w:val="28"/>
+          <w:szCs w:val="28"/>
+          <w:lang w:val="ru-RU"/>
+        </w:rPr>
+        <w:t>сайт</w:t>
+      </w:r>
+      <w:r>
+        <w:rPr>
+          <w:sz w:val="28"/>
+          <w:szCs w:val="28"/>
+          <w:lang w:val="en-US"/>
+        </w:rPr>
+        <w:t xml:space="preserve">. </w:t>
+      </w:r>
+      <w:r>
+        <w:rPr>
+          <w:sz w:val="28"/>
+          <w:szCs w:val="28"/>
+          <w:lang w:val="en-US"/>
+        </w:rPr>
+        <w:t>URL:</w:t>
+      </w:r>
+      <w:r>
+        <w:rPr>
+          <w:sz w:val="28"/>
+          <w:szCs w:val="28"/>
+          <w:lang w:val="en-US"/>
+        </w:rPr>
+        <w:t xml:space="preserve"> </w:t>
+      </w:r>
+      <w:hyperlink w:tgtFrame="_blank" w:history="1">
+        <w:r>
+          <w:rPr>
+            <w:rStyle w:val="Hyperlink"/>
+            <w:sz w:val="28"/>
+            <w:szCs w:val="28"/>
+            <w:lang w:val="en-US"/>
+          </w:rPr>
+          <w:t>https://cargosapiens.com/en/blog/custos-logisticos/</w:t>
+        </w:r>
+      </w:hyperlink>
+      <w:r>
+        <w:rPr>
+          <w:sz w:val="28"/>
+          <w:szCs w:val="28"/>
+          <w:lang w:val="en-US"/>
+        </w:rPr>
+        <w:t xml:space="preserve"> (</w:t>
+      </w:r>
+      <w:r>
+        <w:rPr>
+          <w:sz w:val="28"/>
+          <w:szCs w:val="28"/>
+          <w:lang w:val="ru-RU"/>
+        </w:rPr>
+        <w:t>дата</w:t>
+      </w:r>
+      <w:r>
+        <w:rPr>
+          <w:sz w:val="28"/>
+          <w:szCs w:val="28"/>
+          <w:lang w:val="en-US"/>
+        </w:rPr>
+        <w:t xml:space="preserve"> </w:t>
+      </w:r>
+      <w:r>
+        <w:rPr>
+          <w:sz w:val="28"/>
+          <w:szCs w:val="28"/>
+          <w:lang w:val="ru-RU"/>
+        </w:rPr>
+        <w:t>звернення</w:t>
+      </w:r>
+      <w:r>
+        <w:rPr>
+          <w:sz w:val="28"/>
+          <w:szCs w:val="28"/>
+          <w:lang w:val="en-US"/>
+        </w:rPr>
+        <w:t>: 05.05.2026).</w:t>
       </w:r>
     </w:p>
     <w:sectPr>
@@ -9119,7 +7018,7 @@
 </file>
 
 <file path=word/endnotes.xml><?xml version="1.0" encoding="utf-8"?>
-<w:endnotes xmlns:wpc="http://schemas.microsoft.com/office/word/2010/wordprocessingCanvas" xmlns:cx="http://schemas.microsoft.com/office/drawing/2014/chartex" xmlns:cx1="http://schemas.microsoft.com/office/drawing/2015/9/8/chartex" xmlns:cx2="http://schemas.microsoft.com/office/drawing/2015/10/21/chartex" xmlns:cx3="http://schemas.microsoft.com/office/drawing/2016/5/9/chartex" xmlns:cx4="http://schemas.microsoft.com/office/drawing/2016/5/10/chartex" xmlns:cx5="http://schemas.microsoft.com/office/drawing/2016/5/11/chartex" xmlns:cx6="http://schemas.microsoft.com/office/drawing/2016/5/12/chartex" xmlns:cx7="http://schemas.microsoft.com/office/drawing/2016/5/13/chartex" xmlns:cx8="http://schemas.microsoft.com/office/drawing/2016/5/14/chartex" xmlns:mc="http://schemas.openxmlformats.org/markup-compatibility/2006" xmlns:aink="http://schemas.microsoft.com/office/drawing/2016/ink" xmlns:am3d="http://schemas.microsoft.com/office/drawing/2017/model3d" xmlns:o="urn:schemas-microsoft-com:office:office" xmlns:oel="http://schemas.microsoft.com/office/2019/extlst" xmlns:r="http://schemas.openxmlformats.org/officeDocument/2006/relationships" xmlns:m="http://schemas.openxmlformats.org/officeDocument/2006/math" xmlns:v="urn:schemas-microsoft-com:vml" xmlns:wp14="http://schemas.microsoft.com/office/word/2010/wordprocessingDrawing" xmlns:wp="http://schemas.openxmlformats.org/drawingml/2006/wordprocessingDrawing" xmlns:w10="urn:schemas-microsoft-com:office:word" xmlns:w="http://schemas.openxmlformats.org/wordprocessingml/2006/main" xmlns:w14="http://schemas.microsoft.com/office/word/2010/wordml" xmlns:w15="http://schemas.microsoft.com/office/word/2012/wordml" xmlns:w16cex="http://schemas.microsoft.com/office/word/2018/wordml/cex" xmlns:w16cid="http://schemas.microsoft.com/office/word/2016/wordml/cid" xmlns:w16="http://schemas.microsoft.com/office/word/2018/wordml" xmlns:w16du="http://schemas.microsoft.com/office/word/2023/wordml/word16du" xmlns:w16sdtdh="http://schemas.microsoft.com/office/word/2020/wordml/sdtdatahash" xmlns:w16sdtfl="http://schemas.microsoft.com/office/word/2024/wordml/sdtformatlock" xmlns:w16se="http://schemas.microsoft.com/office/word/2015/wordml/symex" xmlns:wpg="http://schemas.microsoft.com/office/word/2010/wordprocessingGroup" xmlns:wpi="http://schemas.microsoft.com/office/word/2010/wordprocessingInk" xmlns:wne="http://schemas.microsoft.com/office/word/2006/wordml" xmlns:wps="http://schemas.microsoft.com/office/word/2010/wordprocessingShape" mc:Ignorable="w14 w15 w16se w16cid w16 w16cex w16sdtdh w16sdtfl w16du wp14">
+<w:endnotes xmlns:wpc="http://schemas.microsoft.com/office/word/2010/wordprocessingCanvas" xmlns:cx="http://schemas.microsoft.com/office/drawing/2014/chartex" xmlns:cx1="http://schemas.microsoft.com/office/drawing/2015/9/8/chartex" xmlns:cx2="http://schemas.microsoft.com/office/drawing/2015/10/21/chartex" xmlns:cx3="http://schemas.microsoft.com/office/drawing/2016/5/9/chartex" xmlns:cx4="http://schemas.microsoft.com/office/drawing/2016/5/10/chartex" xmlns:cx5="http://schemas.microsoft.com/office/drawing/2016/5/11/chartex" xmlns:cx6="http://schemas.microsoft.com/office/drawing/2016/5/12/chartex" xmlns:cx7="http://schemas.microsoft.com/office/drawing/2016/5/13/chartex" xmlns:cx8="http://schemas.microsoft.com/office/drawing/2016/5/14/chartex" xmlns:mc="http://schemas.openxmlformats.org/markup-compatibility/2006" xmlns:aink="http://schemas.microsoft.com/office/drawing/2016/ink" xmlns:am3d="http://schemas.microsoft.com/office/drawing/2017/model3d" xmlns:o="urn:schemas-microsoft-com:office:office" xmlns:oel="http://schemas.microsoft.com/office/2019/extlst" xmlns:r="http://schemas.openxmlformats.org/officeDocument/2006/relationships" xmlns:m="http://schemas.openxmlformats.org/officeDocument/2006/math" xmlns:v="urn:schemas-microsoft-com:vml" xmlns:wp14="http://schemas.microsoft.com/office/word/2010/wordprocessingDrawing" xmlns:wp="http://schemas.openxmlformats.org/drawingml/2006/wordprocessingDrawing" xmlns:w10="urn:schemas-microsoft-com:office:word" xmlns:w="http://schemas.openxmlformats.org/wordprocessingml/2006/main" xmlns:w14="http://schemas.microsoft.com/office/word/2010/wordml" xmlns:w15="http://schemas.microsoft.com/office/word/2012/wordml" xmlns:w16cex="http://schemas.microsoft.com/office/word/2018/wordml/cex" xmlns:w16cid="http://schemas.microsoft.com/office/word/2016/wordml/cid" xmlns:w16="http://schemas.microsoft.com/office/word/2018/wordml" xmlns:w16sdtdh="http://schemas.microsoft.com/office/word/2020/wordml/sdtdatahash" xmlns:w16se="http://schemas.microsoft.com/office/word/2015/wordml/symex" xmlns:wpg="http://schemas.microsoft.com/office/word/2010/wordprocessingGroup" xmlns:wpi="http://schemas.microsoft.com/office/word/2010/wordprocessingInk" xmlns:wne="http://schemas.microsoft.com/office/word/2006/wordml" xmlns:wps="http://schemas.microsoft.com/office/word/2010/wordprocessingShape" mc:Ignorable="w14 w15 w16se w16cid w16 w16cex w16sdtdh wp14">
   <w:endnote w:type="separator" w:id="-1">
     <w:p>
       <w:r>
@@ -9138,7 +7037,7 @@
 </file>
 
 <file path=word/footer1.xml><?xml version="1.0" encoding="utf-8"?>
-<w:ftr xmlns:wpc="http://schemas.microsoft.com/office/word/2010/wordprocessingCanvas" xmlns:cx="http://schemas.microsoft.com/office/drawing/2014/chartex" xmlns:cx1="http://schemas.microsoft.com/office/drawing/2015/9/8/chartex" xmlns:cx2="http://schemas.microsoft.com/office/drawing/2015/10/21/chartex" xmlns:cx3="http://schemas.microsoft.com/office/drawing/2016/5/9/chartex" xmlns:cx4="http://schemas.microsoft.com/office/drawing/2016/5/10/chartex" xmlns:cx5="http://schemas.microsoft.com/office/drawing/2016/5/11/chartex" xmlns:cx6="http://schemas.microsoft.com/office/drawing/2016/5/12/chartex" xmlns:cx7="http://schemas.microsoft.com/office/drawing/2016/5/13/chartex" xmlns:cx8="http://schemas.microsoft.com/office/drawing/2016/5/14/chartex" xmlns:mc="http://schemas.openxmlformats.org/markup-compatibility/2006" xmlns:aink="http://schemas.microsoft.com/office/drawing/2016/ink" xmlns:am3d="http://schemas.microsoft.com/office/drawing/2017/model3d" xmlns:o="urn:schemas-microsoft-com:office:office" xmlns:oel="http://schemas.microsoft.com/office/2019/extlst" xmlns:r="http://schemas.openxmlformats.org/officeDocument/2006/relationships" xmlns:m="http://schemas.openxmlformats.org/officeDocument/2006/math" xmlns:v="urn:schemas-microsoft-com:vml" xmlns:wp14="http://schemas.microsoft.com/office/word/2010/wordprocessingDrawing" xmlns:wp="http://schemas.openxmlformats.org/drawingml/2006/wordprocessingDrawing" xmlns:w10="urn:schemas-microsoft-com:office:word" xmlns:w="http://schemas.openxmlformats.org/wordprocessingml/2006/main" xmlns:w14="http://schemas.microsoft.com/office/word/2010/wordml" xmlns:w15="http://schemas.microsoft.com/office/word/2012/wordml" xmlns:w16cex="http://schemas.microsoft.com/office/word/2018/wordml/cex" xmlns:w16cid="http://schemas.microsoft.com/office/word/2016/wordml/cid" xmlns:w16="http://schemas.microsoft.com/office/word/2018/wordml" xmlns:w16du="http://schemas.microsoft.com/office/word/2023/wordml/word16du" xmlns:w16sdtdh="http://schemas.microsoft.com/office/word/2020/wordml/sdtdatahash" xmlns:w16sdtfl="http://schemas.microsoft.com/office/word/2024/wordml/sdtformatlock" xmlns:w16se="http://schemas.microsoft.com/office/word/2015/wordml/symex" xmlns:wpg="http://schemas.microsoft.com/office/word/2010/wordprocessingGroup" xmlns:wpi="http://schemas.microsoft.com/office/word/2010/wordprocessingInk" xmlns:wne="http://schemas.microsoft.com/office/word/2006/wordml" xmlns:wps="http://schemas.microsoft.com/office/word/2010/wordprocessingShape" mc:Ignorable="w14 w15 w16se w16cid w16 w16cex w16sdtdh w16sdtfl w16du wp14">
+<w:ftr xmlns:wpc="http://schemas.microsoft.com/office/word/2010/wordprocessingCanvas" xmlns:cx="http://schemas.microsoft.com/office/drawing/2014/chartex" xmlns:cx1="http://schemas.microsoft.com/office/drawing/2015/9/8/chartex" xmlns:cx2="http://schemas.microsoft.com/office/drawing/2015/10/21/chartex" xmlns:cx3="http://schemas.microsoft.com/office/drawing/2016/5/9/chartex" xmlns:cx4="http://schemas.microsoft.com/office/drawing/2016/5/10/chartex" xmlns:cx5="http://schemas.microsoft.com/office/drawing/2016/5/11/chartex" xmlns:cx6="http://schemas.microsoft.com/office/drawing/2016/5/12/chartex" xmlns:cx7="http://schemas.microsoft.com/office/drawing/2016/5/13/chartex" xmlns:cx8="http://schemas.microsoft.com/office/drawing/2016/5/14/chartex" xmlns:mc="http://schemas.openxmlformats.org/markup-compatibility/2006" xmlns:aink="http://schemas.microsoft.com/office/drawing/2016/ink" xmlns:am3d="http://schemas.microsoft.com/office/drawing/2017/model3d" xmlns:o="urn:schemas-microsoft-com:office:office" xmlns:oel="http://schemas.microsoft.com/office/2019/extlst" xmlns:r="http://schemas.openxmlformats.org/officeDocument/2006/relationships" xmlns:m="http://schemas.openxmlformats.org/officeDocument/2006/math" xmlns:v="urn:schemas-microsoft-com:vml" xmlns:wp14="http://schemas.microsoft.com/office/word/2010/wordprocessingDrawing" xmlns:wp="http://schemas.openxmlformats.org/drawingml/2006/wordprocessingDrawing" xmlns:w10="urn:schemas-microsoft-com:office:word" xmlns:w="http://schemas.openxmlformats.org/wordprocessingml/2006/main" xmlns:w14="http://schemas.microsoft.com/office/word/2010/wordml" xmlns:w15="http://schemas.microsoft.com/office/word/2012/wordml" xmlns:w16cex="http://schemas.microsoft.com/office/word/2018/wordml/cex" xmlns:w16cid="http://schemas.microsoft.com/office/word/2016/wordml/cid" xmlns:w16="http://schemas.microsoft.com/office/word/2018/wordml" xmlns:w16sdtdh="http://schemas.microsoft.com/office/word/2020/wordml/sdtdatahash" xmlns:w16se="http://schemas.microsoft.com/office/word/2015/wordml/symex" xmlns:wpg="http://schemas.microsoft.com/office/word/2010/wordprocessingGroup" xmlns:wpi="http://schemas.microsoft.com/office/word/2010/wordprocessingInk" xmlns:wne="http://schemas.microsoft.com/office/word/2006/wordml" xmlns:wps="http://schemas.microsoft.com/office/word/2010/wordprocessingShape" mc:Ignorable="w14 w15 w16se w16cid w16 w16cex w16sdtdh wp14">
   <w:p>
     <w:pPr>
       <w:pStyle w:val="Textbody"/>
@@ -9153,7 +7052,7 @@
 </file>
 
 <file path=word/footnotes.xml><?xml version="1.0" encoding="utf-8"?>
-<w:footnotes xmlns:wpc="http://schemas.microsoft.com/office/word/2010/wordprocessingCanvas" xmlns:cx="http://schemas.microsoft.com/office/drawing/2014/chartex" xmlns:cx1="http://schemas.microsoft.com/office/drawing/2015/9/8/chartex" xmlns:cx2="http://schemas.microsoft.com/office/drawing/2015/10/21/chartex" xmlns:cx3="http://schemas.microsoft.com/office/drawing/2016/5/9/chartex" xmlns:cx4="http://schemas.microsoft.com/office/drawing/2016/5/10/chartex" xmlns:cx5="http://schemas.microsoft.com/office/drawing/2016/5/11/chartex" xmlns:cx6="http://schemas.microsoft.com/office/drawing/2016/5/12/chartex" xmlns:cx7="http://schemas.microsoft.com/office/drawing/2016/5/13/chartex" xmlns:cx8="http://schemas.microsoft.com/office/drawing/2016/5/14/chartex" xmlns:mc="http://schemas.openxmlformats.org/markup-compatibility/2006" xmlns:aink="http://schemas.microsoft.com/office/drawing/2016/ink" xmlns:am3d="http://schemas.microsoft.com/office/drawing/2017/model3d" xmlns:o="urn:schemas-microsoft-com:office:office" xmlns:oel="http://schemas.microsoft.com/office/2019/extlst" xmlns:r="http://schemas.openxmlformats.org/officeDocument/2006/relationships" xmlns:m="http://schemas.openxmlformats.org/officeDocument/2006/math" xmlns:v="urn:schemas-microsoft-com:vml" xmlns:wp14="http://schemas.microsoft.com/office/word/2010/wordprocessingDrawing" xmlns:wp="http://schemas.openxmlformats.org/drawingml/2006/wordprocessingDrawing" xmlns:w10="urn:schemas-microsoft-com:office:word" xmlns:w="http://schemas.openxmlformats.org/wordprocessingml/2006/main" xmlns:w14="http://schemas.microsoft.com/office/word/2010/wordml" xmlns:w15="http://schemas.microsoft.com/office/word/2012/wordml" xmlns:w16cex="http://schemas.microsoft.com/office/word/2018/wordml/cex" xmlns:w16cid="http://schemas.microsoft.com/office/word/2016/wordml/cid" xmlns:w16="http://schemas.microsoft.com/office/word/2018/wordml" xmlns:w16du="http://schemas.microsoft.com/office/word/2023/wordml/word16du" xmlns:w16sdtdh="http://schemas.microsoft.com/office/word/2020/wordml/sdtdatahash" xmlns:w16sdtfl="http://schemas.microsoft.com/office/word/2024/wordml/sdtformatlock" xmlns:w16se="http://schemas.microsoft.com/office/word/2015/wordml/symex" xmlns:wpg="http://schemas.microsoft.com/office/word/2010/wordprocessingGroup" xmlns:wpi="http://schemas.microsoft.com/office/word/2010/wordprocessingInk" xmlns:wne="http://schemas.microsoft.com/office/word/2006/wordml" xmlns:wps="http://schemas.microsoft.com/office/word/2010/wordprocessingShape" mc:Ignorable="w14 w15 w16se w16cid w16 w16cex w16sdtdh w16sdtfl w16du wp14">
+<w:footnotes xmlns:wpc="http://schemas.microsoft.com/office/word/2010/wordprocessingCanvas" xmlns:cx="http://schemas.microsoft.com/office/drawing/2014/chartex" xmlns:cx1="http://schemas.microsoft.com/office/drawing/2015/9/8/chartex" xmlns:cx2="http://schemas.microsoft.com/office/drawing/2015/10/21/chartex" xmlns:cx3="http://schemas.microsoft.com/office/drawing/2016/5/9/chartex" xmlns:cx4="http://schemas.microsoft.com/office/drawing/2016/5/10/chartex" xmlns:cx5="http://schemas.microsoft.com/office/drawing/2016/5/11/chartex" xmlns:cx6="http://schemas.microsoft.com/office/drawing/2016/5/12/chartex" xmlns:cx7="http://schemas.microsoft.com/office/drawing/2016/5/13/chartex" xmlns:cx8="http://schemas.microsoft.com/office/drawing/2016/5/14/chartex" xmlns:mc="http://schemas.openxmlformats.org/markup-compatibility/2006" xmlns:aink="http://schemas.microsoft.com/office/drawing/2016/ink" xmlns:am3d="http://schemas.microsoft.com/office/drawing/2017/model3d" xmlns:o="urn:schemas-microsoft-com:office:office" xmlns:oel="http://schemas.microsoft.com/office/2019/extlst" xmlns:r="http://schemas.openxmlformats.org/officeDocument/2006/relationships" xmlns:m="http://schemas.openxmlformats.org/officeDocument/2006/math" xmlns:v="urn:schemas-microsoft-com:vml" xmlns:wp14="http://schemas.microsoft.com/office/word/2010/wordprocessingDrawing" xmlns:wp="http://schemas.openxmlformats.org/drawingml/2006/wordprocessingDrawing" xmlns:w10="urn:schemas-microsoft-com:office:word" xmlns:w="http://schemas.openxmlformats.org/wordprocessingml/2006/main" xmlns:w14="http://schemas.microsoft.com/office/word/2010/wordml" xmlns:w15="http://schemas.microsoft.com/office/word/2012/wordml" xmlns:w16cex="http://schemas.microsoft.com/office/word/2018/wordml/cex" xmlns:w16cid="http://schemas.microsoft.com/office/word/2016/wordml/cid" xmlns:w16="http://schemas.microsoft.com/office/word/2018/wordml" xmlns:w16sdtdh="http://schemas.microsoft.com/office/word/2020/wordml/sdtdatahash" xmlns:w16se="http://schemas.microsoft.com/office/word/2015/wordml/symex" xmlns:wpg="http://schemas.microsoft.com/office/word/2010/wordprocessingGroup" xmlns:wpi="http://schemas.microsoft.com/office/word/2010/wordprocessingInk" xmlns:wne="http://schemas.microsoft.com/office/word/2006/wordml" xmlns:wps="http://schemas.microsoft.com/office/word/2010/wordprocessingShape" mc:Ignorable="w14 w15 w16se w16cid w16 w16cex w16sdtdh wp14">
   <w:footnote w:type="separator" w:id="-1">
     <w:p>
       <w:r>
@@ -9175,7 +7074,7 @@
 </file>
 
 <file path=word/numbering.xml><?xml version="1.0" encoding="utf-8"?>
-<w:numbering xmlns:wpc="http://schemas.microsoft.com/office/word/2010/wordprocessingCanvas" xmlns:cx="http://schemas.microsoft.com/office/drawing/2014/chartex" xmlns:cx1="http://schemas.microsoft.com/office/drawing/2015/9/8/chartex" xmlns:cx2="http://schemas.microsoft.com/office/drawing/2015/10/21/chartex" xmlns:cx3="http://schemas.microsoft.com/office/drawing/2016/5/9/chartex" xmlns:cx4="http://schemas.microsoft.com/office/drawing/2016/5/10/chartex" xmlns:cx5="http://schemas.microsoft.com/office/drawing/2016/5/11/chartex" xmlns:cx6="http://schemas.microsoft.com/office/drawing/2016/5/12/chartex" xmlns:cx7="http://schemas.microsoft.com/office/drawing/2016/5/13/chartex" xmlns:cx8="http://schemas.microsoft.com/office/drawing/2016/5/14/chartex" xmlns:mc="http://schemas.openxmlformats.org/markup-compatibility/2006" xmlns:aink="http://schemas.microsoft.com/office/drawing/2016/ink" xmlns:am3d="http://schemas.microsoft.com/office/drawing/2017/model3d" xmlns:o="urn:schemas-microsoft-com:office:office" xmlns:oel="http://schemas.microsoft.com/office/2019/extlst" xmlns:r="http://schemas.openxmlformats.org/officeDocument/2006/relationships" xmlns:m="http://schemas.openxmlformats.org/officeDocument/2006/math" xmlns:v="urn:schemas-microsoft-com:vml" xmlns:wp14="http://schemas.microsoft.com/office/word/2010/wordprocessingDrawing" xmlns:wp="http://schemas.openxmlformats.org/drawingml/2006/wordprocessingDrawing" xmlns:w10="urn:schemas-microsoft-com:office:word" xmlns:w="http://schemas.openxmlformats.org/wordprocessingml/2006/main" xmlns:w14="http://schemas.microsoft.com/office/word/2010/wordml" xmlns:w15="http://schemas.microsoft.com/office/word/2012/wordml" xmlns:w16cex="http://schemas.microsoft.com/office/word/2018/wordml/cex" xmlns:w16cid="http://schemas.microsoft.com/office/word/2016/wordml/cid" xmlns:w16="http://schemas.microsoft.com/office/word/2018/wordml" xmlns:w16du="http://schemas.microsoft.com/office/word/2023/wordml/word16du" xmlns:w16sdtdh="http://schemas.microsoft.com/office/word/2020/wordml/sdtdatahash" xmlns:w16sdtfl="http://schemas.microsoft.com/office/word/2024/wordml/sdtformatlock" xmlns:w16se="http://schemas.microsoft.com/office/word/2015/wordml/symex" xmlns:wpg="http://schemas.microsoft.com/office/word/2010/wordprocessingGroup" xmlns:wpi="http://schemas.microsoft.com/office/word/2010/wordprocessingInk" xmlns:wne="http://schemas.microsoft.com/office/word/2006/wordml" xmlns:wps="http://schemas.microsoft.com/office/word/2010/wordprocessingShape" mc:Ignorable="w14 w15 w16se w16cid w16 w16cex w16sdtdh w16sdtfl w16du wp14">
+<w:numbering xmlns:wpc="http://schemas.microsoft.com/office/word/2010/wordprocessingCanvas" xmlns:cx="http://schemas.microsoft.com/office/drawing/2014/chartex" xmlns:cx1="http://schemas.microsoft.com/office/drawing/2015/9/8/chartex" xmlns:cx2="http://schemas.microsoft.com/office/drawing/2015/10/21/chartex" xmlns:cx3="http://schemas.microsoft.com/office/drawing/2016/5/9/chartex" xmlns:cx4="http://schemas.microsoft.com/office/drawing/2016/5/10/chartex" xmlns:cx5="http://schemas.microsoft.com/office/drawing/2016/5/11/chartex" xmlns:cx6="http://schemas.microsoft.com/office/drawing/2016/5/12/chartex" xmlns:cx7="http://schemas.microsoft.com/office/drawing/2016/5/13/chartex" xmlns:cx8="http://schemas.microsoft.com/office/drawing/2016/5/14/chartex" xmlns:mc="http://schemas.openxmlformats.org/markup-compatibility/2006" xmlns:aink="http://schemas.microsoft.com/office/drawing/2016/ink" xmlns:am3d="http://schemas.microsoft.com/office/drawing/2017/model3d" xmlns:o="urn:schemas-microsoft-com:office:office" xmlns:oel="http://schemas.microsoft.com/office/2019/extlst" xmlns:r="http://schemas.openxmlformats.org/officeDocument/2006/relationships" xmlns:m="http://schemas.openxmlformats.org/officeDocument/2006/math" xmlns:v="urn:schemas-microsoft-com:vml" xmlns:wp14="http://schemas.microsoft.com/office/word/2010/wordprocessingDrawing" xmlns:wp="http://schemas.openxmlformats.org/drawingml/2006/wordprocessingDrawing" xmlns:w10="urn:schemas-microsoft-com:office:word" xmlns:w="http://schemas.openxmlformats.org/wordprocessingml/2006/main" xmlns:w14="http://schemas.microsoft.com/office/word/2010/wordml" xmlns:w15="http://schemas.microsoft.com/office/word/2012/wordml" xmlns:w16cex="http://schemas.microsoft.com/office/word/2018/wordml/cex" xmlns:w16cid="http://schemas.microsoft.com/office/word/2016/wordml/cid" xmlns:w16="http://schemas.microsoft.com/office/word/2018/wordml" xmlns:w16sdtdh="http://schemas.microsoft.com/office/word/2020/wordml/sdtdatahash" xmlns:w16se="http://schemas.microsoft.com/office/word/2015/wordml/symex" xmlns:wpg="http://schemas.microsoft.com/office/word/2010/wordprocessingGroup" xmlns:wpi="http://schemas.microsoft.com/office/word/2010/wordprocessingInk" xmlns:wne="http://schemas.microsoft.com/office/word/2006/wordml" xmlns:wps="http://schemas.microsoft.com/office/word/2010/wordprocessingShape" mc:Ignorable="w14 w15 w16se w16cid w16 w16cex w16sdtdh wp14">
   <w:abstractNum w:abstractNumId="0" w15:restartNumberingAfterBreak="0">
     <w:nsid w:val="22165C5A"/>
     <w:multiLevelType w:val="hybridMultilevel"/>
@@ -9504,7 +7403,7 @@
 </file>
 
 <file path=word/styles.xml><?xml version="1.0" encoding="utf-8"?>
-<w:styles xmlns:mc="http://schemas.openxmlformats.org/markup-compatibility/2006" xmlns:r="http://schemas.openxmlformats.org/officeDocument/2006/relationships" xmlns:w="http://schemas.openxmlformats.org/wordprocessingml/2006/main" xmlns:w14="http://schemas.microsoft.com/office/word/2010/wordml" xmlns:w15="http://schemas.microsoft.com/office/word/2012/wordml" xmlns:w16cex="http://schemas.microsoft.com/office/word/2018/wordml/cex" xmlns:w16cid="http://schemas.microsoft.com/office/word/2016/wordml/cid" xmlns:w16="http://schemas.microsoft.com/office/word/2018/wordml" xmlns:w16du="http://schemas.microsoft.com/office/word/2023/wordml/word16du" xmlns:w16sdtdh="http://schemas.microsoft.com/office/word/2020/wordml/sdtdatahash" xmlns:w16sdtfl="http://schemas.microsoft.com/office/word/2024/wordml/sdtformatlock" xmlns:w16se="http://schemas.microsoft.com/office/word/2015/wordml/symex" mc:Ignorable="w14 w15 w16se w16cid w16 w16cex w16sdtdh w16sdtfl w16du">
+<w:styles xmlns:mc="http://schemas.openxmlformats.org/markup-compatibility/2006" xmlns:r="http://schemas.openxmlformats.org/officeDocument/2006/relationships" xmlns:w="http://schemas.openxmlformats.org/wordprocessingml/2006/main" xmlns:w14="http://schemas.microsoft.com/office/word/2010/wordml" xmlns:w15="http://schemas.microsoft.com/office/word/2012/wordml" xmlns:w16cex="http://schemas.microsoft.com/office/word/2018/wordml/cex" xmlns:w16cid="http://schemas.microsoft.com/office/word/2016/wordml/cid" xmlns:w16="http://schemas.microsoft.com/office/word/2018/wordml" xmlns:w16sdtdh="http://schemas.microsoft.com/office/word/2020/wordml/sdtdatahash" xmlns:w16se="http://schemas.microsoft.com/office/word/2015/wordml/symex" mc:Ignorable="w14 w15 w16se w16cid w16 w16cex w16sdtdh">
   <w:docDefaults>
     <w:rPrDefault>
       <w:rPr>
@@ -9905,6 +7804,14 @@
   <w:style w:type="paragraph" w:default="1" w:styleId="Normal">
     <w:name w:val="Normal"/>
     <w:qFormat/>
+    <w:rsid w:val="002A5C35"/>
+    <w:pPr>
+      <w:spacing w:before="120" w:after="120"/>
+    </w:pPr>
+    <w:rPr>
+      <w:rFonts w:ascii="Times New Roman" w:hAnsi="Times New Roman"/>
+      <w:sz w:val="28"/>
+    </w:rPr>
   </w:style>
   <w:style w:type="paragraph" w:styleId="Heading1">
     <w:name w:val="heading 1"/>
@@ -10076,7 +7983,6 @@
   <w:style w:type="character" w:default="1" w:styleId="DefaultParagraphFont">
     <w:name w:val="Default Paragraph Font"/>
     <w:uiPriority w:val="1"/>
-    <w:semiHidden/>
     <w:unhideWhenUsed/>
   </w:style>
   <w:style w:type="table" w:default="1" w:styleId="TableNormal">
@@ -10582,6 +8488,18 @@
       <w:u w:val="single"/>
     </w:rPr>
   </w:style>
+  <w:style w:type="character" w:styleId="UnresolvedMention">
+    <w:name w:val="Unresolved Mention"/>
+    <w:basedOn w:val="DefaultParagraphFont"/>
+    <w:uiPriority w:val="99"/>
+    <w:semiHidden/>
+    <w:unhideWhenUsed/>
+    <w:rsid w:val="00BB7D6F"/>
+    <w:rPr>
+      <w:color w:val="605E5C"/>
+      <w:shd w:val="clear" w:color="auto" w:fill="E1DFDD"/>
+    </w:rPr>
+  </w:style>
 </w:styles>
 </file>
 

--- a/Звіт/Практика/практика2026.docx
+++ b/Звіт/Практика/практика2026.docx
@@ -4416,13 +4416,7 @@
         <w:t>, зокрема генетичних алгоритмів, дозволяє ефективно досліджувати простір розв’язків та знаходити результати, близькі до глобального оптимуму, що є пріоритетним завданням для розробки сучасного логістичного ПЗ.</w:t>
       </w:r>
     </w:p>
-    <w:p>
-      <w:pPr>
-        <w:rPr>
-          <w:lang w:val="en-US"/>
-        </w:rPr>
-      </w:pPr>
-    </w:p>
+    <w:p/>
     <w:p>
       <w:pPr>
         <w:spacing w:before="0" w:after="0"/>
@@ -4604,23 +4598,7 @@
                         <w:sz w:val="28"/>
                         <w:szCs w:val="28"/>
                       </w:rPr>
-                      <m:t>V,E</m:t>
-                    </m:r>
-                    <m:r>
-                      <w:rPr>
-                        <w:rFonts w:ascii="Cambria Math" w:hAnsi="Cambria Math"/>
-                        <w:sz w:val="28"/>
-                        <w:szCs w:val="28"/>
-                      </w:rPr>
-                      <m:t>,</m:t>
-                    </m:r>
-                    <m:r>
-                      <w:rPr>
-                        <w:rFonts w:ascii="Cambria Math" w:hAnsi="Cambria Math"/>
-                        <w:sz w:val="28"/>
-                        <w:szCs w:val="28"/>
-                      </w:rPr>
-                      <m:t>Φ, Ψ</m:t>
+                      <m:t>V,E,Φ, Ψ</m:t>
                     </m:r>
                   </m:e>
                 </m:d>
@@ -4664,63 +4642,33 @@
       <w:r>
         <w:t>де V – н</w:t>
       </w:r>
-      <w:proofErr w:type="spellStart"/>
       <w:r>
         <w:rPr>
           <w:lang w:val="en-US"/>
         </w:rPr>
-        <w:t>оди</w:t>
-      </w:r>
-      <w:proofErr w:type="spellEnd"/>
+        <w:t>оди графа;</w:t>
+      </w:r>
+    </w:p>
+    <w:p>
+      <w:pPr>
+        <w:pStyle w:val="NormalText"/>
+        <w:ind w:firstLine="340"/>
+      </w:pPr>
+      <w:r>
+        <w:t>E –</w:t>
+      </w:r>
+      <w:r>
+        <w:t xml:space="preserve"> реб</w:t>
+      </w:r>
+      <w:r>
+        <w:t>ра</w:t>
+      </w:r>
       <w:r>
         <w:rPr>
           <w:lang w:val="en-US"/>
         </w:rPr>
-        <w:t xml:space="preserve"> </w:t>
-      </w:r>
-      <w:proofErr w:type="spellStart"/>
-      <w:r>
-        <w:rPr>
-          <w:lang w:val="en-US"/>
-        </w:rPr>
-        <w:t>графа</w:t>
-      </w:r>
-      <w:proofErr w:type="spellEnd"/>
-      <w:r>
-        <w:rPr>
-          <w:lang w:val="en-US"/>
-        </w:rPr>
-        <w:t>;</w:t>
-      </w:r>
-    </w:p>
-    <w:p>
-      <w:pPr>
-        <w:pStyle w:val="NormalText"/>
-        <w:ind w:firstLine="340"/>
-      </w:pPr>
-      <w:r>
-        <w:t>E –</w:t>
-      </w:r>
-      <w:r>
-        <w:t xml:space="preserve"> реб</w:t>
-      </w:r>
-      <w:r>
-        <w:t>ра</w:t>
-      </w:r>
-      <w:r>
-        <w:rPr>
-          <w:lang w:val="en-US"/>
-        </w:rPr>
-        <w:t xml:space="preserve"> </w:t>
-      </w:r>
-      <w:proofErr w:type="spellStart"/>
-      <w:r>
-        <w:rPr>
-          <w:lang w:val="en-US"/>
-        </w:rPr>
-        <w:t>графа</w:t>
-      </w:r>
-      <w:proofErr w:type="spellEnd"/>
+        <w:t xml:space="preserve"> графа</w:t>
+      </w:r>
       <w:r>
         <w:t>.</w:t>
       </w:r>
@@ -4924,9 +4872,6 @@
     <w:p>
       <w:pPr>
         <w:pStyle w:val="NormalText"/>
-        <w:rPr>
-          <w:lang w:val="en-US"/>
-        </w:rPr>
       </w:pPr>
       <w:r>
         <w:t>Аналіз літературних джерел підтверджує, що актуальним завданням є створення алгоритмічного забезпечення, яке б ефективно поєднувало швидкість класичних евристик Соломона (для генерації початкової популяції) із потужним глобальним пошуком генетичних алгоритмів у межах мультимодальних графових моделей.</w:t>
@@ -4935,9 +4880,6 @@
     <w:p>
       <w:pPr>
         <w:pStyle w:val="NormalText"/>
-        <w:rPr>
-          <w:lang w:val="en-US"/>
-        </w:rPr>
       </w:pPr>
     </w:p>
     <w:p>
@@ -4963,15 +4905,15 @@
       <w:pPr>
         <w:pStyle w:val="NormalText"/>
         <w:rPr>
-          <w:lang w:val="en-US"/>
-        </w:rPr>
-      </w:pPr>
-    </w:p>
-    <w:p>
-      <w:pPr>
-        <w:pStyle w:val="NormalText"/>
-        <w:rPr>
-          <w:lang w:val="en-US"/>
+          <w:lang w:val="ru-RU"/>
+        </w:rPr>
+      </w:pPr>
+    </w:p>
+    <w:p>
+      <w:pPr>
+        <w:pStyle w:val="NormalText"/>
+        <w:rPr>
+          <w:lang w:val="ru-RU"/>
         </w:rPr>
       </w:pPr>
     </w:p>
@@ -5002,18 +4944,12 @@
         <w:t>ільова функція (</w:t>
       </w:r>
       <w:r>
-        <w:rPr>
-          <w:lang w:val="en-US"/>
-        </w:rPr>
         <w:t>1</w:t>
       </w:r>
       <w:r>
         <w:t>.</w:t>
       </w:r>
       <w:r>
-        <w:rPr>
-          <w:lang w:val="en-US"/>
-        </w:rPr>
         <w:t>2</w:t>
       </w:r>
       <w:r>
@@ -5089,13 +5025,7 @@
                   <w:rPr>
                     <w:rFonts w:ascii="Cambria Math" w:hAnsi="Cambria Math"/>
                   </w:rPr>
-                  <m:t>F=</m:t>
-                </m:r>
-                <m:r>
-                  <w:rPr>
-                    <w:rFonts w:ascii="Cambria Math" w:hAnsi="Cambria Math"/>
-                  </w:rPr>
-                  <m:t>A∙</m:t>
+                  <m:t>F=A∙</m:t>
                 </m:r>
                 <m:nary>
                   <m:naryPr>
@@ -5246,14 +5176,7 @@
                                 <w:rFonts w:ascii="Cambria Math" w:hAnsi="Cambria Math"/>
                                 <w:lang w:val="en-US"/>
                               </w:rPr>
-                              <m:t>k</m:t>
-                            </m:r>
-                            <m:r>
-                              <w:rPr>
-                                <w:rFonts w:ascii="Cambria Math" w:hAnsi="Cambria Math"/>
-                                <w:lang w:val="en-US"/>
-                              </w:rPr>
-                              <m:t>ϵV</m:t>
+                              <m:t>kϵV</m:t>
                             </m:r>
                           </m:sub>
                           <m:sup/>
@@ -5432,6 +5355,18 @@
         </m:r>
       </m:oMath>
       <w:r>
+        <w:rPr>
+          <w:lang w:val="ru-RU"/>
+        </w:rPr>
+        <w:t xml:space="preserve">, </w:t>
+      </w:r>
+      <w:r>
+        <w:rPr>
+          <w:lang w:val="ru-UA"/>
+        </w:rPr>
+        <w:t>який залежить від відстані та швидкості транспортного засобу</w:t>
+      </w:r>
+      <w:r>
         <w:t>;</w:t>
       </w:r>
     </w:p>
@@ -5439,9 +5374,6 @@
       <w:pPr>
         <w:pStyle w:val="NormalText"/>
         <w:ind w:firstLine="0"/>
-        <w:rPr>
-          <w:lang w:val="en-US"/>
-        </w:rPr>
       </w:pPr>
       <w:r>
         <w:t xml:space="preserve">     </w:t>
@@ -5534,9 +5466,6 @@
         </w:rPr>
       </w:pPr>
       <w:r>
-        <w:rPr>
-          <w:lang w:val="ru-RU"/>
-        </w:rPr>
         <w:t xml:space="preserve">     </w:t>
       </w:r>
       <m:oMath>
@@ -5630,14 +5559,7 @@
             <w:rFonts w:ascii="Cambria Math" w:hAnsi="Cambria Math"/>
             <w:lang w:val="ru-RU"/>
           </w:rPr>
-          <m:t>,</m:t>
-        </m:r>
-        <m:r>
-          <w:rPr>
-            <w:rFonts w:ascii="Cambria Math" w:hAnsi="Cambria Math"/>
-            <w:lang w:val="ru-RU"/>
-          </w:rPr>
-          <m:t xml:space="preserve"> B</m:t>
+          <m:t>, B</m:t>
         </m:r>
       </m:oMath>
       <w:r>
@@ -5830,9 +5752,6 @@
         <w:t>1.</w:t>
       </w:r>
       <w:r>
-        <w:rPr>
-          <w:lang w:val="en-US"/>
-        </w:rPr>
         <w:t>5</w:t>
       </w:r>
       <w:r>
@@ -5856,11 +5775,11 @@
         <w:pStyle w:val="NormalText"/>
       </w:pPr>
       <w:r>
-        <w:t xml:space="preserve">У результаті аналізу предметної області встановлено, що задача маршрутизації (VRP) у сучасних мультимодальних мережах є NP-складною, що унеможливлює використання виключно точних методів для реальних масштабів інфраструктури. Огляд літератури та існуючих підходів підтвердив, що класичні конструктивні евристики часто застрягають у локальних оптимумах, тому виникає гостра потреба у використанні метаевристичних методів. Доведено актуальність розробки алгоритмічного забезпечення на основі генетичних алгоритмів, які здатні ефективно знаходити наближені до глобального оптимуму </w:t>
+        <w:t xml:space="preserve">У результаті аналізу предметної області встановлено, що задача маршрутизації (VRP) у сучасних мультимодальних мережах є NP-складною, що унеможливлює використання виключно точних методів для реальних масштабів інфраструктури. Огляд літератури та існуючих підходів підтвердив, що класичні конструктивні евристики часто застрягають у локальних оптимумах, тому виникає гостра потреба у використанні метаевристичних методів. Доведено актуальність розробки алгоритмічного забезпечення на основі генетичних </w:t>
       </w:r>
       <w:r>
         <w:lastRenderedPageBreak/>
-        <w:t>розв'язки з урахуванням жорстких часових вікон та специфіки «останньої милі». Сформована теоретична база та математична модель об'єкта стають фундаментом для подальшої програмної реалізації інтелектуальної системи логістики.</w:t>
+        <w:t>алгоритмів, які здатні ефективно знаходити наближені до глобального оптимуму розв'язки з урахуванням жорстких часових вікон та специфіки «останньої милі». Сформована теоретична база та математична модель об'єкта стають фундаментом для подальшої програмної реалізації інтелектуальної системи логістики.</w:t>
       </w:r>
     </w:p>
     <w:p>
@@ -5922,7 +5841,6 @@
         </w:rPr>
         <w:t xml:space="preserve">Декомпозиція системи виконана за допомогою CASE-засобу </w:t>
       </w:r>
-      <w:proofErr w:type="spellStart"/>
       <w:r>
         <w:rPr>
           <w:color w:val="000000"/>
@@ -5930,7 +5848,6 @@
         </w:rPr>
         <w:t>PlantUML</w:t>
       </w:r>
-      <w:proofErr w:type="spellEnd"/>
       <w:r>
         <w:rPr>
           <w:color w:val="000000"/>
@@ -6674,79 +6591,303 @@
     <w:p>
       <w:pPr>
         <w:pStyle w:val="NormalText"/>
+      </w:pPr>
+      <w:r>
+        <w:t>Основним інструментом розв'язання задачі маршрутизації є генетичний алгоритм (</w:t>
+      </w:r>
+      <w:r>
+        <w:rPr>
+          <w:lang w:val="ru-RU"/>
+        </w:rPr>
+        <w:t>GA</w:t>
+      </w:r>
+      <w:r>
+        <w:t xml:space="preserve">) — популяційна метаевристика, що імітує процеси природного відбору для знаходження наближених до оптимальних розв'язків у </w:t>
+      </w:r>
+      <w:r>
+        <w:rPr>
+          <w:lang w:val="ru-RU"/>
+        </w:rPr>
+        <w:t>NP</w:t>
+      </w:r>
+      <w:r>
+        <w:t>-складних задачах комбінаторної оптимізації. Алгоритм реалізований у вигляді послідовності ітераційних кроків, що забезпечують баланс між дослідженням нових областей простору розв'язків (</w:t>
+      </w:r>
+      <w:r>
+        <w:rPr>
+          <w:lang w:val="ru-RU"/>
+        </w:rPr>
+        <w:t>exploration</w:t>
+      </w:r>
+      <w:r>
+        <w:t>) та покращенням уже знайдених варіантів (</w:t>
+      </w:r>
+      <w:r>
+        <w:rPr>
+          <w:lang w:val="ru-RU"/>
+        </w:rPr>
+        <w:t>exploitation</w:t>
+      </w:r>
+      <w:r>
+        <w:t>).</w:t>
+      </w:r>
+    </w:p>
+    <w:p>
+      <w:pPr>
+        <w:pStyle w:val="NormalText"/>
+      </w:pPr>
+      <w:r>
+        <w:t>Етапи роботи алгоритму:</w:t>
+      </w:r>
+    </w:p>
+    <w:p>
+      <w:pPr>
+        <w:pStyle w:val="NormalText"/>
+        <w:rPr>
+          <w:lang w:val="ru-RU"/>
+        </w:rPr>
+      </w:pPr>
+      <w:r>
+        <w:t xml:space="preserve">1) </w:t>
+      </w:r>
+      <w:r>
+        <w:t xml:space="preserve">Ініціалізація (Формування початкової популяції). </w:t>
+      </w:r>
+      <w:r>
+        <w:rPr>
+          <w:lang w:val="ru-RU"/>
+        </w:rPr>
+        <w:t>На цьому етапі створюється набір із 50 хромосом.</w:t>
+      </w:r>
+    </w:p>
+    <w:p>
+      <w:pPr>
+        <w:pStyle w:val="NormalText"/>
+        <w:rPr>
+          <w:lang w:val="ru-RU"/>
+        </w:rPr>
+      </w:pPr>
+      <w:r>
+        <w:rPr>
+          <w:lang w:val="ru-RU"/>
+        </w:rPr>
+        <w:t>Кодування</w:t>
+      </w:r>
+      <w:r>
+        <w:rPr>
+          <w:lang w:val="ru-RU"/>
+        </w:rPr>
+        <w:t xml:space="preserve">: </w:t>
+      </w:r>
+      <w:r>
+        <w:rPr>
+          <w:lang w:val="ru-RU"/>
+        </w:rPr>
+        <w:t>Використовується</w:t>
+      </w:r>
+      <w:r>
+        <w:rPr>
+          <w:lang w:val="ru-RU"/>
+        </w:rPr>
+        <w:t xml:space="preserve"> </w:t>
+      </w:r>
+      <w:r>
+        <w:rPr>
+          <w:lang w:val="ru-RU"/>
+        </w:rPr>
+        <w:t>перестановка</w:t>
+      </w:r>
+      <w:r>
+        <w:rPr>
+          <w:lang w:val="ru-RU"/>
+        </w:rPr>
+        <w:t xml:space="preserve"> </w:t>
+      </w:r>
+      <w:r>
+        <w:rPr>
+          <w:lang w:val="ru-RU"/>
+        </w:rPr>
+        <w:t>індексів</w:t>
+      </w:r>
+      <w:r>
+        <w:rPr>
+          <w:lang w:val="ru-RU"/>
+        </w:rPr>
+        <w:t xml:space="preserve"> </w:t>
+      </w:r>
+      <w:r>
+        <w:rPr>
+          <w:lang w:val="ru-RU"/>
+        </w:rPr>
+        <w:t>клієнтів</w:t>
+      </w:r>
+      <w:r>
+        <w:rPr>
+          <w:lang w:val="ru-RU"/>
+        </w:rPr>
+        <w:t xml:space="preserve"> («</w:t>
+      </w:r>
+      <w:r>
         <w:rPr>
           <w:lang w:val="en-US"/>
         </w:rPr>
-      </w:pPr>
-      <w:r>
-        <w:t>Основним інструментом розв'язання задачі маршрутизації є генетичний алгоритм (</w:t>
-      </w:r>
-      <w:r>
-        <w:rPr>
-          <w:lang w:val="ru-RU"/>
-        </w:rPr>
-        <w:t>GA</w:t>
-      </w:r>
-      <w:r>
-        <w:t xml:space="preserve">) — популяційна метаевристика, що імітує процеси природного відбору для знаходження наближених до оптимальних розв'язків у </w:t>
-      </w:r>
-      <w:r>
-        <w:rPr>
-          <w:lang w:val="ru-RU"/>
-        </w:rPr>
-        <w:t>NP</w:t>
-      </w:r>
-      <w:r>
-        <w:t>-складних задачах комбінаторної оптимізації. Алгоритм реалізований у вигляді послідовності ітераційних кроків, що забезпечують баланс між дослідженням нових областей простору розв'язків (</w:t>
-      </w:r>
-      <w:r>
-        <w:rPr>
-          <w:lang w:val="ru-RU"/>
-        </w:rPr>
-        <w:t>exploration</w:t>
-      </w:r>
-      <w:r>
-        <w:t>) та покращенням уже знайдених варіантів (</w:t>
-      </w:r>
-      <w:r>
-        <w:rPr>
-          <w:lang w:val="ru-RU"/>
-        </w:rPr>
-        <w:t>exploitation</w:t>
-      </w:r>
-      <w:r>
-        <w:t>).</w:t>
-      </w:r>
-    </w:p>
-    <w:p>
-      <w:pPr>
-        <w:pStyle w:val="NormalText"/>
-      </w:pPr>
-      <w:r>
-        <w:t>Етапи роботи алгоритму:</w:t>
-      </w:r>
-    </w:p>
-    <w:p>
-      <w:pPr>
-        <w:pStyle w:val="NormalText"/>
+        <w:t>giant</w:t>
+      </w:r>
+      <w:r>
+        <w:rPr>
+          <w:lang w:val="ru-RU"/>
+        </w:rPr>
+        <w:t xml:space="preserve"> </w:t>
+      </w:r>
+      <w:r>
         <w:rPr>
           <w:lang w:val="en-US"/>
         </w:rPr>
-      </w:pPr>
-      <w:r>
-        <w:t xml:space="preserve">1) </w:t>
-      </w:r>
-      <w:r>
-        <w:t>Ініціалізація (Формування початкової популяції)</w:t>
-      </w:r>
-      <w:r>
-        <w:t xml:space="preserve">. </w:t>
-      </w:r>
-      <w:r>
-        <w:rPr>
-          <w:lang w:val="ru-RU"/>
-        </w:rPr>
-        <w:t>На цьому етапі створюється набір із 50 хромосом</w:t>
+        <w:t>tour</w:t>
+      </w:r>
+      <w:r>
+        <w:rPr>
+          <w:lang w:val="ru-RU"/>
+        </w:rPr>
+        <w:t xml:space="preserve">») </w:t>
+      </w:r>
+      <w:r>
+        <w:rPr>
+          <w:lang w:val="ru-RU"/>
+        </w:rPr>
+        <w:t>без</w:t>
+      </w:r>
+      <w:r>
+        <w:rPr>
+          <w:lang w:val="ru-RU"/>
+        </w:rPr>
+        <w:t xml:space="preserve"> </w:t>
+      </w:r>
+      <w:r>
+        <w:rPr>
+          <w:lang w:val="ru-RU"/>
+        </w:rPr>
+        <w:t>явних</w:t>
+      </w:r>
+      <w:r>
+        <w:rPr>
+          <w:lang w:val="ru-RU"/>
+        </w:rPr>
+        <w:t xml:space="preserve"> </w:t>
+      </w:r>
+      <w:r>
+        <w:rPr>
+          <w:lang w:val="ru-RU"/>
+        </w:rPr>
+        <w:t>маркерів</w:t>
+      </w:r>
+      <w:r>
+        <w:rPr>
+          <w:lang w:val="ru-RU"/>
+        </w:rPr>
+        <w:t xml:space="preserve"> </w:t>
+      </w:r>
+      <w:r>
+        <w:rPr>
+          <w:lang w:val="ru-RU"/>
+        </w:rPr>
+        <w:t>меж</w:t>
+      </w:r>
+      <w:r>
+        <w:rPr>
+          <w:lang w:val="ru-RU"/>
+        </w:rPr>
+        <w:t xml:space="preserve"> </w:t>
+      </w:r>
+      <w:r>
+        <w:rPr>
+          <w:lang w:val="ru-RU"/>
+        </w:rPr>
+        <w:t>маршрутів</w:t>
+      </w:r>
+      <w:r>
+        <w:rPr>
+          <w:lang w:val="ru-RU"/>
+        </w:rPr>
+        <w:t xml:space="preserve">, </w:t>
+      </w:r>
+      <w:r>
+        <w:rPr>
+          <w:lang w:val="ru-RU"/>
+        </w:rPr>
+        <w:t>що</w:t>
+      </w:r>
+      <w:r>
+        <w:rPr>
+          <w:lang w:val="ru-RU"/>
+        </w:rPr>
+        <w:t xml:space="preserve"> </w:t>
+      </w:r>
+      <w:r>
+        <w:rPr>
+          <w:lang w:val="ru-RU"/>
+        </w:rPr>
+        <w:t>гарантує</w:t>
+      </w:r>
+      <w:r>
+        <w:rPr>
+          <w:lang w:val="ru-RU"/>
+        </w:rPr>
+        <w:t xml:space="preserve"> </w:t>
+      </w:r>
+      <w:r>
+        <w:rPr>
+          <w:lang w:val="ru-RU"/>
+        </w:rPr>
+        <w:t>цілісність</w:t>
+      </w:r>
+      <w:r>
+        <w:rPr>
+          <w:lang w:val="ru-RU"/>
+        </w:rPr>
+        <w:t xml:space="preserve"> </w:t>
+      </w:r>
+      <w:r>
+        <w:rPr>
+          <w:lang w:val="ru-RU"/>
+        </w:rPr>
+        <w:t>даних</w:t>
+      </w:r>
+      <w:r>
+        <w:rPr>
+          <w:lang w:val="ru-RU"/>
+        </w:rPr>
+        <w:t xml:space="preserve"> </w:t>
+      </w:r>
+      <w:r>
+        <w:rPr>
+          <w:lang w:val="ru-RU"/>
+        </w:rPr>
+        <w:t>при</w:t>
+      </w:r>
+      <w:r>
+        <w:rPr>
+          <w:lang w:val="ru-RU"/>
+        </w:rPr>
+        <w:t xml:space="preserve"> </w:t>
+      </w:r>
+      <w:r>
+        <w:rPr>
+          <w:lang w:val="ru-RU"/>
+        </w:rPr>
+        <w:t>операторах</w:t>
+      </w:r>
+      <w:r>
+        <w:rPr>
+          <w:lang w:val="ru-RU"/>
+        </w:rPr>
+        <w:t xml:space="preserve"> </w:t>
+      </w:r>
+      <w:r>
+        <w:rPr>
+          <w:lang w:val="ru-RU"/>
+        </w:rPr>
+        <w:t>схрещування</w:t>
       </w:r>
       <w:r>
         <w:rPr>
@@ -6759,30 +6900,30 @@
       <w:pPr>
         <w:pStyle w:val="NormalText"/>
         <w:rPr>
-          <w:lang w:val="en-US"/>
-        </w:rPr>
-      </w:pPr>
-      <w:r>
-        <w:rPr>
-          <w:lang w:val="ru-RU"/>
-        </w:rPr>
-        <w:t>Кодування</w:t>
-      </w:r>
-      <w:r>
-        <w:rPr>
-          <w:lang w:val="en-US"/>
-        </w:rPr>
-        <w:t xml:space="preserve">: </w:t>
-      </w:r>
-      <w:r>
-        <w:rPr>
-          <w:lang w:val="ru-RU"/>
-        </w:rPr>
-        <w:t>Використовується</w:t>
-      </w:r>
-      <w:r>
-        <w:rPr>
-          <w:lang w:val="en-US"/>
+          <w:lang w:val="ru-RU"/>
+        </w:rPr>
+      </w:pPr>
+      <w:r>
+        <w:rPr>
+          <w:lang w:val="ru-RU"/>
+        </w:rPr>
+        <w:t>Стратегія</w:t>
+      </w:r>
+      <w:r>
+        <w:rPr>
+          <w:lang w:val="ru-RU"/>
+        </w:rPr>
+        <w:t xml:space="preserve"> «</w:t>
+      </w:r>
+      <w:r>
+        <w:rPr>
+          <w:lang w:val="ru-RU"/>
+        </w:rPr>
+        <w:t>теплого</w:t>
+      </w:r>
+      <w:r>
+        <w:rPr>
+          <w:lang w:val="ru-RU"/>
         </w:rPr>
         <w:t xml:space="preserve"> </w:t>
       </w:r>
@@ -6790,11 +6931,23 @@
         <w:rPr>
           <w:lang w:val="ru-RU"/>
         </w:rPr>
-        <w:t>перестановка</w:t>
-      </w:r>
-      <w:r>
-        <w:rPr>
-          <w:lang w:val="en-US"/>
+        <w:t>старту</w:t>
+      </w:r>
+      <w:r>
+        <w:rPr>
+          <w:lang w:val="ru-RU"/>
+        </w:rPr>
+        <w:t xml:space="preserve">»: </w:t>
+      </w:r>
+      <w:r>
+        <w:rPr>
+          <w:lang w:val="ru-RU"/>
+        </w:rPr>
+        <w:t>Для</w:t>
+      </w:r>
+      <w:r>
+        <w:rPr>
+          <w:lang w:val="ru-RU"/>
         </w:rPr>
         <w:t xml:space="preserve"> </w:t>
       </w:r>
@@ -6802,11 +6955,11 @@
         <w:rPr>
           <w:lang w:val="ru-RU"/>
         </w:rPr>
-        <w:t>індексів</w:t>
-      </w:r>
-      <w:r>
-        <w:rPr>
-          <w:lang w:val="en-US"/>
+        <w:t>підвищення</w:t>
+      </w:r>
+      <w:r>
+        <w:rPr>
+          <w:lang w:val="ru-RU"/>
         </w:rPr>
         <w:t xml:space="preserve"> </w:t>
       </w:r>
@@ -6814,23 +6967,11 @@
         <w:rPr>
           <w:lang w:val="ru-RU"/>
         </w:rPr>
-        <w:t>клієнтів</w:t>
-      </w:r>
-      <w:r>
-        <w:rPr>
-          <w:lang w:val="en-US"/>
-        </w:rPr>
-        <w:t xml:space="preserve"> («giant tour») </w:t>
-      </w:r>
-      <w:r>
-        <w:rPr>
-          <w:lang w:val="ru-RU"/>
-        </w:rPr>
-        <w:t>без</w:t>
-      </w:r>
-      <w:r>
-        <w:rPr>
-          <w:lang w:val="en-US"/>
+        <w:t>якості</w:t>
+      </w:r>
+      <w:r>
+        <w:rPr>
+          <w:lang w:val="ru-RU"/>
         </w:rPr>
         <w:t xml:space="preserve"> </w:t>
       </w:r>
@@ -6838,11 +6979,11 @@
         <w:rPr>
           <w:lang w:val="ru-RU"/>
         </w:rPr>
-        <w:t>явних</w:t>
-      </w:r>
-      <w:r>
-        <w:rPr>
-          <w:lang w:val="en-US"/>
+        <w:t>пошуку</w:t>
+      </w:r>
+      <w:r>
+        <w:rPr>
+          <w:lang w:val="ru-RU"/>
         </w:rPr>
         <w:t xml:space="preserve"> </w:t>
       </w:r>
@@ -6850,11 +6991,11 @@
         <w:rPr>
           <w:lang w:val="ru-RU"/>
         </w:rPr>
-        <w:t>маркерів</w:t>
-      </w:r>
-      <w:r>
-        <w:rPr>
-          <w:lang w:val="en-US"/>
+        <w:t>одна</w:t>
+      </w:r>
+      <w:r>
+        <w:rPr>
+          <w:lang w:val="ru-RU"/>
         </w:rPr>
         <w:t xml:space="preserve"> </w:t>
       </w:r>
@@ -6862,11 +7003,11 @@
         <w:rPr>
           <w:lang w:val="ru-RU"/>
         </w:rPr>
-        <w:t>меж</w:t>
-      </w:r>
-      <w:r>
-        <w:rPr>
-          <w:lang w:val="en-US"/>
+        <w:t>хромосома</w:t>
+      </w:r>
+      <w:r>
+        <w:rPr>
+          <w:lang w:val="ru-RU"/>
         </w:rPr>
         <w:t xml:space="preserve"> </w:t>
       </w:r>
@@ -6874,11 +7015,83 @@
         <w:rPr>
           <w:lang w:val="ru-RU"/>
         </w:rPr>
-        <w:t>маршрутів</w:t>
-      </w:r>
-      <w:r>
-        <w:rPr>
-          <w:lang w:val="en-US"/>
+        <w:t>створюється</w:t>
+      </w:r>
+      <w:r>
+        <w:rPr>
+          <w:lang w:val="ru-RU"/>
+        </w:rPr>
+        <w:t xml:space="preserve"> </w:t>
+      </w:r>
+      <w:r>
+        <w:rPr>
+          <w:lang w:val="ru-RU"/>
+        </w:rPr>
+        <w:t>за</w:t>
+      </w:r>
+      <w:r>
+        <w:rPr>
+          <w:lang w:val="ru-RU"/>
+        </w:rPr>
+        <w:t xml:space="preserve"> </w:t>
+      </w:r>
+      <w:r>
+        <w:rPr>
+          <w:lang w:val="ru-RU"/>
+        </w:rPr>
+        <w:t>допомогою</w:t>
+      </w:r>
+      <w:r>
+        <w:rPr>
+          <w:lang w:val="ru-RU"/>
+        </w:rPr>
+        <w:t xml:space="preserve"> </w:t>
+      </w:r>
+      <w:r>
+        <w:rPr>
+          <w:lang w:val="ru-RU"/>
+        </w:rPr>
+        <w:t>жадібного</w:t>
+      </w:r>
+      <w:r>
+        <w:rPr>
+          <w:lang w:val="ru-RU"/>
+        </w:rPr>
+        <w:t xml:space="preserve"> </w:t>
+      </w:r>
+      <w:r>
+        <w:rPr>
+          <w:lang w:val="ru-RU"/>
+        </w:rPr>
+        <w:t>алгоритму</w:t>
+      </w:r>
+      <w:r>
+        <w:rPr>
+          <w:lang w:val="ru-RU"/>
+        </w:rPr>
+        <w:t xml:space="preserve"> </w:t>
+      </w:r>
+      <w:r>
+        <w:rPr>
+          <w:lang w:val="ru-RU"/>
+        </w:rPr>
+        <w:t>найближчого</w:t>
+      </w:r>
+      <w:r>
+        <w:rPr>
+          <w:lang w:val="ru-RU"/>
+        </w:rPr>
+        <w:t xml:space="preserve"> </w:t>
+      </w:r>
+      <w:r>
+        <w:rPr>
+          <w:lang w:val="ru-RU"/>
+        </w:rPr>
+        <w:t>сусіда</w:t>
+      </w:r>
+      <w:r>
+        <w:rPr>
+          <w:lang w:val="ru-RU"/>
         </w:rPr>
         <w:t xml:space="preserve">, </w:t>
       </w:r>
@@ -6886,11 +7099,11 @@
         <w:rPr>
           <w:lang w:val="ru-RU"/>
         </w:rPr>
-        <w:t>що</w:t>
-      </w:r>
-      <w:r>
-        <w:rPr>
-          <w:lang w:val="en-US"/>
+        <w:t>а</w:t>
+      </w:r>
+      <w:r>
+        <w:rPr>
+          <w:lang w:val="ru-RU"/>
         </w:rPr>
         <w:t xml:space="preserve"> </w:t>
       </w:r>
@@ -6898,11 +7111,23 @@
         <w:rPr>
           <w:lang w:val="ru-RU"/>
         </w:rPr>
-        <w:t>гарантує</w:t>
-      </w:r>
-      <w:r>
-        <w:rPr>
-          <w:lang w:val="en-US"/>
+        <w:t>решта</w:t>
+      </w:r>
+      <w:r>
+        <w:rPr>
+          <w:lang w:val="ru-RU"/>
+        </w:rPr>
+        <w:t xml:space="preserve"> — </w:t>
+      </w:r>
+      <w:r>
+        <w:rPr>
+          <w:lang w:val="ru-RU"/>
+        </w:rPr>
+        <w:t>шляхом</w:t>
+      </w:r>
+      <w:r>
+        <w:rPr>
+          <w:lang w:val="ru-RU"/>
         </w:rPr>
         <w:t xml:space="preserve"> </w:t>
       </w:r>
@@ -6910,11 +7135,11 @@
         <w:rPr>
           <w:lang w:val="ru-RU"/>
         </w:rPr>
-        <w:t>цілісність</w:t>
-      </w:r>
-      <w:r>
-        <w:rPr>
-          <w:lang w:val="en-US"/>
+        <w:t>випадкових</w:t>
+      </w:r>
+      <w:r>
+        <w:rPr>
+          <w:lang w:val="ru-RU"/>
         </w:rPr>
         <w:t xml:space="preserve"> </w:t>
       </w:r>
@@ -6922,11 +7147,11 @@
         <w:rPr>
           <w:lang w:val="ru-RU"/>
         </w:rPr>
-        <w:t>даних</w:t>
-      </w:r>
-      <w:r>
-        <w:rPr>
-          <w:lang w:val="en-US"/>
+        <w:t>перестановок</w:t>
+      </w:r>
+      <w:r>
+        <w:rPr>
+          <w:lang w:val="ru-RU"/>
         </w:rPr>
         <w:t xml:space="preserve"> </w:t>
       </w:r>
@@ -6934,11 +7159,11 @@
         <w:rPr>
           <w:lang w:val="ru-RU"/>
         </w:rPr>
-        <w:t>при</w:t>
-      </w:r>
-      <w:r>
-        <w:rPr>
-          <w:lang w:val="en-US"/>
+        <w:t>для</w:t>
+      </w:r>
+      <w:r>
+        <w:rPr>
+          <w:lang w:val="ru-RU"/>
         </w:rPr>
         <w:t xml:space="preserve"> </w:t>
       </w:r>
@@ -6946,11 +7171,11 @@
         <w:rPr>
           <w:lang w:val="ru-RU"/>
         </w:rPr>
-        <w:t>операторах</w:t>
-      </w:r>
-      <w:r>
-        <w:rPr>
-          <w:lang w:val="en-US"/>
+        <w:t>забезпечення</w:t>
+      </w:r>
+      <w:r>
+        <w:rPr>
+          <w:lang w:val="ru-RU"/>
         </w:rPr>
         <w:t xml:space="preserve"> </w:t>
       </w:r>
@@ -6958,11 +7183,23 @@
         <w:rPr>
           <w:lang w:val="ru-RU"/>
         </w:rPr>
-        <w:t>схрещування</w:t>
-      </w:r>
-      <w:r>
-        <w:rPr>
-          <w:lang w:val="en-US"/>
+        <w:t>генетичного</w:t>
+      </w:r>
+      <w:r>
+        <w:rPr>
+          <w:lang w:val="ru-RU"/>
+        </w:rPr>
+        <w:t xml:space="preserve"> </w:t>
+      </w:r>
+      <w:r>
+        <w:rPr>
+          <w:lang w:val="ru-RU"/>
+        </w:rPr>
+        <w:t>різноманіття</w:t>
+      </w:r>
+      <w:r>
+        <w:rPr>
+          <w:lang w:val="ru-RU"/>
         </w:rPr>
         <w:t>.</w:t>
       </w:r>
@@ -6978,314 +7215,6 @@
         <w:rPr>
           <w:lang w:val="ru-RU"/>
         </w:rPr>
-        <w:t>Стратегія</w:t>
-      </w:r>
-      <w:r>
-        <w:rPr>
-          <w:lang w:val="ru-RU"/>
-        </w:rPr>
-        <w:t xml:space="preserve"> «</w:t>
-      </w:r>
-      <w:r>
-        <w:rPr>
-          <w:lang w:val="ru-RU"/>
-        </w:rPr>
-        <w:t>теплого</w:t>
-      </w:r>
-      <w:r>
-        <w:rPr>
-          <w:lang w:val="ru-RU"/>
-        </w:rPr>
-        <w:t xml:space="preserve"> </w:t>
-      </w:r>
-      <w:r>
-        <w:rPr>
-          <w:lang w:val="ru-RU"/>
-        </w:rPr>
-        <w:t>старту</w:t>
-      </w:r>
-      <w:r>
-        <w:rPr>
-          <w:lang w:val="ru-RU"/>
-        </w:rPr>
-        <w:t xml:space="preserve">»: </w:t>
-      </w:r>
-      <w:r>
-        <w:rPr>
-          <w:lang w:val="ru-RU"/>
-        </w:rPr>
-        <w:t>Для</w:t>
-      </w:r>
-      <w:r>
-        <w:rPr>
-          <w:lang w:val="ru-RU"/>
-        </w:rPr>
-        <w:t xml:space="preserve"> </w:t>
-      </w:r>
-      <w:r>
-        <w:rPr>
-          <w:lang w:val="ru-RU"/>
-        </w:rPr>
-        <w:t>підвищення</w:t>
-      </w:r>
-      <w:r>
-        <w:rPr>
-          <w:lang w:val="ru-RU"/>
-        </w:rPr>
-        <w:t xml:space="preserve"> </w:t>
-      </w:r>
-      <w:r>
-        <w:rPr>
-          <w:lang w:val="ru-RU"/>
-        </w:rPr>
-        <w:t>якості</w:t>
-      </w:r>
-      <w:r>
-        <w:rPr>
-          <w:lang w:val="ru-RU"/>
-        </w:rPr>
-        <w:t xml:space="preserve"> </w:t>
-      </w:r>
-      <w:r>
-        <w:rPr>
-          <w:lang w:val="ru-RU"/>
-        </w:rPr>
-        <w:t>пошуку</w:t>
-      </w:r>
-      <w:r>
-        <w:rPr>
-          <w:lang w:val="ru-RU"/>
-        </w:rPr>
-        <w:t xml:space="preserve"> </w:t>
-      </w:r>
-      <w:r>
-        <w:rPr>
-          <w:lang w:val="ru-RU"/>
-        </w:rPr>
-        <w:t>одна</w:t>
-      </w:r>
-      <w:r>
-        <w:rPr>
-          <w:lang w:val="ru-RU"/>
-        </w:rPr>
-        <w:t xml:space="preserve"> </w:t>
-      </w:r>
-      <w:r>
-        <w:rPr>
-          <w:lang w:val="ru-RU"/>
-        </w:rPr>
-        <w:t>хромосома</w:t>
-      </w:r>
-      <w:r>
-        <w:rPr>
-          <w:lang w:val="ru-RU"/>
-        </w:rPr>
-        <w:t xml:space="preserve"> </w:t>
-      </w:r>
-      <w:r>
-        <w:rPr>
-          <w:lang w:val="ru-RU"/>
-        </w:rPr>
-        <w:t>створюється</w:t>
-      </w:r>
-      <w:r>
-        <w:rPr>
-          <w:lang w:val="ru-RU"/>
-        </w:rPr>
-        <w:t xml:space="preserve"> </w:t>
-      </w:r>
-      <w:r>
-        <w:rPr>
-          <w:lang w:val="ru-RU"/>
-        </w:rPr>
-        <w:t>за</w:t>
-      </w:r>
-      <w:r>
-        <w:rPr>
-          <w:lang w:val="ru-RU"/>
-        </w:rPr>
-        <w:t xml:space="preserve"> </w:t>
-      </w:r>
-      <w:r>
-        <w:rPr>
-          <w:lang w:val="ru-RU"/>
-        </w:rPr>
-        <w:t>допомогою</w:t>
-      </w:r>
-      <w:r>
-        <w:rPr>
-          <w:lang w:val="ru-RU"/>
-        </w:rPr>
-        <w:t xml:space="preserve"> </w:t>
-      </w:r>
-      <w:r>
-        <w:rPr>
-          <w:lang w:val="ru-RU"/>
-        </w:rPr>
-        <w:t>жадібного</w:t>
-      </w:r>
-      <w:r>
-        <w:rPr>
-          <w:lang w:val="ru-RU"/>
-        </w:rPr>
-        <w:t xml:space="preserve"> </w:t>
-      </w:r>
-      <w:r>
-        <w:rPr>
-          <w:lang w:val="ru-RU"/>
-        </w:rPr>
-        <w:t>алгоритму</w:t>
-      </w:r>
-      <w:r>
-        <w:rPr>
-          <w:lang w:val="ru-RU"/>
-        </w:rPr>
-        <w:t xml:space="preserve"> </w:t>
-      </w:r>
-      <w:r>
-        <w:rPr>
-          <w:lang w:val="ru-RU"/>
-        </w:rPr>
-        <w:t>найближчого</w:t>
-      </w:r>
-      <w:r>
-        <w:rPr>
-          <w:lang w:val="ru-RU"/>
-        </w:rPr>
-        <w:t xml:space="preserve"> </w:t>
-      </w:r>
-      <w:r>
-        <w:rPr>
-          <w:lang w:val="ru-RU"/>
-        </w:rPr>
-        <w:t>сусіда</w:t>
-      </w:r>
-      <w:r>
-        <w:rPr>
-          <w:lang w:val="ru-RU"/>
-        </w:rPr>
-        <w:t xml:space="preserve">, </w:t>
-      </w:r>
-      <w:r>
-        <w:rPr>
-          <w:lang w:val="ru-RU"/>
-        </w:rPr>
-        <w:t>а</w:t>
-      </w:r>
-      <w:r>
-        <w:rPr>
-          <w:lang w:val="ru-RU"/>
-        </w:rPr>
-        <w:t xml:space="preserve"> </w:t>
-      </w:r>
-      <w:r>
-        <w:rPr>
-          <w:lang w:val="ru-RU"/>
-        </w:rPr>
-        <w:t>решта</w:t>
-      </w:r>
-      <w:r>
-        <w:rPr>
-          <w:lang w:val="ru-RU"/>
-        </w:rPr>
-        <w:t xml:space="preserve"> — </w:t>
-      </w:r>
-      <w:r>
-        <w:rPr>
-          <w:lang w:val="ru-RU"/>
-        </w:rPr>
-        <w:t>шляхом</w:t>
-      </w:r>
-      <w:r>
-        <w:rPr>
-          <w:lang w:val="ru-RU"/>
-        </w:rPr>
-        <w:t xml:space="preserve"> </w:t>
-      </w:r>
-      <w:r>
-        <w:rPr>
-          <w:lang w:val="ru-RU"/>
-        </w:rPr>
-        <w:t>випадкових</w:t>
-      </w:r>
-      <w:r>
-        <w:rPr>
-          <w:lang w:val="ru-RU"/>
-        </w:rPr>
-        <w:t xml:space="preserve"> </w:t>
-      </w:r>
-      <w:r>
-        <w:rPr>
-          <w:lang w:val="ru-RU"/>
-        </w:rPr>
-        <w:t>перестановок</w:t>
-      </w:r>
-      <w:r>
-        <w:rPr>
-          <w:lang w:val="ru-RU"/>
-        </w:rPr>
-        <w:t xml:space="preserve"> </w:t>
-      </w:r>
-      <w:r>
-        <w:rPr>
-          <w:lang w:val="ru-RU"/>
-        </w:rPr>
-        <w:t>для</w:t>
-      </w:r>
-      <w:r>
-        <w:rPr>
-          <w:lang w:val="ru-RU"/>
-        </w:rPr>
-        <w:t xml:space="preserve"> </w:t>
-      </w:r>
-      <w:r>
-        <w:rPr>
-          <w:lang w:val="ru-RU"/>
-        </w:rPr>
-        <w:t>забезпечення</w:t>
-      </w:r>
-      <w:r>
-        <w:rPr>
-          <w:lang w:val="ru-RU"/>
-        </w:rPr>
-        <w:t xml:space="preserve"> </w:t>
-      </w:r>
-      <w:r>
-        <w:rPr>
-          <w:lang w:val="ru-RU"/>
-        </w:rPr>
-        <w:t>генетичного</w:t>
-      </w:r>
-      <w:r>
-        <w:rPr>
-          <w:lang w:val="ru-RU"/>
-        </w:rPr>
-        <w:t xml:space="preserve"> </w:t>
-      </w:r>
-      <w:r>
-        <w:rPr>
-          <w:lang w:val="ru-RU"/>
-        </w:rPr>
-        <w:t>різноманіття</w:t>
-      </w:r>
-      <w:r>
-        <w:rPr>
-          <w:lang w:val="ru-RU"/>
-        </w:rPr>
-        <w:t>.</w:t>
-      </w:r>
-    </w:p>
-    <w:p>
-      <w:pPr>
-        <w:pStyle w:val="NormalText"/>
-        <w:rPr>
-          <w:lang w:val="ru-RU"/>
-        </w:rPr>
-      </w:pPr>
-      <w:r>
-        <w:rPr>
-          <w:lang w:val="ru-RU"/>
-        </w:rPr>
         <w:t>Сформована популяція передається на етап оцінки.</w:t>
       </w:r>
     </w:p>
@@ -7293,7 +7222,7 @@
       <w:pPr>
         <w:pStyle w:val="NormalText"/>
         <w:rPr>
-          <w:lang w:val="en-US"/>
+          <w:lang w:val="ru-RU"/>
         </w:rPr>
       </w:pPr>
       <w:r>
@@ -7310,7 +7239,7 @@
       <w:pPr>
         <w:pStyle w:val="NormalText"/>
         <w:rPr>
-          <w:lang w:val="en-US"/>
+          <w:lang w:val="ru-RU"/>
         </w:rPr>
       </w:pPr>
       <w:r>
@@ -7324,7 +7253,7 @@
       <w:pPr>
         <w:pStyle w:val="NormalText"/>
         <w:rPr>
-          <w:lang w:val="en-US"/>
+          <w:lang w:val="ru-RU"/>
         </w:rPr>
       </w:pPr>
       <w:r>
@@ -7387,7 +7316,7 @@
       <w:pPr>
         <w:pStyle w:val="NormalText"/>
         <w:rPr>
-          <w:lang w:val="en-US"/>
+          <w:lang w:val="ru-RU"/>
         </w:rPr>
       </w:pPr>
       <w:r>
@@ -7408,7 +7337,7 @@
       <w:pPr>
         <w:pStyle w:val="NormalText"/>
         <w:rPr>
-          <w:lang w:val="en-US"/>
+          <w:lang w:val="ru-RU"/>
         </w:rPr>
       </w:pPr>
     </w:p>
@@ -7521,31 +7450,7 @@
               <w:rPr>
                 <w:lang w:val="en-US"/>
               </w:rPr>
-              <w:t>(</w:t>
-            </w:r>
-            <w:r>
-              <w:rPr>
-                <w:lang w:val="en-US"/>
-              </w:rPr>
-              <w:t>2</w:t>
-            </w:r>
-            <w:r>
-              <w:rPr>
-                <w:lang w:val="en-US"/>
-              </w:rPr>
-              <w:t>.</w:t>
-            </w:r>
-            <w:r>
-              <w:rPr>
-                <w:lang w:val="en-US"/>
-              </w:rPr>
-              <w:t>1</w:t>
-            </w:r>
-            <w:r>
-              <w:rPr>
-                <w:lang w:val="en-US"/>
-              </w:rPr>
-              <w:t>)</w:t>
+              <w:t>(2.1)</w:t>
             </w:r>
           </w:p>
         </w:tc>
@@ -7885,25 +7790,7 @@
           <w:szCs w:val="28"/>
           <w:lang w:val="en-US"/>
         </w:rPr>
-        <w:t xml:space="preserve">Miller C. E., Tucker A. W., </w:t>
-      </w:r>
-      <w:proofErr w:type="spellStart"/>
-      <w:r>
-        <w:rPr>
-          <w:sz w:val="28"/>
-          <w:szCs w:val="28"/>
-          <w:lang w:val="en-US"/>
-        </w:rPr>
-        <w:t>Zemlin</w:t>
-      </w:r>
-      <w:proofErr w:type="spellEnd"/>
-      <w:r>
-        <w:rPr>
-          <w:sz w:val="28"/>
-          <w:szCs w:val="28"/>
-          <w:lang w:val="en-US"/>
-        </w:rPr>
-        <w:t xml:space="preserve"> R. A. Integer Programming Formulations and Traveling Salesman Problems. </w:t>
+        <w:t xml:space="preserve">Miller C. E., Tucker A. W., Zemlin R. A. Integer Programming Formulations and Traveling Salesman Problems. </w:t>
       </w:r>
       <w:r>
         <w:rPr>
@@ -8037,41 +7924,13 @@
         </w:rPr>
         <w:t xml:space="preserve">. </w:t>
       </w:r>
-      <w:proofErr w:type="spellStart"/>
       <w:r>
         <w:rPr>
           <w:sz w:val="28"/>
           <w:szCs w:val="28"/>
           <w:lang w:val="en-US"/>
         </w:rPr>
-        <w:t>Bräysy</w:t>
-      </w:r>
-      <w:proofErr w:type="spellEnd"/>
-      <w:r>
-        <w:rPr>
-          <w:sz w:val="28"/>
-          <w:szCs w:val="28"/>
-          <w:lang w:val="en-US"/>
-        </w:rPr>
-        <w:t xml:space="preserve"> O., </w:t>
-      </w:r>
-      <w:proofErr w:type="spellStart"/>
-      <w:r>
-        <w:rPr>
-          <w:sz w:val="28"/>
-          <w:szCs w:val="28"/>
-          <w:lang w:val="en-US"/>
-        </w:rPr>
-        <w:t>Gendreau</w:t>
-      </w:r>
-      <w:proofErr w:type="spellEnd"/>
-      <w:r>
-        <w:rPr>
-          <w:sz w:val="28"/>
-          <w:szCs w:val="28"/>
-          <w:lang w:val="en-US"/>
-        </w:rPr>
-        <w:t xml:space="preserve"> M. Vehicle Routing Problem with Time Windows, Part II: Metaheuristics. Transportation Science. 2005. Vol. 39, No. 1. P. 119–139.</w:t>
+        <w:t>Bräysy O., Gendreau M. Vehicle Routing Problem with Time Windows, Part II: Metaheuristics. Transportation Science. 2005. Vol. 39, No. 1. P. 119–139.</w:t>
       </w:r>
     </w:p>
     <w:p>
@@ -8115,25 +7974,7 @@
           <w:szCs w:val="28"/>
           <w:lang w:val="en-US"/>
         </w:rPr>
-        <w:t xml:space="preserve">Wang X., </w:t>
-      </w:r>
-      <w:proofErr w:type="spellStart"/>
-      <w:r>
-        <w:rPr>
-          <w:sz w:val="28"/>
-          <w:szCs w:val="28"/>
-          <w:lang w:val="en-US"/>
-        </w:rPr>
-        <w:t>Kopfer</w:t>
-      </w:r>
-      <w:proofErr w:type="spellEnd"/>
-      <w:r>
-        <w:rPr>
-          <w:sz w:val="28"/>
-          <w:szCs w:val="28"/>
-          <w:lang w:val="en-US"/>
-        </w:rPr>
-        <w:t xml:space="preserve"> H. Collaborative transportation planning of less-than-truckload freight. OR Spectrum. 2014. Vol. 36.</w:t>
+        <w:t>Wang X., Kopfer H. Collaborative transportation planning of less-than-truckload freight. OR Spectrum. 2014. Vol. 36.</w:t>
       </w:r>
     </w:p>
     <w:p>
@@ -8176,25 +8017,7 @@
           <w:szCs w:val="28"/>
           <w:lang w:val="en-US"/>
         </w:rPr>
-        <w:t xml:space="preserve">Custos </w:t>
-      </w:r>
-      <w:proofErr w:type="spellStart"/>
-      <w:r>
-        <w:rPr>
-          <w:sz w:val="28"/>
-          <w:szCs w:val="28"/>
-          <w:lang w:val="en-US"/>
-        </w:rPr>
-        <w:t>Logísticos</w:t>
-      </w:r>
-      <w:proofErr w:type="spellEnd"/>
-      <w:r>
-        <w:rPr>
-          <w:sz w:val="28"/>
-          <w:szCs w:val="28"/>
-          <w:lang w:val="en-US"/>
-        </w:rPr>
-        <w:t xml:space="preserve">. Cargo Sapiens: </w:t>
+        <w:t xml:space="preserve">Custos Logísticos. Cargo Sapiens: </w:t>
       </w:r>
       <w:r>
         <w:rPr>
@@ -9272,6 +9095,7 @@
   <w:style w:type="character" w:default="1" w:styleId="DefaultParagraphFont">
     <w:name w:val="Default Paragraph Font"/>
     <w:uiPriority w:val="1"/>
+    <w:semiHidden/>
     <w:unhideWhenUsed/>
   </w:style>
   <w:style w:type="table" w:default="1" w:styleId="TableNormal">

--- a/Звіт/Практика/практика2026.docx
+++ b/Звіт/Практика/практика2026.docx
@@ -370,7 +370,16 @@
         <w:t xml:space="preserve"> </w:t>
       </w:r>
       <w:r>
-        <w:t>«_________________________</w:t>
+        <w:t>«</w:t>
+      </w:r>
+      <w:r>
+        <w:rPr>
+          <w:u w:val="single"/>
+        </w:rPr>
+        <w:t>Розробка та програмна реалізація алгоритму оптимізації розподілу вантажів у транспортній мережі</w:t>
+      </w:r>
+      <w:r>
+        <w:t xml:space="preserve"> </w:t>
       </w:r>
       <w:r>
         <w:rPr>
@@ -378,12 +387,6 @@
         </w:rPr>
         <w:t>»</w:t>
       </w:r>
-    </w:p>
-    <w:p>
-      <w:pPr>
-        <w:pStyle w:val="Textbody"/>
-        <w:ind w:left="0"/>
-      </w:pPr>
     </w:p>
     <w:p>
       <w:pPr>
@@ -468,7 +471,15 @@
                 <w:szCs w:val="28"/>
                 <w:lang w:val="en-US"/>
               </w:rPr>
-              <w:t>__</w:t>
+              <w:t>_</w:t>
+            </w:r>
+            <w:r>
+              <w:rPr>
+                <w:sz w:val="28"/>
+                <w:szCs w:val="28"/>
+                <w:u w:val="single"/>
+              </w:rPr>
+              <w:t>4</w:t>
             </w:r>
             <w:r>
               <w:rPr>
@@ -476,17 +487,19 @@
                 <w:iCs/>
                 <w:sz w:val="28"/>
                 <w:szCs w:val="28"/>
-                <w:lang w:val="en-US"/>
+                <w:u w:val="single"/>
+                <w:lang w:val="ru-UA"/>
               </w:rPr>
-              <w:t>____</w:t>
+              <w:t>КН-22</w:t>
             </w:r>
             <w:r>
               <w:rPr>
                 <w:sz w:val="28"/>
                 <w:szCs w:val="28"/>
+                <w:u w:val="single"/>
                 <w:lang w:val="en-US"/>
               </w:rPr>
-              <w:t>__</w:t>
+              <w:t>_</w:t>
             </w:r>
           </w:p>
         </w:tc>
@@ -1059,8 +1072,18 @@
                 <w:sz w:val="28"/>
                 <w:szCs w:val="28"/>
                 <w:u w:val="single"/>
+                <w:lang w:val="ru-UA"/>
               </w:rPr>
-              <w:tab/>
+              <w:t xml:space="preserve">д.т.н., </w:t>
+            </w:r>
+            <w:r>
+              <w:rPr>
+                <w:sz w:val="28"/>
+                <w:szCs w:val="28"/>
+                <w:u w:val="single"/>
+                <w:lang w:val="ru-UA"/>
+              </w:rPr>
+              <w:t>професор Зеленцов Д.Г.</w:t>
             </w:r>
             <w:r>
               <w:rPr>
@@ -1357,15 +1380,6 @@
             </w:pPr>
             <w:r>
               <w:rPr>
-                <w:w w:val="99"/>
-                <w:sz w:val="28"/>
-                <w:szCs w:val="28"/>
-                <w:u w:val="single"/>
-              </w:rPr>
-              <w:t xml:space="preserve"> </w:t>
-            </w:r>
-            <w:r>
-              <w:rPr>
                 <w:sz w:val="28"/>
                 <w:szCs w:val="28"/>
                 <w:u w:val="single"/>
@@ -1506,12 +1520,18 @@
       <w:pPr>
         <w:pStyle w:val="Textbody"/>
         <w:ind w:left="0"/>
+        <w:rPr>
+          <w:lang w:val="ru-UA"/>
+        </w:rPr>
       </w:pPr>
     </w:p>
     <w:p>
       <w:pPr>
         <w:pStyle w:val="Textbody"/>
         <w:ind w:left="0"/>
+        <w:rPr>
+          <w:lang w:val="ru-UA"/>
+        </w:rPr>
       </w:pPr>
     </w:p>
     <w:p>
@@ -4642,11 +4662,33 @@
       <w:r>
         <w:t>де V – н</w:t>
       </w:r>
+      <w:proofErr w:type="spellStart"/>
       <w:r>
         <w:rPr>
           <w:lang w:val="en-US"/>
         </w:rPr>
-        <w:t>оди графа;</w:t>
+        <w:t>оди</w:t>
+      </w:r>
+      <w:proofErr w:type="spellEnd"/>
+      <w:r>
+        <w:rPr>
+          <w:lang w:val="en-US"/>
+        </w:rPr>
+        <w:t xml:space="preserve"> </w:t>
+      </w:r>
+      <w:proofErr w:type="spellStart"/>
+      <w:r>
+        <w:rPr>
+          <w:lang w:val="en-US"/>
+        </w:rPr>
+        <w:t>графа</w:t>
+      </w:r>
+      <w:proofErr w:type="spellEnd"/>
+      <w:r>
+        <w:rPr>
+          <w:lang w:val="en-US"/>
+        </w:rPr>
+        <w:t>;</w:t>
       </w:r>
     </w:p>
     <w:p>
@@ -4667,8 +4709,16 @@
         <w:rPr>
           <w:lang w:val="en-US"/>
         </w:rPr>
-        <w:t xml:space="preserve"> графа</w:t>
-      </w:r>
+        <w:t xml:space="preserve"> </w:t>
+      </w:r>
+      <w:proofErr w:type="spellStart"/>
+      <w:r>
+        <w:rPr>
+          <w:lang w:val="en-US"/>
+        </w:rPr>
+        <w:t>графа</w:t>
+      </w:r>
+      <w:proofErr w:type="spellEnd"/>
       <w:r>
         <w:t>.</w:t>
       </w:r>
@@ -5248,49 +5298,11 @@
             <w:pPr>
               <w:pStyle w:val="TableContents"/>
               <w:jc w:val="right"/>
-              <w:rPr>
-                <w:lang w:val="en-US"/>
-              </w:rPr>
             </w:pPr>
-            <w:r>
-              <w:rPr>
-                <w:lang w:val="en-US"/>
-              </w:rPr>
-              <w:t>(</w:t>
-            </w:r>
-            <w:r>
-              <w:rPr>
-                <w:lang w:val="en-US"/>
-              </w:rPr>
-              <w:t>1</w:t>
-            </w:r>
-            <w:r>
-              <w:rPr>
-                <w:lang w:val="en-US"/>
-              </w:rPr>
-              <w:t>.</w:t>
-            </w:r>
-            <w:r>
-              <w:rPr>
-                <w:lang w:val="en-US"/>
-              </w:rPr>
-              <w:t>2</w:t>
-            </w:r>
-            <w:r>
-              <w:rPr>
-                <w:lang w:val="en-US"/>
-              </w:rPr>
-              <w:t>)</w:t>
-            </w:r>
           </w:p>
         </w:tc>
       </w:tr>
     </w:tbl>
-    <w:p>
-      <w:pPr>
-        <w:pStyle w:val="NormalText"/>
-      </w:pPr>
-    </w:p>
     <w:p>
       <w:pPr>
         <w:pStyle w:val="NormalText"/>
@@ -5775,11 +5787,11 @@
         <w:pStyle w:val="NormalText"/>
       </w:pPr>
       <w:r>
-        <w:t xml:space="preserve">У результаті аналізу предметної області встановлено, що задача маршрутизації (VRP) у сучасних мультимодальних мережах є NP-складною, що унеможливлює використання виключно точних методів для реальних масштабів інфраструктури. Огляд літератури та існуючих підходів підтвердив, що класичні конструктивні евристики часто застрягають у локальних оптимумах, тому виникає гостра потреба у використанні метаевристичних методів. Доведено актуальність розробки алгоритмічного забезпечення на основі генетичних </w:t>
+        <w:t xml:space="preserve">У результаті аналізу предметної області встановлено, що задача маршрутизації (VRP) у сучасних мультимодальних мережах є NP-складною, що унеможливлює використання виключно точних методів для реальних масштабів інфраструктури. Огляд літератури та існуючих підходів підтвердив, що класичні конструктивні евристики часто застрягають у локальних оптимумах, тому виникає гостра потреба у використанні метаевристичних методів. Доведено актуальність розробки алгоритмічного забезпечення на основі генетичних алгоритмів, які здатні ефективно знаходити наближені до глобального оптимуму </w:t>
       </w:r>
       <w:r>
         <w:lastRenderedPageBreak/>
-        <w:t>алгоритмів, які здатні ефективно знаходити наближені до глобального оптимуму розв'язки з урахуванням жорстких часових вікон та специфіки «останньої милі». Сформована теоретична база та математична модель об'єкта стають фундаментом для подальшої програмної реалізації інтелектуальної системи логістики.</w:t>
+        <w:t>розв'язки з урахуванням жорстких часових вікон та специфіки «останньої милі». Сформована теоретична база та математична модель об'єкта стають фундаментом для подальшої програмної реалізації інтелектуальної системи логістики.</w:t>
       </w:r>
     </w:p>
     <w:p>
@@ -5841,6 +5853,7 @@
         </w:rPr>
         <w:t xml:space="preserve">Декомпозиція системи виконана за допомогою CASE-засобу </w:t>
       </w:r>
+      <w:proofErr w:type="spellStart"/>
       <w:r>
         <w:rPr>
           <w:color w:val="000000"/>
@@ -5848,6 +5861,7 @@
         </w:rPr>
         <w:t>PlantUML</w:t>
       </w:r>
+      <w:proofErr w:type="spellEnd"/>
       <w:r>
         <w:rPr>
           <w:color w:val="000000"/>
@@ -7790,7 +7804,25 @@
           <w:szCs w:val="28"/>
           <w:lang w:val="en-US"/>
         </w:rPr>
-        <w:t xml:space="preserve">Miller C. E., Tucker A. W., Zemlin R. A. Integer Programming Formulations and Traveling Salesman Problems. </w:t>
+        <w:t xml:space="preserve">Miller C. E., Tucker A. W., </w:t>
+      </w:r>
+      <w:proofErr w:type="spellStart"/>
+      <w:r>
+        <w:rPr>
+          <w:sz w:val="28"/>
+          <w:szCs w:val="28"/>
+          <w:lang w:val="en-US"/>
+        </w:rPr>
+        <w:t>Zemlin</w:t>
+      </w:r>
+      <w:proofErr w:type="spellEnd"/>
+      <w:r>
+        <w:rPr>
+          <w:sz w:val="28"/>
+          <w:szCs w:val="28"/>
+          <w:lang w:val="en-US"/>
+        </w:rPr>
+        <w:t xml:space="preserve"> R. A. Integer Programming Formulations and Traveling Salesman Problems. </w:t>
       </w:r>
       <w:r>
         <w:rPr>
@@ -7924,13 +7956,41 @@
         </w:rPr>
         <w:t xml:space="preserve">. </w:t>
       </w:r>
+      <w:proofErr w:type="spellStart"/>
       <w:r>
         <w:rPr>
           <w:sz w:val="28"/>
           <w:szCs w:val="28"/>
           <w:lang w:val="en-US"/>
         </w:rPr>
-        <w:t>Bräysy O., Gendreau M. Vehicle Routing Problem with Time Windows, Part II: Metaheuristics. Transportation Science. 2005. Vol. 39, No. 1. P. 119–139.</w:t>
+        <w:t>Bräysy</w:t>
+      </w:r>
+      <w:proofErr w:type="spellEnd"/>
+      <w:r>
+        <w:rPr>
+          <w:sz w:val="28"/>
+          <w:szCs w:val="28"/>
+          <w:lang w:val="en-US"/>
+        </w:rPr>
+        <w:t xml:space="preserve"> O., </w:t>
+      </w:r>
+      <w:proofErr w:type="spellStart"/>
+      <w:r>
+        <w:rPr>
+          <w:sz w:val="28"/>
+          <w:szCs w:val="28"/>
+          <w:lang w:val="en-US"/>
+        </w:rPr>
+        <w:t>Gendreau</w:t>
+      </w:r>
+      <w:proofErr w:type="spellEnd"/>
+      <w:r>
+        <w:rPr>
+          <w:sz w:val="28"/>
+          <w:szCs w:val="28"/>
+          <w:lang w:val="en-US"/>
+        </w:rPr>
+        <w:t xml:space="preserve"> M. Vehicle Routing Problem with Time Windows, Part II: Metaheuristics. Transportation Science. 2005. Vol. 39, No. 1. P. 119–139.</w:t>
       </w:r>
     </w:p>
     <w:p>
@@ -7974,7 +8034,25 @@
           <w:szCs w:val="28"/>
           <w:lang w:val="en-US"/>
         </w:rPr>
-        <w:t>Wang X., Kopfer H. Collaborative transportation planning of less-than-truckload freight. OR Spectrum. 2014. Vol. 36.</w:t>
+        <w:t xml:space="preserve">Wang X., </w:t>
+      </w:r>
+      <w:proofErr w:type="spellStart"/>
+      <w:r>
+        <w:rPr>
+          <w:sz w:val="28"/>
+          <w:szCs w:val="28"/>
+          <w:lang w:val="en-US"/>
+        </w:rPr>
+        <w:t>Kopfer</w:t>
+      </w:r>
+      <w:proofErr w:type="spellEnd"/>
+      <w:r>
+        <w:rPr>
+          <w:sz w:val="28"/>
+          <w:szCs w:val="28"/>
+          <w:lang w:val="en-US"/>
+        </w:rPr>
+        <w:t xml:space="preserve"> H. Collaborative transportation planning of less-than-truckload freight. OR Spectrum. 2014. Vol. 36.</w:t>
       </w:r>
     </w:p>
     <w:p>
@@ -7985,39 +8063,57 @@
         <w:rPr>
           <w:sz w:val="28"/>
           <w:szCs w:val="28"/>
+          <w:lang w:val="ru-RU"/>
+        </w:rPr>
+      </w:pPr>
+      <w:r>
+        <w:rPr>
+          <w:sz w:val="28"/>
+          <w:szCs w:val="28"/>
           <w:lang w:val="en-US"/>
         </w:rPr>
-      </w:pPr>
+        <w:t>6</w:t>
+      </w:r>
       <w:r>
         <w:rPr>
           <w:sz w:val="28"/>
           <w:szCs w:val="28"/>
           <w:lang w:val="en-US"/>
         </w:rPr>
-        <w:t>6</w:t>
+        <w:t>.</w:t>
       </w:r>
       <w:r>
         <w:rPr>
           <w:sz w:val="28"/>
           <w:szCs w:val="28"/>
+        </w:rPr>
+        <w:t xml:space="preserve"> </w:t>
+      </w:r>
+      <w:r>
+        <w:rPr>
+          <w:sz w:val="28"/>
+          <w:szCs w:val="28"/>
           <w:lang w:val="en-US"/>
         </w:rPr>
-        <w:t>.</w:t>
-      </w:r>
+        <w:t xml:space="preserve">Custos </w:t>
+      </w:r>
+      <w:proofErr w:type="spellStart"/>
       <w:r>
         <w:rPr>
           <w:sz w:val="28"/>
           <w:szCs w:val="28"/>
-        </w:rPr>
-        <w:t xml:space="preserve"> </w:t>
-      </w:r>
+          <w:lang w:val="en-US"/>
+        </w:rPr>
+        <w:t>Logísticos</w:t>
+      </w:r>
+      <w:proofErr w:type="spellEnd"/>
       <w:r>
         <w:rPr>
           <w:sz w:val="28"/>
           <w:szCs w:val="28"/>
           <w:lang w:val="en-US"/>
         </w:rPr>
-        <w:t xml:space="preserve">Custos Logísticos. Cargo Sapiens: </w:t>
+        <w:t xml:space="preserve">. Cargo Sapiens: </w:t>
       </w:r>
       <w:r>
         <w:rPr>
@@ -8057,13 +8153,21 @@
           <w:szCs w:val="28"/>
           <w:lang w:val="en-US"/>
         </w:rPr>
-        <w:t>URL:</w:t>
+        <w:t>URL</w:t>
       </w:r>
       <w:r>
         <w:rPr>
           <w:sz w:val="28"/>
           <w:szCs w:val="28"/>
-          <w:lang w:val="en-US"/>
+          <w:lang w:val="ru-RU"/>
+        </w:rPr>
+        <w:t>:</w:t>
+      </w:r>
+      <w:r>
+        <w:rPr>
+          <w:sz w:val="28"/>
+          <w:szCs w:val="28"/>
+          <w:lang w:val="ru-RU"/>
         </w:rPr>
         <w:t xml:space="preserve"> </w:t>
       </w:r>
@@ -8075,14 +8179,137 @@
             <w:szCs w:val="28"/>
             <w:lang w:val="en-US"/>
           </w:rPr>
-          <w:t>https://cargosapiens.com/en/blog/custos-logisticos/</w:t>
+          <w:t>https</w:t>
+        </w:r>
+        <w:r>
+          <w:rPr>
+            <w:rStyle w:val="Hyperlink"/>
+            <w:sz w:val="28"/>
+            <w:szCs w:val="28"/>
+            <w:lang w:val="ru-RU"/>
+          </w:rPr>
+          <w:t>://</w:t>
+        </w:r>
+        <w:proofErr w:type="spellStart"/>
+        <w:r>
+          <w:rPr>
+            <w:rStyle w:val="Hyperlink"/>
+            <w:sz w:val="28"/>
+            <w:szCs w:val="28"/>
+            <w:lang w:val="en-US"/>
+          </w:rPr>
+          <w:t>cargosapiens</w:t>
+        </w:r>
+        <w:proofErr w:type="spellEnd"/>
+        <w:r>
+          <w:rPr>
+            <w:rStyle w:val="Hyperlink"/>
+            <w:sz w:val="28"/>
+            <w:szCs w:val="28"/>
+            <w:lang w:val="ru-RU"/>
+          </w:rPr>
+          <w:t>.</w:t>
+        </w:r>
+        <w:r>
+          <w:rPr>
+            <w:rStyle w:val="Hyperlink"/>
+            <w:sz w:val="28"/>
+            <w:szCs w:val="28"/>
+            <w:lang w:val="en-US"/>
+          </w:rPr>
+          <w:t>com</w:t>
+        </w:r>
+        <w:r>
+          <w:rPr>
+            <w:rStyle w:val="Hyperlink"/>
+            <w:sz w:val="28"/>
+            <w:szCs w:val="28"/>
+            <w:lang w:val="ru-RU"/>
+          </w:rPr>
+          <w:t>/</w:t>
+        </w:r>
+        <w:proofErr w:type="spellStart"/>
+        <w:r>
+          <w:rPr>
+            <w:rStyle w:val="Hyperlink"/>
+            <w:sz w:val="28"/>
+            <w:szCs w:val="28"/>
+            <w:lang w:val="en-US"/>
+          </w:rPr>
+          <w:t>en</w:t>
+        </w:r>
+        <w:proofErr w:type="spellEnd"/>
+        <w:r>
+          <w:rPr>
+            <w:rStyle w:val="Hyperlink"/>
+            <w:sz w:val="28"/>
+            <w:szCs w:val="28"/>
+            <w:lang w:val="ru-RU"/>
+          </w:rPr>
+          <w:t>/</w:t>
+        </w:r>
+        <w:r>
+          <w:rPr>
+            <w:rStyle w:val="Hyperlink"/>
+            <w:sz w:val="28"/>
+            <w:szCs w:val="28"/>
+            <w:lang w:val="en-US"/>
+          </w:rPr>
+          <w:t>blog</w:t>
+        </w:r>
+        <w:r>
+          <w:rPr>
+            <w:rStyle w:val="Hyperlink"/>
+            <w:sz w:val="28"/>
+            <w:szCs w:val="28"/>
+            <w:lang w:val="ru-RU"/>
+          </w:rPr>
+          <w:t>/</w:t>
+        </w:r>
+        <w:r>
+          <w:rPr>
+            <w:rStyle w:val="Hyperlink"/>
+            <w:sz w:val="28"/>
+            <w:szCs w:val="28"/>
+            <w:lang w:val="en-US"/>
+          </w:rPr>
+          <w:t>custos</w:t>
+        </w:r>
+        <w:r>
+          <w:rPr>
+            <w:rStyle w:val="Hyperlink"/>
+            <w:sz w:val="28"/>
+            <w:szCs w:val="28"/>
+            <w:lang w:val="ru-RU"/>
+          </w:rPr>
+          <w:t>-</w:t>
+        </w:r>
+        <w:proofErr w:type="spellStart"/>
+        <w:r>
+          <w:rPr>
+            <w:rStyle w:val="Hyperlink"/>
+            <w:sz w:val="28"/>
+            <w:szCs w:val="28"/>
+            <w:lang w:val="en-US"/>
+          </w:rPr>
+          <w:t>logisticos</w:t>
+        </w:r>
+        <w:proofErr w:type="spellEnd"/>
+        <w:r>
+          <w:rPr>
+            <w:rStyle w:val="Hyperlink"/>
+            <w:sz w:val="28"/>
+            <w:szCs w:val="28"/>
+            <w:lang w:val="ru-RU"/>
+          </w:rPr>
+          <w:t>/</w:t>
         </w:r>
       </w:hyperlink>
       <w:r>
         <w:rPr>
           <w:sz w:val="28"/>
           <w:szCs w:val="28"/>
-          <w:lang w:val="en-US"/>
+          <w:lang w:val="ru-RU"/>
         </w:rPr>
         <w:t xml:space="preserve"> (</w:t>
       </w:r>
@@ -8098,7 +8325,7 @@
         <w:rPr>
           <w:sz w:val="28"/>
           <w:szCs w:val="28"/>
-          <w:lang w:val="en-US"/>
+          <w:lang w:val="ru-RU"/>
         </w:rPr>
         <w:t xml:space="preserve"> </w:t>
       </w:r>
@@ -8114,7 +8341,7 @@
         <w:rPr>
           <w:sz w:val="28"/>
           <w:szCs w:val="28"/>
-          <w:lang w:val="en-US"/>
+          <w:lang w:val="ru-RU"/>
         </w:rPr>
         <w:t>: 05.05.2026).</w:t>
       </w:r>

--- a/Звіт/Практика/практика2026.docx
+++ b/Звіт/Практика/практика2026.docx
@@ -2460,6 +2460,172 @@
       </w:pPr>
       <w:r>
         <w:rPr>
+          <w:noProof/>
+        </w:rPr>
+        <mc:AlternateContent>
+          <mc:Choice Requires="wps">
+            <w:drawing>
+              <wp:anchor distT="0" distB="0" distL="114300" distR="114300" simplePos="0" relativeHeight="251659264" behindDoc="0" locked="0" layoutInCell="1" allowOverlap="1" wp14:anchorId="61A1D96E" wp14:editId="7B4CDE63">
+                <wp:simplePos x="0" y="0"/>
+                <wp:positionH relativeFrom="column">
+                  <wp:posOffset>56902</wp:posOffset>
+                </wp:positionH>
+                <wp:positionV relativeFrom="paragraph">
+                  <wp:posOffset>125399</wp:posOffset>
+                </wp:positionV>
+                <wp:extent cx="5292725" cy="1057523"/>
+                <wp:effectExtent l="0" t="0" r="3175" b="9525"/>
+                <wp:wrapNone/>
+                <wp:docPr id="1" name="Text Frame 1"/>
+                <wp:cNvGraphicFramePr/>
+                <a:graphic xmlns:a="http://schemas.openxmlformats.org/drawingml/2006/main">
+                  <a:graphicData uri="http://schemas.microsoft.com/office/word/2010/wordprocessingShape">
+                    <wps:wsp>
+                      <wps:cNvSpPr txBox="1"/>
+                      <wps:spPr>
+                        <a:xfrm>
+                          <a:off x="0" y="0"/>
+                          <a:ext cx="5292725" cy="1057523"/>
+                        </a:xfrm>
+                        <a:prstGeom prst="rect">
+                          <a:avLst/>
+                        </a:prstGeom>
+                        <a:noFill/>
+                        <a:ln>
+                          <a:noFill/>
+                        </a:ln>
+                      </wps:spPr>
+                      <wps:txbx>
+                        <w:txbxContent>
+                          <w:p>
+                            <w:pPr>
+                              <w:spacing w:before="238" w:after="198" w:line="360" w:lineRule="auto"/>
+                              <w:rPr>
+                                <w:szCs w:val="28"/>
+                                <w:lang w:val="uk-UA"/>
+                              </w:rPr>
+                            </w:pPr>
+                            <w:r>
+                              <w:rPr>
+                                <w:szCs w:val="28"/>
+                              </w:rPr>
+                              <w:t>Теоретичні засади маршрутизації</w:t>
+                            </w:r>
+                            <w:r>
+                              <w:rPr>
+                                <w:szCs w:val="28"/>
+                                <w:lang w:val="ru-UA"/>
+                              </w:rPr>
+                              <w:t>, о</w:t>
+                            </w:r>
+                            <w:r>
+                              <w:rPr>
+                                <w:szCs w:val="28"/>
+                              </w:rPr>
+                              <w:t>собливості логістичних мереж</w:t>
+                            </w:r>
+                            <w:r>
+                              <w:rPr>
+                                <w:szCs w:val="28"/>
+                                <w:lang w:val="ru-UA"/>
+                              </w:rPr>
+                              <w:t>, еволюц</w:t>
+                            </w:r>
+                            <w:r>
+                              <w:rPr>
+                                <w:szCs w:val="28"/>
+                                <w:lang w:val="uk-UA"/>
+                              </w:rPr>
+                              <w:t>ійні методи оптимізації</w:t>
+                            </w:r>
+                            <w:r>
+                              <w:rPr>
+                                <w:szCs w:val="28"/>
+                                <w:lang w:val="uk-UA"/>
+                              </w:rPr>
+                              <w:t>, інструментарій розробки</w:t>
+                            </w:r>
+                          </w:p>
+                        </w:txbxContent>
+                      </wps:txbx>
+                      <wps:bodyPr vert="horz" wrap="square" lIns="0" tIns="0" rIns="0" bIns="0" compatLnSpc="0">
+                        <a:noAutofit/>
+                      </wps:bodyPr>
+                    </wps:wsp>
+                  </a:graphicData>
+                </a:graphic>
+                <wp14:sizeRelH relativeFrom="margin">
+                  <wp14:pctWidth>0</wp14:pctWidth>
+                </wp14:sizeRelH>
+                <wp14:sizeRelV relativeFrom="margin">
+                  <wp14:pctHeight>0</wp14:pctHeight>
+                </wp14:sizeRelV>
+              </wp:anchor>
+            </w:drawing>
+          </mc:Choice>
+          <mc:Fallback>
+            <w:pict>
+              <v:shape w14:anchorId="61A1D96E" id="_x0000_s1027" type="#_x0000_t202" style="position:absolute;margin-left:4.5pt;margin-top:9.85pt;width:416.75pt;height:83.25pt;z-index:251659264;visibility:visible;mso-wrap-style:square;mso-width-percent:0;mso-height-percent:0;mso-wrap-distance-left:9pt;mso-wrap-distance-top:0;mso-wrap-distance-right:9pt;mso-wrap-distance-bottom:0;mso-position-horizontal:absolute;mso-position-horizontal-relative:text;mso-position-vertical:absolute;mso-position-vertical-relative:text;mso-width-percent:0;mso-height-percent:0;mso-width-relative:margin;mso-height-relative:margin;v-text-anchor:top" o:gfxdata="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" filled="f" stroked="f">
+                <v:textbox inset="0,0,0,0">
+                  <w:txbxContent>
+                    <w:p>
+                      <w:pPr>
+                        <w:spacing w:before="238" w:after="198" w:line="360" w:lineRule="auto"/>
+                        <w:rPr>
+                          <w:szCs w:val="28"/>
+                          <w:lang w:val="uk-UA"/>
+                        </w:rPr>
+                      </w:pPr>
+                      <w:r>
+                        <w:rPr>
+                          <w:szCs w:val="28"/>
+                        </w:rPr>
+                        <w:t>Теоретичні засади маршрутизації</w:t>
+                      </w:r>
+                      <w:r>
+                        <w:rPr>
+                          <w:szCs w:val="28"/>
+                          <w:lang w:val="ru-UA"/>
+                        </w:rPr>
+                        <w:t>, о</w:t>
+                      </w:r>
+                      <w:r>
+                        <w:rPr>
+                          <w:szCs w:val="28"/>
+                        </w:rPr>
+                        <w:t>собливості логістичних мереж</w:t>
+                      </w:r>
+                      <w:r>
+                        <w:rPr>
+                          <w:szCs w:val="28"/>
+                          <w:lang w:val="ru-UA"/>
+                        </w:rPr>
+                        <w:t>, еволюц</w:t>
+                      </w:r>
+                      <w:r>
+                        <w:rPr>
+                          <w:szCs w:val="28"/>
+                          <w:lang w:val="uk-UA"/>
+                        </w:rPr>
+                        <w:t>ійні методи оптимізації</w:t>
+                      </w:r>
+                      <w:r>
+                        <w:rPr>
+                          <w:szCs w:val="28"/>
+                          <w:lang w:val="uk-UA"/>
+                        </w:rPr>
+                        <w:t>, інструментарій розробки</w:t>
+                      </w:r>
+                    </w:p>
+                  </w:txbxContent>
+                </v:textbox>
+              </v:shape>
+            </w:pict>
+          </mc:Fallback>
+        </mc:AlternateContent>
+      </w:r>
+      <w:r>
+        <w:rPr>
           <w:spacing w:val="-2"/>
         </w:rPr>
         <w:t>1. Вивчити:</w:t>
@@ -2524,6 +2690,162 @@
       </w:pPr>
       <w:r>
         <w:rPr>
+          <w:noProof/>
+        </w:rPr>
+        <mc:AlternateContent>
+          <mc:Choice Requires="wps">
+            <w:drawing>
+              <wp:anchor distT="0" distB="0" distL="114300" distR="114300" simplePos="0" relativeHeight="251661312" behindDoc="0" locked="0" layoutInCell="1" allowOverlap="1" wp14:anchorId="0CD94E71" wp14:editId="5E3F5767">
+                <wp:simplePos x="0" y="0"/>
+                <wp:positionH relativeFrom="column">
+                  <wp:posOffset>230588</wp:posOffset>
+                </wp:positionH>
+                <wp:positionV relativeFrom="paragraph">
+                  <wp:posOffset>115238</wp:posOffset>
+                </wp:positionV>
+                <wp:extent cx="5292725" cy="1057523"/>
+                <wp:effectExtent l="0" t="0" r="3175" b="9525"/>
+                <wp:wrapNone/>
+                <wp:docPr id="3" name="Text Frame 1"/>
+                <wp:cNvGraphicFramePr/>
+                <a:graphic xmlns:a="http://schemas.openxmlformats.org/drawingml/2006/main">
+                  <a:graphicData uri="http://schemas.microsoft.com/office/word/2010/wordprocessingShape">
+                    <wps:wsp>
+                      <wps:cNvSpPr txBox="1"/>
+                      <wps:spPr>
+                        <a:xfrm>
+                          <a:off x="0" y="0"/>
+                          <a:ext cx="5292725" cy="1057523"/>
+                        </a:xfrm>
+                        <a:prstGeom prst="rect">
+                          <a:avLst/>
+                        </a:prstGeom>
+                        <a:noFill/>
+                        <a:ln>
+                          <a:noFill/>
+                        </a:ln>
+                      </wps:spPr>
+                      <wps:txbx>
+                        <w:txbxContent>
+                          <w:p>
+                            <w:pPr>
+                              <w:spacing w:before="238" w:after="198" w:line="360" w:lineRule="auto"/>
+                              <w:rPr>
+                                <w:szCs w:val="28"/>
+                                <w:lang w:val="en-US"/>
+                              </w:rPr>
+                            </w:pPr>
+                            <w:r>
+                              <w:rPr>
+                                <w:szCs w:val="28"/>
+                                <w:lang w:val="uk-UA"/>
+                              </w:rPr>
+                              <w:t>Картографічні дані</w:t>
+                            </w:r>
+                            <w:r>
+                              <w:rPr>
+                                <w:szCs w:val="28"/>
+                                <w:lang w:val="ru-UA"/>
+                              </w:rPr>
+                              <w:t xml:space="preserve">, </w:t>
+                            </w:r>
+                            <w:r>
+                              <w:rPr>
+                                <w:szCs w:val="28"/>
+                                <w:lang w:val="ru-UA"/>
+                              </w:rPr>
+                              <w:t>наукова література</w:t>
+                            </w:r>
+                            <w:r>
+                              <w:rPr>
+                                <w:szCs w:val="28"/>
+                                <w:lang w:val="ru-UA"/>
+                              </w:rPr>
+                              <w:t xml:space="preserve">, </w:t>
+                            </w:r>
+                            <w:r>
+                              <w:rPr>
+                                <w:szCs w:val="28"/>
+                                <w:lang w:val="ru-UA"/>
+                              </w:rPr>
+                              <w:t>параметри логістичної системи</w:t>
+                            </w:r>
+                          </w:p>
+                        </w:txbxContent>
+                      </wps:txbx>
+                      <wps:bodyPr vert="horz" wrap="square" lIns="0" tIns="0" rIns="0" bIns="0" compatLnSpc="0">
+                        <a:noAutofit/>
+                      </wps:bodyPr>
+                    </wps:wsp>
+                  </a:graphicData>
+                </a:graphic>
+                <wp14:sizeRelH relativeFrom="margin">
+                  <wp14:pctWidth>0</wp14:pctWidth>
+                </wp14:sizeRelH>
+                <wp14:sizeRelV relativeFrom="margin">
+                  <wp14:pctHeight>0</wp14:pctHeight>
+                </wp14:sizeRelV>
+              </wp:anchor>
+            </w:drawing>
+          </mc:Choice>
+          <mc:Fallback>
+            <w:pict>
+              <v:shape w14:anchorId="0CD94E71" id="_x0000_s1028" type="#_x0000_t202" style="position:absolute;margin-left:18.15pt;margin-top:9.05pt;width:416.75pt;height:83.25pt;z-index:251661312;visibility:visible;mso-wrap-style:square;mso-width-percent:0;mso-height-percent:0;mso-wrap-distance-left:9pt;mso-wrap-distance-top:0;mso-wrap-distance-right:9pt;mso-wrap-distance-bottom:0;mso-position-horizontal:absolute;mso-position-horizontal-relative:text;mso-position-vertical:absolute;mso-position-vertical-relative:text;mso-width-percent:0;mso-height-percent:0;mso-width-relative:margin;mso-height-relative:margin;v-text-anchor:top" o:gfxdata="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" filled="f" stroked="f">
+                <v:textbox inset="0,0,0,0">
+                  <w:txbxContent>
+                    <w:p>
+                      <w:pPr>
+                        <w:spacing w:before="238" w:after="198" w:line="360" w:lineRule="auto"/>
+                        <w:rPr>
+                          <w:szCs w:val="28"/>
+                          <w:lang w:val="en-US"/>
+                        </w:rPr>
+                      </w:pPr>
+                      <w:r>
+                        <w:rPr>
+                          <w:szCs w:val="28"/>
+                          <w:lang w:val="uk-UA"/>
+                        </w:rPr>
+                        <w:t>Картографічні дані</w:t>
+                      </w:r>
+                      <w:r>
+                        <w:rPr>
+                          <w:szCs w:val="28"/>
+                          <w:lang w:val="ru-UA"/>
+                        </w:rPr>
+                        <w:t xml:space="preserve">, </w:t>
+                      </w:r>
+                      <w:r>
+                        <w:rPr>
+                          <w:szCs w:val="28"/>
+                          <w:lang w:val="ru-UA"/>
+                        </w:rPr>
+                        <w:t>наукова література</w:t>
+                      </w:r>
+                      <w:r>
+                        <w:rPr>
+                          <w:szCs w:val="28"/>
+                          <w:lang w:val="ru-UA"/>
+                        </w:rPr>
+                        <w:t xml:space="preserve">, </w:t>
+                      </w:r>
+                      <w:r>
+                        <w:rPr>
+                          <w:szCs w:val="28"/>
+                          <w:lang w:val="ru-UA"/>
+                        </w:rPr>
+                        <w:t>параметри логістичної системи</w:t>
+                      </w:r>
+                    </w:p>
+                  </w:txbxContent>
+                </v:textbox>
+              </v:shape>
+            </w:pict>
+          </mc:Fallback>
+        </mc:AlternateContent>
+      </w:r>
+      <w:r>
+        <w:rPr>
           <w:sz w:val="28"/>
           <w:szCs w:val="28"/>
         </w:rPr>
@@ -2602,9 +2924,15 @@
       </w:r>
       <w:r>
         <w:rPr>
-          <w:lang w:val="en-US"/>
-        </w:rPr>
-        <w:t>X</w:t>
+          <w:lang w:val="ru-RU"/>
+        </w:rPr>
+        <w:t>2</w:t>
+      </w:r>
+      <w:r>
+        <w:rPr>
+          <w:lang w:val="ru-RU"/>
+        </w:rPr>
+        <w:t>1</w:t>
       </w:r>
       <w:r>
         <w:rPr>
@@ -2614,21 +2942,9 @@
       </w:r>
       <w:r>
         <w:rPr>
-          <w:lang w:val="en-US"/>
-        </w:rPr>
-        <w:t>X</w:t>
-      </w:r>
-      <w:r>
-        <w:rPr>
-          <w:lang w:val="ru-RU"/>
-        </w:rPr>
-        <w:t xml:space="preserve"> табл., </w:t>
-      </w:r>
-      <w:r>
-        <w:rPr>
-          <w:lang w:val="en-US"/>
-        </w:rPr>
-        <w:t>X</w:t>
+          <w:lang w:val="ru-RU"/>
+        </w:rPr>
+        <w:t>3</w:t>
       </w:r>
       <w:r>
         <w:rPr>
@@ -2638,21 +2954,9 @@
       </w:r>
       <w:r>
         <w:rPr>
-          <w:lang w:val="en-US"/>
-        </w:rPr>
-        <w:t>X</w:t>
-      </w:r>
-      <w:r>
-        <w:rPr>
-          <w:lang w:val="ru-RU"/>
-        </w:rPr>
-        <w:t xml:space="preserve"> дод., </w:t>
-      </w:r>
-      <w:r>
-        <w:rPr>
-          <w:lang w:val="en-US"/>
-        </w:rPr>
-        <w:t>X</w:t>
+          <w:lang w:val="ru-RU"/>
+        </w:rPr>
+        <w:t>6</w:t>
       </w:r>
       <w:r>
         <w:rPr>
@@ -4662,63 +4966,33 @@
       <w:r>
         <w:t>де V – н</w:t>
       </w:r>
-      <w:proofErr w:type="spellStart"/>
       <w:r>
         <w:rPr>
           <w:lang w:val="en-US"/>
         </w:rPr>
-        <w:t>оди</w:t>
-      </w:r>
-      <w:proofErr w:type="spellEnd"/>
+        <w:t>оди графа;</w:t>
+      </w:r>
+    </w:p>
+    <w:p>
+      <w:pPr>
+        <w:pStyle w:val="NormalText"/>
+        <w:ind w:firstLine="340"/>
+      </w:pPr>
+      <w:r>
+        <w:t>E –</w:t>
+      </w:r>
+      <w:r>
+        <w:t xml:space="preserve"> реб</w:t>
+      </w:r>
+      <w:r>
+        <w:t>ра</w:t>
+      </w:r>
       <w:r>
         <w:rPr>
           <w:lang w:val="en-US"/>
         </w:rPr>
-        <w:t xml:space="preserve"> </w:t>
-      </w:r>
-      <w:proofErr w:type="spellStart"/>
-      <w:r>
-        <w:rPr>
-          <w:lang w:val="en-US"/>
-        </w:rPr>
-        <w:t>графа</w:t>
-      </w:r>
-      <w:proofErr w:type="spellEnd"/>
-      <w:r>
-        <w:rPr>
-          <w:lang w:val="en-US"/>
-        </w:rPr>
-        <w:t>;</w:t>
-      </w:r>
-    </w:p>
-    <w:p>
-      <w:pPr>
-        <w:pStyle w:val="NormalText"/>
-        <w:ind w:firstLine="340"/>
-      </w:pPr>
-      <w:r>
-        <w:t>E –</w:t>
-      </w:r>
-      <w:r>
-        <w:t xml:space="preserve"> реб</w:t>
-      </w:r>
-      <w:r>
-        <w:t>ра</w:t>
-      </w:r>
-      <w:r>
-        <w:rPr>
-          <w:lang w:val="en-US"/>
-        </w:rPr>
-        <w:t xml:space="preserve"> </w:t>
-      </w:r>
-      <w:proofErr w:type="spellStart"/>
-      <w:r>
-        <w:rPr>
-          <w:lang w:val="en-US"/>
-        </w:rPr>
-        <w:t>графа</w:t>
-      </w:r>
-      <w:proofErr w:type="spellEnd"/>
+        <w:t xml:space="preserve"> графа</w:t>
+      </w:r>
       <w:r>
         <w:t>.</w:t>
       </w:r>
@@ -5853,7 +6127,6 @@
         </w:rPr>
         <w:t xml:space="preserve">Декомпозиція системи виконана за допомогою CASE-засобу </w:t>
       </w:r>
-      <w:proofErr w:type="spellStart"/>
       <w:r>
         <w:rPr>
           <w:color w:val="000000"/>
@@ -5861,7 +6134,6 @@
         </w:rPr>
         <w:t>PlantUML</w:t>
       </w:r>
-      <w:proofErr w:type="spellEnd"/>
       <w:r>
         <w:rPr>
           <w:color w:val="000000"/>
@@ -7796,7 +8068,7 @@
           <w:szCs w:val="28"/>
           <w:lang w:val="en-US"/>
         </w:rPr>
-        <w:t xml:space="preserve"> </w:t>
+        <w:t> </w:t>
       </w:r>
       <w:r>
         <w:rPr>
@@ -7804,25 +8076,7 @@
           <w:szCs w:val="28"/>
           <w:lang w:val="en-US"/>
         </w:rPr>
-        <w:t xml:space="preserve">Miller C. E., Tucker A. W., </w:t>
-      </w:r>
-      <w:proofErr w:type="spellStart"/>
-      <w:r>
-        <w:rPr>
-          <w:sz w:val="28"/>
-          <w:szCs w:val="28"/>
-          <w:lang w:val="en-US"/>
-        </w:rPr>
-        <w:t>Zemlin</w:t>
-      </w:r>
-      <w:proofErr w:type="spellEnd"/>
-      <w:r>
-        <w:rPr>
-          <w:sz w:val="28"/>
-          <w:szCs w:val="28"/>
-          <w:lang w:val="en-US"/>
-        </w:rPr>
-        <w:t xml:space="preserve"> R. A. Integer Programming Formulations and Traveling Salesman Problems. </w:t>
+        <w:t xml:space="preserve">Miller C. E., Tucker A. W., Zemlin R. A. Integer Programming Formulations and Traveling Salesman Problems. </w:t>
       </w:r>
       <w:r>
         <w:rPr>
@@ -7866,7 +8120,7 @@
           <w:szCs w:val="28"/>
           <w:lang w:val="en-US"/>
         </w:rPr>
-        <w:t xml:space="preserve"> </w:t>
+        <w:t> </w:t>
       </w:r>
       <w:r>
         <w:rPr>
@@ -7918,7 +8172,7 @@
           <w:szCs w:val="28"/>
           <w:lang w:val="en-US"/>
         </w:rPr>
-        <w:t xml:space="preserve"> </w:t>
+        <w:t> </w:t>
       </w:r>
       <w:r>
         <w:rPr>
@@ -7954,43 +8208,23 @@
           <w:szCs w:val="28"/>
           <w:lang w:val="en-US"/>
         </w:rPr>
-        <w:t xml:space="preserve">. </w:t>
-      </w:r>
-      <w:proofErr w:type="spellStart"/>
+        <w:t>.</w:t>
+      </w:r>
       <w:r>
         <w:rPr>
           <w:sz w:val="28"/>
           <w:szCs w:val="28"/>
           <w:lang w:val="en-US"/>
         </w:rPr>
-        <w:t>Bräysy</w:t>
-      </w:r>
-      <w:proofErr w:type="spellEnd"/>
+        <w:t> </w:t>
+      </w:r>
       <w:r>
         <w:rPr>
           <w:sz w:val="28"/>
           <w:szCs w:val="28"/>
           <w:lang w:val="en-US"/>
         </w:rPr>
-        <w:t xml:space="preserve"> O., </w:t>
-      </w:r>
-      <w:proofErr w:type="spellStart"/>
-      <w:r>
-        <w:rPr>
-          <w:sz w:val="28"/>
-          <w:szCs w:val="28"/>
-          <w:lang w:val="en-US"/>
-        </w:rPr>
-        <w:t>Gendreau</w:t>
-      </w:r>
-      <w:proofErr w:type="spellEnd"/>
-      <w:r>
-        <w:rPr>
-          <w:sz w:val="28"/>
-          <w:szCs w:val="28"/>
-          <w:lang w:val="en-US"/>
-        </w:rPr>
-        <w:t xml:space="preserve"> M. Vehicle Routing Problem with Time Windows, Part II: Metaheuristics. Transportation Science. 2005. Vol. 39, No. 1. P. 119–139.</w:t>
+        <w:t>Bräysy O., Gendreau M. Vehicle Routing Problem with Time Windows, Part II: Metaheuristics. Transportation Science. 2005. Vol. 39, No. 1. P. 119–139.</w:t>
       </w:r>
     </w:p>
     <w:p>
@@ -8026,7 +8260,7 @@
           <w:szCs w:val="28"/>
           <w:lang w:val="en-US"/>
         </w:rPr>
-        <w:t xml:space="preserve"> </w:t>
+        <w:t> </w:t>
       </w:r>
       <w:r>
         <w:rPr>
@@ -8034,25 +8268,7 @@
           <w:szCs w:val="28"/>
           <w:lang w:val="en-US"/>
         </w:rPr>
-        <w:t xml:space="preserve">Wang X., </w:t>
-      </w:r>
-      <w:proofErr w:type="spellStart"/>
-      <w:r>
-        <w:rPr>
-          <w:sz w:val="28"/>
-          <w:szCs w:val="28"/>
-          <w:lang w:val="en-US"/>
-        </w:rPr>
-        <w:t>Kopfer</w:t>
-      </w:r>
-      <w:proofErr w:type="spellEnd"/>
-      <w:r>
-        <w:rPr>
-          <w:sz w:val="28"/>
-          <w:szCs w:val="28"/>
-          <w:lang w:val="en-US"/>
-        </w:rPr>
-        <w:t xml:space="preserve"> H. Collaborative transportation planning of less-than-truckload freight. OR Spectrum. 2014. Vol. 36.</w:t>
+        <w:t>Wang X., Kopfer H. Collaborative transportation planning of less-than-truckload freight. OR Spectrum. 2014. Vol. 36.</w:t>
       </w:r>
     </w:p>
     <w:p>
@@ -8086,8 +8302,9 @@
         <w:rPr>
           <w:sz w:val="28"/>
           <w:szCs w:val="28"/>
-        </w:rPr>
-        <w:t xml:space="preserve"> </w:t>
+          <w:lang w:val="en-US"/>
+        </w:rPr>
+        <w:t> </w:t>
       </w:r>
       <w:r>
         <w:rPr>
@@ -8095,25 +8312,7 @@
           <w:szCs w:val="28"/>
           <w:lang w:val="en-US"/>
         </w:rPr>
-        <w:t xml:space="preserve">Custos </w:t>
-      </w:r>
-      <w:proofErr w:type="spellStart"/>
-      <w:r>
-        <w:rPr>
-          <w:sz w:val="28"/>
-          <w:szCs w:val="28"/>
-          <w:lang w:val="en-US"/>
-        </w:rPr>
-        <w:t>Logísticos</w:t>
-      </w:r>
-      <w:proofErr w:type="spellEnd"/>
-      <w:r>
-        <w:rPr>
-          <w:sz w:val="28"/>
-          <w:szCs w:val="28"/>
-          <w:lang w:val="en-US"/>
-        </w:rPr>
-        <w:t xml:space="preserve">. Cargo Sapiens: </w:t>
+        <w:t xml:space="preserve">Custos Logísticos. Cargo Sapiens: </w:t>
       </w:r>
       <w:r>
         <w:rPr>
@@ -8190,7 +8389,6 @@
           </w:rPr>
           <w:t>://</w:t>
         </w:r>
-        <w:proofErr w:type="spellStart"/>
         <w:r>
           <w:rPr>
             <w:rStyle w:val="Hyperlink"/>
@@ -8200,7 +8398,6 @@
           </w:rPr>
           <w:t>cargosapiens</w:t>
         </w:r>
-        <w:proofErr w:type="spellEnd"/>
         <w:r>
           <w:rPr>
             <w:rStyle w:val="Hyperlink"/>
@@ -8228,7 +8425,6 @@
           </w:rPr>
           <w:t>/</w:t>
         </w:r>
-        <w:proofErr w:type="spellStart"/>
         <w:r>
           <w:rPr>
             <w:rStyle w:val="Hyperlink"/>
@@ -8238,7 +8434,6 @@
           </w:rPr>
           <w:t>en</w:t>
         </w:r>
-        <w:proofErr w:type="spellEnd"/>
         <w:r>
           <w:rPr>
             <w:rStyle w:val="Hyperlink"/>
@@ -8284,7 +8479,6 @@
           </w:rPr>
           <w:t>-</w:t>
         </w:r>
-        <w:proofErr w:type="spellStart"/>
         <w:r>
           <w:rPr>
             <w:rStyle w:val="Hyperlink"/>
@@ -8294,7 +8488,6 @@
           </w:rPr>
           <w:t>logisticos</w:t>
         </w:r>
-        <w:proofErr w:type="spellEnd"/>
         <w:r>
           <w:rPr>
             <w:rStyle w:val="Hyperlink"/>
@@ -8345,6 +8538,17 @@
         </w:rPr>
         <w:t>: 05.05.2026).</w:t>
       </w:r>
+    </w:p>
+    <w:p>
+      <w:pPr>
+        <w:spacing w:before="0" w:after="0"/>
+        <w:rPr>
+          <w:rFonts w:eastAsia="Times New Roman" w:cs="Times New Roman"/>
+          <w:kern w:val="0"/>
+          <w:szCs w:val="28"/>
+          <w:lang w:val="en-US"/>
+        </w:rPr>
+      </w:pPr>
     </w:p>
     <w:sectPr>
       <w:footerReference w:type="default" r:id="rId11"/>
@@ -9322,7 +9526,6 @@
   <w:style w:type="character" w:default="1" w:styleId="DefaultParagraphFont">
     <w:name w:val="Default Paragraph Font"/>
     <w:uiPriority w:val="1"/>
-    <w:semiHidden/>
     <w:unhideWhenUsed/>
   </w:style>
   <w:style w:type="table" w:default="1" w:styleId="TableNormal">
